--- a/downloads/student/ai-5-week-15.docx
+++ b/downloads/student/ai-5-week-15.docx
@@ -797,6 +797,148 @@
         <w:t>Later updates improve only one split</w:t>
       </w:r>
     </w:p>
+    <w:tbl>
+      <w:tblPr>
+        <w:tblStyle w:val="LightShading-Accent1"/>
+        <w:tblW w:type="auto" w:w="0"/>
+        <w:tblLook w:firstColumn="1" w:firstRow="1" w:lastColumn="0" w:lastRow="0" w:noHBand="0" w:noVBand="1" w:val="04A0"/>
+      </w:tblPr>
+      <w:tblGrid>
+        <w:gridCol w:w="2556"/>
+        <w:gridCol w:w="2556"/>
+        <w:gridCol w:w="2556"/>
+        <w:gridCol w:w="2556"/>
+      </w:tblGrid>
+      <w:tr>
+        <w:trPr>
+          <w:tblHeader/>
+        </w:trPr>
+        <w:tc>
+          <w:tcPr>
+            <w:tcW w:type="dxa" w:w="2556"/>
+          </w:tcPr>
+          <w:p>
+            <w:r>
+              <w:t>Series</w:t>
+            </w:r>
+          </w:p>
+        </w:tc>
+        <w:tc>
+          <w:tcPr>
+            <w:tcW w:type="dxa" w:w="2556"/>
+          </w:tcPr>
+          <w:p>
+            <w:r>
+              <w:t>2</w:t>
+            </w:r>
+          </w:p>
+        </w:tc>
+        <w:tc>
+          <w:tcPr>
+            <w:tcW w:type="dxa" w:w="2556"/>
+          </w:tcPr>
+          <w:p>
+            <w:r>
+              <w:t>3</w:t>
+            </w:r>
+          </w:p>
+        </w:tc>
+        <w:tc>
+          <w:tcPr>
+            <w:tcW w:type="dxa" w:w="2556"/>
+          </w:tcPr>
+          <w:p>
+            <w:r>
+              <w:t>4</w:t>
+            </w:r>
+          </w:p>
+        </w:tc>
+      </w:tr>
+      <w:tr>
+        <w:tc>
+          <w:tcPr>
+            <w:tcW w:type="dxa" w:w="2556"/>
+          </w:tcPr>
+          <w:p>
+            <w:r>
+              <w:t>Training solid line</w:t>
+            </w:r>
+          </w:p>
+        </w:tc>
+        <w:tc>
+          <w:tcPr>
+            <w:tcW w:type="dxa" w:w="2556"/>
+          </w:tcPr>
+          <w:p>
+            <w:r>
+              <w:t>0.625</w:t>
+            </w:r>
+          </w:p>
+        </w:tc>
+        <w:tc>
+          <w:tcPr>
+            <w:tcW w:type="dxa" w:w="2556"/>
+          </w:tcPr>
+          <w:p>
+            <w:r>
+              <w:t>0.15625</w:t>
+            </w:r>
+          </w:p>
+        </w:tc>
+        <w:tc>
+          <w:tcPr>
+            <w:tcW w:type="dxa" w:w="2556"/>
+          </w:tcPr>
+          <w:p>
+            <w:r>
+              <w:t>0.0390625</w:t>
+            </w:r>
+          </w:p>
+        </w:tc>
+      </w:tr>
+      <w:tr>
+        <w:tc>
+          <w:tcPr>
+            <w:tcW w:type="dxa" w:w="2556"/>
+          </w:tcPr>
+          <w:p>
+            <w:r>
+              <w:t>Validation dashed line</w:t>
+            </w:r>
+          </w:p>
+        </w:tc>
+        <w:tc>
+          <w:tcPr>
+            <w:tcW w:type="dxa" w:w="2556"/>
+          </w:tcPr>
+          <w:p>
+            <w:r>
+              <w:t>0</w:t>
+            </w:r>
+          </w:p>
+        </w:tc>
+        <w:tc>
+          <w:tcPr>
+            <w:tcW w:type="dxa" w:w="2556"/>
+          </w:tcPr>
+          <w:p>
+            <w:r>
+              <w:t>0.78125</w:t>
+            </w:r>
+          </w:p>
+        </w:tc>
+        <w:tc>
+          <w:tcPr>
+            <w:tcW w:type="dxa" w:w="2556"/>
+          </w:tcPr>
+          <w:p>
+            <w:r>
+              <w:t>1.7578125</w:t>
+            </w:r>
+          </w:p>
+        </w:tc>
+      </w:tr>
+    </w:tbl>
     <w:p>
       <w:r>
         <w:t>This chart shows checkpoints 2 to 4 only, on one MSE scale from 0 to 2. Circles and a solid line mark training; squares and a dashed line mark validation. Lines connect measured checkpoints, not additional evaluations. The full table includes checkpoints 0 and 1.</w:t>
@@ -1085,6 +1227,16 @@
     <w:p>
       <w:r>
         <w:t>A single curve has sampling and run variability; validation-selected checkpoints still require untouched final evidence.</w:t>
+      </w:r>
+    </w:p>
+    <w:p>
+      <w:r>
+        <w:t>Read the labelled picture: Can the original epoch 3 training loss 1 justify claiming best generalisation? Point to the relevant step in the picture, then write the changed result and the rule or evidence that supports it.</w:t>
+      </w:r>
+    </w:p>
+    <w:p>
+      <w:r>
+        <w:t>Change one thing: Epoch3 validation loss is instead1.5. Predict the result before checking the explanation. What remains the same?</w:t>
       </w:r>
     </w:p>
     <w:p>
@@ -1908,6 +2060,148 @@
         <w:t>Later updates improve only one split</w:t>
       </w:r>
     </w:p>
+    <w:tbl>
+      <w:tblPr>
+        <w:tblStyle w:val="LightShading-Accent1"/>
+        <w:tblW w:type="auto" w:w="0"/>
+        <w:tblLook w:firstColumn="1" w:firstRow="1" w:lastColumn="0" w:lastRow="0" w:noHBand="0" w:noVBand="1" w:val="04A0"/>
+      </w:tblPr>
+      <w:tblGrid>
+        <w:gridCol w:w="2556"/>
+        <w:gridCol w:w="2556"/>
+        <w:gridCol w:w="2556"/>
+        <w:gridCol w:w="2556"/>
+      </w:tblGrid>
+      <w:tr>
+        <w:trPr>
+          <w:tblHeader/>
+        </w:trPr>
+        <w:tc>
+          <w:tcPr>
+            <w:tcW w:type="dxa" w:w="2556"/>
+          </w:tcPr>
+          <w:p>
+            <w:r>
+              <w:t>Series</w:t>
+            </w:r>
+          </w:p>
+        </w:tc>
+        <w:tc>
+          <w:tcPr>
+            <w:tcW w:type="dxa" w:w="2556"/>
+          </w:tcPr>
+          <w:p>
+            <w:r>
+              <w:t>2</w:t>
+            </w:r>
+          </w:p>
+        </w:tc>
+        <w:tc>
+          <w:tcPr>
+            <w:tcW w:type="dxa" w:w="2556"/>
+          </w:tcPr>
+          <w:p>
+            <w:r>
+              <w:t>3</w:t>
+            </w:r>
+          </w:p>
+        </w:tc>
+        <w:tc>
+          <w:tcPr>
+            <w:tcW w:type="dxa" w:w="2556"/>
+          </w:tcPr>
+          <w:p>
+            <w:r>
+              <w:t>4</w:t>
+            </w:r>
+          </w:p>
+        </w:tc>
+      </w:tr>
+      <w:tr>
+        <w:tc>
+          <w:tcPr>
+            <w:tcW w:type="dxa" w:w="2556"/>
+          </w:tcPr>
+          <w:p>
+            <w:r>
+              <w:t>Training solid line</w:t>
+            </w:r>
+          </w:p>
+        </w:tc>
+        <w:tc>
+          <w:tcPr>
+            <w:tcW w:type="dxa" w:w="2556"/>
+          </w:tcPr>
+          <w:p>
+            <w:r>
+              <w:t>0.625</w:t>
+            </w:r>
+          </w:p>
+        </w:tc>
+        <w:tc>
+          <w:tcPr>
+            <w:tcW w:type="dxa" w:w="2556"/>
+          </w:tcPr>
+          <w:p>
+            <w:r>
+              <w:t>0.15625</w:t>
+            </w:r>
+          </w:p>
+        </w:tc>
+        <w:tc>
+          <w:tcPr>
+            <w:tcW w:type="dxa" w:w="2556"/>
+          </w:tcPr>
+          <w:p>
+            <w:r>
+              <w:t>0.0390625</w:t>
+            </w:r>
+          </w:p>
+        </w:tc>
+      </w:tr>
+      <w:tr>
+        <w:tc>
+          <w:tcPr>
+            <w:tcW w:type="dxa" w:w="2556"/>
+          </w:tcPr>
+          <w:p>
+            <w:r>
+              <w:t>Validation dashed line</w:t>
+            </w:r>
+          </w:p>
+        </w:tc>
+        <w:tc>
+          <w:tcPr>
+            <w:tcW w:type="dxa" w:w="2556"/>
+          </w:tcPr>
+          <w:p>
+            <w:r>
+              <w:t>0</w:t>
+            </w:r>
+          </w:p>
+        </w:tc>
+        <w:tc>
+          <w:tcPr>
+            <w:tcW w:type="dxa" w:w="2556"/>
+          </w:tcPr>
+          <w:p>
+            <w:r>
+              <w:t>0.78125</w:t>
+            </w:r>
+          </w:p>
+        </w:tc>
+        <w:tc>
+          <w:tcPr>
+            <w:tcW w:type="dxa" w:w="2556"/>
+          </w:tcPr>
+          <w:p>
+            <w:r>
+              <w:t>1.7578125</w:t>
+            </w:r>
+          </w:p>
+        </w:tc>
+      </w:tr>
+    </w:tbl>
     <w:p>
       <w:r>
         <w:t>This chart shows checkpoints 2 to 4 only, on one MSE scale from 0 to 2. Circles and a solid line mark training; squares and a dashed line mark validation. Lines connect measured checkpoints, not additional evaluations. The full table includes checkpoints 0 and 1.</w:t>
@@ -2102,6 +2396,187 @@
     <w:p>
       <w:r>
         <w:t>Attempt the independent case before hints. Record whether you worked alone, used a hint or followed a model. After feedback, fix the first unsupported step and explain why it changed. A later check uses a changed case, not a copied answer.</w:t>
+      </w:r>
+    </w:p>
+    <w:p>
+      <w:pPr>
+        <w:pStyle w:val="Heading1"/>
+      </w:pPr>
+      <w:r>
+        <w:t>15. Your lesson route</w:t>
+      </w:r>
+    </w:p>
+    <w:p>
+      <w:r>
+        <w:t>Start with this question: Plot training and validation loss for checkpoints before opening final cases.</w:t>
+      </w:r>
+    </w:p>
+    <w:tbl>
+      <w:tblPr>
+        <w:tblStyle w:val="LightShading-Accent1"/>
+        <w:tblW w:type="auto" w:w="0"/>
+        <w:tblLook w:firstColumn="1" w:firstRow="1" w:lastColumn="0" w:lastRow="0" w:noHBand="0" w:noVBand="1" w:val="04A0"/>
+      </w:tblPr>
+      <w:tblGrid>
+        <w:gridCol w:w="5112"/>
+        <w:gridCol w:w="5112"/>
+      </w:tblGrid>
+      <w:tr>
+        <w:trPr>
+          <w:tblHeader/>
+        </w:trPr>
+        <w:tc>
+          <w:tcPr>
+            <w:tcW w:type="dxa" w:w="5112"/>
+          </w:tcPr>
+          <w:p>
+            <w:r>
+              <w:t>By the end, I can</w:t>
+            </w:r>
+          </w:p>
+        </w:tc>
+        <w:tc>
+          <w:tcPr>
+            <w:tcW w:type="dxa" w:w="5112"/>
+          </w:tcPr>
+          <w:p>
+            <w:r>
+              <w:t>How I will show it</w:t>
+            </w:r>
+          </w:p>
+        </w:tc>
+      </w:tr>
+      <w:tr>
+        <w:tc>
+          <w:tcPr>
+            <w:tcW w:type="dxa" w:w="5112"/>
+          </w:tcPr>
+          <w:p>
+            <w:r>
+              <w:t>Compute comparable training and validation losses at saved checkpoints</w:t>
+            </w:r>
+          </w:p>
+        </w:tc>
+        <w:tc>
+          <w:tcPr>
+            <w:tcW w:type="dxa" w:w="5112"/>
+          </w:tcPr>
+          <w:p>
+            <w:r>
+              <w:t>Explain the deciding step, show a trace or test, and state one limit.</w:t>
+            </w:r>
+          </w:p>
+        </w:tc>
+      </w:tr>
+      <w:tr>
+        <w:tc>
+          <w:tcPr>
+            <w:tcW w:type="dxa" w:w="5112"/>
+          </w:tcPr>
+          <w:p>
+            <w:r>
+              <w:t>Choose among observed checkpoints using a declared validation rule</w:t>
+            </w:r>
+          </w:p>
+        </w:tc>
+        <w:tc>
+          <w:tcPr>
+            <w:tcW w:type="dxa" w:w="5112"/>
+          </w:tcPr>
+          <w:p>
+            <w:r>
+              <w:t>Explain the deciding step, show a trace or test, and state one limit.</w:t>
+            </w:r>
+          </w:p>
+        </w:tc>
+      </w:tr>
+      <w:tr>
+        <w:tc>
+          <w:tcPr>
+            <w:tcW w:type="dxa" w:w="5112"/>
+          </w:tcPr>
+          <w:p>
+            <w:r>
+              <w:t>Distinguish development evidence from final test evidence</w:t>
+            </w:r>
+          </w:p>
+        </w:tc>
+        <w:tc>
+          <w:tcPr>
+            <w:tcW w:type="dxa" w:w="5112"/>
+          </w:tcPr>
+          <w:p>
+            <w:r>
+              <w:t>Explain the deciding step, show a trace or test, and state one limit.</w:t>
+            </w:r>
+          </w:p>
+        </w:tc>
+      </w:tr>
+    </w:tbl>
+    <w:p>
+      <w:r>
+        <w:t>Remember → watch and explain → try with help → investigate → try independently → keep project evidence. Your teacher may spread this lesson across several classes.</w:t>
+      </w:r>
+    </w:p>
+    <w:p>
+      <w:r>
+        <w:t>Keep your first prediction. Compare it with what the evidence shows and explain any change.</w:t>
+      </w:r>
+    </w:p>
+    <w:p>
+      <w:pPr>
+        <w:pStyle w:val="Heading1"/>
+      </w:pPr>
+      <w:r>
+        <w:t>16. Finish and return</w:t>
+      </w:r>
+    </w:p>
+    <w:p>
+      <w:r>
+        <w:t>Close your notes. Explain this goal in your own words: Compute comparable training and validation losses at saved checkpoints</w:t>
+      </w:r>
+    </w:p>
+    <w:p>
+      <w:pPr>
+        <w:pStyle w:val="Heading3"/>
+      </w:pPr>
+      <w:r>
+        <w:t>My deciding step, evidence and one remaining question</w:t>
+      </w:r>
+    </w:p>
+    <w:p>
+      <w:r>
+        <w:t>________________________________________________________________</w:t>
+      </w:r>
+    </w:p>
+    <w:p>
+      <w:r>
+        <w:t>________________________________________________________________</w:t>
+      </w:r>
+    </w:p>
+    <w:p>
+      <w:r>
+        <w:t>________________________________________________________________</w:t>
+      </w:r>
+    </w:p>
+    <w:p>
+      <w:r>
+        <w:t>________________________________________________________________</w:t>
+      </w:r>
+    </w:p>
+    <w:p>
+      <w:r>
+        <w:t>________________________________________________________________</w:t>
+      </w:r>
+    </w:p>
+    <w:p>
+      <w:r>
+        <w:t>If you are unsure, return to the worked picture and explain one arrow. If you are ready, change an input or assumption and justify your prediction.</w:t>
+      </w:r>
+    </w:p>
+    <w:p>
+      <w:r>
+        <w:t>Save your workbook evidence. At the next review, try a different case before opening your old answer.</w:t>
       </w:r>
     </w:p>
     <w:sectPr>

--- a/downloads/student/ai-5-week-15.docx
+++ b/downloads/student/ai-5-week-15.docx
@@ -2579,6 +2579,215 @@
         <w:t>Save your workbook evidence. At the next review, try a different case before opening your old answer.</w:t>
       </w:r>
     </w:p>
+    <w:p>
+      <w:pPr>
+        <w:pStyle w:val="Heading1"/>
+      </w:pPr>
+      <w:r>
+        <w:t>17. Supported practice, repair and portfolio</w:t>
+      </w:r>
+    </w:p>
+    <w:p>
+      <w:r>
+        <w:t>Use this supported practice once, in the browser or on paper. Keep the reserved independent assessment for a separate first attempt before teacher feedback.</w:t>
+      </w:r>
+    </w:p>
+    <w:p>
+      <w:r>
+        <w:t>Plot training and validation loss for checkpoints before opening final cases.</w:t>
+      </w:r>
+    </w:p>
+    <w:p>
+      <w:pPr>
+        <w:pStyle w:val="Heading3"/>
+      </w:pPr>
+      <w:r>
+        <w:t>Practice 1: explain the deciding evidence</w:t>
+      </w:r>
+    </w:p>
+    <w:p>
+      <w:r>
+        <w:t>Which labelled step matches this detail? Select epoch 2, not epoch 3, under the declared validation criterion.</w:t>
+      </w:r>
+    </w:p>
+    <w:p>
+      <w:r>
+        <w:t>1. Read training curve</w:t>
+      </w:r>
+    </w:p>
+    <w:p>
+      <w:r>
+        <w:t>2. Choose checkpoint</w:t>
+      </w:r>
+    </w:p>
+    <w:p>
+      <w:r>
+        <w:t>3. Read validation curve</w:t>
+      </w:r>
+    </w:p>
+    <w:p>
+      <w:pPr>
+        <w:pStyle w:val="Heading3"/>
+      </w:pPr>
+      <w:r>
+        <w:t>My selected conclusion, deciding fact and explanation</w:t>
+      </w:r>
+    </w:p>
+    <w:p>
+      <w:r>
+        <w:t>________________________________________________________________</w:t>
+      </w:r>
+    </w:p>
+    <w:p>
+      <w:r>
+        <w:t>________________________________________________________________</w:t>
+      </w:r>
+    </w:p>
+    <w:p>
+      <w:r>
+        <w:t>________________________________________________________________</w:t>
+      </w:r>
+    </w:p>
+    <w:p>
+      <w:r>
+        <w:t>________________________________________________________________</w:t>
+      </w:r>
+    </w:p>
+    <w:p>
+      <w:r>
+        <w:t>________________________________________________________________</w:t>
+      </w:r>
+    </w:p>
+    <w:p>
+      <w:r>
+        <w:t>Hint if needed: Read the steps in the pictorial case. Match the supplied detail to the stage that performs or records it.</w:t>
+      </w:r>
+    </w:p>
+    <w:p>
+      <w:r>
+        <w:t>After your attempt, compare with the supported explanation: Choose checkpoint Select epoch 2, not epoch 3, under the declared validation criterion. The training curve measures fit to examples used for learning. The validation curve measures a separate set used to choose a checkpoint. The final training loss is smallest here, but its validation loss has risen. Under the supplied selection rule, keep checkpoint two. A later final test must remain outside both learning and checkpoint selection.</w:t>
+      </w:r>
+    </w:p>
+    <w:p>
+      <w:pPr>
+        <w:pStyle w:val="Heading3"/>
+      </w:pPr>
+      <w:r>
+        <w:t>Practice 2: explain the deciding evidence</w:t>
+      </w:r>
+    </w:p>
+    <w:p>
+      <w:r>
+        <w:t>Changed-case practice: Epoch3 validation loss is instead1.5. Which conclusion is supported by the supplied facts?</w:t>
+      </w:r>
+    </w:p>
+    <w:p>
+      <w:r>
+        <w:t>1. Select epoch 3 under the unchanged criterion.</w:t>
+      </w:r>
+    </w:p>
+    <w:p>
+      <w:r>
+        <w:t>2. This one example guarantees correct results for every future input.</w:t>
+      </w:r>
+    </w:p>
+    <w:p>
+      <w:r>
+        <w:t>3. We can decide the result without examining the changed input or the procedure.</w:t>
+      </w:r>
+    </w:p>
+    <w:p>
+      <w:pPr>
+        <w:pStyle w:val="Heading3"/>
+      </w:pPr>
+      <w:r>
+        <w:t>My selected conclusion, deciding fact and explanation</w:t>
+      </w:r>
+    </w:p>
+    <w:p>
+      <w:r>
+        <w:t>________________________________________________________________</w:t>
+      </w:r>
+    </w:p>
+    <w:p>
+      <w:r>
+        <w:t>________________________________________________________________</w:t>
+      </w:r>
+    </w:p>
+    <w:p>
+      <w:r>
+        <w:t>________________________________________________________________</w:t>
+      </w:r>
+    </w:p>
+    <w:p>
+      <w:r>
+        <w:t>________________________________________________________________</w:t>
+      </w:r>
+    </w:p>
+    <w:p>
+      <w:r>
+        <w:t>________________________________________________________________</w:t>
+      </w:r>
+    </w:p>
+    <w:p>
+      <w:r>
+        <w:t>Hint if needed: Use the changed condition and the deciding step in the pictorial trace. The answer must say what follows from those facts.</w:t>
+      </w:r>
+    </w:p>
+    <w:p>
+      <w:r>
+        <w:t>After your attempt, compare with the supported explanation: Select epoch 3 under the unchanged criterion. Its measured validation loss is now below epoch 2’s2; the training curve alone never settled selection.</w:t>
+      </w:r>
+    </w:p>
+    <w:p>
+      <w:pPr>
+        <w:pStyle w:val="Heading3"/>
+      </w:pPr>
+      <w:r>
+        <w:t>Repair a missing building block</w:t>
+      </w:r>
+    </w:p>
+    <w:p>
+      <w:r>
+        <w:t>Review Learning rate experiments (ai-5/14). Goal: Run a controlled comparison of learning rates. Short practice: What should a fair rate comparison hold fixed? Point to the relevant step in the picture, then write the changed result and the rule or evidence that supports it.. Return to this week and explain what you changed.</w:t>
+      </w:r>
+    </w:p>
+    <w:p>
+      <w:r>
+        <w:t>Review Training a small network (ai-5/12). Goal: Trace repeated forward loss gradient and update steps. Short practice: Which parameter changed, and which part was not trained? Point to the relevant step in the picture, then write the changed result and the rule or evidence that supports it.. Return to this week and explain what you changed.</w:t>
+      </w:r>
+    </w:p>
+    <w:p>
+      <w:r>
+        <w:t>Review Slopes and local change (ai-5/9). Goal: Calculate an average rate of change over a stated interval. Short practice: Which calculation disproves “any increase helps”? Point to the relevant step in the picture, then write the changed result and the rule or evidence that supports it.. Return to this week and explain what you changed.</w:t>
+      </w:r>
+    </w:p>
+    <w:p>
+      <w:pPr>
+        <w:pStyle w:val="Heading3"/>
+      </w:pPr>
+      <w:r>
+        <w:t>Predict, run and debug</w:t>
+      </w:r>
+    </w:p>
+    <w:p>
+      <w:r>
+        <w:t>The browser lab lets you edit the supported Python examples already included in this lesson. Predict first, run, inspect the actual output or error, change one input, then run again. Keep code, predictions, actual results and a reasoned revision together. On paper, label your result as a trace rather than an execution.</w:t>
+      </w:r>
+    </w:p>
+    <w:p>
+      <w:pPr>
+        <w:pStyle w:val="Heading3"/>
+      </w:pPr>
+      <w:r>
+        <w:t>Keep your completed work</w:t>
+      </w:r>
+    </w:p>
+    <w:p>
+      <w:r>
+        <w:t>Use Download completed work in the hosted lesson to export your answers, reflections, practice feedback and code-run evidence. Open the HTML copy to read or print it. Drafts stay in this browser when storage is available; clear drafts on a shared device.</w:t>
+      </w:r>
+    </w:p>
     <w:sectPr>
       <w:pgSz w:w="12240" w:h="15840"/>
       <w:pgMar w:top="936" w:right="1008" w:bottom="936" w:left="1008" w:header="720" w:footer="720" w:gutter="0"/>

--- a/downloads/student/ai-5-week-15.docx
+++ b/downloads/student/ai-5-week-15.docx
@@ -42,6 +42,11 @@
       </w:r>
     </w:p>
     <w:p>
+      <w:r>
+        <w:t>Start with the target: Compute comparable training and validation losses at saved checkpoints. Try the recall before opening notes.</w:t>
+      </w:r>
+    </w:p>
+    <w:p>
       <w:pPr>
         <w:pStyle w:val="Heading3"/>
       </w:pPr>
@@ -50,18 +55,96 @@
       </w:r>
     </w:p>
     <w:p>
-      <w:r>
-        <w:t>I can compute comparable training and validation losses at saved checkpoints.</w:t>
-      </w:r>
-    </w:p>
-    <w:p>
-      <w:r>
-        <w:t>I can choose among observed checkpoints using a declared validation rule.</w:t>
-      </w:r>
-    </w:p>
-    <w:p>
-      <w:r>
-        <w:t>I can distinguish development evidence from final test evidence.</w:t>
+      <w:pPr>
+        <w:spacing w:line="336" w:lineRule="auto" w:after="180"/>
+      </w:pPr>
+      <w:r>
+        <w:rPr>
+          <w:b w:val="0"/>
+        </w:rPr>
+        <w:t xml:space="preserve">I can compute comparable </w:t>
+      </w:r>
+      <w:r>
+        <w:rPr>
+          <w:b/>
+        </w:rPr>
+        <w:t>training</w:t>
+      </w:r>
+      <w:r>
+        <w:rPr>
+          <w:b w:val="0"/>
+        </w:rPr>
+        <w:t xml:space="preserve"> and validation losses at saved </w:t>
+      </w:r>
+      <w:r>
+        <w:rPr>
+          <w:b/>
+        </w:rPr>
+        <w:t>checkpoint</w:t>
+      </w:r>
+      <w:r>
+        <w:rPr>
+          <w:b w:val="0"/>
+        </w:rPr>
+        <w:t>s.</w:t>
+      </w:r>
+    </w:p>
+    <w:p>
+      <w:pPr>
+        <w:spacing w:line="336" w:lineRule="auto" w:after="180"/>
+      </w:pPr>
+      <w:r>
+        <w:rPr>
+          <w:b w:val="0"/>
+        </w:rPr>
+        <w:t xml:space="preserve">I can choose among observed </w:t>
+      </w:r>
+      <w:r>
+        <w:rPr>
+          <w:b/>
+        </w:rPr>
+        <w:t>checkpoint</w:t>
+      </w:r>
+      <w:r>
+        <w:rPr>
+          <w:b w:val="0"/>
+        </w:rPr>
+        <w:t>s using a declared validation rule.</w:t>
+      </w:r>
+    </w:p>
+    <w:p>
+      <w:pPr>
+        <w:spacing w:line="336" w:lineRule="auto" w:after="180"/>
+      </w:pPr>
+      <w:r>
+        <w:rPr>
+          <w:b w:val="0"/>
+        </w:rPr>
+        <w:t xml:space="preserve">I can distinguish development </w:t>
+      </w:r>
+      <w:r>
+        <w:rPr>
+          <w:b/>
+        </w:rPr>
+        <w:t>evidence</w:t>
+      </w:r>
+      <w:r>
+        <w:rPr>
+          <w:b w:val="0"/>
+        </w:rPr>
+        <w:t xml:space="preserve"> from final test </w:t>
+      </w:r>
+      <w:r>
+        <w:rPr>
+          <w:b/>
+        </w:rPr>
+        <w:t>evidence</w:t>
+      </w:r>
+      <w:r>
+        <w:rPr>
+          <w:b w:val="0"/>
+        </w:rPr>
+        <w:t>.</w:t>
       </w:r>
     </w:p>
     <w:p>
@@ -73,48 +156,180 @@
       </w:r>
     </w:p>
     <w:p>
-      <w:r>
+      <w:pPr>
+        <w:spacing w:line="336" w:lineRule="auto" w:after="180"/>
+      </w:pPr>
+      <w:r>
+        <w:rPr>
+          <w:b w:val="0"/>
+        </w:rPr>
         <w:t>Close your notes first. A rough first answer helps us choose the right starting point; it is not a score for your ability.</w:t>
       </w:r>
     </w:p>
     <w:p>
-      <w:r>
+      <w:pPr>
+        <w:spacing w:line="336" w:lineRule="auto" w:after="180"/>
+      </w:pPr>
+      <w:r>
+        <w:rPr>
+          <w:b w:val="0"/>
+        </w:rPr>
         <w:t>Without opening the old lesson, explain one key idea from Learning rate experiments. Give an example and a mistake that the idea helps you avoid.</w:t>
       </w:r>
     </w:p>
     <w:p>
-      <w:r>
-        <w:t>Without opening the old lesson, explain one key idea from Training a small network. Give an example and a mistake that the idea helps you avoid.</w:t>
-      </w:r>
-    </w:p>
-    <w:p>
-      <w:r>
+      <w:pPr>
+        <w:spacing w:line="336" w:lineRule="auto" w:after="180"/>
+      </w:pPr>
+      <w:r>
+        <w:rPr>
+          <w:b w:val="0"/>
+        </w:rPr>
+        <w:t xml:space="preserve">Without opening the old lesson, explain one key idea from </w:t>
+      </w:r>
+      <w:r>
+        <w:rPr>
+          <w:b/>
+        </w:rPr>
+        <w:t>Training</w:t>
+      </w:r>
+      <w:r>
+        <w:rPr>
+          <w:b w:val="0"/>
+        </w:rPr>
+        <w:t xml:space="preserve"> a small network. Give an example and a mistake that the idea helps you avoid.</w:t>
+      </w:r>
+    </w:p>
+    <w:p>
+      <w:pPr>
+        <w:spacing w:line="336" w:lineRule="auto" w:after="180"/>
+      </w:pPr>
+      <w:r>
+        <w:rPr>
+          <w:b w:val="0"/>
+        </w:rPr>
         <w:t>Without opening the old lesson, explain one key idea from Slopes and local change. Give an example and a mistake that the idea helps you avoid.</w:t>
       </w:r>
     </w:p>
     <w:p>
-      <w:r>
-        <w:t>After trying, check the relevant lesson or ask your teacher. Change the part of your explanation that the evidence shows was wrong.</w:t>
-      </w:r>
-    </w:p>
-    <w:p>
-      <w:r>
+      <w:pPr>
+        <w:spacing w:line="336" w:lineRule="auto" w:after="180"/>
+      </w:pPr>
+      <w:r>
+        <w:rPr>
+          <w:b w:val="0"/>
+        </w:rPr>
+        <w:t xml:space="preserve">After trying, check the relevant lesson or ask your teacher. Change the part of your explanation that the </w:t>
+      </w:r>
+      <w:r>
+        <w:rPr>
+          <w:b/>
+        </w:rPr>
+        <w:t>evidence</w:t>
+      </w:r>
+      <w:r>
+        <w:rPr>
+          <w:b w:val="0"/>
+        </w:rPr>
+        <w:t xml:space="preserve"> shows was wrong.</w:t>
+      </w:r>
+    </w:p>
+    <w:p>
+      <w:pPr>
+        <w:spacing w:line="336" w:lineRule="auto" w:after="180"/>
+      </w:pPr>
+      <w:r>
+        <w:rPr>
+          <w:b w:val="0"/>
+        </w:rPr>
         <w:t>This week you will practise:</w:t>
       </w:r>
     </w:p>
     <w:p>
-      <w:r>
-        <w:t>Compute comparable training and validation losses at saved checkpoints</w:t>
-      </w:r>
-    </w:p>
-    <w:p>
-      <w:r>
-        <w:t>Choose among observed checkpoints using a declared validation rule</w:t>
-      </w:r>
-    </w:p>
-    <w:p>
-      <w:r>
-        <w:t>Distinguish development evidence from final test evidence</w:t>
+      <w:pPr>
+        <w:spacing w:line="336" w:lineRule="auto" w:after="180"/>
+      </w:pPr>
+      <w:r>
+        <w:rPr>
+          <w:b w:val="0"/>
+        </w:rPr>
+        <w:t xml:space="preserve">Compute comparable </w:t>
+      </w:r>
+      <w:r>
+        <w:rPr>
+          <w:b/>
+        </w:rPr>
+        <w:t>training</w:t>
+      </w:r>
+      <w:r>
+        <w:rPr>
+          <w:b w:val="0"/>
+        </w:rPr>
+        <w:t xml:space="preserve"> and validation losses at saved </w:t>
+      </w:r>
+      <w:r>
+        <w:rPr>
+          <w:b/>
+        </w:rPr>
+        <w:t>checkpoint</w:t>
+      </w:r>
+      <w:r>
+        <w:rPr>
+          <w:b w:val="0"/>
+        </w:rPr>
+        <w:t>s</w:t>
+      </w:r>
+    </w:p>
+    <w:p>
+      <w:pPr>
+        <w:spacing w:line="336" w:lineRule="auto" w:after="180"/>
+      </w:pPr>
+      <w:r>
+        <w:rPr>
+          <w:b w:val="0"/>
+        </w:rPr>
+        <w:t xml:space="preserve">Choose among observed </w:t>
+      </w:r>
+      <w:r>
+        <w:rPr>
+          <w:b/>
+        </w:rPr>
+        <w:t>checkpoint</w:t>
+      </w:r>
+      <w:r>
+        <w:rPr>
+          <w:b w:val="0"/>
+        </w:rPr>
+        <w:t>s using a declared validation rule</w:t>
+      </w:r>
+    </w:p>
+    <w:p>
+      <w:pPr>
+        <w:spacing w:line="336" w:lineRule="auto" w:after="180"/>
+      </w:pPr>
+      <w:r>
+        <w:rPr>
+          <w:b w:val="0"/>
+        </w:rPr>
+        <w:t xml:space="preserve">Distinguish development </w:t>
+      </w:r>
+      <w:r>
+        <w:rPr>
+          <w:b/>
+        </w:rPr>
+        <w:t>evidence</w:t>
+      </w:r>
+      <w:r>
+        <w:rPr>
+          <w:b w:val="0"/>
+        </w:rPr>
+        <w:t xml:space="preserve"> from final test </w:t>
+      </w:r>
+      <w:r>
+        <w:rPr>
+          <w:b/>
+        </w:rPr>
+        <w:t>evidence</w:t>
       </w:r>
     </w:p>
     <w:p>
@@ -126,8 +341,27 @@
       </w:r>
     </w:p>
     <w:p>
-      <w:r>
-        <w:t>Why does the lowest training loss in a learning-rate experiment not establish the best performance on new examples?</w:t>
+      <w:pPr>
+        <w:spacing w:line="336" w:lineRule="auto" w:after="180"/>
+        <w:shd w:fill="F5F1FB"/>
+      </w:pPr>
+      <w:r>
+        <w:rPr>
+          <w:b w:val="0"/>
+        </w:rPr>
+        <w:t xml:space="preserve">Why does the lowest </w:t>
+      </w:r>
+      <w:r>
+        <w:rPr>
+          <w:b/>
+        </w:rPr>
+        <w:t>training</w:t>
+      </w:r>
+      <w:r>
+        <w:rPr>
+          <w:b w:val="0"/>
+        </w:rPr>
+        <w:t xml:space="preserve"> loss in a learning-rate experiment not establish the best performance on new examples?</w:t>
       </w:r>
     </w:p>
     <w:p>
@@ -162,8 +396,38 @@
       </w:r>
     </w:p>
     <w:p>
-      <w:r>
-        <w:t>By the end, I can explain training and validation curves using a traced example and a stated limitation.</w:t>
+      <w:pPr>
+        <w:spacing w:line="336" w:lineRule="auto" w:after="180"/>
+      </w:pPr>
+      <w:r>
+        <w:rPr>
+          <w:b w:val="0"/>
+        </w:rPr>
+        <w:t xml:space="preserve">By the end, I can explain </w:t>
+      </w:r>
+      <w:r>
+        <w:rPr>
+          <w:b/>
+        </w:rPr>
+        <w:t>training</w:t>
+      </w:r>
+      <w:r>
+        <w:rPr>
+          <w:b w:val="0"/>
+        </w:rPr>
+        <w:t xml:space="preserve"> and </w:t>
+      </w:r>
+      <w:r>
+        <w:rPr>
+          <w:b/>
+        </w:rPr>
+        <w:t>validation curve</w:t>
+      </w:r>
+      <w:r>
+        <w:rPr>
+          <w:b w:val="0"/>
+        </w:rPr>
+        <w:t>s using a traced example and a stated limitation.</w:t>
       </w:r>
     </w:p>
     <w:p>
@@ -176,12 +440,87 @@
     </w:p>
     <w:p>
       <w:r>
-        <w:t>Keep the restricted network h = ReLU(x), y = vh, with only v trained. Training pairs remain (1, 2) and (2, 4). Start v = 0 and make four full-data updates at rate 0.1. Save states v = 0, 1, 1.5, 1.75 and 1.875. At each saved state, evaluate both splits without changing v during evaluation.</w:t>
-      </w:r>
-    </w:p>
-    <w:p>
-      <w:r>
-        <w:t>For this deliberately constructed demonstration, validation pairs are (3, 4.5) and (4, 6). Their targets follow a different slope from the training pairs. This makes the two trends disagree visibly; it is not evidence that these few rows represent a real population. Validation labels do not enter the gradient.</w:t>
+        <w:t>Investigate the supplied Training and validation curves case. Separate observations, given facts and assumptions before choosing an explanation.</w:t>
+      </w:r>
+    </w:p>
+    <w:p>
+      <w:pPr>
+        <w:spacing w:line="336" w:lineRule="auto" w:after="180"/>
+      </w:pPr>
+      <w:r>
+        <w:rPr>
+          <w:b w:val="0"/>
+        </w:rPr>
+        <w:t xml:space="preserve">Keep the restricted network h = ReLU(x), y = vh, with only v trained. </w:t>
+      </w:r>
+      <w:r>
+        <w:rPr>
+          <w:b/>
+        </w:rPr>
+        <w:t>Training</w:t>
+      </w:r>
+      <w:r>
+        <w:rPr>
+          <w:b w:val="0"/>
+        </w:rPr>
+        <w:t xml:space="preserve"> pairs remain (1, 2) and (2, 4). Start v = 0 and make four full-data updates at rate 0.1. Save states v = 0, 1, 1.5, 1.75 and 1.875.</w:t>
+      </w:r>
+    </w:p>
+    <w:p>
+      <w:pPr>
+        <w:spacing w:line="336" w:lineRule="auto" w:after="180"/>
+      </w:pPr>
+      <w:r>
+        <w:rPr>
+          <w:b w:val="0"/>
+        </w:rPr>
+        <w:t>At each saved state, evaluate both splits without changing v during evaluation.</w:t>
+      </w:r>
+    </w:p>
+    <w:p>
+      <w:pPr>
+        <w:spacing w:line="336" w:lineRule="auto" w:after="180"/>
+      </w:pPr>
+      <w:r>
+        <w:rPr>
+          <w:b w:val="0"/>
+        </w:rPr>
+        <w:t xml:space="preserve">For this deliberately constructed demonstration, validation pairs are (3, 4.5) and (4, 6). Their targets follow a different slope from the </w:t>
+      </w:r>
+      <w:r>
+        <w:rPr>
+          <w:b/>
+        </w:rPr>
+        <w:t>training</w:t>
+      </w:r>
+      <w:r>
+        <w:rPr>
+          <w:b w:val="0"/>
+        </w:rPr>
+        <w:t xml:space="preserve"> pairs.</w:t>
+      </w:r>
+    </w:p>
+    <w:p>
+      <w:pPr>
+        <w:spacing w:line="336" w:lineRule="auto" w:after="180"/>
+      </w:pPr>
+      <w:r>
+        <w:rPr>
+          <w:b w:val="0"/>
+        </w:rPr>
+        <w:t xml:space="preserve">This makes the two trends disagree visibly; it is not </w:t>
+      </w:r>
+      <w:r>
+        <w:rPr>
+          <w:b/>
+        </w:rPr>
+        <w:t>evidence</w:t>
+      </w:r>
+      <w:r>
+        <w:rPr>
+          <w:b w:val="0"/>
+        </w:rPr>
+        <w:t xml:space="preserve"> that these few rows represent a real population. Validation labels do not enter the gradient.</w:t>
       </w:r>
     </w:p>
     <w:tbl>
@@ -453,8 +792,49 @@
       </w:tr>
     </w:tbl>
     <w:p>
-      <w:r>
-        <w:t>Both columns use ordinary MSE in the same target units, evaluated on their own fixed rows. Training MSE is 2.5(v - 2) squared; validation MSE is 12.5(v - 1.5) squared. Different input values and target rules affect the loss levels. A gap alone does not identify its cause.</w:t>
+      <w:pPr>
+        <w:spacing w:line="336" w:lineRule="auto" w:after="180"/>
+      </w:pPr>
+      <w:r>
+        <w:rPr>
+          <w:b w:val="0"/>
+        </w:rPr>
+        <w:t xml:space="preserve">Both columns use ordinary MSE in the same target units, evaluated on their own fixed rows. </w:t>
+      </w:r>
+      <w:r>
+        <w:rPr>
+          <w:b/>
+        </w:rPr>
+        <w:t>Training</w:t>
+      </w:r>
+      <w:r>
+        <w:rPr>
+          <w:b w:val="0"/>
+        </w:rPr>
+        <w:t xml:space="preserve"> MSE is 2.5(v - 2) squared; validation MSE is 12.5(v - 1.5) squared.</w:t>
+      </w:r>
+    </w:p>
+    <w:p>
+      <w:pPr>
+        <w:spacing w:line="336" w:lineRule="auto" w:after="180"/>
+      </w:pPr>
+      <w:r>
+        <w:rPr>
+          <w:b w:val="0"/>
+        </w:rPr>
+        <w:t xml:space="preserve">Different </w:t>
+      </w:r>
+      <w:r>
+        <w:rPr>
+          <w:b/>
+        </w:rPr>
+        <w:t>input</w:t>
+      </w:r>
+      <w:r>
+        <w:rPr>
+          <w:b w:val="0"/>
+        </w:rPr>
+        <w:t xml:space="preserve"> values and target rules affect the loss levels. A gap alone does not identify its cause.</w:t>
       </w:r>
     </w:p>
     <w:p>
@@ -490,7 +870,89 @@
     </w:p>
     <w:p>
       <w:r>
-        <w:t>For checkpoint 3, v = 1.75. Training predictions are [1.75, 3.5], residuals [-0.25, -0.5], and MSE 0.15625. Validation predictions are [5.25, 7], residuals [0.75, 1], and MSE 0.78125. All four predictions must use the same saved value.</w:t>
+        <w:t>Follow the mechanism for Training and validation curves. Connect each labelled input, deciding step and result.</w:t>
+      </w:r>
+    </w:p>
+    <w:p>
+      <w:pPr>
+        <w:spacing w:line="336" w:lineRule="auto" w:after="180"/>
+      </w:pPr>
+      <w:r>
+        <w:rPr>
+          <w:b w:val="0"/>
+        </w:rPr>
+        <w:t xml:space="preserve">For </w:t>
+      </w:r>
+      <w:r>
+        <w:rPr>
+          <w:b/>
+        </w:rPr>
+        <w:t>checkpoint</w:t>
+      </w:r>
+      <w:r>
+        <w:rPr>
+          <w:b w:val="0"/>
+        </w:rPr>
+        <w:t xml:space="preserve"> 3, v = 1.75. </w:t>
+      </w:r>
+      <w:r>
+        <w:rPr>
+          <w:b/>
+        </w:rPr>
+        <w:t>Training</w:t>
+      </w:r>
+      <w:r>
+        <w:rPr>
+          <w:b w:val="0"/>
+        </w:rPr>
+        <w:t xml:space="preserve"> </w:t>
+      </w:r>
+      <w:r>
+        <w:rPr>
+          <w:b/>
+        </w:rPr>
+        <w:t>prediction</w:t>
+      </w:r>
+      <w:r>
+        <w:rPr>
+          <w:b w:val="0"/>
+        </w:rPr>
+        <w:t xml:space="preserve">s are [1.75, 3.5], residuals [-0.25, -0.5], and MSE 0.15625. Validation </w:t>
+      </w:r>
+      <w:r>
+        <w:rPr>
+          <w:b/>
+        </w:rPr>
+        <w:t>prediction</w:t>
+      </w:r>
+      <w:r>
+        <w:rPr>
+          <w:b w:val="0"/>
+        </w:rPr>
+        <w:t>s are [5.25, 7], residuals [0.75, 1], and MSE 0.78125.</w:t>
+      </w:r>
+    </w:p>
+    <w:p>
+      <w:pPr>
+        <w:spacing w:line="336" w:lineRule="auto" w:after="180"/>
+      </w:pPr>
+      <w:r>
+        <w:rPr>
+          <w:b w:val="0"/>
+        </w:rPr>
+        <w:t xml:space="preserve">All four </w:t>
+      </w:r>
+      <w:r>
+        <w:rPr>
+          <w:b/>
+        </w:rPr>
+        <w:t>prediction</w:t>
+      </w:r>
+      <w:r>
+        <w:rPr>
+          <w:b w:val="0"/>
+        </w:rPr>
+        <w:t>s must use the same saved value.</w:t>
       </w:r>
     </w:p>
     <w:p>
@@ -532,8 +994,49 @@
       </w:r>
     </w:p>
     <w:p>
-      <w:r>
-        <w:t>The code evaluates supplied checkpoints; it does not train on validation data. It assumes finite numeric pairs and selects the lowest observed validation MSE, breaking exact ties in favour of the earlier checkpoint. The rule is chosen before inspecting the values.</w:t>
+      <w:pPr>
+        <w:spacing w:line="336" w:lineRule="auto" w:after="180"/>
+      </w:pPr>
+      <w:r>
+        <w:rPr>
+          <w:b w:val="0"/>
+        </w:rPr>
+        <w:t xml:space="preserve">The code evaluates supplied </w:t>
+      </w:r>
+      <w:r>
+        <w:rPr>
+          <w:b/>
+        </w:rPr>
+        <w:t>checkpoint</w:t>
+      </w:r>
+      <w:r>
+        <w:rPr>
+          <w:b w:val="0"/>
+        </w:rPr>
+        <w:t xml:space="preserve">s; it does not train on validation data. It assumes finite numeric pairs and selects the lowest observed validation MSE, breaking exact ties in favour of the earlier </w:t>
+      </w:r>
+      <w:r>
+        <w:rPr>
+          <w:b/>
+        </w:rPr>
+        <w:t>checkpoint</w:t>
+      </w:r>
+      <w:r>
+        <w:rPr>
+          <w:b w:val="0"/>
+        </w:rPr>
+        <w:t>.</w:t>
+      </w:r>
+    </w:p>
+    <w:p>
+      <w:pPr>
+        <w:spacing w:line="336" w:lineRule="auto" w:after="180"/>
+      </w:pPr>
+      <w:r>
+        <w:rPr>
+          <w:b w:val="0"/>
+        </w:rPr>
+        <w:t>The rule is chosen before inspecting the values.</w:t>
       </w:r>
     </w:p>
     <w:p>
@@ -545,8 +1048,26 @@
       </w:r>
     </w:p>
     <w:p>
-      <w:r>
-        <w:t>Point to the input, the deciding step and the result in this week’s visual. Explain the same step in ordinary words. A picture helps when you can say what each part represents.</w:t>
+      <w:pPr>
+        <w:spacing w:line="336" w:lineRule="auto" w:after="180"/>
+      </w:pPr>
+      <w:r>
+        <w:rPr>
+          <w:b w:val="0"/>
+        </w:rPr>
+        <w:t xml:space="preserve">Point to the </w:t>
+      </w:r>
+      <w:r>
+        <w:rPr>
+          <w:b/>
+        </w:rPr>
+        <w:t>input</w:t>
+      </w:r>
+      <w:r>
+        <w:rPr>
+          <w:b w:val="0"/>
+        </w:rPr>
+        <w:t>, the deciding step and the result in this week’s visual. Explain the same step in ordinary words. A picture helps when you can say what each part represents.</w:t>
       </w:r>
     </w:p>
     <w:p>
@@ -558,6 +1079,11 @@
       </w:r>
     </w:p>
     <w:p>
+      <w:r>
+        <w:t>Compare the supplied cases for Training and validation curves. Identify the detail that changes the conclusion.</w:t>
+      </w:r>
+    </w:p>
+    <w:p>
       <w:pPr>
         <w:pStyle w:val="Heading3"/>
       </w:pPr>
@@ -566,8 +1092,63 @@
       </w:r>
     </w:p>
     <w:p>
-      <w:r>
-        <w:t>Observed validation MSE at checkpoints 0 to 4 is [5, 2, 1, 1, 1.2]. Lowest loss wins with earlier exact ties. Which checkpoint is selected? What if training loss is lowest at checkpoint 4?</w:t>
+      <w:pPr>
+        <w:spacing w:line="336" w:lineRule="auto" w:after="180"/>
+        <w:shd w:fill="F5F1FB"/>
+      </w:pPr>
+      <w:r>
+        <w:rPr>
+          <w:b w:val="0"/>
+        </w:rPr>
+        <w:t xml:space="preserve">Observed validation MSE at </w:t>
+      </w:r>
+      <w:r>
+        <w:rPr>
+          <w:b/>
+        </w:rPr>
+        <w:t>checkpoint</w:t>
+      </w:r>
+      <w:r>
+        <w:rPr>
+          <w:b w:val="0"/>
+        </w:rPr>
+        <w:t xml:space="preserve">s 0 to 4 is [5, 2, 1, 1, 1.2]. Lowest loss wins with earlier exact ties. Which </w:t>
+      </w:r>
+      <w:r>
+        <w:rPr>
+          <w:b/>
+        </w:rPr>
+        <w:t>checkpoint</w:t>
+      </w:r>
+      <w:r>
+        <w:rPr>
+          <w:b w:val="0"/>
+        </w:rPr>
+        <w:t xml:space="preserve"> is selected? What if </w:t>
+      </w:r>
+      <w:r>
+        <w:rPr>
+          <w:b/>
+        </w:rPr>
+        <w:t>training</w:t>
+      </w:r>
+      <w:r>
+        <w:rPr>
+          <w:b w:val="0"/>
+        </w:rPr>
+        <w:t xml:space="preserve"> loss is lowest at </w:t>
+      </w:r>
+      <w:r>
+        <w:rPr>
+          <w:b/>
+        </w:rPr>
+        <w:t>checkpoint</w:t>
+      </w:r>
+      <w:r>
+        <w:rPr>
+          <w:b w:val="0"/>
+        </w:rPr>
+        <w:t xml:space="preserve"> 4?</w:t>
       </w:r>
     </w:p>
     <w:p>
@@ -612,18 +1193,81 @@
       </w:r>
     </w:p>
     <w:p>
-      <w:r>
+      <w:pPr>
+        <w:pStyle w:val="Heading3"/>
+      </w:pPr>
+      <w:r>
+        <w:t>Change one thing</w:t>
+      </w:r>
+    </w:p>
+    <w:p>
+      <w:pPr>
+        <w:spacing w:line="336" w:lineRule="auto" w:after="180"/>
+        <w:shd w:fill="F5F1FB"/>
+      </w:pPr>
+      <w:r>
+        <w:rPr>
+          <w:b w:val="0"/>
+        </w:rPr>
         <w:t>Change: Epoch3 validation loss is instead1.5.</w:t>
       </w:r>
     </w:p>
     <w:p>
-      <w:r>
-        <w:t>Prediction: Select epoch 3 under the unchanged criterion.</w:t>
-      </w:r>
-    </w:p>
-    <w:p>
-      <w:r>
-        <w:t>Reason: Its measured validation loss is now below epoch 2’s2; the training curve alone never settled selection.</w:t>
+      <w:pPr>
+        <w:pStyle w:val="Heading3"/>
+      </w:pPr>
+      <w:r>
+        <w:t>Predicted result</w:t>
+      </w:r>
+    </w:p>
+    <w:p>
+      <w:pPr>
+        <w:spacing w:line="336" w:lineRule="auto" w:after="180"/>
+        <w:shd w:fill="F1F6FC"/>
+      </w:pPr>
+      <w:r>
+        <w:rPr>
+          <w:b/>
+        </w:rPr>
+        <w:t>Prediction</w:t>
+      </w:r>
+      <w:r>
+        <w:rPr>
+          <w:b w:val="0"/>
+        </w:rPr>
+        <w:t>: Select epoch 3 under the unchanged criterion.</w:t>
+      </w:r>
+    </w:p>
+    <w:p>
+      <w:pPr>
+        <w:pStyle w:val="Heading3"/>
+      </w:pPr>
+      <w:r>
+        <w:t>Why the result follows</w:t>
+      </w:r>
+    </w:p>
+    <w:p>
+      <w:pPr>
+        <w:spacing w:line="336" w:lineRule="auto" w:after="180"/>
+        <w:shd w:fill="F1F6FC"/>
+      </w:pPr>
+      <w:r>
+        <w:rPr>
+          <w:b w:val="0"/>
+        </w:rPr>
+        <w:t xml:space="preserve">Reason: Its measured validation loss is now below epoch 2’s2; the </w:t>
+      </w:r>
+      <w:r>
+        <w:rPr>
+          <w:b/>
+        </w:rPr>
+        <w:t>training curve</w:t>
+      </w:r>
+      <w:r>
+        <w:rPr>
+          <w:b w:val="0"/>
+        </w:rPr>
+        <w:t xml:space="preserve"> alone never settled selection.</w:t>
       </w:r>
     </w:p>
     <w:p>
@@ -632,6 +1276,11 @@
       </w:pPr>
       <w:r>
         <w:t>05. Words that unlock the idea</w:t>
+      </w:r>
+    </w:p>
+    <w:p>
+      <w:r>
+        <w:t>Use the vocabulary of Training and validation curves to explain a concrete decision, rather than only memorising definitions.</w:t>
       </w:r>
     </w:p>
     <w:tbl>
@@ -787,6 +1436,11 @@
       </w:pPr>
       <w:r>
         <w:t>06. Follow a worked example</w:t>
+      </w:r>
+    </w:p>
+    <w:p>
+      <w:r>
+        <w:t>Follow the worked trace for Training and validation curves, predict a step, then compare with its explanation.</w:t>
       </w:r>
     </w:p>
     <w:p>
@@ -981,7 +1635,13 @@
       </w:r>
     </w:p>
     <w:p>
-      <w:r>
+      <w:pPr>
+        <w:spacing w:line="336" w:lineRule="auto" w:after="180"/>
+      </w:pPr>
+      <w:r>
+        <w:rPr>
+          <w:b w:val="0"/>
+        </w:rPr>
         <w:t>Cover the result before checking it. Say what is given, choose the procedure, and follow one step at a time. Then uncover the result and explain your first mismatch. Ask why a step is allowed, not only what number it produces.</w:t>
       </w:r>
     </w:p>
@@ -994,8 +1654,38 @@
       </w:r>
     </w:p>
     <w:p>
-      <w:r>
-        <w:t>Plot training and validation loss for checkpoints before opening final cases.</w:t>
+      <w:pPr>
+        <w:spacing w:line="336" w:lineRule="auto" w:after="180"/>
+      </w:pPr>
+      <w:r>
+        <w:rPr>
+          <w:b w:val="0"/>
+        </w:rPr>
+        <w:t xml:space="preserve">Plot </w:t>
+      </w:r>
+      <w:r>
+        <w:rPr>
+          <w:b/>
+        </w:rPr>
+        <w:t>training</w:t>
+      </w:r>
+      <w:r>
+        <w:rPr>
+          <w:b w:val="0"/>
+        </w:rPr>
+        <w:t xml:space="preserve"> and validation loss for </w:t>
+      </w:r>
+      <w:r>
+        <w:rPr>
+          <w:b/>
+        </w:rPr>
+        <w:t>checkpoint</w:t>
+      </w:r>
+      <w:r>
+        <w:rPr>
+          <w:b w:val="0"/>
+        </w:rPr>
+        <w:t>s before opening final cases.</w:t>
       </w:r>
     </w:p>
     <w:p>
@@ -1007,13 +1697,67 @@
       </w:r>
     </w:p>
     <w:p>
-      <w:r>
-        <w:t>Supplied checkpoint losses: epoch 1 train4, val3; epoch 2 train2, val2; epoch 3 train1, val2.5. Selection: smallest validation loss.</w:t>
-      </w:r>
-    </w:p>
-    <w:p>
-      <w:r>
-        <w:t>All inputs and outcomes in this worked example are invented classroom data; no real model run is claimed.</w:t>
+      <w:pPr>
+        <w:pStyle w:val="Heading3"/>
+      </w:pPr>
+      <w:r>
+        <w:t>Supplied facts</w:t>
+      </w:r>
+    </w:p>
+    <w:p>
+      <w:pPr>
+        <w:spacing w:line="336" w:lineRule="auto" w:after="180"/>
+        <w:shd w:fill="F1F6FC"/>
+      </w:pPr>
+      <w:r>
+        <w:rPr>
+          <w:b w:val="0"/>
+        </w:rPr>
+        <w:t xml:space="preserve">Supplied </w:t>
+      </w:r>
+      <w:r>
+        <w:rPr>
+          <w:b/>
+        </w:rPr>
+        <w:t>checkpoint</w:t>
+      </w:r>
+      <w:r>
+        <w:rPr>
+          <w:b w:val="0"/>
+        </w:rPr>
+        <w:t xml:space="preserve"> losses: epoch 1 train4, val3; epoch 2 train2, val2; epoch 3 train1, val2.5. Selection: smallest validation loss.</w:t>
+      </w:r>
+    </w:p>
+    <w:p>
+      <w:pPr>
+        <w:pStyle w:val="Heading3"/>
+      </w:pPr>
+      <w:r>
+        <w:t>Supplied facts</w:t>
+      </w:r>
+    </w:p>
+    <w:p>
+      <w:pPr>
+        <w:spacing w:line="336" w:lineRule="auto" w:after="180"/>
+        <w:shd w:fill="F1F6FC"/>
+      </w:pPr>
+      <w:r>
+        <w:rPr>
+          <w:b w:val="0"/>
+        </w:rPr>
+        <w:t xml:space="preserve">All </w:t>
+      </w:r>
+      <w:r>
+        <w:rPr>
+          <w:b/>
+        </w:rPr>
+        <w:t>input</w:t>
+      </w:r>
+      <w:r>
+        <w:rPr>
+          <w:b w:val="0"/>
+        </w:rPr>
+        <w:t>s and outcomes in this worked example are invented classroom data; no real model run is claimed.</w:t>
       </w:r>
     </w:p>
     <w:p>
@@ -1212,30 +1956,234 @@
       </w:r>
     </w:p>
     <w:p>
-      <w:r>
-        <w:t>The training curve measures fit to examples used for learning. The validation curve measures a separate set used to choose a checkpoint. The final training loss is smallest here, but its validation loss has risen. Under the supplied selection rule, keep checkpoint two. A later final test must remain outside both learning and checkpoint selection.</w:t>
-      </w:r>
-    </w:p>
-    <w:p>
       <w:pPr>
         <w:pStyle w:val="Heading3"/>
       </w:pPr>
       <w:r>
+        <w:t>Why the result follows</w:t>
+      </w:r>
+    </w:p>
+    <w:p>
+      <w:pPr>
+        <w:spacing w:line="336" w:lineRule="auto" w:after="180"/>
+        <w:shd w:fill="F1F6FC"/>
+      </w:pPr>
+      <w:r>
+        <w:rPr>
+          <w:b w:val="0"/>
+        </w:rPr>
+        <w:t xml:space="preserve">The </w:t>
+      </w:r>
+      <w:r>
+        <w:rPr>
+          <w:b/>
+        </w:rPr>
+        <w:t>training curve</w:t>
+      </w:r>
+      <w:r>
+        <w:rPr>
+          <w:b w:val="0"/>
+        </w:rPr>
+        <w:t xml:space="preserve"> measures fit to examples used for learning. The </w:t>
+      </w:r>
+      <w:r>
+        <w:rPr>
+          <w:b/>
+        </w:rPr>
+        <w:t>validation curve</w:t>
+      </w:r>
+      <w:r>
+        <w:rPr>
+          <w:b w:val="0"/>
+        </w:rPr>
+        <w:t xml:space="preserve"> measures a separate set used to choose a </w:t>
+      </w:r>
+      <w:r>
+        <w:rPr>
+          <w:b/>
+        </w:rPr>
+        <w:t>checkpoint</w:t>
+      </w:r>
+      <w:r>
+        <w:rPr>
+          <w:b w:val="0"/>
+        </w:rPr>
+        <w:t xml:space="preserve">. The final </w:t>
+      </w:r>
+      <w:r>
+        <w:rPr>
+          <w:b/>
+        </w:rPr>
+        <w:t>training</w:t>
+      </w:r>
+      <w:r>
+        <w:rPr>
+          <w:b w:val="0"/>
+        </w:rPr>
+        <w:t xml:space="preserve"> loss is smallest here, but its validation loss has risen.</w:t>
+      </w:r>
+    </w:p>
+    <w:p>
+      <w:pPr>
+        <w:spacing w:line="336" w:lineRule="auto" w:after="180"/>
+        <w:shd w:fill="F1F6FC"/>
+      </w:pPr>
+      <w:r>
+        <w:rPr>
+          <w:b w:val="0"/>
+        </w:rPr>
+        <w:t xml:space="preserve">Under the supplied </w:t>
+      </w:r>
+      <w:r>
+        <w:rPr>
+          <w:b/>
+        </w:rPr>
+        <w:t>selection rule</w:t>
+      </w:r>
+      <w:r>
+        <w:rPr>
+          <w:b w:val="0"/>
+        </w:rPr>
+        <w:t xml:space="preserve">, keep </w:t>
+      </w:r>
+      <w:r>
+        <w:rPr>
+          <w:b/>
+        </w:rPr>
+        <w:t>checkpoint</w:t>
+      </w:r>
+      <w:r>
+        <w:rPr>
+          <w:b w:val="0"/>
+        </w:rPr>
+        <w:t xml:space="preserve"> two. A later final test must remain outside both learning and </w:t>
+      </w:r>
+      <w:r>
+        <w:rPr>
+          <w:b/>
+        </w:rPr>
+        <w:t>checkpoint</w:t>
+      </w:r>
+      <w:r>
+        <w:rPr>
+          <w:b w:val="0"/>
+        </w:rPr>
+        <w:t xml:space="preserve"> selection.</w:t>
+      </w:r>
+    </w:p>
+    <w:p>
+      <w:pPr>
+        <w:pStyle w:val="Heading3"/>
+      </w:pPr>
+      <w:r>
         <w:t>What this example does not establish</w:t>
       </w:r>
     </w:p>
     <w:p>
-      <w:r>
-        <w:t>A single curve has sampling and run variability; validation-selected checkpoints still require untouched final evidence.</w:t>
-      </w:r>
-    </w:p>
-    <w:p>
-      <w:r>
-        <w:t>Read the labelled picture: Can the original epoch 3 training loss 1 justify claiming best generalisation? Point to the relevant step in the picture, then write the changed result and the rule or evidence that supports it.</w:t>
-      </w:r>
-    </w:p>
-    <w:p>
-      <w:r>
+      <w:pPr>
+        <w:pStyle w:val="Heading3"/>
+      </w:pPr>
+      <w:r>
+        <w:t>Keep the stated limit</w:t>
+      </w:r>
+    </w:p>
+    <w:p>
+      <w:pPr>
+        <w:spacing w:line="336" w:lineRule="auto" w:after="180"/>
+        <w:shd w:fill="FFF5E6"/>
+      </w:pPr>
+      <w:r>
+        <w:rPr>
+          <w:b w:val="0"/>
+        </w:rPr>
+        <w:t xml:space="preserve">A single curve has sampling and run variability; validation-selected </w:t>
+      </w:r>
+      <w:r>
+        <w:rPr>
+          <w:b/>
+        </w:rPr>
+        <w:t>checkpoint</w:t>
+      </w:r>
+      <w:r>
+        <w:rPr>
+          <w:b w:val="0"/>
+        </w:rPr>
+        <w:t xml:space="preserve">s still require untouched final </w:t>
+      </w:r>
+      <w:r>
+        <w:rPr>
+          <w:b/>
+        </w:rPr>
+        <w:t>evidence</w:t>
+      </w:r>
+      <w:r>
+        <w:rPr>
+          <w:b w:val="0"/>
+        </w:rPr>
+        <w:t>.</w:t>
+      </w:r>
+    </w:p>
+    <w:p>
+      <w:pPr>
+        <w:pStyle w:val="Heading3"/>
+      </w:pPr>
+      <w:r>
+        <w:t>Keep the stated limit</w:t>
+      </w:r>
+    </w:p>
+    <w:p>
+      <w:pPr>
+        <w:spacing w:line="336" w:lineRule="auto" w:after="180"/>
+        <w:shd w:fill="FFF5E6"/>
+      </w:pPr>
+      <w:r>
+        <w:rPr>
+          <w:b w:val="0"/>
+        </w:rPr>
+        <w:t xml:space="preserve">Read the labelled picture: Can the original epoch 3 </w:t>
+      </w:r>
+      <w:r>
+        <w:rPr>
+          <w:b/>
+        </w:rPr>
+        <w:t>training</w:t>
+      </w:r>
+      <w:r>
+        <w:rPr>
+          <w:b w:val="0"/>
+        </w:rPr>
+        <w:t xml:space="preserve"> loss 1 justify claiming best generalisation? Point to the relevant step in the picture, then write the changed result and the rule or </w:t>
+      </w:r>
+      <w:r>
+        <w:rPr>
+          <w:b/>
+        </w:rPr>
+        <w:t>evidence</w:t>
+      </w:r>
+      <w:r>
+        <w:rPr>
+          <w:b w:val="0"/>
+        </w:rPr>
+        <w:t xml:space="preserve"> that supports it.</w:t>
+      </w:r>
+    </w:p>
+    <w:p>
+      <w:pPr>
+        <w:pStyle w:val="Heading3"/>
+      </w:pPr>
+      <w:r>
+        <w:t>Keep the stated limit</w:t>
+      </w:r>
+    </w:p>
+    <w:p>
+      <w:pPr>
+        <w:spacing w:line="336" w:lineRule="auto" w:after="180"/>
+        <w:shd w:fill="FFF5E6"/>
+      </w:pPr>
+      <w:r>
+        <w:rPr>
+          <w:b w:val="0"/>
+        </w:rPr>
         <w:t>Change one thing: Epoch3 validation loss is instead1.5. Predict the result before checking the explanation. What remains the same?</w:t>
       </w:r>
     </w:p>
@@ -1249,12 +2197,7 @@
     </w:p>
     <w:p>
       <w:r>
-        <w:t>Falling training loss with rising validation loss can be consistent with overfitting, but it is not a complete diagnosis. In this example the split-specific target rules are known to differ. In another dataset, inspect representativeness, preprocessing, leakage, label quality and evaluation settings before attributing the pattern to model capacity alone.</w:t>
-      </w:r>
-    </w:p>
-    <w:p>
-      <w:r>
-        <w:t>Evaluate comparable quantities: do not compare a training sum with a validation mean, or a training objective containing a penalty with unpenalised validation MSE. Keep the row sets fixed across checkpoints. Do not mix losses recorded before each batch update with a full-split evaluation of the final checkpoint.</w:t>
+        <w:t>Find the unsupported step in the Training and validation curves claim and explain a repair using the supplied evidence.</w:t>
       </w:r>
     </w:p>
     <w:p>
@@ -1262,12 +2205,190 @@
         <w:pStyle w:val="Heading3"/>
       </w:pPr>
       <w:r>
+        <w:t>Check the claim against the facts</w:t>
+      </w:r>
+    </w:p>
+    <w:p>
+      <w:pPr>
+        <w:spacing w:line="336" w:lineRule="auto" w:after="180"/>
+        <w:shd w:fill="FFF5E6"/>
+      </w:pPr>
+      <w:r>
+        <w:rPr>
+          <w:b w:val="0"/>
+        </w:rPr>
+        <w:t xml:space="preserve">Falling </w:t>
+      </w:r>
+      <w:r>
+        <w:rPr>
+          <w:b/>
+        </w:rPr>
+        <w:t>training</w:t>
+      </w:r>
+      <w:r>
+        <w:rPr>
+          <w:b w:val="0"/>
+        </w:rPr>
+        <w:t xml:space="preserve"> loss with rising validation loss can be consistent with over</w:t>
+      </w:r>
+      <w:r>
+        <w:rPr>
+          <w:b/>
+        </w:rPr>
+        <w:t>fitting</w:t>
+      </w:r>
+      <w:r>
+        <w:rPr>
+          <w:b w:val="0"/>
+        </w:rPr>
+        <w:t>, but it is not a complete diagnosis. In this example the split-specific target rules are known to differ.</w:t>
+      </w:r>
+    </w:p>
+    <w:p>
+      <w:pPr>
+        <w:spacing w:line="336" w:lineRule="auto" w:after="180"/>
+        <w:shd w:fill="FFF5E6"/>
+      </w:pPr>
+      <w:r>
+        <w:rPr>
+          <w:b w:val="0"/>
+        </w:rPr>
+        <w:t>In another dataset, inspect representativeness, pre</w:t>
+      </w:r>
+      <w:r>
+        <w:rPr>
+          <w:b/>
+        </w:rPr>
+        <w:t>process</w:t>
+      </w:r>
+      <w:r>
+        <w:rPr>
+          <w:b w:val="0"/>
+        </w:rPr>
+        <w:t>ing, leakage, label quality and evaluation settings before attributing the pattern to model capacity alone.</w:t>
+      </w:r>
+    </w:p>
+    <w:p>
+      <w:pPr>
+        <w:pStyle w:val="Heading3"/>
+      </w:pPr>
+      <w:r>
+        <w:t>Check the claim against the facts</w:t>
+      </w:r>
+    </w:p>
+    <w:p>
+      <w:pPr>
+        <w:spacing w:line="336" w:lineRule="auto" w:after="180"/>
+        <w:shd w:fill="FFF5E6"/>
+      </w:pPr>
+      <w:r>
+        <w:rPr>
+          <w:b w:val="0"/>
+        </w:rPr>
+        <w:t xml:space="preserve">Evaluate comparable quantities: do not compare a </w:t>
+      </w:r>
+      <w:r>
+        <w:rPr>
+          <w:b/>
+        </w:rPr>
+        <w:t>training</w:t>
+      </w:r>
+      <w:r>
+        <w:rPr>
+          <w:b w:val="0"/>
+        </w:rPr>
+        <w:t xml:space="preserve"> sum with a validation mean, or a </w:t>
+      </w:r>
+      <w:r>
+        <w:rPr>
+          <w:b/>
+        </w:rPr>
+        <w:t>training</w:t>
+      </w:r>
+      <w:r>
+        <w:rPr>
+          <w:b w:val="0"/>
+        </w:rPr>
+        <w:t xml:space="preserve"> objective containing a penalty with unpenalised validation MSE. Keep the row sets fixed across </w:t>
+      </w:r>
+      <w:r>
+        <w:rPr>
+          <w:b/>
+        </w:rPr>
+        <w:t>checkpoint</w:t>
+      </w:r>
+      <w:r>
+        <w:rPr>
+          <w:b w:val="0"/>
+        </w:rPr>
+        <w:t>s.</w:t>
+      </w:r>
+    </w:p>
+    <w:p>
+      <w:pPr>
+        <w:spacing w:line="336" w:lineRule="auto" w:after="180"/>
+        <w:shd w:fill="FFF5E6"/>
+      </w:pPr>
+      <w:r>
+        <w:rPr>
+          <w:b w:val="0"/>
+        </w:rPr>
+        <w:t xml:space="preserve">Do not mix losses recorded before each batch update with a full-split evaluation of the final </w:t>
+      </w:r>
+      <w:r>
+        <w:rPr>
+          <w:b/>
+        </w:rPr>
+        <w:t>checkpoint</w:t>
+      </w:r>
+      <w:r>
+        <w:rPr>
+          <w:b w:val="0"/>
+        </w:rPr>
+        <w:t>.</w:t>
+      </w:r>
+    </w:p>
+    <w:p>
+      <w:pPr>
+        <w:pStyle w:val="Heading3"/>
+      </w:pPr>
+      <w:r>
         <w:t>Locate the earliest unsupported step</w:t>
       </w:r>
     </w:p>
     <w:p>
-      <w:r>
-        <w:t>A training report shows sum of squared errors 12 over six rows. Validation shows mean squared error 3 over two rows in the same target units. A learner says training error is four times larger. Repair the comparison.</w:t>
+      <w:pPr>
+        <w:spacing w:line="336" w:lineRule="auto" w:after="180"/>
+      </w:pPr>
+      <w:r>
+        <w:rPr>
+          <w:b w:val="0"/>
+        </w:rPr>
+        <w:t xml:space="preserve">A </w:t>
+      </w:r>
+      <w:r>
+        <w:rPr>
+          <w:b/>
+        </w:rPr>
+        <w:t>training</w:t>
+      </w:r>
+      <w:r>
+        <w:rPr>
+          <w:b w:val="0"/>
+        </w:rPr>
+        <w:t xml:space="preserve"> report shows sum of squared errors 12 over six rows. Validation shows mean squared error 3 over two rows in the same target units. A learner says </w:t>
+      </w:r>
+      <w:r>
+        <w:rPr>
+          <w:b/>
+        </w:rPr>
+        <w:t>training</w:t>
+      </w:r>
+      <w:r>
+        <w:rPr>
+          <w:b w:val="0"/>
+        </w:rPr>
+        <w:t xml:space="preserve"> error is four times larger. Repair the comparison.</w:t>
       </w:r>
     </w:p>
     <w:p>
@@ -1318,7 +2439,30 @@
     </w:p>
     <w:p>
       <w:r>
-        <w:t>At v = 1, compute both validation predictions, residuals and MSE on (3, 4.5) and (4, 6).</w:t>
+        <w:t>Practise Training and validation curves with support, then explain the deciding step in your own words.</w:t>
+      </w:r>
+    </w:p>
+    <w:p>
+      <w:pPr>
+        <w:spacing w:line="336" w:lineRule="auto" w:after="180"/>
+      </w:pPr>
+      <w:r>
+        <w:rPr>
+          <w:b w:val="0"/>
+        </w:rPr>
+        <w:t xml:space="preserve">At v = 1, compute both validation </w:t>
+      </w:r>
+      <w:r>
+        <w:rPr>
+          <w:b/>
+        </w:rPr>
+        <w:t>prediction</w:t>
+      </w:r>
+      <w:r>
+        <w:rPr>
+          <w:b w:val="0"/>
+        </w:rPr>
+        <w:t>s, residuals and MSE on (3, 4.5) and (4, 6).</w:t>
       </w:r>
     </w:p>
     <w:p>
@@ -1386,8 +2530,50 @@
       </w:r>
     </w:p>
     <w:p>
-      <w:r>
-        <w:t>Use workbook W2 for the connected example “Training and validation curves”. First fill the input and rule boxes. Try the middle steps before asking for a hint. After a hint, try the next step yourself.</w:t>
+      <w:pPr>
+        <w:spacing w:line="336" w:lineRule="auto" w:after="180"/>
+      </w:pPr>
+      <w:r>
+        <w:rPr>
+          <w:b w:val="0"/>
+        </w:rPr>
+        <w:t>Use workbook W2 for the connected example “</w:t>
+      </w:r>
+      <w:r>
+        <w:rPr>
+          <w:b/>
+        </w:rPr>
+        <w:t>Training</w:t>
+      </w:r>
+      <w:r>
+        <w:rPr>
+          <w:b w:val="0"/>
+        </w:rPr>
+        <w:t xml:space="preserve"> and </w:t>
+      </w:r>
+      <w:r>
+        <w:rPr>
+          <w:b/>
+        </w:rPr>
+        <w:t>validation curve</w:t>
+      </w:r>
+      <w:r>
+        <w:rPr>
+          <w:b w:val="0"/>
+        </w:rPr>
+        <w:t xml:space="preserve">s”. First fill the </w:t>
+      </w:r>
+      <w:r>
+        <w:rPr>
+          <w:b/>
+        </w:rPr>
+        <w:t>input</w:t>
+      </w:r>
+      <w:r>
+        <w:rPr>
+          <w:b w:val="0"/>
+        </w:rPr>
+        <w:t xml:space="preserve"> and rule boxes. Try the middle steps before asking for a hint. After a hint, try the next step yourself.</w:t>
       </w:r>
     </w:p>
     <w:tbl>
@@ -1470,7 +2656,13 @@
       </w:tr>
     </w:tbl>
     <w:p>
-      <w:r>
+      <w:pPr>
+        <w:spacing w:line="336" w:lineRule="auto" w:after="180"/>
+      </w:pPr>
+      <w:r>
+        <w:rPr>
+          <w:b w:val="0"/>
+        </w:rPr>
         <w:t>Explain your trace to a partner. Your partner points to one step to check. Swap roles on the next case. Each person writes their own explanation.</w:t>
       </w:r>
     </w:p>
@@ -1483,12 +2675,71 @@
       </w:r>
     </w:p>
     <w:p>
-      <w:r>
-        <w:t>Use the worked case for Training and validation curves. Proposed explanation: “The last checkpoint is always best”. Decide whether this explanation is supported. Point to the step or supplied fact that decides; explain your repair if needed.</w:t>
-      </w:r>
-    </w:p>
-    <w:p>
-      <w:r>
+      <w:pPr>
+        <w:spacing w:line="336" w:lineRule="auto" w:after="180"/>
+      </w:pPr>
+      <w:r>
+        <w:rPr>
+          <w:b w:val="0"/>
+        </w:rPr>
+        <w:t xml:space="preserve">Use the worked case for </w:t>
+      </w:r>
+      <w:r>
+        <w:rPr>
+          <w:b/>
+        </w:rPr>
+        <w:t>Training</w:t>
+      </w:r>
+      <w:r>
+        <w:rPr>
+          <w:b w:val="0"/>
+        </w:rPr>
+        <w:t xml:space="preserve"> and </w:t>
+      </w:r>
+      <w:r>
+        <w:rPr>
+          <w:b/>
+        </w:rPr>
+        <w:t>validation curve</w:t>
+      </w:r>
+      <w:r>
+        <w:rPr>
+          <w:b w:val="0"/>
+        </w:rPr>
+        <w:t xml:space="preserve">s. Proposed explanation: “The last </w:t>
+      </w:r>
+      <w:r>
+        <w:rPr>
+          <w:b/>
+        </w:rPr>
+        <w:t>checkpoint</w:t>
+      </w:r>
+      <w:r>
+        <w:rPr>
+          <w:b w:val="0"/>
+        </w:rPr>
+        <w:t xml:space="preserve"> is always best”. Decide whether this explanation is supported.</w:t>
+      </w:r>
+    </w:p>
+    <w:p>
+      <w:pPr>
+        <w:spacing w:line="336" w:lineRule="auto" w:after="180"/>
+      </w:pPr>
+      <w:r>
+        <w:rPr>
+          <w:b w:val="0"/>
+        </w:rPr>
+        <w:t>Point to the step or supplied fact that decides; explain your repair if needed.</w:t>
+      </w:r>
+    </w:p>
+    <w:p>
+      <w:pPr>
+        <w:spacing w:line="336" w:lineRule="auto" w:after="180"/>
+      </w:pPr>
+      <w:r>
+        <w:rPr>
+          <w:b w:val="0"/>
+        </w:rPr>
         <w:t>Answer on your own before discussion. If you are unsure, say which step you need help with.</w:t>
       </w:r>
     </w:p>
@@ -1501,8 +2752,38 @@
       </w:r>
     </w:p>
     <w:p>
-      <w:r>
-        <w:t>Can the original epoch 3 training loss 1 justify claiming best generalisation? Point to the relevant step in the picture, then write the changed result and the rule or evidence that supports it.</w:t>
+      <w:pPr>
+        <w:spacing w:line="336" w:lineRule="auto" w:after="180"/>
+      </w:pPr>
+      <w:r>
+        <w:rPr>
+          <w:b w:val="0"/>
+        </w:rPr>
+        <w:t xml:space="preserve">Can the original epoch 3 </w:t>
+      </w:r>
+      <w:r>
+        <w:rPr>
+          <w:b/>
+        </w:rPr>
+        <w:t>training</w:t>
+      </w:r>
+      <w:r>
+        <w:rPr>
+          <w:b w:val="0"/>
+        </w:rPr>
+        <w:t xml:space="preserve"> loss 1 justify claiming best generalisation? Point to the relevant step in the picture, then write the changed result and the rule or </w:t>
+      </w:r>
+      <w:r>
+        <w:rPr>
+          <w:b/>
+        </w:rPr>
+        <w:t>evidence</w:t>
+      </w:r>
+      <w:r>
+        <w:rPr>
+          <w:b w:val="0"/>
+        </w:rPr>
+        <w:t xml:space="preserve"> that supports it.</w:t>
       </w:r>
     </w:p>
     <w:p>
@@ -1534,7 +2815,13 @@
       </w:r>
     </w:p>
     <w:p>
-      <w:r>
+      <w:pPr>
+        <w:spacing w:line="336" w:lineRule="auto" w:after="180"/>
+      </w:pPr>
+      <w:r>
+        <w:rPr>
+          <w:b w:val="0"/>
+        </w:rPr>
         <w:t>This is supported practice. Keep the separately named independent case for an attempt before feedback.</w:t>
       </w:r>
     </w:p>
@@ -1547,6 +2834,11 @@
       </w:r>
     </w:p>
     <w:p>
+      <w:r>
+        <w:t>Investigate Training and validation curves. Record the prediction, actual observation or labelled paper trace, explanation and next test separately.</w:t>
+      </w:r>
+    </w:p>
+    <w:p>
       <w:pPr>
         <w:pStyle w:val="Heading3"/>
       </w:pPr>
@@ -1555,8 +2847,63 @@
       </w:r>
     </w:p>
     <w:p>
-      <w:r>
-        <w:t>Observed validation MSE at checkpoints 0 to 4 is [5, 2, 1, 1, 1.2]. Lowest loss wins with earlier exact ties. Which checkpoint is selected? What if training loss is lowest at checkpoint 4?</w:t>
+      <w:pPr>
+        <w:spacing w:line="336" w:lineRule="auto" w:after="180"/>
+        <w:shd w:fill="F5F1FB"/>
+      </w:pPr>
+      <w:r>
+        <w:rPr>
+          <w:b w:val="0"/>
+        </w:rPr>
+        <w:t xml:space="preserve">Observed validation MSE at </w:t>
+      </w:r>
+      <w:r>
+        <w:rPr>
+          <w:b/>
+        </w:rPr>
+        <w:t>checkpoint</w:t>
+      </w:r>
+      <w:r>
+        <w:rPr>
+          <w:b w:val="0"/>
+        </w:rPr>
+        <w:t xml:space="preserve">s 0 to 4 is [5, 2, 1, 1, 1.2]. Lowest loss wins with earlier exact ties. Which </w:t>
+      </w:r>
+      <w:r>
+        <w:rPr>
+          <w:b/>
+        </w:rPr>
+        <w:t>checkpoint</w:t>
+      </w:r>
+      <w:r>
+        <w:rPr>
+          <w:b w:val="0"/>
+        </w:rPr>
+        <w:t xml:space="preserve"> is selected? What if </w:t>
+      </w:r>
+      <w:r>
+        <w:rPr>
+          <w:b/>
+        </w:rPr>
+        <w:t>training</w:t>
+      </w:r>
+      <w:r>
+        <w:rPr>
+          <w:b w:val="0"/>
+        </w:rPr>
+        <w:t xml:space="preserve"> loss is lowest at </w:t>
+      </w:r>
+      <w:r>
+        <w:rPr>
+          <w:b/>
+        </w:rPr>
+        <w:t>checkpoint</w:t>
+      </w:r>
+      <w:r>
+        <w:rPr>
+          <w:b w:val="0"/>
+        </w:rPr>
+        <w:t xml:space="preserve"> 4?</w:t>
       </w:r>
     </w:p>
     <w:p>
@@ -1734,7 +3081,13 @@
       </w:tr>
     </w:tbl>
     <w:p>
-      <w:r>
+      <w:pPr>
+        <w:spacing w:line="336" w:lineRule="auto" w:after="180"/>
+      </w:pPr>
+      <w:r>
+        <w:rPr>
+          <w:b w:val="0"/>
+        </w:rPr>
         <w:t>On paper, trace the supplied procedure. If code is provided, predict before running it in a local practice file. Never write an expected answer as though it were an observed run.</w:t>
       </w:r>
     </w:p>
@@ -1747,7 +3100,13 @@
       </w:r>
     </w:p>
     <w:p>
-      <w:r>
+      <w:pPr>
+        <w:spacing w:line="336" w:lineRule="auto" w:after="180"/>
+      </w:pPr>
+      <w:r>
+        <w:rPr>
+          <w:b w:val="0"/>
+        </w:rPr>
         <w:t>Before trying: what do I expect, and why? While trying: which step could first go wrong? Afterwards: what did I actually observe, and what should change? Keep “not run” if you only traced the procedure.</w:t>
       </w:r>
     </w:p>
@@ -1760,6 +3119,11 @@
       </w:r>
     </w:p>
     <w:p>
+      <w:r>
+        <w:t>Move from recall to tracing, diagnosis and transfer in Training and validation curves. Explain why each step is justified.</w:t>
+      </w:r>
+    </w:p>
+    <w:p>
       <w:pPr>
         <w:pStyle w:val="Heading3"/>
       </w:pPr>
@@ -1768,18 +3132,90 @@
       </w:r>
     </w:p>
     <w:p>
-      <w:r>
-        <w:t>At v = 1, compute both validation predictions, residuals and MSE on (3, 4.5) and (4, 6).</w:t>
-      </w:r>
-    </w:p>
-    <w:p>
-      <w:r>
-        <w:t>A training report shows sum of squared errors 12 over six rows. Validation shows mean squared error 3 over two rows in the same target units. A learner says training error is four times larger. Repair the comparison.</w:t>
-      </w:r>
-    </w:p>
-    <w:p>
-      <w:r>
-        <w:t>Training loss falls while validation loss rises. Give two checks before declaring model complexity the cause, and explain why repeatedly selecting with validation makes it development evidence.</w:t>
+      <w:pPr>
+        <w:spacing w:line="336" w:lineRule="auto" w:after="180"/>
+      </w:pPr>
+      <w:r>
+        <w:rPr>
+          <w:b w:val="0"/>
+        </w:rPr>
+        <w:t xml:space="preserve">At v = 1, compute both validation </w:t>
+      </w:r>
+      <w:r>
+        <w:rPr>
+          <w:b/>
+        </w:rPr>
+        <w:t>prediction</w:t>
+      </w:r>
+      <w:r>
+        <w:rPr>
+          <w:b w:val="0"/>
+        </w:rPr>
+        <w:t>s, residuals and MSE on (3, 4.5) and (4, 6).</w:t>
+      </w:r>
+    </w:p>
+    <w:p>
+      <w:pPr>
+        <w:spacing w:line="336" w:lineRule="auto" w:after="180"/>
+      </w:pPr>
+      <w:r>
+        <w:rPr>
+          <w:b w:val="0"/>
+        </w:rPr>
+        <w:t xml:space="preserve">A </w:t>
+      </w:r>
+      <w:r>
+        <w:rPr>
+          <w:b/>
+        </w:rPr>
+        <w:t>training</w:t>
+      </w:r>
+      <w:r>
+        <w:rPr>
+          <w:b w:val="0"/>
+        </w:rPr>
+        <w:t xml:space="preserve"> report shows sum of squared errors 12 over six rows. Validation shows mean squared error 3 over two rows in the same target units. A learner says </w:t>
+      </w:r>
+      <w:r>
+        <w:rPr>
+          <w:b/>
+        </w:rPr>
+        <w:t>training</w:t>
+      </w:r>
+      <w:r>
+        <w:rPr>
+          <w:b w:val="0"/>
+        </w:rPr>
+        <w:t xml:space="preserve"> error is four times larger. Repair the comparison.</w:t>
+      </w:r>
+    </w:p>
+    <w:p>
+      <w:pPr>
+        <w:spacing w:line="336" w:lineRule="auto" w:after="180"/>
+      </w:pPr>
+      <w:r>
+        <w:rPr>
+          <w:b/>
+        </w:rPr>
+        <w:t>Training</w:t>
+      </w:r>
+      <w:r>
+        <w:rPr>
+          <w:b w:val="0"/>
+        </w:rPr>
+        <w:t xml:space="preserve"> loss falls while validation loss rises. Give two checks before declaring model complexity the cause, and explain why repeatedly selecting with validation makes it development </w:t>
+      </w:r>
+      <w:r>
+        <w:rPr>
+          <w:b/>
+        </w:rPr>
+        <w:t>evidence</w:t>
+      </w:r>
+      <w:r>
+        <w:rPr>
+          <w:b w:val="0"/>
+        </w:rPr>
+        <w:t>.</w:t>
       </w:r>
     </w:p>
     <w:p>
@@ -1825,7 +3261,113 @@
     </w:p>
     <w:p>
       <w:r>
-        <w:t>Add a labelled training and validation curves evidence sheet to Image-pattern Network Investigation. Show how you can compute comparable training and validation losses at saved checkpoints. Use the supplied fictional case and keep its inputs, intermediate steps, calculation or prediction, and limitation. Connect this record to last week’s record; a matching answer without a trace is insufficient.</w:t>
+        <w:t>Apply this week’s idea to Image-pattern Network Investigation. Keep an annotated decision and the evidence supporting it.</w:t>
+      </w:r>
+    </w:p>
+    <w:p>
+      <w:pPr>
+        <w:spacing w:line="336" w:lineRule="auto" w:after="180"/>
+      </w:pPr>
+      <w:r>
+        <w:rPr>
+          <w:b w:val="0"/>
+        </w:rPr>
+        <w:t xml:space="preserve">Add a labelled </w:t>
+      </w:r>
+      <w:r>
+        <w:rPr>
+          <w:b/>
+        </w:rPr>
+        <w:t>training</w:t>
+      </w:r>
+      <w:r>
+        <w:rPr>
+          <w:b w:val="0"/>
+        </w:rPr>
+        <w:t xml:space="preserve"> and </w:t>
+      </w:r>
+      <w:r>
+        <w:rPr>
+          <w:b/>
+        </w:rPr>
+        <w:t>validation curve</w:t>
+      </w:r>
+      <w:r>
+        <w:rPr>
+          <w:b w:val="0"/>
+        </w:rPr>
+        <w:t xml:space="preserve">s </w:t>
+      </w:r>
+      <w:r>
+        <w:rPr>
+          <w:b/>
+        </w:rPr>
+        <w:t>evidence</w:t>
+      </w:r>
+      <w:r>
+        <w:rPr>
+          <w:b w:val="0"/>
+        </w:rPr>
+        <w:t xml:space="preserve"> sheet to Image-pattern Network Investigation. Show how you can compute comparable </w:t>
+      </w:r>
+      <w:r>
+        <w:rPr>
+          <w:b/>
+        </w:rPr>
+        <w:t>training</w:t>
+      </w:r>
+      <w:r>
+        <w:rPr>
+          <w:b w:val="0"/>
+        </w:rPr>
+        <w:t xml:space="preserve"> and validation losses at saved </w:t>
+      </w:r>
+      <w:r>
+        <w:rPr>
+          <w:b/>
+        </w:rPr>
+        <w:t>checkpoint</w:t>
+      </w:r>
+      <w:r>
+        <w:rPr>
+          <w:b w:val="0"/>
+        </w:rPr>
+        <w:t>s.</w:t>
+      </w:r>
+    </w:p>
+    <w:p>
+      <w:pPr>
+        <w:spacing w:line="336" w:lineRule="auto" w:after="180"/>
+      </w:pPr>
+      <w:r>
+        <w:rPr>
+          <w:b w:val="0"/>
+        </w:rPr>
+        <w:t xml:space="preserve">Use the supplied fictional case and keep its </w:t>
+      </w:r>
+      <w:r>
+        <w:rPr>
+          <w:b/>
+        </w:rPr>
+        <w:t>input</w:t>
+      </w:r>
+      <w:r>
+        <w:rPr>
+          <w:b w:val="0"/>
+        </w:rPr>
+        <w:t xml:space="preserve">s, intermediate steps, calculation or </w:t>
+      </w:r>
+      <w:r>
+        <w:rPr>
+          <w:b/>
+        </w:rPr>
+        <w:t>prediction</w:t>
+      </w:r>
+      <w:r>
+        <w:rPr>
+          <w:b w:val="0"/>
+        </w:rPr>
+        <w:t>, and limitation. Connect this record to last week’s record; a matching answer without a trace is insufficient.</w:t>
       </w:r>
     </w:p>
     <w:tbl>
@@ -1953,8 +3495,37 @@
       </w:r>
     </w:p>
     <w:p>
-      <w:r>
-        <w:t>For your Image-pattern Network Investigation, save the input, procedure, observed result and limitation of this check. Label this worked example as practice; use a different, previously unreviewed case when checking independent understanding.</w:t>
+      <w:pPr>
+        <w:spacing w:line="336" w:lineRule="auto" w:after="180"/>
+      </w:pPr>
+      <w:r>
+        <w:rPr>
+          <w:b w:val="0"/>
+        </w:rPr>
+        <w:t xml:space="preserve">For your Image-pattern Network Investigation, save the </w:t>
+      </w:r>
+      <w:r>
+        <w:rPr>
+          <w:b/>
+        </w:rPr>
+        <w:t>input</w:t>
+      </w:r>
+      <w:r>
+        <w:rPr>
+          <w:b w:val="0"/>
+        </w:rPr>
+        <w:t>, procedure, observed result and limitation of this check.</w:t>
+      </w:r>
+    </w:p>
+    <w:p>
+      <w:pPr>
+        <w:spacing w:line="336" w:lineRule="auto" w:after="180"/>
+      </w:pPr>
+      <w:r>
+        <w:rPr>
+          <w:b w:val="0"/>
+        </w:rPr>
+        <w:t>Label this worked example as practice; use a different, previously unreviewed case when checking independent understanding.</w:t>
       </w:r>
     </w:p>
     <w:p>
@@ -1967,7 +3538,65 @@
     </w:p>
     <w:p>
       <w:r>
-        <w:t>Restore checkpoint 2, v = 1.5, if following the declared rule. Its zero validation MSE is a result on two constructed development examples. Choosing this checkpoint using those examples makes them part of model selection. After all choices are frozen, a separate untouched test set can provide final evidence within its own coverage limits.</w:t>
+        <w:t>Use a genuinely new case for independent evidence. Previously discussed examples remain practice; use the separately named independent case before feedback.</w:t>
+      </w:r>
+    </w:p>
+    <w:p>
+      <w:pPr>
+        <w:spacing w:line="336" w:lineRule="auto" w:after="180"/>
+      </w:pPr>
+      <w:r>
+        <w:rPr>
+          <w:b w:val="0"/>
+        </w:rPr>
+        <w:t xml:space="preserve">Restore </w:t>
+      </w:r>
+      <w:r>
+        <w:rPr>
+          <w:b/>
+        </w:rPr>
+        <w:t>checkpoint</w:t>
+      </w:r>
+      <w:r>
+        <w:rPr>
+          <w:b w:val="0"/>
+        </w:rPr>
+        <w:t xml:space="preserve"> 2, v = 1.5, if following the declared rule. Its zero validation MSE is a result on two constructed development examples. Choosing this </w:t>
+      </w:r>
+      <w:r>
+        <w:rPr>
+          <w:b/>
+        </w:rPr>
+        <w:t>checkpoint</w:t>
+      </w:r>
+      <w:r>
+        <w:rPr>
+          <w:b w:val="0"/>
+        </w:rPr>
+        <w:t xml:space="preserve"> using those examples makes them part of model selection.</w:t>
+      </w:r>
+    </w:p>
+    <w:p>
+      <w:pPr>
+        <w:spacing w:line="336" w:lineRule="auto" w:after="180"/>
+      </w:pPr>
+      <w:r>
+        <w:rPr>
+          <w:b w:val="0"/>
+        </w:rPr>
+        <w:t xml:space="preserve">After all choices are frozen, a separate untouched test set can provide final </w:t>
+      </w:r>
+      <w:r>
+        <w:rPr>
+          <w:b/>
+        </w:rPr>
+        <w:t>evidence</w:t>
+      </w:r>
+      <w:r>
+        <w:rPr>
+          <w:b w:val="0"/>
+        </w:rPr>
+        <w:t xml:space="preserve"> within its own coverage limits.</w:t>
       </w:r>
     </w:p>
     <w:p>
@@ -1999,13 +3628,43 @@
       </w:r>
     </w:p>
     <w:p>
-      <w:r>
+      <w:pPr>
+        <w:spacing w:line="336" w:lineRule="auto" w:after="180"/>
+      </w:pPr>
+      <w:r>
+        <w:rPr>
+          <w:b w:val="0"/>
+        </w:rPr>
         <w:t>Next week adds a weight penalty and an early-stopping policy, keeping their roles distinct.</w:t>
       </w:r>
     </w:p>
     <w:p>
-      <w:r>
-        <w:t>Training loss falls while validation loss rises. Give two checks before declaring model complexity the cause, and explain why repeatedly selecting with validation makes it development evidence.</w:t>
+      <w:pPr>
+        <w:spacing w:line="336" w:lineRule="auto" w:after="180"/>
+      </w:pPr>
+      <w:r>
+        <w:rPr>
+          <w:b/>
+        </w:rPr>
+        <w:t>Training</w:t>
+      </w:r>
+      <w:r>
+        <w:rPr>
+          <w:b w:val="0"/>
+        </w:rPr>
+        <w:t xml:space="preserve"> loss falls while validation loss rises. Give two checks before declaring model complexity the cause, and explain why repeatedly selecting with validation makes it development </w:t>
+      </w:r>
+      <w:r>
+        <w:rPr>
+          <w:b/>
+        </w:rPr>
+        <w:t>evidence</w:t>
+      </w:r>
+      <w:r>
+        <w:rPr>
+          <w:b w:val="0"/>
+        </w:rPr>
+        <w:t>.</w:t>
       </w:r>
     </w:p>
     <w:p>
@@ -2042,6 +3701,11 @@
       </w:pPr>
       <w:r>
         <w:t>13. Study a complete case</w:t>
+      </w:r>
+    </w:p>
+    <w:p>
+      <w:r>
+        <w:t>Revisit the complete Training and validation curves case for supported practice. Repeated examples do not become fresh assessments.</w:t>
       </w:r>
     </w:p>
     <w:p>
@@ -2208,8 +3872,26 @@
       </w:r>
     </w:p>
     <w:p>
-      <w:r>
-        <w:t>Follow the input through the stated procedure to its result. Cover the result first, predict it, then explain every intermediate step. The text/table accompanies the figure so the example can be read without colour.</w:t>
+      <w:pPr>
+        <w:spacing w:line="336" w:lineRule="auto" w:after="180"/>
+      </w:pPr>
+      <w:r>
+        <w:rPr>
+          <w:b w:val="0"/>
+        </w:rPr>
+        <w:t xml:space="preserve">Follow the </w:t>
+      </w:r>
+      <w:r>
+        <w:rPr>
+          <w:b/>
+        </w:rPr>
+        <w:t>input</w:t>
+      </w:r>
+      <w:r>
+        <w:rPr>
+          <w:b w:val="0"/>
+        </w:rPr>
+        <w:t xml:space="preserve"> through the stated procedure to its result. Cover the result first, predict it, then explain every intermediate step. The text/table accompanies the figure so the example can be read without colour.</w:t>
       </w:r>
     </w:p>
     <w:p>
@@ -2259,6 +3941,11 @@
       </w:r>
     </w:p>
     <w:p>
+      <w:r>
+        <w:t>Attempt the reserved new case before feedback. Record support; the earlier examples below remain additional practice.</w:t>
+      </w:r>
+    </w:p>
+    <w:p>
       <w:pPr>
         <w:pStyle w:val="Heading3"/>
       </w:pPr>
@@ -2267,8 +3954,49 @@
       </w:r>
     </w:p>
     <w:p>
-      <w:r>
-        <w:t>Use h = ReLU(x), y = vh, candidate v values 1, 1.5 and 2. Training pairs are (1, 2), (2, 4); validation pairs are (1, 1), (2, 2). Calculate both MSE columns and select by minimum validation MSE. Explain the disagreement with selection by training loss.</w:t>
+      <w:pPr>
+        <w:spacing w:line="336" w:lineRule="auto" w:after="180"/>
+      </w:pPr>
+      <w:r>
+        <w:rPr>
+          <w:b w:val="0"/>
+        </w:rPr>
+        <w:t xml:space="preserve">Use h = ReLU(x), y = vh, candidate v values 1, 1.5 and 2. </w:t>
+      </w:r>
+      <w:r>
+        <w:rPr>
+          <w:b/>
+        </w:rPr>
+        <w:t>Training</w:t>
+      </w:r>
+      <w:r>
+        <w:rPr>
+          <w:b w:val="0"/>
+        </w:rPr>
+        <w:t xml:space="preserve"> pairs are (1, 2), (2, 4); validation pairs are (1, 1), (2, 2). Calculate both MSE columns and select by minimum validation MSE.</w:t>
+      </w:r>
+    </w:p>
+    <w:p>
+      <w:pPr>
+        <w:spacing w:line="336" w:lineRule="auto" w:after="180"/>
+      </w:pPr>
+      <w:r>
+        <w:rPr>
+          <w:b w:val="0"/>
+        </w:rPr>
+        <w:t xml:space="preserve">Explain the disagreement with selection by </w:t>
+      </w:r>
+      <w:r>
+        <w:rPr>
+          <w:b/>
+        </w:rPr>
+        <w:t>training</w:t>
+      </w:r>
+      <w:r>
+        <w:rPr>
+          <w:b w:val="0"/>
+        </w:rPr>
+        <w:t xml:space="preserve"> loss.</w:t>
       </w:r>
     </w:p>
     <w:p>
@@ -2315,7 +4043,13 @@
       </w:r>
     </w:p>
     <w:p>
-      <w:r>
+      <w:pPr>
+        <w:spacing w:line="336" w:lineRule="auto" w:after="180"/>
+      </w:pPr>
+      <w:r>
+        <w:rPr>
+          <w:b w:val="0"/>
+        </w:rPr>
         <w:t>Attempt this case before feedback. Record any help. Earlier examples below are further practice; a case already practised with feedback cannot establish fresh transfer.</w:t>
       </w:r>
     </w:p>
@@ -2328,8 +4062,49 @@
       </w:r>
     </w:p>
     <w:p>
-      <w:r>
-        <w:t>Use h = ReLU(x), y = vh, candidate v values 1, 1.5 and 2. Training pairs are (1, 2), (2, 4); validation pairs are (1, 1), (2, 2). Calculate both MSE columns and select by minimum validation MSE. Explain the disagreement with selection by training loss.</w:t>
+      <w:pPr>
+        <w:spacing w:line="336" w:lineRule="auto" w:after="180"/>
+      </w:pPr>
+      <w:r>
+        <w:rPr>
+          <w:b w:val="0"/>
+        </w:rPr>
+        <w:t xml:space="preserve">Use h = ReLU(x), y = vh, candidate v values 1, 1.5 and 2. </w:t>
+      </w:r>
+      <w:r>
+        <w:rPr>
+          <w:b/>
+        </w:rPr>
+        <w:t>Training</w:t>
+      </w:r>
+      <w:r>
+        <w:rPr>
+          <w:b w:val="0"/>
+        </w:rPr>
+        <w:t xml:space="preserve"> pairs are (1, 2), (2, 4); validation pairs are (1, 1), (2, 2). Calculate both MSE columns and select by minimum validation MSE.</w:t>
+      </w:r>
+    </w:p>
+    <w:p>
+      <w:pPr>
+        <w:spacing w:line="336" w:lineRule="auto" w:after="180"/>
+      </w:pPr>
+      <w:r>
+        <w:rPr>
+          <w:b w:val="0"/>
+        </w:rPr>
+        <w:t xml:space="preserve">Explain the disagreement with selection by </w:t>
+      </w:r>
+      <w:r>
+        <w:rPr>
+          <w:b/>
+        </w:rPr>
+        <w:t>training</w:t>
+      </w:r>
+      <w:r>
+        <w:rPr>
+          <w:b w:val="0"/>
+        </w:rPr>
+        <w:t xml:space="preserve"> loss.</w:t>
       </w:r>
     </w:p>
     <w:p>
@@ -2381,7 +4156,13 @@
       </w:r>
     </w:p>
     <w:p>
-      <w:r>
+      <w:pPr>
+        <w:spacing w:line="336" w:lineRule="auto" w:after="180"/>
+      </w:pPr>
+      <w:r>
+        <w:rPr>
+          <w:b w:val="0"/>
+        </w:rPr>
         <w:t>Record support used: none, hint or teacher explanation. After feedback, a different case is needed to demonstrate independence.</w:t>
       </w:r>
     </w:p>
@@ -2394,8 +4175,25 @@
       </w:r>
     </w:p>
     <w:p>
-      <w:r>
-        <w:t>Attempt the independent case before hints. Record whether you worked alone, used a hint or followed a model. After feedback, fix the first unsupported step and explain why it changed. A later check uses a changed case, not a copied answer.</w:t>
+      <w:pPr>
+        <w:spacing w:line="336" w:lineRule="auto" w:after="180"/>
+      </w:pPr>
+      <w:r>
+        <w:rPr>
+          <w:b w:val="0"/>
+        </w:rPr>
+        <w:t>Attempt the independent case before hints. Record whether you worked alone, used a hint or followed a model. After feedback, fix the first unsupported step and explain why it changed.</w:t>
+      </w:r>
+    </w:p>
+    <w:p>
+      <w:pPr>
+        <w:spacing w:line="336" w:lineRule="auto" w:after="180"/>
+      </w:pPr>
+      <w:r>
+        <w:rPr>
+          <w:b w:val="0"/>
+        </w:rPr>
+        <w:t>A later check uses a changed case, not a copied answer.</w:t>
       </w:r>
     </w:p>
     <w:p>
@@ -2408,7 +4206,42 @@
     </w:p>
     <w:p>
       <w:r>
-        <w:t>Start with this question: Plot training and validation loss for checkpoints before opening final cases.</w:t>
+        <w:t>Use this map to navigate Training and validation curves, connect the goals to tasks and keep one evidence record for each attempt.</w:t>
+      </w:r>
+    </w:p>
+    <w:p>
+      <w:pPr>
+        <w:spacing w:line="336" w:lineRule="auto" w:after="180"/>
+      </w:pPr>
+      <w:r>
+        <w:rPr>
+          <w:b w:val="0"/>
+        </w:rPr>
+        <w:t xml:space="preserve">Start with this question: Plot </w:t>
+      </w:r>
+      <w:r>
+        <w:rPr>
+          <w:b/>
+        </w:rPr>
+        <w:t>training</w:t>
+      </w:r>
+      <w:r>
+        <w:rPr>
+          <w:b w:val="0"/>
+        </w:rPr>
+        <w:t xml:space="preserve"> and validation loss for </w:t>
+      </w:r>
+      <w:r>
+        <w:rPr>
+          <w:b/>
+        </w:rPr>
+        <w:t>checkpoint</w:t>
+      </w:r>
+      <w:r>
+        <w:rPr>
+          <w:b w:val="0"/>
+        </w:rPr>
+        <w:t>s before opening final cases.</w:t>
       </w:r>
     </w:p>
     <w:tbl>
@@ -2514,13 +4347,61 @@
       </w:tr>
     </w:tbl>
     <w:p>
-      <w:r>
-        <w:t>Remember → watch and explain → try with help → investigate → try independently → keep project evidence. Your teacher may spread this lesson across several classes.</w:t>
-      </w:r>
-    </w:p>
-    <w:p>
-      <w:r>
-        <w:t>Keep your first prediction. Compare it with what the evidence shows and explain any change.</w:t>
+      <w:pPr>
+        <w:spacing w:line="336" w:lineRule="auto" w:after="180"/>
+      </w:pPr>
+      <w:r>
+        <w:rPr>
+          <w:b w:val="0"/>
+        </w:rPr>
+        <w:t xml:space="preserve">Remember → watch and explain → try with help → investigate → try independently → keep project </w:t>
+      </w:r>
+      <w:r>
+        <w:rPr>
+          <w:b/>
+        </w:rPr>
+        <w:t>evidence</w:t>
+      </w:r>
+      <w:r>
+        <w:rPr>
+          <w:b w:val="0"/>
+        </w:rPr>
+        <w:t>. Your teacher may spread this lesson across several classes.</w:t>
+      </w:r>
+    </w:p>
+    <w:p>
+      <w:pPr>
+        <w:spacing w:line="336" w:lineRule="auto" w:after="180"/>
+      </w:pPr>
+      <w:r>
+        <w:rPr>
+          <w:b w:val="0"/>
+        </w:rPr>
+        <w:t xml:space="preserve">Keep your first </w:t>
+      </w:r>
+      <w:r>
+        <w:rPr>
+          <w:b/>
+        </w:rPr>
+        <w:t>prediction</w:t>
+      </w:r>
+      <w:r>
+        <w:rPr>
+          <w:b w:val="0"/>
+        </w:rPr>
+        <w:t xml:space="preserve">. Compare it with what the </w:t>
+      </w:r>
+      <w:r>
+        <w:rPr>
+          <w:b/>
+        </w:rPr>
+        <w:t>evidence</w:t>
+      </w:r>
+      <w:r>
+        <w:rPr>
+          <w:b w:val="0"/>
+        </w:rPr>
+        <w:t xml:space="preserve"> shows and explain any change.</w:t>
       </w:r>
     </w:p>
     <w:p>
@@ -2533,7 +4414,42 @@
     </w:p>
     <w:p>
       <w:r>
-        <w:t>Close your notes. Explain this goal in your own words: Compute comparable training and validation losses at saved checkpoints</w:t>
+        <w:t>Explain Training and validation curves without notes, identify a remaining question and plan a later check with a changed case.</w:t>
+      </w:r>
+    </w:p>
+    <w:p>
+      <w:pPr>
+        <w:spacing w:line="336" w:lineRule="auto" w:after="180"/>
+      </w:pPr>
+      <w:r>
+        <w:rPr>
+          <w:b w:val="0"/>
+        </w:rPr>
+        <w:t xml:space="preserve">Close your notes. Explain this goal in your own words: Compute comparable </w:t>
+      </w:r>
+      <w:r>
+        <w:rPr>
+          <w:b/>
+        </w:rPr>
+        <w:t>training</w:t>
+      </w:r>
+      <w:r>
+        <w:rPr>
+          <w:b w:val="0"/>
+        </w:rPr>
+        <w:t xml:space="preserve"> and validation losses at saved </w:t>
+      </w:r>
+      <w:r>
+        <w:rPr>
+          <w:b/>
+        </w:rPr>
+        <w:t>checkpoint</w:t>
+      </w:r>
+      <w:r>
+        <w:rPr>
+          <w:b w:val="0"/>
+        </w:rPr>
+        <w:t>s</w:t>
       </w:r>
     </w:p>
     <w:p>
@@ -2570,13 +4486,61 @@
       </w:r>
     </w:p>
     <w:p>
-      <w:r>
-        <w:t>If you are unsure, return to the worked picture and explain one arrow. If you are ready, change an input or assumption and justify your prediction.</w:t>
-      </w:r>
-    </w:p>
-    <w:p>
-      <w:r>
-        <w:t>Save your workbook evidence. At the next review, try a different case before opening your old answer.</w:t>
+      <w:pPr>
+        <w:spacing w:line="336" w:lineRule="auto" w:after="180"/>
+      </w:pPr>
+      <w:r>
+        <w:rPr>
+          <w:b w:val="0"/>
+        </w:rPr>
+        <w:t xml:space="preserve">If you are unsure, return to the worked picture and explain one arrow. If you are ready, change an </w:t>
+      </w:r>
+      <w:r>
+        <w:rPr>
+          <w:b/>
+        </w:rPr>
+        <w:t>input</w:t>
+      </w:r>
+      <w:r>
+        <w:rPr>
+          <w:b w:val="0"/>
+        </w:rPr>
+        <w:t xml:space="preserve"> or assumption and justify your </w:t>
+      </w:r>
+      <w:r>
+        <w:rPr>
+          <w:b/>
+        </w:rPr>
+        <w:t>prediction</w:t>
+      </w:r>
+      <w:r>
+        <w:rPr>
+          <w:b w:val="0"/>
+        </w:rPr>
+        <w:t>.</w:t>
+      </w:r>
+    </w:p>
+    <w:p>
+      <w:pPr>
+        <w:spacing w:line="336" w:lineRule="auto" w:after="180"/>
+      </w:pPr>
+      <w:r>
+        <w:rPr>
+          <w:b w:val="0"/>
+        </w:rPr>
+        <w:t xml:space="preserve">Save your workbook </w:t>
+      </w:r>
+      <w:r>
+        <w:rPr>
+          <w:b/>
+        </w:rPr>
+        <w:t>evidence</w:t>
+      </w:r>
+      <w:r>
+        <w:rPr>
+          <w:b w:val="0"/>
+        </w:rPr>
+        <w:t>. At the next review, try a different case before opening your old answer.</w:t>
       </w:r>
     </w:p>
     <w:p>
@@ -2589,12 +4553,53 @@
     </w:p>
     <w:p>
       <w:r>
+        <w:t>Attempt supported questions before using hints or feedback. Review a missing building block, then keep the completed work.</w:t>
+      </w:r>
+    </w:p>
+    <w:p>
+      <w:pPr>
+        <w:spacing w:line="336" w:lineRule="auto" w:after="180"/>
+      </w:pPr>
+      <w:r>
+        <w:rPr>
+          <w:b w:val="0"/>
+        </w:rPr>
         <w:t>Use this supported practice once, in the browser or on paper. Keep the reserved independent assessment for a separate first attempt before teacher feedback.</w:t>
       </w:r>
     </w:p>
     <w:p>
-      <w:r>
-        <w:t>Plot training and validation loss for checkpoints before opening final cases.</w:t>
+      <w:pPr>
+        <w:spacing w:line="336" w:lineRule="auto" w:after="180"/>
+      </w:pPr>
+      <w:r>
+        <w:rPr>
+          <w:b w:val="0"/>
+        </w:rPr>
+        <w:t xml:space="preserve">Plot </w:t>
+      </w:r>
+      <w:r>
+        <w:rPr>
+          <w:b/>
+        </w:rPr>
+        <w:t>training</w:t>
+      </w:r>
+      <w:r>
+        <w:rPr>
+          <w:b w:val="0"/>
+        </w:rPr>
+        <w:t xml:space="preserve"> and validation loss for </w:t>
+      </w:r>
+      <w:r>
+        <w:rPr>
+          <w:b/>
+        </w:rPr>
+        <w:t>checkpoint</w:t>
+      </w:r>
+      <w:r>
+        <w:rPr>
+          <w:b w:val="0"/>
+        </w:rPr>
+        <w:t>s before opening final cases.</w:t>
       </w:r>
     </w:p>
     <w:p>
@@ -2606,23 +4611,68 @@
       </w:r>
     </w:p>
     <w:p>
-      <w:r>
+      <w:pPr>
+        <w:spacing w:line="336" w:lineRule="auto" w:after="180"/>
+      </w:pPr>
+      <w:r>
+        <w:rPr>
+          <w:b w:val="0"/>
+        </w:rPr>
         <w:t>Which labelled step matches this detail? Select epoch 2, not epoch 3, under the declared validation criterion.</w:t>
       </w:r>
     </w:p>
     <w:p>
-      <w:r>
-        <w:t>1. Read training curve</w:t>
-      </w:r>
-    </w:p>
-    <w:p>
-      <w:r>
-        <w:t>2. Choose checkpoint</w:t>
-      </w:r>
-    </w:p>
-    <w:p>
-      <w:r>
-        <w:t>3. Read validation curve</w:t>
+      <w:pPr>
+        <w:spacing w:line="336" w:lineRule="auto" w:after="180"/>
+        <w:shd w:fill="F4F9FC"/>
+      </w:pPr>
+      <w:r>
+        <w:rPr>
+          <w:b w:val="0"/>
+        </w:rPr>
+        <w:t xml:space="preserve">1. Read </w:t>
+      </w:r>
+      <w:r>
+        <w:rPr>
+          <w:b/>
+        </w:rPr>
+        <w:t>training curve</w:t>
+      </w:r>
+    </w:p>
+    <w:p>
+      <w:pPr>
+        <w:spacing w:line="336" w:lineRule="auto" w:after="180"/>
+        <w:shd w:fill="F4F9FC"/>
+      </w:pPr>
+      <w:r>
+        <w:rPr>
+          <w:b w:val="0"/>
+        </w:rPr>
+        <w:t xml:space="preserve">2. Choose </w:t>
+      </w:r>
+      <w:r>
+        <w:rPr>
+          <w:b/>
+        </w:rPr>
+        <w:t>checkpoint</w:t>
+      </w:r>
+    </w:p>
+    <w:p>
+      <w:pPr>
+        <w:spacing w:line="336" w:lineRule="auto" w:after="180"/>
+        <w:shd w:fill="F4F9FC"/>
+      </w:pPr>
+      <w:r>
+        <w:rPr>
+          <w:b w:val="0"/>
+        </w:rPr>
+        <w:t xml:space="preserve">3. Read </w:t>
+      </w:r>
+      <w:r>
+        <w:rPr>
+          <w:b/>
+        </w:rPr>
+        <w:t>validation curve</w:t>
       </w:r>
     </w:p>
     <w:p>
@@ -2659,41 +4709,251 @@
       </w:r>
     </w:p>
     <w:p>
-      <w:r>
+      <w:pPr>
+        <w:pStyle w:val="Heading3"/>
+      </w:pPr>
+      <w:r>
+        <w:t>Hint · try first</w:t>
+      </w:r>
+    </w:p>
+    <w:p>
+      <w:pPr>
+        <w:spacing w:line="336" w:lineRule="auto" w:after="180"/>
+        <w:shd w:fill="F1F6F8"/>
+      </w:pPr>
+      <w:r>
+        <w:rPr>
+          <w:b w:val="0"/>
+        </w:rPr>
         <w:t>Hint if needed: Read the steps in the pictorial case. Match the supplied detail to the stage that performs or records it.</w:t>
       </w:r>
     </w:p>
     <w:p>
-      <w:r>
-        <w:t>After your attempt, compare with the supported explanation: Choose checkpoint Select epoch 2, not epoch 3, under the declared validation criterion. The training curve measures fit to examples used for learning. The validation curve measures a separate set used to choose a checkpoint. The final training loss is smallest here, but its validation loss has risen. Under the supplied selection rule, keep checkpoint two. A later final test must remain outside both learning and checkpoint selection.</w:t>
-      </w:r>
-    </w:p>
-    <w:p>
       <w:pPr>
         <w:pStyle w:val="Heading3"/>
       </w:pPr>
       <w:r>
+        <w:t>Feedback · compare after trying</w:t>
+      </w:r>
+    </w:p>
+    <w:p>
+      <w:pPr>
+        <w:spacing w:line="336" w:lineRule="auto" w:after="180"/>
+        <w:shd w:fill="F1F6FC"/>
+      </w:pPr>
+      <w:r>
+        <w:rPr>
+          <w:b w:val="0"/>
+        </w:rPr>
+        <w:t xml:space="preserve">After your attempt, compare with the supported explanation: Choose </w:t>
+      </w:r>
+      <w:r>
+        <w:rPr>
+          <w:b/>
+        </w:rPr>
+        <w:t>checkpoint</w:t>
+      </w:r>
+      <w:r>
+        <w:rPr>
+          <w:b w:val="0"/>
+        </w:rPr>
+        <w:t xml:space="preserve"> Select epoch 2, not epoch 3, under the declared validation criterion. The </w:t>
+      </w:r>
+      <w:r>
+        <w:rPr>
+          <w:b/>
+        </w:rPr>
+        <w:t>training curve</w:t>
+      </w:r>
+      <w:r>
+        <w:rPr>
+          <w:b w:val="0"/>
+        </w:rPr>
+        <w:t xml:space="preserve"> measures fit to examples used for learning.</w:t>
+      </w:r>
+    </w:p>
+    <w:p>
+      <w:pPr>
+        <w:spacing w:line="336" w:lineRule="auto" w:after="180"/>
+        <w:shd w:fill="F1F6FC"/>
+      </w:pPr>
+      <w:r>
+        <w:rPr>
+          <w:b w:val="0"/>
+        </w:rPr>
+        <w:t xml:space="preserve">The </w:t>
+      </w:r>
+      <w:r>
+        <w:rPr>
+          <w:b/>
+        </w:rPr>
+        <w:t>validation curve</w:t>
+      </w:r>
+      <w:r>
+        <w:rPr>
+          <w:b w:val="0"/>
+        </w:rPr>
+        <w:t xml:space="preserve"> measures a separate set used to choose a </w:t>
+      </w:r>
+      <w:r>
+        <w:rPr>
+          <w:b/>
+        </w:rPr>
+        <w:t>checkpoint</w:t>
+      </w:r>
+      <w:r>
+        <w:rPr>
+          <w:b w:val="0"/>
+        </w:rPr>
+        <w:t xml:space="preserve">. The final </w:t>
+      </w:r>
+      <w:r>
+        <w:rPr>
+          <w:b/>
+        </w:rPr>
+        <w:t>training</w:t>
+      </w:r>
+      <w:r>
+        <w:rPr>
+          <w:b w:val="0"/>
+        </w:rPr>
+        <w:t xml:space="preserve"> loss is smallest here, but its validation loss has risen. Under the supplied </w:t>
+      </w:r>
+      <w:r>
+        <w:rPr>
+          <w:b/>
+        </w:rPr>
+        <w:t>selection rule</w:t>
+      </w:r>
+      <w:r>
+        <w:rPr>
+          <w:b w:val="0"/>
+        </w:rPr>
+        <w:t xml:space="preserve">, keep </w:t>
+      </w:r>
+      <w:r>
+        <w:rPr>
+          <w:b/>
+        </w:rPr>
+        <w:t>checkpoint</w:t>
+      </w:r>
+      <w:r>
+        <w:rPr>
+          <w:b w:val="0"/>
+        </w:rPr>
+        <w:t xml:space="preserve"> two.</w:t>
+      </w:r>
+    </w:p>
+    <w:p>
+      <w:pPr>
+        <w:spacing w:line="336" w:lineRule="auto" w:after="180"/>
+        <w:shd w:fill="F1F6FC"/>
+      </w:pPr>
+      <w:r>
+        <w:rPr>
+          <w:b w:val="0"/>
+        </w:rPr>
+        <w:t xml:space="preserve">A later final test must remain outside both learning and </w:t>
+      </w:r>
+      <w:r>
+        <w:rPr>
+          <w:b/>
+        </w:rPr>
+        <w:t>checkpoint</w:t>
+      </w:r>
+      <w:r>
+        <w:rPr>
+          <w:b w:val="0"/>
+        </w:rPr>
+        <w:t xml:space="preserve"> selection.</w:t>
+      </w:r>
+    </w:p>
+    <w:p>
+      <w:pPr>
+        <w:pStyle w:val="Heading3"/>
+      </w:pPr>
+      <w:r>
         <w:t>Practice 2: explain the deciding evidence</w:t>
       </w:r>
     </w:p>
     <w:p>
-      <w:r>
+      <w:pPr>
+        <w:pStyle w:val="Heading3"/>
+      </w:pPr>
+      <w:r>
+        <w:t>Changed case · predict first</w:t>
+      </w:r>
+    </w:p>
+    <w:p>
+      <w:pPr>
+        <w:spacing w:line="336" w:lineRule="auto" w:after="180"/>
+        <w:shd w:fill="F5F1FB"/>
+      </w:pPr>
+      <w:r>
+        <w:rPr>
+          <w:b w:val="0"/>
+        </w:rPr>
         <w:t>Changed-case practice: Epoch3 validation loss is instead1.5. Which conclusion is supported by the supplied facts?</w:t>
       </w:r>
     </w:p>
     <w:p>
-      <w:r>
+      <w:pPr>
+        <w:spacing w:line="336" w:lineRule="auto" w:after="180"/>
+        <w:shd w:fill="F4F9FC"/>
+      </w:pPr>
+      <w:r>
+        <w:rPr>
+          <w:b w:val="0"/>
+        </w:rPr>
         <w:t>1. Select epoch 3 under the unchanged criterion.</w:t>
       </w:r>
     </w:p>
     <w:p>
-      <w:r>
-        <w:t>2. This one example guarantees correct results for every future input.</w:t>
-      </w:r>
-    </w:p>
-    <w:p>
-      <w:r>
-        <w:t>3. We can decide the result without examining the changed input or the procedure.</w:t>
+      <w:pPr>
+        <w:spacing w:line="336" w:lineRule="auto" w:after="180"/>
+        <w:shd w:fill="F4F9FC"/>
+      </w:pPr>
+      <w:r>
+        <w:rPr>
+          <w:b w:val="0"/>
+        </w:rPr>
+        <w:t xml:space="preserve">2. This one example guarantees correct results for every future </w:t>
+      </w:r>
+      <w:r>
+        <w:rPr>
+          <w:b/>
+        </w:rPr>
+        <w:t>input</w:t>
+      </w:r>
+      <w:r>
+        <w:rPr>
+          <w:b w:val="0"/>
+        </w:rPr>
+        <w:t>.</w:t>
+      </w:r>
+    </w:p>
+    <w:p>
+      <w:pPr>
+        <w:spacing w:line="336" w:lineRule="auto" w:after="180"/>
+        <w:shd w:fill="F4F9FC"/>
+      </w:pPr>
+      <w:r>
+        <w:rPr>
+          <w:b w:val="0"/>
+        </w:rPr>
+        <w:t xml:space="preserve">3. We can decide the result without examining the changed </w:t>
+      </w:r>
+      <w:r>
+        <w:rPr>
+          <w:b/>
+        </w:rPr>
+        <w:t>input</w:t>
+      </w:r>
+      <w:r>
+        <w:rPr>
+          <w:b w:val="0"/>
+        </w:rPr>
+        <w:t xml:space="preserve"> or the procedure.</w:t>
       </w:r>
     </w:p>
     <w:p>
@@ -2730,36 +4990,177 @@
       </w:r>
     </w:p>
     <w:p>
-      <w:r>
+      <w:pPr>
+        <w:pStyle w:val="Heading3"/>
+      </w:pPr>
+      <w:r>
+        <w:t>Hint · try first</w:t>
+      </w:r>
+    </w:p>
+    <w:p>
+      <w:pPr>
+        <w:spacing w:line="336" w:lineRule="auto" w:after="180"/>
+        <w:shd w:fill="F1F6F8"/>
+      </w:pPr>
+      <w:r>
+        <w:rPr>
+          <w:b w:val="0"/>
+        </w:rPr>
         <w:t>Hint if needed: Use the changed condition and the deciding step in the pictorial trace. The answer must say what follows from those facts.</w:t>
       </w:r>
     </w:p>
     <w:p>
-      <w:r>
-        <w:t>After your attempt, compare with the supported explanation: Select epoch 3 under the unchanged criterion. Its measured validation loss is now below epoch 2’s2; the training curve alone never settled selection.</w:t>
-      </w:r>
-    </w:p>
-    <w:p>
       <w:pPr>
         <w:pStyle w:val="Heading3"/>
       </w:pPr>
       <w:r>
+        <w:t>Feedback · compare after trying</w:t>
+      </w:r>
+    </w:p>
+    <w:p>
+      <w:pPr>
+        <w:spacing w:line="336" w:lineRule="auto" w:after="180"/>
+        <w:shd w:fill="F1F6FC"/>
+      </w:pPr>
+      <w:r>
+        <w:rPr>
+          <w:b w:val="0"/>
+        </w:rPr>
+        <w:t xml:space="preserve">After your attempt, compare with the supported explanation: Select epoch 3 under the unchanged criterion. Its measured validation loss is now below epoch 2’s2; the </w:t>
+      </w:r>
+      <w:r>
+        <w:rPr>
+          <w:b/>
+        </w:rPr>
+        <w:t>training curve</w:t>
+      </w:r>
+      <w:r>
+        <w:rPr>
+          <w:b w:val="0"/>
+        </w:rPr>
+        <w:t xml:space="preserve"> alone never settled selection.</w:t>
+      </w:r>
+    </w:p>
+    <w:p>
+      <w:pPr>
+        <w:pStyle w:val="Heading3"/>
+      </w:pPr>
+      <w:r>
         <w:t>Repair a missing building block</w:t>
       </w:r>
     </w:p>
     <w:p>
-      <w:r>
-        <w:t>Review Learning rate experiments (ai-5/14). Goal: Run a controlled comparison of learning rates. Short practice: What should a fair rate comparison hold fixed? Point to the relevant step in the picture, then write the changed result and the rule or evidence that supports it.. Return to this week and explain what you changed.</w:t>
-      </w:r>
-    </w:p>
-    <w:p>
-      <w:r>
-        <w:t>Review Training a small network (ai-5/12). Goal: Trace repeated forward loss gradient and update steps. Short practice: Which parameter changed, and which part was not trained? Point to the relevant step in the picture, then write the changed result and the rule or evidence that supports it.. Return to this week and explain what you changed.</w:t>
-      </w:r>
-    </w:p>
-    <w:p>
-      <w:r>
-        <w:t>Review Slopes and local change (ai-5/9). Goal: Calculate an average rate of change over a stated interval. Short practice: Which calculation disproves “any increase helps”? Point to the relevant step in the picture, then write the changed result and the rule or evidence that supports it.. Return to this week and explain what you changed.</w:t>
+      <w:pPr>
+        <w:spacing w:line="336" w:lineRule="auto" w:after="180"/>
+      </w:pPr>
+      <w:r>
+        <w:rPr>
+          <w:b w:val="0"/>
+        </w:rPr>
+        <w:t>Review Learning rate experiments (ai-5/14). Goal: Run a controlled comparison of learning rates. Short practice: What should a fair rate comparison hold fixed?</w:t>
+      </w:r>
+    </w:p>
+    <w:p>
+      <w:pPr>
+        <w:spacing w:line="336" w:lineRule="auto" w:after="180"/>
+      </w:pPr>
+      <w:r>
+        <w:rPr>
+          <w:b w:val="0"/>
+        </w:rPr>
+        <w:t xml:space="preserve">Point to the relevant step in the picture, then write the changed result and the rule or </w:t>
+      </w:r>
+      <w:r>
+        <w:rPr>
+          <w:b/>
+        </w:rPr>
+        <w:t>evidence</w:t>
+      </w:r>
+      <w:r>
+        <w:rPr>
+          <w:b w:val="0"/>
+        </w:rPr>
+        <w:t xml:space="preserve"> that supports it.. Return to this week and explain what you changed.</w:t>
+      </w:r>
+    </w:p>
+    <w:p>
+      <w:pPr>
+        <w:spacing w:line="336" w:lineRule="auto" w:after="180"/>
+      </w:pPr>
+      <w:r>
+        <w:rPr>
+          <w:b w:val="0"/>
+        </w:rPr>
+        <w:t xml:space="preserve">Review </w:t>
+      </w:r>
+      <w:r>
+        <w:rPr>
+          <w:b/>
+        </w:rPr>
+        <w:t>Training</w:t>
+      </w:r>
+      <w:r>
+        <w:rPr>
+          <w:b w:val="0"/>
+        </w:rPr>
+        <w:t xml:space="preserve"> a small network (ai-5/12). Goal: Trace repeated forward loss gradient and update steps. Short practice: Which parameter changed, and which part was not trained?</w:t>
+      </w:r>
+    </w:p>
+    <w:p>
+      <w:pPr>
+        <w:spacing w:line="336" w:lineRule="auto" w:after="180"/>
+      </w:pPr>
+      <w:r>
+        <w:rPr>
+          <w:b w:val="0"/>
+        </w:rPr>
+        <w:t xml:space="preserve">Point to the relevant step in the picture, then write the changed result and the rule or </w:t>
+      </w:r>
+      <w:r>
+        <w:rPr>
+          <w:b/>
+        </w:rPr>
+        <w:t>evidence</w:t>
+      </w:r>
+      <w:r>
+        <w:rPr>
+          <w:b w:val="0"/>
+        </w:rPr>
+        <w:t xml:space="preserve"> that supports it.. Return to this week and explain what you changed.</w:t>
+      </w:r>
+    </w:p>
+    <w:p>
+      <w:pPr>
+        <w:spacing w:line="336" w:lineRule="auto" w:after="180"/>
+      </w:pPr>
+      <w:r>
+        <w:rPr>
+          <w:b w:val="0"/>
+        </w:rPr>
+        <w:t>Review Slopes and local change (ai-5/9). Goal: Calculate an average rate of change over a stated interval. Short practice: Which calculation disproves “any increase helps”?</w:t>
+      </w:r>
+    </w:p>
+    <w:p>
+      <w:pPr>
+        <w:spacing w:line="336" w:lineRule="auto" w:after="180"/>
+      </w:pPr>
+      <w:r>
+        <w:rPr>
+          <w:b w:val="0"/>
+        </w:rPr>
+        <w:t xml:space="preserve">Point to the relevant step in the picture, then write the changed result and the rule or </w:t>
+      </w:r>
+      <w:r>
+        <w:rPr>
+          <w:b/>
+        </w:rPr>
+        <w:t>evidence</w:t>
+      </w:r>
+      <w:r>
+        <w:rPr>
+          <w:b w:val="0"/>
+        </w:rPr>
+        <w:t xml:space="preserve"> that supports it.. Return to this week and explain what you changed.</w:t>
       </w:r>
     </w:p>
     <w:p>
@@ -2771,8 +5172,61 @@
       </w:r>
     </w:p>
     <w:p>
-      <w:r>
-        <w:t>The browser lab lets you edit the supported Python examples already included in this lesson. Predict first, run, inspect the actual output or error, change one input, then run again. Keep code, predictions, actual results and a reasoned revision together. On paper, label your result as a trace rather than an execution.</w:t>
+      <w:pPr>
+        <w:spacing w:line="336" w:lineRule="auto" w:after="180"/>
+      </w:pPr>
+      <w:r>
+        <w:rPr>
+          <w:b w:val="0"/>
+        </w:rPr>
+        <w:t xml:space="preserve">The browser lab lets you edit the supported Python examples already included in this lesson. Predict first, run, inspect the actual </w:t>
+      </w:r>
+      <w:r>
+        <w:rPr>
+          <w:b/>
+        </w:rPr>
+        <w:t>output</w:t>
+      </w:r>
+      <w:r>
+        <w:rPr>
+          <w:b w:val="0"/>
+        </w:rPr>
+        <w:t xml:space="preserve"> or error, change one </w:t>
+      </w:r>
+      <w:r>
+        <w:rPr>
+          <w:b/>
+        </w:rPr>
+        <w:t>input</w:t>
+      </w:r>
+      <w:r>
+        <w:rPr>
+          <w:b w:val="0"/>
+        </w:rPr>
+        <w:t>, then run again.</w:t>
+      </w:r>
+    </w:p>
+    <w:p>
+      <w:pPr>
+        <w:spacing w:line="336" w:lineRule="auto" w:after="180"/>
+      </w:pPr>
+      <w:r>
+        <w:rPr>
+          <w:b w:val="0"/>
+        </w:rPr>
+        <w:t xml:space="preserve">Keep code, </w:t>
+      </w:r>
+      <w:r>
+        <w:rPr>
+          <w:b/>
+        </w:rPr>
+        <w:t>prediction</w:t>
+      </w:r>
+      <w:r>
+        <w:rPr>
+          <w:b w:val="0"/>
+        </w:rPr>
+        <w:t>s, actual results and a reasoned revision together. On paper, label your result as a trace rather than an execution.</w:t>
       </w:r>
     </w:p>
     <w:p>
@@ -2784,8 +5238,848 @@
       </w:r>
     </w:p>
     <w:p>
-      <w:r>
-        <w:t>Use Download completed work in the hosted lesson to export your answers, reflections, practice feedback and code-run evidence. Open the HTML copy to read or print it. Drafts stay in this browser when storage is available; clear drafts on a shared device.</w:t>
+      <w:pPr>
+        <w:spacing w:line="336" w:lineRule="auto" w:after="180"/>
+      </w:pPr>
+      <w:r>
+        <w:rPr>
+          <w:b w:val="0"/>
+        </w:rPr>
+        <w:t xml:space="preserve">Use Download completed work in the hosted lesson to export your answers, reflections, practice feedback and code-run </w:t>
+      </w:r>
+      <w:r>
+        <w:rPr>
+          <w:b/>
+        </w:rPr>
+        <w:t>evidence</w:t>
+      </w:r>
+      <w:r>
+        <w:rPr>
+          <w:b w:val="0"/>
+        </w:rPr>
+        <w:t>. Open the HTML copy to read or print it.</w:t>
+      </w:r>
+    </w:p>
+    <w:p>
+      <w:pPr>
+        <w:spacing w:line="336" w:lineRule="auto" w:after="180"/>
+      </w:pPr>
+      <w:r>
+        <w:rPr>
+          <w:b w:val="0"/>
+        </w:rPr>
+        <w:t>Drafts stay in this browser when storage is available; clear drafts on a shared device.</w:t>
+      </w:r>
+    </w:p>
+    <w:p>
+      <w:pPr>
+        <w:pStyle w:val="Heading1"/>
+      </w:pPr>
+      <w:r>
+        <w:t>18. Visual concept journey</w:t>
+      </w:r>
+    </w:p>
+    <w:p>
+      <w:r>
+        <w:t>Explain each Training and validation curves graphic using its labels, deciding evidence and relevant limitation.</w:t>
+      </w:r>
+    </w:p>
+    <w:p>
+      <w:pPr>
+        <w:pStyle w:val="Heading3"/>
+      </w:pPr>
+      <w:r>
+        <w:t>01. Training and validation curves: the case</w:t>
+      </w:r>
+    </w:p>
+    <w:p>
+      <w:r>
+        <w:drawing>
+          <wp:inline xmlns:a="http://schemas.openxmlformats.org/drawingml/2006/main" xmlns:pic="http://schemas.openxmlformats.org/drawingml/2006/picture">
+            <wp:extent cx="5486400" cy="3142488"/>
+            <wp:docPr id="3" name="Picture 3" descr="Plot training and validation loss for checkpoints before opening final cases. Supplied facts: Supplied checkpoint losses: epoch 1 train4, val3; epoch 2 train2, val2; epoch 3 train1, val2.5. Selection: smallest validation loss. All inputs and outcomes in this worked example are invented classroom data; no real model run is claimed."/>
+            <wp:cNvGraphicFramePr>
+              <a:graphicFrameLocks noChangeAspect="1"/>
+            </wp:cNvGraphicFramePr>
+            <a:graphic>
+              <a:graphicData uri="http://schemas.openxmlformats.org/drawingml/2006/picture">
+                <pic:pic>
+                  <pic:nvPicPr>
+                    <pic:cNvPr id="0" name="academy-story-ai-5-15-01.png"/>
+                    <pic:cNvPicPr/>
+                  </pic:nvPicPr>
+                  <pic:blipFill>
+                    <a:blip r:embed="rId11"/>
+                    <a:stretch>
+                      <a:fillRect/>
+                    </a:stretch>
+                  </pic:blipFill>
+                  <pic:spPr>
+                    <a:xfrm>
+                      <a:off x="0" y="0"/>
+                      <a:ext cx="5486400" cy="3142488"/>
+                    </a:xfrm>
+                    <a:prstGeom prst="rect"/>
+                  </pic:spPr>
+                </pic:pic>
+              </a:graphicData>
+            </a:graphic>
+          </wp:inline>
+        </w:drawing>
+      </w:r>
+    </w:p>
+    <w:p>
+      <w:pPr>
+        <w:spacing w:line="336" w:lineRule="auto" w:after="180"/>
+      </w:pPr>
+      <w:r>
+        <w:rPr>
+          <w:b w:val="0"/>
+        </w:rPr>
+        <w:t xml:space="preserve">Plot </w:t>
+      </w:r>
+      <w:r>
+        <w:rPr>
+          <w:b/>
+        </w:rPr>
+        <w:t>training</w:t>
+      </w:r>
+      <w:r>
+        <w:rPr>
+          <w:b w:val="0"/>
+        </w:rPr>
+        <w:t xml:space="preserve"> and validation loss for </w:t>
+      </w:r>
+      <w:r>
+        <w:rPr>
+          <w:b/>
+        </w:rPr>
+        <w:t>checkpoint</w:t>
+      </w:r>
+      <w:r>
+        <w:rPr>
+          <w:b w:val="0"/>
+        </w:rPr>
+        <w:t xml:space="preserve">s before opening final cases. Supplied facts: Supplied </w:t>
+      </w:r>
+      <w:r>
+        <w:rPr>
+          <w:b/>
+        </w:rPr>
+        <w:t>checkpoint</w:t>
+      </w:r>
+      <w:r>
+        <w:rPr>
+          <w:b w:val="0"/>
+        </w:rPr>
+        <w:t xml:space="preserve"> losses: epoch 1 train4, val3; epoch 2 train2, val2; epoch 3 train1, val2.5. Selection: smallest validation loss.</w:t>
+      </w:r>
+    </w:p>
+    <w:p>
+      <w:pPr>
+        <w:spacing w:line="336" w:lineRule="auto" w:after="180"/>
+      </w:pPr>
+      <w:r>
+        <w:rPr>
+          <w:b w:val="0"/>
+        </w:rPr>
+        <w:t xml:space="preserve">All </w:t>
+      </w:r>
+      <w:r>
+        <w:rPr>
+          <w:b/>
+        </w:rPr>
+        <w:t>input</w:t>
+      </w:r>
+      <w:r>
+        <w:rPr>
+          <w:b w:val="0"/>
+        </w:rPr>
+        <w:t>s and outcomes in this worked example are invented classroom data; no real model run is claimed.</w:t>
+      </w:r>
+    </w:p>
+    <w:p>
+      <w:pPr>
+        <w:spacing w:line="336" w:lineRule="auto" w:after="180"/>
+        <w:shd w:fill="F5F1FB"/>
+      </w:pPr>
+      <w:r>
+        <w:rPr>
+          <w:b w:val="0"/>
+        </w:rPr>
+        <w:t>Point to the given fact that matters most. Explain why it matters.</w:t>
+      </w:r>
+    </w:p>
+    <w:p>
+      <w:pPr>
+        <w:pStyle w:val="Heading3"/>
+      </w:pPr>
+      <w:r>
+        <w:t>02. Follow the deciding steps</w:t>
+      </w:r>
+    </w:p>
+    <w:p>
+      <w:r>
+        <w:drawing>
+          <wp:inline xmlns:a="http://schemas.openxmlformats.org/drawingml/2006/main" xmlns:pic="http://schemas.openxmlformats.org/drawingml/2006/picture">
+            <wp:extent cx="5486400" cy="3182112"/>
+            <wp:docPr id="4" name="Picture 4" descr="Read training curve: Training loss falls4→2→1. → Read validation curve: Validation loss falls3→2 then rises to2.5. → Choose checkpoint: Select epoch 2, not epoch 3, under the declared validation criterion."/>
+            <wp:cNvGraphicFramePr>
+              <a:graphicFrameLocks noChangeAspect="1"/>
+            </wp:cNvGraphicFramePr>
+            <a:graphic>
+              <a:graphicData uri="http://schemas.openxmlformats.org/drawingml/2006/picture">
+                <pic:pic>
+                  <pic:nvPicPr>
+                    <pic:cNvPr id="0" name="academy-story-ai-5-15-02.png"/>
+                    <pic:cNvPicPr/>
+                  </pic:nvPicPr>
+                  <pic:blipFill>
+                    <a:blip r:embed="rId12"/>
+                    <a:stretch>
+                      <a:fillRect/>
+                    </a:stretch>
+                  </pic:blipFill>
+                  <pic:spPr>
+                    <a:xfrm>
+                      <a:off x="0" y="0"/>
+                      <a:ext cx="5486400" cy="3182112"/>
+                    </a:xfrm>
+                    <a:prstGeom prst="rect"/>
+                  </pic:spPr>
+                </pic:pic>
+              </a:graphicData>
+            </a:graphic>
+          </wp:inline>
+        </w:drawing>
+      </w:r>
+    </w:p>
+    <w:p>
+      <w:pPr>
+        <w:spacing w:line="336" w:lineRule="auto" w:after="180"/>
+      </w:pPr>
+      <w:r>
+        <w:rPr>
+          <w:b w:val="0"/>
+        </w:rPr>
+        <w:t xml:space="preserve">Read </w:t>
+      </w:r>
+      <w:r>
+        <w:rPr>
+          <w:b/>
+        </w:rPr>
+        <w:t>training curve</w:t>
+      </w:r>
+      <w:r>
+        <w:rPr>
+          <w:b w:val="0"/>
+        </w:rPr>
+        <w:t xml:space="preserve">: </w:t>
+      </w:r>
+      <w:r>
+        <w:rPr>
+          <w:b/>
+        </w:rPr>
+        <w:t>Training</w:t>
+      </w:r>
+      <w:r>
+        <w:rPr>
+          <w:b w:val="0"/>
+        </w:rPr>
+        <w:t xml:space="preserve"> loss falls4→2→1. → Read </w:t>
+      </w:r>
+      <w:r>
+        <w:rPr>
+          <w:b/>
+        </w:rPr>
+        <w:t>validation curve</w:t>
+      </w:r>
+      <w:r>
+        <w:rPr>
+          <w:b w:val="0"/>
+        </w:rPr>
+        <w:t xml:space="preserve">: Validation loss falls3→2 then rises to2.5. → Choose </w:t>
+      </w:r>
+      <w:r>
+        <w:rPr>
+          <w:b/>
+        </w:rPr>
+        <w:t>checkpoint</w:t>
+      </w:r>
+      <w:r>
+        <w:rPr>
+          <w:b w:val="0"/>
+        </w:rPr>
+        <w:t>: Select epoch 2, not epoch 3, under the declared validation criterion.</w:t>
+      </w:r>
+    </w:p>
+    <w:p>
+      <w:pPr>
+        <w:spacing w:line="336" w:lineRule="auto" w:after="180"/>
+        <w:shd w:fill="F5F1FB"/>
+      </w:pPr>
+      <w:r>
+        <w:rPr>
+          <w:b w:val="0"/>
+        </w:rPr>
+        <w:t xml:space="preserve">Point to each numbered stage and explain which recorded </w:t>
+      </w:r>
+      <w:r>
+        <w:rPr>
+          <w:b/>
+        </w:rPr>
+        <w:t>input</w:t>
+      </w:r>
+      <w:r>
+        <w:rPr>
+          <w:b w:val="0"/>
+        </w:rPr>
+        <w:t xml:space="preserve"> it uses.</w:t>
+      </w:r>
+    </w:p>
+    <w:p>
+      <w:pPr>
+        <w:pStyle w:val="Heading3"/>
+      </w:pPr>
+      <w:r>
+        <w:t>03. Checkpoint losses</w:t>
+      </w:r>
+    </w:p>
+    <w:p>
+      <w:r>
+        <w:drawing>
+          <wp:inline xmlns:a="http://schemas.openxmlformats.org/drawingml/2006/main" xmlns:pic="http://schemas.openxmlformats.org/drawingml/2006/picture">
+            <wp:extent cx="5486400" cy="3617976"/>
+            <wp:docPr id="5" name="Picture 5" descr="Checkpoint losses. epoch 1: training = 4, validation = 3. epoch 2: training = 2, validation = 2. epoch 3: training = 1, validation = 2.5."/>
+            <wp:cNvGraphicFramePr>
+              <a:graphicFrameLocks noChangeAspect="1"/>
+            </wp:cNvGraphicFramePr>
+            <a:graphic>
+              <a:graphicData uri="http://schemas.openxmlformats.org/drawingml/2006/picture">
+                <pic:pic>
+                  <pic:nvPicPr>
+                    <pic:cNvPr id="0" name="academy-story-ai-5-15-03.png"/>
+                    <pic:cNvPicPr/>
+                  </pic:nvPicPr>
+                  <pic:blipFill>
+                    <a:blip r:embed="rId13"/>
+                    <a:stretch>
+                      <a:fillRect/>
+                    </a:stretch>
+                  </pic:blipFill>
+                  <pic:spPr>
+                    <a:xfrm>
+                      <a:off x="0" y="0"/>
+                      <a:ext cx="5486400" cy="3617976"/>
+                    </a:xfrm>
+                    <a:prstGeom prst="rect"/>
+                  </pic:spPr>
+                </pic:pic>
+              </a:graphicData>
+            </a:graphic>
+          </wp:inline>
+        </w:drawing>
+      </w:r>
+    </w:p>
+    <w:p>
+      <w:pPr>
+        <w:spacing w:line="336" w:lineRule="auto" w:after="180"/>
+      </w:pPr>
+      <w:r>
+        <w:rPr>
+          <w:b/>
+        </w:rPr>
+        <w:t>Checkpoint</w:t>
+      </w:r>
+      <w:r>
+        <w:rPr>
+          <w:b w:val="0"/>
+        </w:rPr>
+        <w:t xml:space="preserve"> losses. epoch 1: </w:t>
+      </w:r>
+      <w:r>
+        <w:rPr>
+          <w:b/>
+        </w:rPr>
+        <w:t>training</w:t>
+      </w:r>
+      <w:r>
+        <w:rPr>
+          <w:b w:val="0"/>
+        </w:rPr>
+        <w:t xml:space="preserve"> = 4, validation = 3. epoch 2: </w:t>
+      </w:r>
+      <w:r>
+        <w:rPr>
+          <w:b/>
+        </w:rPr>
+        <w:t>training</w:t>
+      </w:r>
+      <w:r>
+        <w:rPr>
+          <w:b w:val="0"/>
+        </w:rPr>
+        <w:t xml:space="preserve"> = 2, validation = 2. epoch 3: </w:t>
+      </w:r>
+      <w:r>
+        <w:rPr>
+          <w:b/>
+        </w:rPr>
+        <w:t>training</w:t>
+      </w:r>
+      <w:r>
+        <w:rPr>
+          <w:b w:val="0"/>
+        </w:rPr>
+        <w:t xml:space="preserve"> = 1, validation = 2.5.</w:t>
+      </w:r>
+    </w:p>
+    <w:p>
+      <w:pPr>
+        <w:spacing w:line="336" w:lineRule="auto" w:after="180"/>
+        <w:shd w:fill="F5F1FB"/>
+      </w:pPr>
+      <w:r>
+        <w:rPr>
+          <w:b w:val="0"/>
+        </w:rPr>
+        <w:t>Read the labels and values. Explain the relationship the model shows.</w:t>
+      </w:r>
+    </w:p>
+    <w:p>
+      <w:pPr>
+        <w:pStyle w:val="Heading3"/>
+      </w:pPr>
+      <w:r>
+        <w:t>04. Change one thing. Trace what follows.</w:t>
+      </w:r>
+    </w:p>
+    <w:p>
+      <w:r>
+        <w:drawing>
+          <wp:inline xmlns:a="http://schemas.openxmlformats.org/drawingml/2006/main" xmlns:pic="http://schemas.openxmlformats.org/drawingml/2006/picture">
+            <wp:extent cx="5486400" cy="3179064"/>
+            <wp:docPr id="6" name="Picture 6" descr="Original case: Select epoch 2, not epoch 3, under the declared validation criterion. Changed condition: Epoch3 validation loss is instead1.5. Expected result: Select epoch 3 under the unchanged criterion. Reason: Its measured validation loss is now below epoch 2’s2; the training curve alone never settled selection."/>
+            <wp:cNvGraphicFramePr>
+              <a:graphicFrameLocks noChangeAspect="1"/>
+            </wp:cNvGraphicFramePr>
+            <a:graphic>
+              <a:graphicData uri="http://schemas.openxmlformats.org/drawingml/2006/picture">
+                <pic:pic>
+                  <pic:nvPicPr>
+                    <pic:cNvPr id="0" name="academy-story-ai-5-15-04.png"/>
+                    <pic:cNvPicPr/>
+                  </pic:nvPicPr>
+                  <pic:blipFill>
+                    <a:blip r:embed="rId14"/>
+                    <a:stretch>
+                      <a:fillRect/>
+                    </a:stretch>
+                  </pic:blipFill>
+                  <pic:spPr>
+                    <a:xfrm>
+                      <a:off x="0" y="0"/>
+                      <a:ext cx="5486400" cy="3179064"/>
+                    </a:xfrm>
+                    <a:prstGeom prst="rect"/>
+                  </pic:spPr>
+                </pic:pic>
+              </a:graphicData>
+            </a:graphic>
+          </wp:inline>
+        </w:drawing>
+      </w:r>
+    </w:p>
+    <w:p>
+      <w:pPr>
+        <w:spacing w:line="336" w:lineRule="auto" w:after="180"/>
+      </w:pPr>
+      <w:r>
+        <w:rPr>
+          <w:b w:val="0"/>
+        </w:rPr>
+        <w:t>Original case: Select epoch 2, not epoch 3, under the declared validation criterion. Changed condition: Epoch3 validation loss is instead1.5. Expected result: Select epoch 3 under the unchanged criterion.</w:t>
+      </w:r>
+    </w:p>
+    <w:p>
+      <w:pPr>
+        <w:spacing w:line="336" w:lineRule="auto" w:after="180"/>
+      </w:pPr>
+      <w:r>
+        <w:rPr>
+          <w:b w:val="0"/>
+        </w:rPr>
+        <w:t xml:space="preserve">Reason: Its measured validation loss is now below epoch 2’s2; the </w:t>
+      </w:r>
+      <w:r>
+        <w:rPr>
+          <w:b/>
+        </w:rPr>
+        <w:t>training curve</w:t>
+      </w:r>
+      <w:r>
+        <w:rPr>
+          <w:b w:val="0"/>
+        </w:rPr>
+        <w:t xml:space="preserve"> alone never settled selection.</w:t>
+      </w:r>
+    </w:p>
+    <w:p>
+      <w:pPr>
+        <w:spacing w:line="336" w:lineRule="auto" w:after="180"/>
+        <w:shd w:fill="F5F1FB"/>
+      </w:pPr>
+      <w:r>
+        <w:rPr>
+          <w:b w:val="0"/>
+        </w:rPr>
+        <w:t>Predict before checking the worked changed-case result. Name what changed and what the supplied facts allow you to conclude.</w:t>
+      </w:r>
+    </w:p>
+    <w:p>
+      <w:pPr>
+        <w:pStyle w:val="Heading3"/>
+      </w:pPr>
+      <w:r>
+        <w:t>05. Connect the explanation to its limit</w:t>
+      </w:r>
+    </w:p>
+    <w:p>
+      <w:r>
+        <w:drawing>
+          <wp:inline xmlns:a="http://schemas.openxmlformats.org/drawingml/2006/main" xmlns:pic="http://schemas.openxmlformats.org/drawingml/2006/picture">
+            <wp:extent cx="5486400" cy="2834640"/>
+            <wp:docPr id="7" name="Picture 7" descr="The training curve measures fit to examples used for learning. The validation curve measures a separate set used to choose a checkpoint. The final training loss is smallest here, but its validation loss has risen. Under the supplied selection rule, keep checkpoint two. A later final test must remain outside both learning and checkpoint selection. Limit: A single curve has sampling and run variability; validation-selected checkpoints still require untouched final evidence."/>
+            <wp:cNvGraphicFramePr>
+              <a:graphicFrameLocks noChangeAspect="1"/>
+            </wp:cNvGraphicFramePr>
+            <a:graphic>
+              <a:graphicData uri="http://schemas.openxmlformats.org/drawingml/2006/picture">
+                <pic:pic>
+                  <pic:nvPicPr>
+                    <pic:cNvPr id="0" name="academy-story-ai-5-15-05.png"/>
+                    <pic:cNvPicPr/>
+                  </pic:nvPicPr>
+                  <pic:blipFill>
+                    <a:blip r:embed="rId15"/>
+                    <a:stretch>
+                      <a:fillRect/>
+                    </a:stretch>
+                  </pic:blipFill>
+                  <pic:spPr>
+                    <a:xfrm>
+                      <a:off x="0" y="0"/>
+                      <a:ext cx="5486400" cy="2834640"/>
+                    </a:xfrm>
+                    <a:prstGeom prst="rect"/>
+                  </pic:spPr>
+                </pic:pic>
+              </a:graphicData>
+            </a:graphic>
+          </wp:inline>
+        </w:drawing>
+      </w:r>
+    </w:p>
+    <w:p>
+      <w:pPr>
+        <w:spacing w:line="336" w:lineRule="auto" w:after="180"/>
+      </w:pPr>
+      <w:r>
+        <w:rPr>
+          <w:b w:val="0"/>
+        </w:rPr>
+        <w:t xml:space="preserve">The </w:t>
+      </w:r>
+      <w:r>
+        <w:rPr>
+          <w:b/>
+        </w:rPr>
+        <w:t>training curve</w:t>
+      </w:r>
+      <w:r>
+        <w:rPr>
+          <w:b w:val="0"/>
+        </w:rPr>
+        <w:t xml:space="preserve"> measures fit to examples used for learning. The </w:t>
+      </w:r>
+      <w:r>
+        <w:rPr>
+          <w:b/>
+        </w:rPr>
+        <w:t>validation curve</w:t>
+      </w:r>
+      <w:r>
+        <w:rPr>
+          <w:b w:val="0"/>
+        </w:rPr>
+        <w:t xml:space="preserve"> measures a separate set used to choose a </w:t>
+      </w:r>
+      <w:r>
+        <w:rPr>
+          <w:b/>
+        </w:rPr>
+        <w:t>checkpoint</w:t>
+      </w:r>
+      <w:r>
+        <w:rPr>
+          <w:b w:val="0"/>
+        </w:rPr>
+        <w:t xml:space="preserve">. The final </w:t>
+      </w:r>
+      <w:r>
+        <w:rPr>
+          <w:b/>
+        </w:rPr>
+        <w:t>training</w:t>
+      </w:r>
+      <w:r>
+        <w:rPr>
+          <w:b w:val="0"/>
+        </w:rPr>
+        <w:t xml:space="preserve"> loss is smallest here, but its validation loss has risen.</w:t>
+      </w:r>
+    </w:p>
+    <w:p>
+      <w:pPr>
+        <w:spacing w:line="336" w:lineRule="auto" w:after="180"/>
+      </w:pPr>
+      <w:r>
+        <w:rPr>
+          <w:b w:val="0"/>
+        </w:rPr>
+        <w:t xml:space="preserve">Under the supplied </w:t>
+      </w:r>
+      <w:r>
+        <w:rPr>
+          <w:b/>
+        </w:rPr>
+        <w:t>selection rule</w:t>
+      </w:r>
+      <w:r>
+        <w:rPr>
+          <w:b w:val="0"/>
+        </w:rPr>
+        <w:t xml:space="preserve">, keep </w:t>
+      </w:r>
+      <w:r>
+        <w:rPr>
+          <w:b/>
+        </w:rPr>
+        <w:t>checkpoint</w:t>
+      </w:r>
+      <w:r>
+        <w:rPr>
+          <w:b w:val="0"/>
+        </w:rPr>
+        <w:t xml:space="preserve"> two. A later final test must remain outside both learning and </w:t>
+      </w:r>
+      <w:r>
+        <w:rPr>
+          <w:b/>
+        </w:rPr>
+        <w:t>checkpoint</w:t>
+      </w:r>
+      <w:r>
+        <w:rPr>
+          <w:b w:val="0"/>
+        </w:rPr>
+        <w:t xml:space="preserve"> selection.</w:t>
+      </w:r>
+    </w:p>
+    <w:p>
+      <w:pPr>
+        <w:spacing w:line="336" w:lineRule="auto" w:after="180"/>
+      </w:pPr>
+      <w:r>
+        <w:rPr>
+          <w:b w:val="0"/>
+        </w:rPr>
+        <w:t xml:space="preserve">Limit: A single curve has sampling and run variability; validation-selected </w:t>
+      </w:r>
+      <w:r>
+        <w:rPr>
+          <w:b/>
+        </w:rPr>
+        <w:t>checkpoint</w:t>
+      </w:r>
+      <w:r>
+        <w:rPr>
+          <w:b w:val="0"/>
+        </w:rPr>
+        <w:t xml:space="preserve">s still require untouched final </w:t>
+      </w:r>
+      <w:r>
+        <w:rPr>
+          <w:b/>
+        </w:rPr>
+        <w:t>evidence</w:t>
+      </w:r>
+      <w:r>
+        <w:rPr>
+          <w:b w:val="0"/>
+        </w:rPr>
+        <w:t>.</w:t>
+      </w:r>
+    </w:p>
+    <w:p>
+      <w:pPr>
+        <w:spacing w:line="336" w:lineRule="auto" w:after="180"/>
+        <w:shd w:fill="F5F1FB"/>
+      </w:pPr>
+      <w:r>
+        <w:rPr>
+          <w:b w:val="0"/>
+        </w:rPr>
+        <w:t>Explain the case, then point to a limit on the claim.</w:t>
+      </w:r>
+    </w:p>
+    <w:p>
+      <w:pPr>
+        <w:pStyle w:val="Heading3"/>
+      </w:pPr>
+      <w:r>
+        <w:t>06. Make the idea visible in your project</w:t>
+      </w:r>
+    </w:p>
+    <w:p>
+      <w:r>
+        <w:drawing>
+          <wp:inline xmlns:a="http://schemas.openxmlformats.org/drawingml/2006/main" xmlns:pic="http://schemas.openxmlformats.org/drawingml/2006/picture">
+            <wp:extent cx="5486400" cy="3681984"/>
+            <wp:docPr id="8" name="Picture 8" descr="For your Image-pattern Network Investigation, save the input, procedure, observed result and limitation of this check. Label this worked example as practice; use a different, previously unreviewed case when checking independent understanding. Draw your input, deciding step, result and limit. Supported question: Can the original epoch 3 training loss 1 justify claiming best generalisation? Point to the relevant step in the picture, then write the changed result and the rule or evidence that supports it."/>
+            <wp:cNvGraphicFramePr>
+              <a:graphicFrameLocks noChangeAspect="1"/>
+            </wp:cNvGraphicFramePr>
+            <a:graphic>
+              <a:graphicData uri="http://schemas.openxmlformats.org/drawingml/2006/picture">
+                <pic:pic>
+                  <pic:nvPicPr>
+                    <pic:cNvPr id="0" name="academy-story-ai-5-15-06.png"/>
+                    <pic:cNvPicPr/>
+                  </pic:nvPicPr>
+                  <pic:blipFill>
+                    <a:blip r:embed="rId16"/>
+                    <a:stretch>
+                      <a:fillRect/>
+                    </a:stretch>
+                  </pic:blipFill>
+                  <pic:spPr>
+                    <a:xfrm>
+                      <a:off x="0" y="0"/>
+                      <a:ext cx="5486400" cy="3681984"/>
+                    </a:xfrm>
+                    <a:prstGeom prst="rect"/>
+                  </pic:spPr>
+                </pic:pic>
+              </a:graphicData>
+            </a:graphic>
+          </wp:inline>
+        </w:drawing>
+      </w:r>
+    </w:p>
+    <w:p>
+      <w:pPr>
+        <w:spacing w:line="336" w:lineRule="auto" w:after="180"/>
+      </w:pPr>
+      <w:r>
+        <w:rPr>
+          <w:b w:val="0"/>
+        </w:rPr>
+        <w:t xml:space="preserve">For your Image-pattern Network Investigation, save the </w:t>
+      </w:r>
+      <w:r>
+        <w:rPr>
+          <w:b/>
+        </w:rPr>
+        <w:t>input</w:t>
+      </w:r>
+      <w:r>
+        <w:rPr>
+          <w:b w:val="0"/>
+        </w:rPr>
+        <w:t>, procedure, observed result and limitation of this check.</w:t>
+      </w:r>
+    </w:p>
+    <w:p>
+      <w:pPr>
+        <w:spacing w:line="336" w:lineRule="auto" w:after="180"/>
+      </w:pPr>
+      <w:r>
+        <w:rPr>
+          <w:b w:val="0"/>
+        </w:rPr>
+        <w:t xml:space="preserve">Label this worked example as practice; use a different, previously unreviewed case when checking independent understanding. Draw your </w:t>
+      </w:r>
+      <w:r>
+        <w:rPr>
+          <w:b/>
+        </w:rPr>
+        <w:t>input</w:t>
+      </w:r>
+      <w:r>
+        <w:rPr>
+          <w:b w:val="0"/>
+        </w:rPr>
+        <w:t>, deciding step, result and limit.</w:t>
+      </w:r>
+    </w:p>
+    <w:p>
+      <w:pPr>
+        <w:spacing w:line="336" w:lineRule="auto" w:after="180"/>
+      </w:pPr>
+      <w:r>
+        <w:rPr>
+          <w:b w:val="0"/>
+        </w:rPr>
+        <w:t xml:space="preserve">Supported question: Can the original epoch 3 </w:t>
+      </w:r>
+      <w:r>
+        <w:rPr>
+          <w:b/>
+        </w:rPr>
+        <w:t>training</w:t>
+      </w:r>
+      <w:r>
+        <w:rPr>
+          <w:b w:val="0"/>
+        </w:rPr>
+        <w:t xml:space="preserve"> loss 1 justify claiming best generalisation? Point to the relevant step in the picture, then write the changed result and the rule or </w:t>
+      </w:r>
+      <w:r>
+        <w:rPr>
+          <w:b/>
+        </w:rPr>
+        <w:t>evidence</w:t>
+      </w:r>
+      <w:r>
+        <w:rPr>
+          <w:b w:val="0"/>
+        </w:rPr>
+        <w:t xml:space="preserve"> that supports it.</w:t>
+      </w:r>
+    </w:p>
+    <w:p>
+      <w:pPr>
+        <w:spacing w:line="336" w:lineRule="auto" w:after="180"/>
+        <w:shd w:fill="F5F1FB"/>
+      </w:pPr>
+      <w:r>
+        <w:rPr>
+          <w:b w:val="0"/>
+        </w:rPr>
+        <w:t xml:space="preserve">Draw your project trace and justify the deciding step using </w:t>
+      </w:r>
+      <w:r>
+        <w:rPr>
+          <w:b/>
+        </w:rPr>
+        <w:t>evidence</w:t>
+      </w:r>
+      <w:r>
+        <w:rPr>
+          <w:b w:val="0"/>
+        </w:rPr>
+        <w:t>.</w:t>
       </w:r>
     </w:p>
     <w:sectPr>

--- a/downloads/student/ai-5-week-15.docx
+++ b/downloads/student/ai-5-week-15.docx
@@ -1209,7 +1209,7 @@
         <w:rPr>
           <w:b w:val="0"/>
         </w:rPr>
-        <w:t>Change: Epoch3 validation loss is instead1.5.</w:t>
+        <w:t>Change: Epoch 3 validation loss is instead 1.5.</w:t>
       </w:r>
     </w:p>
     <w:p>
@@ -1725,7 +1725,7 @@
         <w:rPr>
           <w:b w:val="0"/>
         </w:rPr>
-        <w:t xml:space="preserve"> losses: epoch 1 train4, val3; epoch 2 train2, val2; epoch 3 train1, val2.5. Selection: smallest validation loss.</w:t>
+        <w:t xml:space="preserve"> losses: epoch 1 train 4, val 3; epoch 2 train 2, val 2; epoch 3 train 1, val 2.5. Selection: smallest validation loss.</w:t>
       </w:r>
     </w:p>
     <w:p>
@@ -1801,7 +1801,7 @@
         <w:drawing>
           <wp:inline xmlns:a="http://schemas.openxmlformats.org/drawingml/2006/main" xmlns:pic="http://schemas.openxmlformats.org/drawingml/2006/picture">
             <wp:extent cx="5486400" cy="5185229"/>
-            <wp:docPr id="2" name="Picture 2" descr="Training and validation curves. Read training curve: Training loss falls4→2→1.. Read validation curve: Validation loss falls3→2 then rises to2.5.. Choose checkpoint: Select epoch 2, not epoch 3, under the declared validation criterion."/>
+            <wp:docPr id="2" name="Picture 2" descr="Training and validation curves. Read training curve: Training loss falls 4→2→1.. Read validation curve: Validation loss falls 3→2 then rises to2.5.. Choose checkpoint: Select epoch 2, not epoch 3, under the declared validation criterion."/>
             <wp:cNvGraphicFramePr>
               <a:graphicFrameLocks noChangeAspect="1"/>
             </wp:cNvGraphicFramePr>
@@ -1892,7 +1892,7 @@
           </w:tcPr>
           <w:p>
             <w:r>
-              <w:t>Training loss falls4→2→1.</w:t>
+              <w:t>Training loss falls 4→2→1.</w:t>
             </w:r>
           </w:p>
         </w:tc>
@@ -1914,7 +1914,7 @@
           </w:tcPr>
           <w:p>
             <w:r>
-              <w:t>Validation loss falls3→2 then rises to2.5.</w:t>
+              <w:t>Validation loss falls 3→2 then rises to2.5.</w:t>
             </w:r>
           </w:p>
         </w:tc>
@@ -2184,7 +2184,7 @@
         <w:rPr>
           <w:b w:val="0"/>
         </w:rPr>
-        <w:t>Change one thing: Epoch3 validation loss is instead1.5. Predict the result before checking the explanation. What remains the same?</w:t>
+        <w:t>Change one thing: Epoch 3 validation loss is instead 1.5. Predict the result before checking the explanation. What remains the same?</w:t>
       </w:r>
     </w:p>
     <w:p>
@@ -4893,7 +4893,7 @@
         <w:rPr>
           <w:b w:val="0"/>
         </w:rPr>
-        <w:t>Changed-case practice: Epoch3 validation loss is instead1.5. Which conclusion is supported by the supplied facts?</w:t>
+        <w:t>Changed-case practice: Epoch 3 validation loss is instead 1.5. Which conclusion is supported by the supplied facts?</w:t>
       </w:r>
     </w:p>
     <w:p>
@@ -5297,7 +5297,7 @@
         <w:drawing>
           <wp:inline xmlns:a="http://schemas.openxmlformats.org/drawingml/2006/main" xmlns:pic="http://schemas.openxmlformats.org/drawingml/2006/picture">
             <wp:extent cx="5486400" cy="3142488"/>
-            <wp:docPr id="3" name="Picture 3" descr="Plot training and validation loss for checkpoints before opening final cases. Supplied facts: Supplied checkpoint losses: epoch 1 train4, val3; epoch 2 train2, val2; epoch 3 train1, val2.5. Selection: smallest validation loss. All inputs and outcomes in this worked example are invented classroom data; no real model run is claimed."/>
+            <wp:docPr id="3" name="Picture 3" descr="Plot training and validation loss for checkpoints before opening final cases. Supplied facts: Supplied checkpoint losses: epoch 1 train 4, val 3; epoch 2 train 2, val 2; epoch 3 train 1, val 2.5. Selection: smallest validation loss. All inputs and outcomes in this worked example are invented classroom data; no real model run is claimed."/>
             <wp:cNvGraphicFramePr>
               <a:graphicFrameLocks noChangeAspect="1"/>
             </wp:cNvGraphicFramePr>
@@ -5372,7 +5372,7 @@
         <w:rPr>
           <w:b w:val="0"/>
         </w:rPr>
-        <w:t xml:space="preserve"> losses: epoch 1 train4, val3; epoch 2 train2, val2; epoch 3 train1, val2.5. Selection: smallest validation loss.</w:t>
+        <w:t xml:space="preserve"> losses: epoch 1 train 4, val 3; epoch 2 train 2, val 2; epoch 3 train 1, val 2.5. Selection: smallest validation loss.</w:t>
       </w:r>
     </w:p>
     <w:p>
@@ -5423,7 +5423,7 @@
         <w:drawing>
           <wp:inline xmlns:a="http://schemas.openxmlformats.org/drawingml/2006/main" xmlns:pic="http://schemas.openxmlformats.org/drawingml/2006/picture">
             <wp:extent cx="5486400" cy="3182112"/>
-            <wp:docPr id="4" name="Picture 4" descr="Read training curve: Training loss falls4→2→1. → Read validation curve: Validation loss falls3→2 then rises to2.5. → Choose checkpoint: Select epoch 2, not epoch 3, under the declared validation criterion."/>
+            <wp:docPr id="4" name="Picture 4" descr="Read training curve: Training loss falls 4→2→1. → Read validation curve: Validation loss falls 3→2 then rises to2.5. → Choose checkpoint: Select epoch 2, not epoch 3, under the declared validation criterion."/>
             <wp:cNvGraphicFramePr>
               <a:graphicFrameLocks noChangeAspect="1"/>
             </wp:cNvGraphicFramePr>
@@ -5486,7 +5486,7 @@
         <w:rPr>
           <w:b w:val="0"/>
         </w:rPr>
-        <w:t xml:space="preserve"> loss falls4→2→1. → Read </w:t>
+        <w:t xml:space="preserve"> loss falls 4→2→1. → Read </w:t>
       </w:r>
       <w:r>
         <w:rPr>
@@ -5498,7 +5498,7 @@
         <w:rPr>
           <w:b w:val="0"/>
         </w:rPr>
-        <w:t xml:space="preserve">: Validation loss falls3→2 then rises to2.5. → Choose </w:t>
+        <w:t xml:space="preserve">: Validation loss falls 3→2 then rises to2.5. → Choose </w:t>
       </w:r>
       <w:r>
         <w:rPr>
@@ -5659,7 +5659,7 @@
         <w:drawing>
           <wp:inline xmlns:a="http://schemas.openxmlformats.org/drawingml/2006/main" xmlns:pic="http://schemas.openxmlformats.org/drawingml/2006/picture">
             <wp:extent cx="5486400" cy="3179064"/>
-            <wp:docPr id="6" name="Picture 6" descr="Original case: Select epoch 2, not epoch 3, under the declared validation criterion. Changed condition: Epoch3 validation loss is instead1.5. Expected result: Select epoch 3 under the unchanged criterion. Reason: Its measured validation loss is now below epoch 2’s2; the training curve alone never settled selection."/>
+            <wp:docPr id="6" name="Picture 6" descr="Original case: Select epoch 2, not epoch 3, under the declared validation criterion. Changed condition: Epoch 3 validation loss is instead 1.5. Expected result: Select epoch 3 under the unchanged criterion. Reason: Its measured validation loss is now below epoch 2’s2; the training curve alone never settled selection."/>
             <wp:cNvGraphicFramePr>
               <a:graphicFrameLocks noChangeAspect="1"/>
             </wp:cNvGraphicFramePr>
@@ -5698,7 +5698,7 @@
         <w:rPr>
           <w:b w:val="0"/>
         </w:rPr>
-        <w:t>Original case: Select epoch 2, not epoch 3, under the declared validation criterion. Changed condition: Epoch3 validation loss is instead1.5. Expected result: Select epoch 3 under the unchanged criterion.</w:t>
+        <w:t>Original case: Select epoch 2, not epoch 3, under the declared validation criterion. Changed condition: Epoch 3 validation loss is instead 1.5. Expected result: Select epoch 3 under the unchanged criterion.</w:t>
       </w:r>
     </w:p>
     <w:p>

--- a/downloads/student/ai-5-week-15.docx
+++ b/downloads/student/ai-5-week-15.docx
@@ -25,33 +25,459 @@
         <w:pStyle w:val="Heading1"/>
       </w:pPr>
       <w:r>
-        <w:t>Before you start</w:t>
-      </w:r>
-    </w:p>
-    <w:p>
+        <w:t>Freeze the checkpoint. Evaluate both splits. Restore the selected state.</w:t>
+      </w:r>
+    </w:p>
+    <w:p>
+      <w:r>
+        <w:t>Read comparable learning curves and choose checkpoints with a declared validation rule.</w:t>
+      </w:r>
+    </w:p>
+    <w:p>
+      <w:r>
+        <w:t>Complete saved states and paired losses → full curves/zoom → pictured selection change → tie/metric/status probes → independent new split targets.</w:t>
+      </w:r>
+    </w:p>
+    <w:p>
+      <w:pPr>
+        <w:pStyle w:val="Heading1"/>
+      </w:pPr>
+      <w:r>
+        <w:t>01. Which saved state does the declared rule actually choose?</w:t>
+      </w:r>
+    </w:p>
+    <w:p>
+      <w:r>
+        <w:t>Evaluate both fixed splits at the same checkpoint without updating during evaluation.</w:t>
+      </w:r>
+    </w:p>
+    <w:p>
+      <w:pPr>
+        <w:pStyle w:val="Heading2"/>
+      </w:pPr>
+      <w:r>
+        <w:t>Learning goals</w:t>
+      </w:r>
+    </w:p>
+    <w:p>
+      <w:pPr>
+        <w:spacing w:line="336" w:lineRule="auto" w:after="180"/>
+      </w:pPr>
+      <w:r>
+        <w:rPr>
+          <w:b w:val="0"/>
+        </w:rPr>
+        <w:t xml:space="preserve">I can compute comparable </w:t>
+      </w:r>
+      <w:r>
+        <w:rPr>
+          <w:b/>
+        </w:rPr>
+        <w:t>training</w:t>
+      </w:r>
+      <w:r>
+        <w:rPr>
+          <w:b w:val="0"/>
+        </w:rPr>
+        <w:t xml:space="preserve"> and validation losses at saved </w:t>
+      </w:r>
+      <w:r>
+        <w:rPr>
+          <w:b/>
+        </w:rPr>
+        <w:t>checkpoint</w:t>
+      </w:r>
+      <w:r>
+        <w:rPr>
+          <w:b w:val="0"/>
+        </w:rPr>
+        <w:t>s.</w:t>
+      </w:r>
+    </w:p>
+    <w:p>
+      <w:pPr>
+        <w:spacing w:line="336" w:lineRule="auto" w:after="180"/>
+      </w:pPr>
+      <w:r>
+        <w:rPr>
+          <w:b w:val="0"/>
+        </w:rPr>
+        <w:t xml:space="preserve">I can choose among observed </w:t>
+      </w:r>
+      <w:r>
+        <w:rPr>
+          <w:b/>
+        </w:rPr>
+        <w:t>checkpoint</w:t>
+      </w:r>
+      <w:r>
+        <w:rPr>
+          <w:b w:val="0"/>
+        </w:rPr>
+        <w:t>s using a declared validation rule.</w:t>
+      </w:r>
+    </w:p>
+    <w:p>
+      <w:pPr>
+        <w:spacing w:line="336" w:lineRule="auto" w:after="180"/>
+      </w:pPr>
+      <w:r>
+        <w:rPr>
+          <w:b w:val="0"/>
+        </w:rPr>
+        <w:t xml:space="preserve">I can distinguish development </w:t>
+      </w:r>
+      <w:r>
+        <w:rPr>
+          <w:b/>
+        </w:rPr>
+        <w:t>evidence</w:t>
+      </w:r>
+      <w:r>
+        <w:rPr>
+          <w:b w:val="0"/>
+        </w:rPr>
+        <w:t xml:space="preserve"> from final test </w:t>
+      </w:r>
+      <w:r>
+        <w:rPr>
+          <w:b/>
+        </w:rPr>
+        <w:t>evidence</w:t>
+      </w:r>
+      <w:r>
+        <w:rPr>
+          <w:b w:val="0"/>
+        </w:rPr>
+        <w:t>.</w:t>
+      </w:r>
+    </w:p>
+    <w:p>
+      <w:pPr>
+        <w:pStyle w:val="Heading2"/>
+      </w:pPr>
+      <w:r>
+        <w:t>Retrieve controlled training comparisons</w:t>
+      </w:r>
+    </w:p>
+    <w:p>
+      <w:pPr>
+        <w:spacing w:line="336" w:lineRule="auto" w:after="180"/>
+      </w:pPr>
+      <w:r>
+        <w:rPr>
+          <w:b w:val="0"/>
+        </w:rPr>
+        <w:t>Close your notes first. A rough first answer helps us choose the right starting point; it is not a score for your ability.</w:t>
+      </w:r>
+    </w:p>
+    <w:p>
+      <w:pPr>
+        <w:spacing w:line="336" w:lineRule="auto" w:after="180"/>
+      </w:pPr>
+      <w:r>
+        <w:rPr>
+          <w:b w:val="0"/>
+        </w:rPr>
+        <w:t>Without opening the old lesson, explain one key idea from Learning rate experiments. Give an example and a mistake that the idea helps you avoid.</w:t>
+      </w:r>
+    </w:p>
+    <w:p>
+      <w:pPr>
+        <w:spacing w:line="336" w:lineRule="auto" w:after="180"/>
+      </w:pPr>
+      <w:r>
+        <w:rPr>
+          <w:b w:val="0"/>
+        </w:rPr>
+        <w:t xml:space="preserve">Without opening the old lesson, explain one key idea from </w:t>
+      </w:r>
+      <w:r>
+        <w:rPr>
+          <w:b/>
+        </w:rPr>
+        <w:t>Training</w:t>
+      </w:r>
+      <w:r>
+        <w:rPr>
+          <w:b w:val="0"/>
+        </w:rPr>
+        <w:t xml:space="preserve"> a small network. Give an example and a mistake that the idea helps you avoid.</w:t>
+      </w:r>
+    </w:p>
+    <w:p>
+      <w:pPr>
+        <w:spacing w:line="336" w:lineRule="auto" w:after="180"/>
+      </w:pPr>
+      <w:r>
+        <w:rPr>
+          <w:b w:val="0"/>
+        </w:rPr>
+        <w:t>Without opening the old lesson, explain one key idea from Slopes and local change. Give an example and a mistake that the idea helps you avoid.</w:t>
+      </w:r>
+    </w:p>
+    <w:p>
+      <w:pPr>
+        <w:spacing w:line="336" w:lineRule="auto" w:after="180"/>
+      </w:pPr>
+      <w:r>
+        <w:rPr>
+          <w:b w:val="0"/>
+        </w:rPr>
+        <w:t xml:space="preserve">After trying, check the relevant lesson or ask your teacher. Change the part of your explanation that the </w:t>
+      </w:r>
+      <w:r>
+        <w:rPr>
+          <w:b/>
+        </w:rPr>
+        <w:t>evidence</w:t>
+      </w:r>
+      <w:r>
+        <w:rPr>
+          <w:b w:val="0"/>
+        </w:rPr>
+        <w:t xml:space="preserve"> shows was wrong.</w:t>
+      </w:r>
+    </w:p>
+    <w:p>
+      <w:pPr>
+        <w:pStyle w:val="Heading2"/>
+      </w:pPr>
+      <w:r>
+        <w:t>Prerequisite and starting response</w:t>
+      </w:r>
+    </w:p>
+    <w:p>
+      <w:pPr>
+        <w:pStyle w:val="ListBullet"/>
+      </w:pPr>
       <w:r>
         <w:t>Why does the lowest training loss in a learning-rate experiment not establish the best performance on new examples?</w:t>
       </w:r>
     </w:p>
     <w:p>
       <w:pPr>
+        <w:pStyle w:val="Heading3"/>
+      </w:pPr>
+      <w:r>
+        <w:t>My starting explanation</w:t>
+      </w:r>
+    </w:p>
+    <w:p>
+      <w:r>
+        <w:t>________________________________________________________________</w:t>
+      </w:r>
+    </w:p>
+    <w:p>
+      <w:r>
+        <w:t>________________________________________________________________</w:t>
+      </w:r>
+    </w:p>
+    <w:p>
+      <w:r>
+        <w:t>________________________________________________________________</w:t>
+      </w:r>
+    </w:p>
+    <w:p>
+      <w:pPr>
+        <w:pStyle w:val="Heading2"/>
+      </w:pPr>
+      <w:r>
+        <w:t>End goal</w:t>
+      </w:r>
+    </w:p>
+    <w:p>
+      <w:pPr>
+        <w:spacing w:line="336" w:lineRule="auto" w:after="180"/>
+      </w:pPr>
+      <w:r>
+        <w:rPr>
+          <w:b w:val="0"/>
+        </w:rPr>
+        <w:t xml:space="preserve">By the end, I can explain </w:t>
+      </w:r>
+      <w:r>
+        <w:rPr>
+          <w:b/>
+        </w:rPr>
+        <w:t>training</w:t>
+      </w:r>
+      <w:r>
+        <w:rPr>
+          <w:b w:val="0"/>
+        </w:rPr>
+        <w:t xml:space="preserve"> and </w:t>
+      </w:r>
+      <w:r>
+        <w:rPr>
+          <w:b/>
+        </w:rPr>
+        <w:t>validation curve</w:t>
+      </w:r>
+      <w:r>
+        <w:rPr>
+          <w:b w:val="0"/>
+        </w:rPr>
+        <w:t>s using a traced example and a stated limitation.</w:t>
+      </w:r>
+    </w:p>
+    <w:p>
+      <w:pPr>
+        <w:pStyle w:val="Heading2"/>
+      </w:pPr>
+      <w:r>
+        <w:t>Earlier wording, alternatives and picture transcripts · reference / check after trying</w:t>
+      </w:r>
+    </w:p>
+    <w:p>
+      <w:pPr>
+        <w:pStyle w:val="Heading3"/>
+      </w:pPr>
+      <w:r>
+        <w:t>Your learning target</w:t>
+      </w:r>
+    </w:p>
+    <w:p>
+      <w:pPr>
+        <w:pStyle w:val="Heading3"/>
+      </w:pPr>
+      <w:r>
+        <w:t>Remember before reading</w:t>
+      </w:r>
+    </w:p>
+    <w:p>
+      <w:pPr>
+        <w:spacing w:line="336" w:lineRule="auto" w:after="180"/>
+      </w:pPr>
+      <w:r>
+        <w:rPr>
+          <w:b w:val="0"/>
+        </w:rPr>
+        <w:t>This week you will practise:</w:t>
+      </w:r>
+    </w:p>
+    <w:p>
+      <w:pPr>
+        <w:spacing w:line="336" w:lineRule="auto" w:after="180"/>
+      </w:pPr>
+      <w:r>
+        <w:rPr>
+          <w:b w:val="0"/>
+        </w:rPr>
+        <w:t xml:space="preserve">Compute comparable </w:t>
+      </w:r>
+      <w:r>
+        <w:rPr>
+          <w:b/>
+        </w:rPr>
+        <w:t>training</w:t>
+      </w:r>
+      <w:r>
+        <w:rPr>
+          <w:b w:val="0"/>
+        </w:rPr>
+        <w:t xml:space="preserve"> and validation losses at saved </w:t>
+      </w:r>
+      <w:r>
+        <w:rPr>
+          <w:b/>
+        </w:rPr>
+        <w:t>checkpoint</w:t>
+      </w:r>
+      <w:r>
+        <w:rPr>
+          <w:b w:val="0"/>
+        </w:rPr>
+        <w:t>s</w:t>
+      </w:r>
+    </w:p>
+    <w:p>
+      <w:pPr>
+        <w:spacing w:line="336" w:lineRule="auto" w:after="180"/>
+      </w:pPr>
+      <w:r>
+        <w:rPr>
+          <w:b w:val="0"/>
+        </w:rPr>
+        <w:t xml:space="preserve">Choose among observed </w:t>
+      </w:r>
+      <w:r>
+        <w:rPr>
+          <w:b/>
+        </w:rPr>
+        <w:t>checkpoint</w:t>
+      </w:r>
+      <w:r>
+        <w:rPr>
+          <w:b w:val="0"/>
+        </w:rPr>
+        <w:t>s using a declared validation rule</w:t>
+      </w:r>
+    </w:p>
+    <w:p>
+      <w:pPr>
+        <w:spacing w:line="336" w:lineRule="auto" w:after="180"/>
+      </w:pPr>
+      <w:r>
+        <w:rPr>
+          <w:b w:val="0"/>
+        </w:rPr>
+        <w:t xml:space="preserve">Distinguish development </w:t>
+      </w:r>
+      <w:r>
+        <w:rPr>
+          <w:b/>
+        </w:rPr>
+        <w:t>evidence</w:t>
+      </w:r>
+      <w:r>
+        <w:rPr>
+          <w:b w:val="0"/>
+        </w:rPr>
+        <w:t xml:space="preserve"> from final test </w:t>
+      </w:r>
+      <w:r>
+        <w:rPr>
+          <w:b/>
+        </w:rPr>
+        <w:t>evidence</w:t>
+      </w:r>
+    </w:p>
+    <w:p>
+      <w:pPr>
+        <w:pStyle w:val="Heading3"/>
+      </w:pPr>
+      <w:r>
+        <w:t>Retrieve what you already know</w:t>
+      </w:r>
+    </w:p>
+    <w:p>
+      <w:pPr>
+        <w:pStyle w:val="Heading3"/>
+      </w:pPr>
+      <w:r>
+        <w:t>This week’s end goal</w:t>
+      </w:r>
+    </w:p>
+    <w:p>
+      <w:pPr>
         <w:pStyle w:val="Heading1"/>
       </w:pPr>
       <w:r>
-        <w:t>01. Your mission</w:t>
-      </w:r>
-    </w:p>
-    <w:p>
-      <w:r>
-        <w:t>Start with the target: Compute comparable training and validation losses at saved checkpoints. Try the recall before opening notes.</w:t>
-      </w:r>
-    </w:p>
-    <w:p>
-      <w:pPr>
-        <w:pStyle w:val="Heading3"/>
-      </w:pPr>
-      <w:r>
-        <w:t>Your learning target</w:t>
+        <w:t>02. Keep the model state fixed while evaluating each split</w:t>
+      </w:r>
+    </w:p>
+    <w:p>
+      <w:r>
+        <w:t>The constructed target rules differ;the curves demonstrate selection,not a diagnosed real population.</w:t>
+      </w:r>
+    </w:p>
+    <w:p>
+      <w:pPr>
+        <w:pStyle w:val="Heading2"/>
+      </w:pPr>
+      <w:r>
+        <w:t>Complete training history and distinct validation pairs</w:t>
       </w:r>
     </w:p>
     <w:p>
@@ -62,465 +488,84 @@
         <w:rPr>
           <w:b w:val="0"/>
         </w:rPr>
-        <w:t xml:space="preserve">I can compute comparable </w:t>
+        <w:t xml:space="preserve">Keep the restricted network h = ReLU(x), y = vh, with only v trained. </w:t>
       </w:r>
       <w:r>
         <w:rPr>
           <w:b/>
         </w:rPr>
+        <w:t>Training</w:t>
+      </w:r>
+      <w:r>
+        <w:rPr>
+          <w:b w:val="0"/>
+        </w:rPr>
+        <w:t xml:space="preserve"> pairs remain (1, 2) and (2, 4). Start v = 0 and make four full-data updates at rate 0.1. Save states v = 0, 1, 1.5, 1.75 and 1.875.</w:t>
+      </w:r>
+    </w:p>
+    <w:p>
+      <w:pPr>
+        <w:spacing w:line="336" w:lineRule="auto" w:after="180"/>
+      </w:pPr>
+      <w:r>
+        <w:rPr>
+          <w:b w:val="0"/>
+        </w:rPr>
+        <w:t>At each saved state, evaluate both splits without changing v during evaluation.</w:t>
+      </w:r>
+    </w:p>
+    <w:p>
+      <w:pPr>
+        <w:spacing w:line="336" w:lineRule="auto" w:after="180"/>
+      </w:pPr>
+      <w:r>
+        <w:rPr>
+          <w:b w:val="0"/>
+        </w:rPr>
+        <w:t xml:space="preserve">For this deliberately constructed demonstration, validation pairs are (3, 4.5) and (4, 6). Their targets follow a different slope from the </w:t>
+      </w:r>
+      <w:r>
+        <w:rPr>
+          <w:b/>
+        </w:rPr>
         <w:t>training</w:t>
       </w:r>
       <w:r>
         <w:rPr>
           <w:b w:val="0"/>
         </w:rPr>
-        <w:t xml:space="preserve"> and validation losses at saved </w:t>
+        <w:t xml:space="preserve"> pairs.</w:t>
+      </w:r>
+    </w:p>
+    <w:p>
+      <w:pPr>
+        <w:spacing w:line="336" w:lineRule="auto" w:after="180"/>
+      </w:pPr>
+      <w:r>
+        <w:rPr>
+          <w:b w:val="0"/>
+        </w:rPr>
+        <w:t xml:space="preserve">This makes the two trends disagree visibly; it is not </w:t>
       </w:r>
       <w:r>
         <w:rPr>
           <w:b/>
         </w:rPr>
-        <w:t>checkpoint</w:t>
+        <w:t>evidence</w:t>
       </w:r>
       <w:r>
         <w:rPr>
           <w:b w:val="0"/>
         </w:rPr>
-        <w:t>s.</w:t>
-      </w:r>
-    </w:p>
-    <w:p>
-      <w:pPr>
-        <w:spacing w:line="336" w:lineRule="auto" w:after="180"/>
-      </w:pPr>
-      <w:r>
-        <w:rPr>
-          <w:b w:val="0"/>
-        </w:rPr>
-        <w:t xml:space="preserve">I can choose among observed </w:t>
-      </w:r>
-      <w:r>
-        <w:rPr>
-          <w:b/>
-        </w:rPr>
-        <w:t>checkpoint</w:t>
-      </w:r>
-      <w:r>
-        <w:rPr>
-          <w:b w:val="0"/>
-        </w:rPr>
-        <w:t>s using a declared validation rule.</w:t>
-      </w:r>
-    </w:p>
-    <w:p>
-      <w:pPr>
-        <w:spacing w:line="336" w:lineRule="auto" w:after="180"/>
-      </w:pPr>
-      <w:r>
-        <w:rPr>
-          <w:b w:val="0"/>
-        </w:rPr>
-        <w:t xml:space="preserve">I can distinguish development </w:t>
-      </w:r>
-      <w:r>
-        <w:rPr>
-          <w:b/>
-        </w:rPr>
-        <w:t>evidence</w:t>
-      </w:r>
-      <w:r>
-        <w:rPr>
-          <w:b w:val="0"/>
-        </w:rPr>
-        <w:t xml:space="preserve"> from final test </w:t>
-      </w:r>
-      <w:r>
-        <w:rPr>
-          <w:b/>
-        </w:rPr>
-        <w:t>evidence</w:t>
-      </w:r>
-      <w:r>
-        <w:rPr>
-          <w:b w:val="0"/>
-        </w:rPr>
-        <w:t>.</w:t>
-      </w:r>
-    </w:p>
-    <w:p>
-      <w:pPr>
-        <w:pStyle w:val="Heading3"/>
-      </w:pPr>
-      <w:r>
-        <w:t>Remember before reading</w:t>
-      </w:r>
-    </w:p>
-    <w:p>
-      <w:pPr>
-        <w:spacing w:line="336" w:lineRule="auto" w:after="180"/>
-      </w:pPr>
-      <w:r>
-        <w:rPr>
-          <w:b w:val="0"/>
-        </w:rPr>
-        <w:t>Close your notes first. A rough first answer helps us choose the right starting point; it is not a score for your ability.</w:t>
-      </w:r>
-    </w:p>
-    <w:p>
-      <w:pPr>
-        <w:spacing w:line="336" w:lineRule="auto" w:after="180"/>
-      </w:pPr>
-      <w:r>
-        <w:rPr>
-          <w:b w:val="0"/>
-        </w:rPr>
-        <w:t>Without opening the old lesson, explain one key idea from Learning rate experiments. Give an example and a mistake that the idea helps you avoid.</w:t>
-      </w:r>
-    </w:p>
-    <w:p>
-      <w:pPr>
-        <w:spacing w:line="336" w:lineRule="auto" w:after="180"/>
-      </w:pPr>
-      <w:r>
-        <w:rPr>
-          <w:b w:val="0"/>
-        </w:rPr>
-        <w:t xml:space="preserve">Without opening the old lesson, explain one key idea from </w:t>
-      </w:r>
-      <w:r>
-        <w:rPr>
-          <w:b/>
-        </w:rPr>
-        <w:t>Training</w:t>
-      </w:r>
-      <w:r>
-        <w:rPr>
-          <w:b w:val="0"/>
-        </w:rPr>
-        <w:t xml:space="preserve"> a small network. Give an example and a mistake that the idea helps you avoid.</w:t>
-      </w:r>
-    </w:p>
-    <w:p>
-      <w:pPr>
-        <w:spacing w:line="336" w:lineRule="auto" w:after="180"/>
-      </w:pPr>
-      <w:r>
-        <w:rPr>
-          <w:b w:val="0"/>
-        </w:rPr>
-        <w:t>Without opening the old lesson, explain one key idea from Slopes and local change. Give an example and a mistake that the idea helps you avoid.</w:t>
-      </w:r>
-    </w:p>
-    <w:p>
-      <w:pPr>
-        <w:spacing w:line="336" w:lineRule="auto" w:after="180"/>
-      </w:pPr>
-      <w:r>
-        <w:rPr>
-          <w:b w:val="0"/>
-        </w:rPr>
-        <w:t xml:space="preserve">After trying, check the relevant lesson or ask your teacher. Change the part of your explanation that the </w:t>
-      </w:r>
-      <w:r>
-        <w:rPr>
-          <w:b/>
-        </w:rPr>
-        <w:t>evidence</w:t>
-      </w:r>
-      <w:r>
-        <w:rPr>
-          <w:b w:val="0"/>
-        </w:rPr>
-        <w:t xml:space="preserve"> shows was wrong.</w:t>
-      </w:r>
-    </w:p>
-    <w:p>
-      <w:pPr>
-        <w:spacing w:line="336" w:lineRule="auto" w:after="180"/>
-      </w:pPr>
-      <w:r>
-        <w:rPr>
-          <w:b w:val="0"/>
-        </w:rPr>
-        <w:t>This week you will practise:</w:t>
-      </w:r>
-    </w:p>
-    <w:p>
-      <w:pPr>
-        <w:spacing w:line="336" w:lineRule="auto" w:after="180"/>
-      </w:pPr>
-      <w:r>
-        <w:rPr>
-          <w:b w:val="0"/>
-        </w:rPr>
-        <w:t xml:space="preserve">Compute comparable </w:t>
-      </w:r>
-      <w:r>
-        <w:rPr>
-          <w:b/>
-        </w:rPr>
-        <w:t>training</w:t>
-      </w:r>
-      <w:r>
-        <w:rPr>
-          <w:b w:val="0"/>
-        </w:rPr>
-        <w:t xml:space="preserve"> and validation losses at saved </w:t>
-      </w:r>
-      <w:r>
-        <w:rPr>
-          <w:b/>
-        </w:rPr>
-        <w:t>checkpoint</w:t>
-      </w:r>
-      <w:r>
-        <w:rPr>
-          <w:b w:val="0"/>
-        </w:rPr>
-        <w:t>s</w:t>
-      </w:r>
-    </w:p>
-    <w:p>
-      <w:pPr>
-        <w:spacing w:line="336" w:lineRule="auto" w:after="180"/>
-      </w:pPr>
-      <w:r>
-        <w:rPr>
-          <w:b w:val="0"/>
-        </w:rPr>
-        <w:t xml:space="preserve">Choose among observed </w:t>
-      </w:r>
-      <w:r>
-        <w:rPr>
-          <w:b/>
-        </w:rPr>
-        <w:t>checkpoint</w:t>
-      </w:r>
-      <w:r>
-        <w:rPr>
-          <w:b w:val="0"/>
-        </w:rPr>
-        <w:t>s using a declared validation rule</w:t>
-      </w:r>
-    </w:p>
-    <w:p>
-      <w:pPr>
-        <w:spacing w:line="336" w:lineRule="auto" w:after="180"/>
-      </w:pPr>
-      <w:r>
-        <w:rPr>
-          <w:b w:val="0"/>
-        </w:rPr>
-        <w:t xml:space="preserve">Distinguish development </w:t>
-      </w:r>
-      <w:r>
-        <w:rPr>
-          <w:b/>
-        </w:rPr>
-        <w:t>evidence</w:t>
-      </w:r>
-      <w:r>
-        <w:rPr>
-          <w:b w:val="0"/>
-        </w:rPr>
-        <w:t xml:space="preserve"> from final test </w:t>
-      </w:r>
-      <w:r>
-        <w:rPr>
-          <w:b/>
-        </w:rPr>
-        <w:t>evidence</w:t>
-      </w:r>
-    </w:p>
-    <w:p>
-      <w:pPr>
-        <w:pStyle w:val="Heading3"/>
-      </w:pPr>
-      <w:r>
-        <w:t>Retrieve what you already know</w:t>
-      </w:r>
-    </w:p>
-    <w:p>
-      <w:pPr>
-        <w:spacing w:line="336" w:lineRule="auto" w:after="180"/>
-        <w:shd w:fill="F5F1FB"/>
-      </w:pPr>
-      <w:r>
-        <w:rPr>
-          <w:b w:val="0"/>
-        </w:rPr>
-        <w:t xml:space="preserve">Why does the lowest </w:t>
-      </w:r>
-      <w:r>
-        <w:rPr>
-          <w:b/>
-        </w:rPr>
-        <w:t>training</w:t>
-      </w:r>
-      <w:r>
-        <w:rPr>
-          <w:b w:val="0"/>
-        </w:rPr>
-        <w:t xml:space="preserve"> loss in a learning-rate experiment not establish the best performance on new examples?</w:t>
-      </w:r>
-    </w:p>
-    <w:p>
-      <w:pPr>
-        <w:pStyle w:val="Heading3"/>
-      </w:pPr>
-      <w:r>
-        <w:t>My starting explanation</w:t>
-      </w:r>
-    </w:p>
-    <w:p>
-      <w:r>
-        <w:t>________________________________________________________________</w:t>
-      </w:r>
-    </w:p>
-    <w:p>
-      <w:r>
-        <w:t>________________________________________________________________</w:t>
-      </w:r>
-    </w:p>
-    <w:p>
-      <w:r>
-        <w:t>________________________________________________________________</w:t>
-      </w:r>
-    </w:p>
-    <w:p>
-      <w:pPr>
-        <w:pStyle w:val="Heading3"/>
-      </w:pPr>
-      <w:r>
-        <w:t>This week’s end goal</w:t>
-      </w:r>
-    </w:p>
-    <w:p>
-      <w:pPr>
-        <w:spacing w:line="336" w:lineRule="auto" w:after="180"/>
-      </w:pPr>
-      <w:r>
-        <w:rPr>
-          <w:b w:val="0"/>
-        </w:rPr>
-        <w:t xml:space="preserve">By the end, I can explain </w:t>
-      </w:r>
-      <w:r>
-        <w:rPr>
-          <w:b/>
-        </w:rPr>
-        <w:t>training</w:t>
-      </w:r>
-      <w:r>
-        <w:rPr>
-          <w:b w:val="0"/>
-        </w:rPr>
-        <w:t xml:space="preserve"> and </w:t>
-      </w:r>
-      <w:r>
-        <w:rPr>
-          <w:b/>
-        </w:rPr>
-        <w:t>validation curve</w:t>
-      </w:r>
-      <w:r>
-        <w:rPr>
-          <w:b w:val="0"/>
-        </w:rPr>
-        <w:t>s using a traced example and a stated limitation.</w:t>
-      </w:r>
-    </w:p>
-    <w:p>
-      <w:pPr>
-        <w:pStyle w:val="Heading1"/>
-      </w:pPr>
-      <w:r>
-        <w:t>02. Notice the evidence</w:t>
-      </w:r>
-    </w:p>
-    <w:p>
-      <w:r>
-        <w:t>Investigate the supplied Training and validation curves case. Separate observations, given facts and assumptions before choosing an explanation.</w:t>
-      </w:r>
-    </w:p>
-    <w:p>
-      <w:pPr>
-        <w:spacing w:line="336" w:lineRule="auto" w:after="180"/>
-      </w:pPr>
-      <w:r>
-        <w:rPr>
-          <w:b w:val="0"/>
-        </w:rPr>
-        <w:t xml:space="preserve">Keep the restricted network h = ReLU(x), y = vh, with only v trained. </w:t>
-      </w:r>
-      <w:r>
-        <w:rPr>
-          <w:b/>
-        </w:rPr>
-        <w:t>Training</w:t>
-      </w:r>
-      <w:r>
-        <w:rPr>
-          <w:b w:val="0"/>
-        </w:rPr>
-        <w:t xml:space="preserve"> pairs remain (1, 2) and (2, 4). Start v = 0 and make four full-data updates at rate 0.1. Save states v = 0, 1, 1.5, 1.75 and 1.875.</w:t>
-      </w:r>
-    </w:p>
-    <w:p>
-      <w:pPr>
-        <w:spacing w:line="336" w:lineRule="auto" w:after="180"/>
-      </w:pPr>
-      <w:r>
-        <w:rPr>
-          <w:b w:val="0"/>
-        </w:rPr>
-        <w:t>At each saved state, evaluate both splits without changing v during evaluation.</w:t>
-      </w:r>
-    </w:p>
-    <w:p>
-      <w:pPr>
-        <w:spacing w:line="336" w:lineRule="auto" w:after="180"/>
-      </w:pPr>
-      <w:r>
-        <w:rPr>
-          <w:b w:val="0"/>
-        </w:rPr>
-        <w:t xml:space="preserve">For this deliberately constructed demonstration, validation pairs are (3, 4.5) and (4, 6). Their targets follow a different slope from the </w:t>
-      </w:r>
-      <w:r>
-        <w:rPr>
-          <w:b/>
-        </w:rPr>
-        <w:t>training</w:t>
-      </w:r>
-      <w:r>
-        <w:rPr>
-          <w:b w:val="0"/>
-        </w:rPr>
-        <w:t xml:space="preserve"> pairs.</w:t>
-      </w:r>
-    </w:p>
-    <w:p>
-      <w:pPr>
-        <w:spacing w:line="336" w:lineRule="auto" w:after="180"/>
-      </w:pPr>
-      <w:r>
-        <w:rPr>
-          <w:b w:val="0"/>
-        </w:rPr>
-        <w:t xml:space="preserve">This makes the two trends disagree visibly; it is not </w:t>
-      </w:r>
-      <w:r>
-        <w:rPr>
-          <w:b/>
-        </w:rPr>
-        <w:t>evidence</w:t>
-      </w:r>
-      <w:r>
-        <w:rPr>
-          <w:b w:val="0"/>
-        </w:rPr>
         <w:t xml:space="preserve"> that these few rows represent a real population. Validation labels do not enter the gradient.</w:t>
+      </w:r>
+    </w:p>
+    <w:p>
+      <w:pPr>
+        <w:pStyle w:val="Heading2"/>
+      </w:pPr>
+      <w:r>
+        <w:t>All five same-state split evaluations</w:t>
       </w:r>
     </w:p>
     <w:tbl>
@@ -793,6 +838,14 @@
     </w:tbl>
     <w:p>
       <w:pPr>
+        <w:pStyle w:val="Heading2"/>
+      </w:pPr>
+      <w:r>
+        <w:t>Mean-loss definitions and known split differences</w:t>
+      </w:r>
+    </w:p>
+    <w:p>
+      <w:pPr>
         <w:spacing w:line="336" w:lineRule="auto" w:after="180"/>
       </w:pPr>
       <w:r>
@@ -839,6 +892,14 @@
     </w:p>
     <w:p>
       <w:pPr>
+        <w:pStyle w:val="Heading2"/>
+      </w:pPr>
+      <w:r>
+        <w:t>Name given and missing facts</w:t>
+      </w:r>
+    </w:p>
+    <w:p>
+      <w:pPr>
         <w:pStyle w:val="Heading3"/>
       </w:pPr>
       <w:r>
@@ -865,12 +926,20 @@
         <w:pStyle w:val="Heading1"/>
       </w:pPr>
       <w:r>
-        <w:t>03. See how it works</w:t>
-      </w:r>
-    </w:p>
-    <w:p>
-      <w:r>
-        <w:t>Follow the mechanism for Training and validation curves. Connect each labelled input, deciding step and result.</w:t>
+        <w:t>03. Trace both split losses back to paired predictions</w:t>
+      </w:r>
+    </w:p>
+    <w:p>
+      <w:r>
+        <w:t>Compare the same metric and units at one saved model state.</w:t>
+      </w:r>
+    </w:p>
+    <w:p>
+      <w:pPr>
+        <w:pStyle w:val="Heading2"/>
+      </w:pPr>
+      <w:r>
+        <w:t>Complete checkpoint3calculation</w:t>
       </w:r>
     </w:p>
     <w:p>
@@ -953,6 +1022,462 @@
           <w:b w:val="0"/>
         </w:rPr>
         <w:t>s must use the same saved value.</w:t>
+      </w:r>
+    </w:p>
+    <w:tbl>
+      <w:tblPr>
+        <w:tblStyle w:val="LightShading-Accent1"/>
+        <w:tblW w:type="auto" w:w="0"/>
+        <w:tblLook w:firstColumn="1" w:firstRow="1" w:lastColumn="0" w:lastRow="0" w:noHBand="0" w:noVBand="1" w:val="04A0"/>
+      </w:tblPr>
+      <w:tblGrid>
+        <w:gridCol w:w="1704"/>
+        <w:gridCol w:w="1704"/>
+        <w:gridCol w:w="1704"/>
+        <w:gridCol w:w="1704"/>
+        <w:gridCol w:w="1704"/>
+        <w:gridCol w:w="1704"/>
+      </w:tblGrid>
+      <w:tr>
+        <w:trPr>
+          <w:tblHeader/>
+        </w:trPr>
+        <w:tc>
+          <w:tcPr>
+            <w:tcW w:type="dxa" w:w="1704"/>
+          </w:tcPr>
+          <w:p>
+            <w:r>
+              <w:t>Complete checkpoint 3(v1.75)paired calculation</w:t>
+            </w:r>
+          </w:p>
+        </w:tc>
+        <w:tc>
+          <w:tcPr>
+            <w:tcW w:type="dxa" w:w="1704"/>
+          </w:tcPr>
+          <w:p>
+            <w:r>
+              <w:t>Input x</w:t>
+            </w:r>
+          </w:p>
+        </w:tc>
+        <w:tc>
+          <w:tcPr>
+            <w:tcW w:type="dxa" w:w="1704"/>
+          </w:tcPr>
+          <w:p>
+            <w:r>
+              <w:t>Target</w:t>
+            </w:r>
+          </w:p>
+        </w:tc>
+        <w:tc>
+          <w:tcPr>
+            <w:tcW w:type="dxa" w:w="1704"/>
+          </w:tcPr>
+          <w:p>
+            <w:r>
+              <w:t>Prediction vReLU(x)</w:t>
+            </w:r>
+          </w:p>
+        </w:tc>
+        <w:tc>
+          <w:tcPr>
+            <w:tcW w:type="dxa" w:w="1704"/>
+          </w:tcPr>
+          <w:p>
+            <w:r>
+              <w:t>Residual prediction−target</w:t>
+            </w:r>
+          </w:p>
+        </w:tc>
+        <w:tc>
+          <w:tcPr>
+            <w:tcW w:type="dxa" w:w="1704"/>
+          </w:tcPr>
+          <w:p>
+            <w:r>
+              <w:t>Squared error</w:t>
+            </w:r>
+          </w:p>
+        </w:tc>
+      </w:tr>
+      <w:tr>
+        <w:tc>
+          <w:tcPr>
+            <w:tcW w:type="dxa" w:w="1704"/>
+          </w:tcPr>
+          <w:p>
+            <w:r>
+              <w:t>Training A</w:t>
+            </w:r>
+          </w:p>
+        </w:tc>
+        <w:tc>
+          <w:tcPr>
+            <w:tcW w:type="dxa" w:w="1704"/>
+          </w:tcPr>
+          <w:p>
+            <w:r>
+              <w:t>1</w:t>
+            </w:r>
+          </w:p>
+        </w:tc>
+        <w:tc>
+          <w:tcPr>
+            <w:tcW w:type="dxa" w:w="1704"/>
+          </w:tcPr>
+          <w:p>
+            <w:r>
+              <w:t>2</w:t>
+            </w:r>
+          </w:p>
+        </w:tc>
+        <w:tc>
+          <w:tcPr>
+            <w:tcW w:type="dxa" w:w="1704"/>
+          </w:tcPr>
+          <w:p>
+            <w:r>
+              <w:t>1.75</w:t>
+            </w:r>
+          </w:p>
+        </w:tc>
+        <w:tc>
+          <w:tcPr>
+            <w:tcW w:type="dxa" w:w="1704"/>
+          </w:tcPr>
+          <w:p>
+            <w:r>
+              <w:t>-0.25</w:t>
+            </w:r>
+          </w:p>
+        </w:tc>
+        <w:tc>
+          <w:tcPr>
+            <w:tcW w:type="dxa" w:w="1704"/>
+          </w:tcPr>
+          <w:p>
+            <w:r>
+              <w:t>0.0625</w:t>
+            </w:r>
+          </w:p>
+        </w:tc>
+      </w:tr>
+      <w:tr>
+        <w:tc>
+          <w:tcPr>
+            <w:tcW w:type="dxa" w:w="1704"/>
+          </w:tcPr>
+          <w:p>
+            <w:r>
+              <w:t>Training B</w:t>
+            </w:r>
+          </w:p>
+        </w:tc>
+        <w:tc>
+          <w:tcPr>
+            <w:tcW w:type="dxa" w:w="1704"/>
+          </w:tcPr>
+          <w:p>
+            <w:r>
+              <w:t>2</w:t>
+            </w:r>
+          </w:p>
+        </w:tc>
+        <w:tc>
+          <w:tcPr>
+            <w:tcW w:type="dxa" w:w="1704"/>
+          </w:tcPr>
+          <w:p>
+            <w:r>
+              <w:t>4</w:t>
+            </w:r>
+          </w:p>
+        </w:tc>
+        <w:tc>
+          <w:tcPr>
+            <w:tcW w:type="dxa" w:w="1704"/>
+          </w:tcPr>
+          <w:p>
+            <w:r>
+              <w:t>3.5</w:t>
+            </w:r>
+          </w:p>
+        </w:tc>
+        <w:tc>
+          <w:tcPr>
+            <w:tcW w:type="dxa" w:w="1704"/>
+          </w:tcPr>
+          <w:p>
+            <w:r>
+              <w:t>-0.5</w:t>
+            </w:r>
+          </w:p>
+        </w:tc>
+        <w:tc>
+          <w:tcPr>
+            <w:tcW w:type="dxa" w:w="1704"/>
+          </w:tcPr>
+          <w:p>
+            <w:r>
+              <w:t>0.25</w:t>
+            </w:r>
+          </w:p>
+        </w:tc>
+      </w:tr>
+      <w:tr>
+        <w:tc>
+          <w:tcPr>
+            <w:tcW w:type="dxa" w:w="1704"/>
+          </w:tcPr>
+          <w:p>
+            <w:r>
+              <w:t>Validation C</w:t>
+            </w:r>
+          </w:p>
+        </w:tc>
+        <w:tc>
+          <w:tcPr>
+            <w:tcW w:type="dxa" w:w="1704"/>
+          </w:tcPr>
+          <w:p>
+            <w:r>
+              <w:t>3</w:t>
+            </w:r>
+          </w:p>
+        </w:tc>
+        <w:tc>
+          <w:tcPr>
+            <w:tcW w:type="dxa" w:w="1704"/>
+          </w:tcPr>
+          <w:p>
+            <w:r>
+              <w:t>4.5</w:t>
+            </w:r>
+          </w:p>
+        </w:tc>
+        <w:tc>
+          <w:tcPr>
+            <w:tcW w:type="dxa" w:w="1704"/>
+          </w:tcPr>
+          <w:p>
+            <w:r>
+              <w:t>5.25</w:t>
+            </w:r>
+          </w:p>
+        </w:tc>
+        <w:tc>
+          <w:tcPr>
+            <w:tcW w:type="dxa" w:w="1704"/>
+          </w:tcPr>
+          <w:p>
+            <w:r>
+              <w:t>0.75</w:t>
+            </w:r>
+          </w:p>
+        </w:tc>
+        <w:tc>
+          <w:tcPr>
+            <w:tcW w:type="dxa" w:w="1704"/>
+          </w:tcPr>
+          <w:p>
+            <w:r>
+              <w:t>0.5625</w:t>
+            </w:r>
+          </w:p>
+        </w:tc>
+      </w:tr>
+      <w:tr>
+        <w:tc>
+          <w:tcPr>
+            <w:tcW w:type="dxa" w:w="1704"/>
+          </w:tcPr>
+          <w:p>
+            <w:r>
+              <w:t>Validation D</w:t>
+            </w:r>
+          </w:p>
+        </w:tc>
+        <w:tc>
+          <w:tcPr>
+            <w:tcW w:type="dxa" w:w="1704"/>
+          </w:tcPr>
+          <w:p>
+            <w:r>
+              <w:t>4</w:t>
+            </w:r>
+          </w:p>
+        </w:tc>
+        <w:tc>
+          <w:tcPr>
+            <w:tcW w:type="dxa" w:w="1704"/>
+          </w:tcPr>
+          <w:p>
+            <w:r>
+              <w:t>6</w:t>
+            </w:r>
+          </w:p>
+        </w:tc>
+        <w:tc>
+          <w:tcPr>
+            <w:tcW w:type="dxa" w:w="1704"/>
+          </w:tcPr>
+          <w:p>
+            <w:r>
+              <w:t>7</w:t>
+            </w:r>
+          </w:p>
+        </w:tc>
+        <w:tc>
+          <w:tcPr>
+            <w:tcW w:type="dxa" w:w="1704"/>
+          </w:tcPr>
+          <w:p>
+            <w:r>
+              <w:t>1</w:t>
+            </w:r>
+          </w:p>
+        </w:tc>
+        <w:tc>
+          <w:tcPr>
+            <w:tcW w:type="dxa" w:w="1704"/>
+          </w:tcPr>
+          <w:p>
+            <w:r>
+              <w:t>1</w:t>
+            </w:r>
+          </w:p>
+        </w:tc>
+      </w:tr>
+    </w:tbl>
+    <w:p>
+      <w:pPr>
+        <w:pStyle w:val="Heading2"/>
+      </w:pPr>
+      <w:r>
+        <w:t>Complete five-checkpoint curves and zoom</w:t>
+      </w:r>
+    </w:p>
+    <w:p>
+      <w:r>
+        <w:drawing>
+          <wp:inline xmlns:a="http://schemas.openxmlformats.org/drawingml/2006/main" xmlns:pic="http://schemas.openxmlformats.org/drawingml/2006/picture">
+            <wp:extent cx="5486400" cy="2319665"/>
+            <wp:docPr id="1" name="Picture 1" descr="Two panels show the same saved checkpoint losses;right zoom excludes only starting checkpoint0. Training MSE10,2.5,.625,.15625,.0390625falls. Validation MSE28.125,3.125,0,.78125,1.7578125turns upward after checkpoint2. Select checkpoint2and restore v1.5under lowest validation MSE."/>
+            <wp:cNvGraphicFramePr>
+              <a:graphicFrameLocks noChangeAspect="1"/>
+            </wp:cNvGraphicFramePr>
+            <a:graphic>
+              <a:graphicData uri="http://schemas.openxmlformats.org/drawingml/2006/picture">
+                <pic:pic>
+                  <pic:nvPicPr>
+                    <pic:cNvPr id="0" name="ai-5-15-checkpoint-curves.png"/>
+                    <pic:cNvPicPr/>
+                  </pic:nvPicPr>
+                  <pic:blipFill>
+                    <a:blip r:embed="rId9"/>
+                    <a:stretch>
+                      <a:fillRect/>
+                    </a:stretch>
+                  </pic:blipFill>
+                  <pic:spPr>
+                    <a:xfrm>
+                      <a:off x="0" y="0"/>
+                      <a:ext cx="5486400" cy="2319665"/>
+                    </a:xfrm>
+                    <a:prstGeom prst="rect"/>
+                  </pic:spPr>
+                </pic:pic>
+              </a:graphicData>
+            </a:graphic>
+          </wp:inline>
+        </w:drawing>
+      </w:r>
+    </w:p>
+    <w:p>
+      <w:pPr>
+        <w:pStyle w:val="Heading2"/>
+      </w:pPr>
+      <w:r>
+        <w:t>Checkpoint-evaluation and restoration contract</w:t>
+      </w:r>
+    </w:p>
+    <w:p>
+      <w:pPr>
+        <w:spacing w:line="336" w:lineRule="auto" w:after="180"/>
+      </w:pPr>
+      <w:r>
+        <w:rPr>
+          <w:b w:val="0"/>
+        </w:rPr>
+        <w:t>The current program evaluates the five supplied saved vvalues; it does not run training or change vusing validation gradients. The training sequence can be reproduced from the earlier complete four-update experiment. Each saved state is held fixed while both training and validation MSEs are computed. Choose lowest observed validation MSE, then earliest index on an exact tie.</w:t>
+      </w:r>
+    </w:p>
+    <w:p>
+      <w:pPr>
+        <w:spacing w:line="336" w:lineRule="auto" w:after="180"/>
+      </w:pPr>
+      <w:r>
+        <w:rPr>
+          <w:b w:val="0"/>
+        </w:rPr>
+        <w:t>Restore the selected saved parameter v1.5, not the last loop variable v1.875. Zero loss on two constructed validation cases is limited model-selection evidence, not a final evaluation.</w:t>
+      </w:r>
+    </w:p>
+    <w:p>
+      <w:pPr>
+        <w:spacing w:line="336" w:lineRule="auto" w:after="180"/>
+      </w:pPr>
+      <w:r>
+        <w:rPr>
+          <w:b w:val="0"/>
+        </w:rPr>
+        <w:t xml:space="preserve">The code evaluates supplied </w:t>
+      </w:r>
+      <w:r>
+        <w:rPr>
+          <w:b/>
+        </w:rPr>
+        <w:t>checkpoint</w:t>
+      </w:r>
+      <w:r>
+        <w:rPr>
+          <w:b w:val="0"/>
+        </w:rPr>
+        <w:t xml:space="preserve">s; it does not train on validation data. It assumes finite numeric pairs and selects the lowest observed validation MSE, breaking exact ties in favour of the earlier </w:t>
+      </w:r>
+      <w:r>
+        <w:rPr>
+          <w:b/>
+        </w:rPr>
+        <w:t>checkpoint</w:t>
+      </w:r>
+      <w:r>
+        <w:rPr>
+          <w:b w:val="0"/>
+        </w:rPr>
+        <w:t>.</w:t>
+      </w:r>
+    </w:p>
+    <w:p>
+      <w:pPr>
+        <w:spacing w:line="336" w:lineRule="auto" w:after="180"/>
+      </w:pPr>
+      <w:r>
+        <w:rPr>
+          <w:b w:val="0"/>
+        </w:rPr>
+        <w:t>The rule is chosen before inspecting the values.</w:t>
+      </w:r>
+    </w:p>
+    <w:p>
+      <w:pPr>
+        <w:pStyle w:val="Heading2"/>
+      </w:pPr>
+      <w:r>
+        <w:t>Runnable paired evaluator and earliest-tie selection</w:t>
       </w:r>
     </w:p>
     <w:p>
@@ -995,25 +1520,266 @@
     </w:p>
     <w:p>
       <w:pPr>
+        <w:pStyle w:val="Heading2"/>
+      </w:pPr>
+      <w:r>
+        <w:t>Connect each plotted value to its source pairs</w:t>
+      </w:r>
+    </w:p>
+    <w:p>
+      <w:pPr>
         <w:spacing w:line="336" w:lineRule="auto" w:after="180"/>
       </w:pPr>
       <w:r>
         <w:rPr>
           <w:b w:val="0"/>
         </w:rPr>
-        <w:t xml:space="preserve">The code evaluates supplied </w:t>
+        <w:t xml:space="preserve">Point to the </w:t>
       </w:r>
       <w:r>
         <w:rPr>
           <w:b/>
         </w:rPr>
+        <w:t>input</w:t>
+      </w:r>
+      <w:r>
+        <w:rPr>
+          <w:b w:val="0"/>
+        </w:rPr>
+        <w:t>, the deciding step and the result in this week’s visual. Explain the same step in ordinary words. A picture helps when you can say what each part represents.</w:t>
+      </w:r>
+    </w:p>
+    <w:p>
+      <w:pPr>
+        <w:pStyle w:val="Heading2"/>
+      </w:pPr>
+      <w:r>
+        <w:t>Earlier wording, alternatives and picture transcripts · reference / check after trying</w:t>
+      </w:r>
+    </w:p>
+    <w:p>
+      <w:pPr>
+        <w:pStyle w:val="Heading3"/>
+      </w:pPr>
+      <w:r>
+        <w:t>Connect the picture and the explanation</w:t>
+      </w:r>
+    </w:p>
+    <w:p>
+      <w:pPr>
+        <w:pStyle w:val="Heading1"/>
+      </w:pPr>
+      <w:r>
+        <w:t>04. Choose by the stated criterion,including its tie rule</w:t>
+      </w:r>
+    </w:p>
+    <w:p>
+      <w:r>
+        <w:t>A smaller training loss does not override a validation-based selection rule.</w:t>
+      </w:r>
+    </w:p>
+    <w:p>
+      <w:pPr>
+        <w:pStyle w:val="Heading2"/>
+      </w:pPr>
+      <w:r>
+        <w:t>Current exact-tie selection task</w:t>
+      </w:r>
+    </w:p>
+    <w:p>
+      <w:pPr>
+        <w:pStyle w:val="ListBullet"/>
+      </w:pPr>
+      <w:r>
+        <w:t>Observed validation MSE at checkpoints 0 to 4 is [5, 2, 1, 1, 1.2]. Lowest loss wins with earlier exact ties. Which checkpoint is selected? What if training loss is lowest at checkpoint 4?</w:t>
+      </w:r>
+    </w:p>
+    <w:p>
+      <w:pPr>
+        <w:pStyle w:val="Heading3"/>
+      </w:pPr>
+      <w:r>
+        <w:t>Keep the procedure fixed. Explain what changed in the inputs and result.</w:t>
+      </w:r>
+    </w:p>
+    <w:p>
+      <w:r>
+        <w:t>________________________________________________________________</w:t>
+      </w:r>
+    </w:p>
+    <w:p>
+      <w:r>
+        <w:t>________________________________________________________________</w:t>
+      </w:r>
+    </w:p>
+    <w:p>
+      <w:r>
+        <w:t>________________________________________________________________</w:t>
+      </w:r>
+    </w:p>
+    <w:p>
+      <w:r>
+        <w:t>________________________________________________________________</w:t>
+      </w:r>
+    </w:p>
+    <w:p>
+      <w:r>
+        <w:t>________________________________________________________________</w:t>
+      </w:r>
+    </w:p>
+    <w:p>
+      <w:pPr>
+        <w:pStyle w:val="Heading2"/>
+      </w:pPr>
+      <w:r>
+        <w:t>Predict the pictured revised validation value</w:t>
+      </w:r>
+    </w:p>
+    <w:p>
+      <w:pPr>
+        <w:pStyle w:val="ListBullet"/>
+      </w:pPr>
+      <w:r>
+        <w:t>Change: Epoch 3 validation loss is instead 1.5.</w:t>
+      </w:r>
+    </w:p>
+    <w:p>
+      <w:pPr>
+        <w:pStyle w:val="Heading2"/>
+      </w:pPr>
+      <w:r>
+        <w:t>Check after predicting · reference / check after trying</w:t>
+      </w:r>
+    </w:p>
+    <w:p>
+      <w:pPr>
+        <w:spacing w:line="336" w:lineRule="auto" w:after="180"/>
+      </w:pPr>
+      <w:r>
+        <w:rPr>
+          <w:b/>
+        </w:rPr>
+        <w:t>Prediction</w:t>
+      </w:r>
+      <w:r>
+        <w:rPr>
+          <w:b w:val="0"/>
+        </w:rPr>
+        <w:t>: Select epoch 3 under the unchanged criterion.</w:t>
+      </w:r>
+    </w:p>
+    <w:p>
+      <w:pPr>
+        <w:spacing w:line="336" w:lineRule="auto" w:after="180"/>
+      </w:pPr>
+      <w:r>
+        <w:rPr>
+          <w:b w:val="0"/>
+        </w:rPr>
+        <w:t xml:space="preserve">Reason: Its measured validation loss is now below epoch 2’s2; the </w:t>
+      </w:r>
+      <w:r>
+        <w:rPr>
+          <w:b/>
+        </w:rPr>
+        <w:t>training curve</w:t>
+      </w:r>
+      <w:r>
+        <w:rPr>
+          <w:b w:val="0"/>
+        </w:rPr>
+        <w:t xml:space="preserve"> alone never settled selection.</w:t>
+      </w:r>
+    </w:p>
+    <w:p>
+      <w:pPr>
+        <w:pStyle w:val="Heading2"/>
+      </w:pPr>
+      <w:r>
+        <w:t>Earlier wording, alternatives and picture transcripts · reference / check after trying</w:t>
+      </w:r>
+    </w:p>
+    <w:p>
+      <w:pPr>
+        <w:pStyle w:val="Heading3"/>
+      </w:pPr>
+      <w:r>
+        <w:t>Compare a familiar case with a changed case</w:t>
+      </w:r>
+    </w:p>
+    <w:p>
+      <w:pPr>
+        <w:pStyle w:val="Heading3"/>
+      </w:pPr>
+      <w:r>
+        <w:t>Change one thing in the pictured case</w:t>
+      </w:r>
+    </w:p>
+    <w:p>
+      <w:pPr>
+        <w:pStyle w:val="Heading1"/>
+      </w:pPr>
+      <w:r>
+        <w:t>06. Read each curve’s meaning before choosing a checkpoint</w:t>
+      </w:r>
+    </w:p>
+    <w:p>
+      <w:r>
+        <w:t>Keep the supplied paper log separate from the fully reproducible numeric fixture.</w:t>
+      </w:r>
+    </w:p>
+    <w:p>
+      <w:pPr>
+        <w:pStyle w:val="Heading2"/>
+      </w:pPr>
+      <w:r>
+        <w:t>Complete paper-log facts and separate scope</w:t>
+      </w:r>
+    </w:p>
+    <w:p>
+      <w:pPr>
+        <w:spacing w:line="336" w:lineRule="auto" w:after="180"/>
+      </w:pPr>
+      <w:r>
+        <w:rPr>
+          <w:b w:val="0"/>
+        </w:rPr>
+        <w:t xml:space="preserve">Plot </w:t>
+      </w:r>
+      <w:r>
+        <w:rPr>
+          <w:b/>
+        </w:rPr>
+        <w:t>training</w:t>
+      </w:r>
+      <w:r>
+        <w:rPr>
+          <w:b w:val="0"/>
+        </w:rPr>
+        <w:t xml:space="preserve"> and validation loss for </w:t>
+      </w:r>
+      <w:r>
+        <w:rPr>
+          <w:b/>
+        </w:rPr>
         <w:t>checkpoint</w:t>
       </w:r>
       <w:r>
         <w:rPr>
           <w:b w:val="0"/>
         </w:rPr>
-        <w:t xml:space="preserve">s; it does not train on validation data. It assumes finite numeric pairs and selects the lowest observed validation MSE, breaking exact ties in favour of the earlier </w:t>
+        <w:t>s before opening final cases.</w:t>
+      </w:r>
+    </w:p>
+    <w:p>
+      <w:pPr>
+        <w:spacing w:line="336" w:lineRule="auto" w:after="180"/>
+      </w:pPr>
+      <w:r>
+        <w:rPr>
+          <w:b w:val="0"/>
+        </w:rPr>
+        <w:t xml:space="preserve">Supplied </w:t>
       </w:r>
       <w:r>
         <w:rPr>
@@ -1025,7 +1791,7 @@
         <w:rPr>
           <w:b w:val="0"/>
         </w:rPr>
-        <w:t>.</w:t>
+        <w:t xml:space="preserve"> losses: epoch 1 train 4, val 3; epoch 2 train 2, val 2; epoch 3 train 1, val 2.5. Selection: smallest validation loss.</w:t>
       </w:r>
     </w:p>
     <w:p>
@@ -1036,7 +1802,85 @@
         <w:rPr>
           <w:b w:val="0"/>
         </w:rPr>
-        <w:t>The rule is chosen before inspecting the values.</w:t>
+        <w:t xml:space="preserve">All </w:t>
+      </w:r>
+      <w:r>
+        <w:rPr>
+          <w:b/>
+        </w:rPr>
+        <w:t>input</w:t>
+      </w:r>
+      <w:r>
+        <w:rPr>
+          <w:b w:val="0"/>
+        </w:rPr>
+        <w:t>s and outcomes in this worked example are invented classroom data; no real model run is claimed.</w:t>
+      </w:r>
+    </w:p>
+    <w:p>
+      <w:pPr>
+        <w:spacing w:line="336" w:lineRule="auto" w:after="180"/>
+      </w:pPr>
+      <w:r>
+        <w:rPr>
+          <w:b w:val="0"/>
+        </w:rPr>
+        <w:t>The picture is a separate supplied three-epoch log:training 4/2/1, validation 3/2/2.5. Minimum validation chooses epoch 2, even though training is lowest at epoch 3. If only epoch 3 validation changes to1.5, the same rule instead chooses epoch 3. No training code or row-level predictions are supplied for that paper log.</w:t>
+      </w:r>
+    </w:p>
+    <w:p>
+      <w:pPr>
+        <w:spacing w:line="336" w:lineRule="auto" w:after="180"/>
+      </w:pPr>
+      <w:r>
+        <w:rPr>
+          <w:b w:val="0"/>
+        </w:rPr>
+        <w:t>The main executable five-checkpoint fixture includes all four numeric data pairs and chooses checkpoint 2, v1.5; its checkpoint count is not the pictured epoch numbering.</w:t>
+      </w:r>
+    </w:p>
+    <w:p>
+      <w:pPr>
+        <w:pStyle w:val="Heading2"/>
+      </w:pPr>
+      <w:r>
+        <w:t>Trace training,validation and the selection rule</w:t>
+      </w:r>
+    </w:p>
+    <w:p>
+      <w:r>
+        <w:drawing>
+          <wp:inline xmlns:a="http://schemas.openxmlformats.org/drawingml/2006/main" xmlns:pic="http://schemas.openxmlformats.org/drawingml/2006/picture">
+            <wp:extent cx="5486400" cy="3182112"/>
+            <wp:docPr id="2" name="Picture 2" descr="Read training curve: Training loss falls 4→2→1. → Read validation curve: Validation loss falls 3→2 then rises to2.5. → Choose checkpoint: Select epoch 2, not epoch 3, under the declared validation criterion."/>
+            <wp:cNvGraphicFramePr>
+              <a:graphicFrameLocks noChangeAspect="1"/>
+            </wp:cNvGraphicFramePr>
+            <a:graphic>
+              <a:graphicData uri="http://schemas.openxmlformats.org/drawingml/2006/picture">
+                <pic:pic>
+                  <pic:nvPicPr>
+                    <pic:cNvPr id="0" name="academy-story-ai-5-15-02.png"/>
+                    <pic:cNvPicPr/>
+                  </pic:nvPicPr>
+                  <pic:blipFill>
+                    <a:blip r:embed="rId10"/>
+                    <a:stretch>
+                      <a:fillRect/>
+                    </a:stretch>
+                  </pic:blipFill>
+                  <pic:spPr>
+                    <a:xfrm>
+                      <a:off x="0" y="0"/>
+                      <a:ext cx="5486400" cy="3182112"/>
+                    </a:xfrm>
+                    <a:prstGeom prst="rect"/>
+                  </pic:spPr>
+                </pic:pic>
+              </a:graphicData>
+            </a:graphic>
+          </wp:inline>
+        </w:drawing>
       </w:r>
     </w:p>
     <w:p>
@@ -1044,243 +1888,7 @@
         <w:pStyle w:val="Heading3"/>
       </w:pPr>
       <w:r>
-        <w:t>Connect the picture and the explanation</w:t>
-      </w:r>
-    </w:p>
-    <w:p>
-      <w:pPr>
-        <w:spacing w:line="336" w:lineRule="auto" w:after="180"/>
-      </w:pPr>
-      <w:r>
-        <w:rPr>
-          <w:b w:val="0"/>
-        </w:rPr>
-        <w:t xml:space="preserve">Point to the </w:t>
-      </w:r>
-      <w:r>
-        <w:rPr>
-          <w:b/>
-        </w:rPr>
-        <w:t>input</w:t>
-      </w:r>
-      <w:r>
-        <w:rPr>
-          <w:b w:val="0"/>
-        </w:rPr>
-        <w:t>, the deciding step and the result in this week’s visual. Explain the same step in ordinary words. A picture helps when you can say what each part represents.</w:t>
-      </w:r>
-    </w:p>
-    <w:p>
-      <w:pPr>
-        <w:pStyle w:val="Heading1"/>
-      </w:pPr>
-      <w:r>
-        <w:t>04. Compare the cases</w:t>
-      </w:r>
-    </w:p>
-    <w:p>
-      <w:r>
-        <w:t>Compare the supplied cases for Training and validation curves. Identify the detail that changes the conclusion.</w:t>
-      </w:r>
-    </w:p>
-    <w:p>
-      <w:pPr>
-        <w:pStyle w:val="Heading3"/>
-      </w:pPr>
-      <w:r>
-        <w:t>Compare a familiar case with a changed case</w:t>
-      </w:r>
-    </w:p>
-    <w:p>
-      <w:pPr>
-        <w:spacing w:line="336" w:lineRule="auto" w:after="180"/>
-        <w:shd w:fill="F5F1FB"/>
-      </w:pPr>
-      <w:r>
-        <w:rPr>
-          <w:b w:val="0"/>
-        </w:rPr>
-        <w:t xml:space="preserve">Observed validation MSE at </w:t>
-      </w:r>
-      <w:r>
-        <w:rPr>
-          <w:b/>
-        </w:rPr>
-        <w:t>checkpoint</w:t>
-      </w:r>
-      <w:r>
-        <w:rPr>
-          <w:b w:val="0"/>
-        </w:rPr>
-        <w:t xml:space="preserve">s 0 to 4 is [5, 2, 1, 1, 1.2]. Lowest loss wins with earlier exact ties. Which </w:t>
-      </w:r>
-      <w:r>
-        <w:rPr>
-          <w:b/>
-        </w:rPr>
-        <w:t>checkpoint</w:t>
-      </w:r>
-      <w:r>
-        <w:rPr>
-          <w:b w:val="0"/>
-        </w:rPr>
-        <w:t xml:space="preserve"> is selected? What if </w:t>
-      </w:r>
-      <w:r>
-        <w:rPr>
-          <w:b/>
-        </w:rPr>
-        <w:t>training</w:t>
-      </w:r>
-      <w:r>
-        <w:rPr>
-          <w:b w:val="0"/>
-        </w:rPr>
-        <w:t xml:space="preserve"> loss is lowest at </w:t>
-      </w:r>
-      <w:r>
-        <w:rPr>
-          <w:b/>
-        </w:rPr>
-        <w:t>checkpoint</w:t>
-      </w:r>
-      <w:r>
-        <w:rPr>
-          <w:b w:val="0"/>
-        </w:rPr>
-        <w:t xml:space="preserve"> 4?</w:t>
-      </w:r>
-    </w:p>
-    <w:p>
-      <w:pPr>
-        <w:pStyle w:val="Heading3"/>
-      </w:pPr>
-      <w:r>
-        <w:t>Keep the procedure fixed. Explain what changed in the inputs and result.</w:t>
-      </w:r>
-    </w:p>
-    <w:p>
-      <w:r>
-        <w:t>________________________________________________________________</w:t>
-      </w:r>
-    </w:p>
-    <w:p>
-      <w:r>
-        <w:t>________________________________________________________________</w:t>
-      </w:r>
-    </w:p>
-    <w:p>
-      <w:r>
-        <w:t>________________________________________________________________</w:t>
-      </w:r>
-    </w:p>
-    <w:p>
-      <w:r>
-        <w:t>________________________________________________________________</w:t>
-      </w:r>
-    </w:p>
-    <w:p>
-      <w:r>
-        <w:t>________________________________________________________________</w:t>
-      </w:r>
-    </w:p>
-    <w:p>
-      <w:pPr>
-        <w:pStyle w:val="Heading3"/>
-      </w:pPr>
-      <w:r>
-        <w:t>Change one thing in the pictured case</w:t>
-      </w:r>
-    </w:p>
-    <w:p>
-      <w:pPr>
-        <w:pStyle w:val="Heading3"/>
-      </w:pPr>
-      <w:r>
-        <w:t>Change one thing</w:t>
-      </w:r>
-    </w:p>
-    <w:p>
-      <w:pPr>
-        <w:spacing w:line="336" w:lineRule="auto" w:after="180"/>
-        <w:shd w:fill="F5F1FB"/>
-      </w:pPr>
-      <w:r>
-        <w:rPr>
-          <w:b w:val="0"/>
-        </w:rPr>
-        <w:t>Change: Epoch 3 validation loss is instead 1.5.</w:t>
-      </w:r>
-    </w:p>
-    <w:p>
-      <w:pPr>
-        <w:pStyle w:val="Heading3"/>
-      </w:pPr>
-      <w:r>
-        <w:t>Predicted result</w:t>
-      </w:r>
-    </w:p>
-    <w:p>
-      <w:pPr>
-        <w:spacing w:line="336" w:lineRule="auto" w:after="180"/>
-        <w:shd w:fill="F1F6FC"/>
-      </w:pPr>
-      <w:r>
-        <w:rPr>
-          <w:b/>
-        </w:rPr>
-        <w:t>Prediction</w:t>
-      </w:r>
-      <w:r>
-        <w:rPr>
-          <w:b w:val="0"/>
-        </w:rPr>
-        <w:t>: Select epoch 3 under the unchanged criterion.</w:t>
-      </w:r>
-    </w:p>
-    <w:p>
-      <w:pPr>
-        <w:pStyle w:val="Heading3"/>
-      </w:pPr>
-      <w:r>
-        <w:t>Why the result follows</w:t>
-      </w:r>
-    </w:p>
-    <w:p>
-      <w:pPr>
-        <w:spacing w:line="336" w:lineRule="auto" w:after="180"/>
-        <w:shd w:fill="F1F6FC"/>
-      </w:pPr>
-      <w:r>
-        <w:rPr>
-          <w:b w:val="0"/>
-        </w:rPr>
-        <w:t xml:space="preserve">Reason: Its measured validation loss is now below epoch 2’s2; the </w:t>
-      </w:r>
-      <w:r>
-        <w:rPr>
-          <w:b/>
-        </w:rPr>
-        <w:t>training curve</w:t>
-      </w:r>
-      <w:r>
-        <w:rPr>
-          <w:b w:val="0"/>
-        </w:rPr>
-        <w:t xml:space="preserve"> alone never settled selection.</w:t>
-      </w:r>
-    </w:p>
-    <w:p>
-      <w:pPr>
-        <w:pStyle w:val="Heading1"/>
-      </w:pPr>
-      <w:r>
-        <w:t>05. Words that unlock the idea</w:t>
-      </w:r>
-    </w:p>
-    <w:p>
-      <w:r>
-        <w:t>Use the vocabulary of Training and validation curves to explain a concrete decision, rather than only memorising definitions.</w:t>
+        <w:t>Read the picture one step at a time</w:t>
       </w:r>
     </w:p>
     <w:tbl>
@@ -1303,7 +1911,7 @@
           </w:tcPr>
           <w:p>
             <w:r>
-              <w:t>Word</w:t>
+              <w:t>Step</w:t>
             </w:r>
           </w:p>
         </w:tc>
@@ -1313,7 +1921,7 @@
           </w:tcPr>
           <w:p>
             <w:r>
-              <w:t>Meaning</w:t>
+              <w:t>What happens and why</w:t>
             </w:r>
           </w:p>
         </w:tc>
@@ -1325,7 +1933,7 @@
           </w:tcPr>
           <w:p>
             <w:r>
-              <w:t>Checkpoint</w:t>
+              <w:t>1. Read training curve</w:t>
             </w:r>
           </w:p>
         </w:tc>
@@ -1335,7 +1943,7 @@
           </w:tcPr>
           <w:p>
             <w:r>
-              <w:t>Saved model parameters and the information needed to identify a training state</w:t>
+              <w:t>Training loss falls 4→2→1.</w:t>
             </w:r>
           </w:p>
         </w:tc>
@@ -1347,7 +1955,7 @@
           </w:tcPr>
           <w:p>
             <w:r>
-              <w:t>Training curve</w:t>
+              <w:t>2. Read validation curve</w:t>
             </w:r>
           </w:p>
         </w:tc>
@@ -1357,7 +1965,7 @@
           </w:tcPr>
           <w:p>
             <w:r>
-              <w:t>A record of a training measure at successive saved states</w:t>
+              <w:t>Validation loss falls 3→2 then rises to2.5.</w:t>
             </w:r>
           </w:p>
         </w:tc>
@@ -1369,7 +1977,7 @@
           </w:tcPr>
           <w:p>
             <w:r>
-              <w:t>Validation curve</w:t>
+              <w:t>3. Choose checkpoint</w:t>
             </w:r>
           </w:p>
         </w:tc>
@@ -1379,68 +1987,213 @@
           </w:tcPr>
           <w:p>
             <w:r>
-              <w:t>A record of a development measure on separate examples at those states</w:t>
-            </w:r>
-          </w:p>
-        </w:tc>
-      </w:tr>
-      <w:tr>
-        <w:tc>
-          <w:tcPr>
-            <w:tcW w:type="dxa" w:w="5112"/>
-          </w:tcPr>
-          <w:p>
-            <w:r>
-              <w:t>Selection rule</w:t>
-            </w:r>
-          </w:p>
-        </w:tc>
-        <w:tc>
-          <w:tcPr>
-            <w:tcW w:type="dxa" w:w="5112"/>
-          </w:tcPr>
-          <w:p>
-            <w:r>
-              <w:t>A declared procedure for choosing among candidate models or checkpoints</w:t>
+              <w:t>Select epoch 2, not epoch 3, under the declared validation criterion.</w:t>
             </w:r>
           </w:p>
         </w:tc>
       </w:tr>
     </w:tbl>
     <w:p>
-      <w:pPr>
-        <w:pStyle w:val="Heading3"/>
-      </w:pPr>
-      <w:r>
-        <w:t>Use two terms to explain a step in this week’s example.</w:t>
-      </w:r>
-    </w:p>
-    <w:p>
-      <w:r>
-        <w:t>________________________________________________________________</w:t>
-      </w:r>
-    </w:p>
-    <w:p>
-      <w:r>
-        <w:t>________________________________________________________________</w:t>
-      </w:r>
-    </w:p>
-    <w:p>
-      <w:r>
-        <w:t>________________________________________________________________</w:t>
-      </w:r>
-    </w:p>
-    <w:p>
-      <w:pPr>
-        <w:pStyle w:val="Heading1"/>
-      </w:pPr>
-      <w:r>
-        <w:t>06. Follow a worked example</w:t>
-      </w:r>
-    </w:p>
-    <w:p>
-      <w:r>
-        <w:t>Follow the worked trace for Training and validation curves, predict a step, then compare with its explanation.</w:t>
+      <w:r>
+        <w:t>Match each pictured step to the supplied facts. This is a worked teaching case, not an independent assessment.</w:t>
+      </w:r>
+    </w:p>
+    <w:p>
+      <w:pPr>
+        <w:spacing w:line="336" w:lineRule="auto" w:after="180"/>
+      </w:pPr>
+      <w:r>
+        <w:rPr>
+          <w:b w:val="0"/>
+        </w:rPr>
+        <w:t xml:space="preserve">The </w:t>
+      </w:r>
+      <w:r>
+        <w:rPr>
+          <w:b/>
+        </w:rPr>
+        <w:t>training curve</w:t>
+      </w:r>
+      <w:r>
+        <w:rPr>
+          <w:b w:val="0"/>
+        </w:rPr>
+        <w:t xml:space="preserve"> measures fit to examples used for learning. The </w:t>
+      </w:r>
+      <w:r>
+        <w:rPr>
+          <w:b/>
+        </w:rPr>
+        <w:t>validation curve</w:t>
+      </w:r>
+      <w:r>
+        <w:rPr>
+          <w:b w:val="0"/>
+        </w:rPr>
+        <w:t xml:space="preserve"> measures a separate set used to choose a </w:t>
+      </w:r>
+      <w:r>
+        <w:rPr>
+          <w:b/>
+        </w:rPr>
+        <w:t>checkpoint</w:t>
+      </w:r>
+      <w:r>
+        <w:rPr>
+          <w:b w:val="0"/>
+        </w:rPr>
+        <w:t xml:space="preserve">. The final </w:t>
+      </w:r>
+      <w:r>
+        <w:rPr>
+          <w:b/>
+        </w:rPr>
+        <w:t>training</w:t>
+      </w:r>
+      <w:r>
+        <w:rPr>
+          <w:b w:val="0"/>
+        </w:rPr>
+        <w:t xml:space="preserve"> loss is smallest here, but its validation loss has risen.</w:t>
+      </w:r>
+    </w:p>
+    <w:p>
+      <w:pPr>
+        <w:spacing w:line="336" w:lineRule="auto" w:after="180"/>
+      </w:pPr>
+      <w:r>
+        <w:rPr>
+          <w:b w:val="0"/>
+        </w:rPr>
+        <w:t xml:space="preserve">Under the supplied </w:t>
+      </w:r>
+      <w:r>
+        <w:rPr>
+          <w:b/>
+        </w:rPr>
+        <w:t>selection rule</w:t>
+      </w:r>
+      <w:r>
+        <w:rPr>
+          <w:b w:val="0"/>
+        </w:rPr>
+        <w:t xml:space="preserve">, keep </w:t>
+      </w:r>
+      <w:r>
+        <w:rPr>
+          <w:b/>
+        </w:rPr>
+        <w:t>checkpoint</w:t>
+      </w:r>
+      <w:r>
+        <w:rPr>
+          <w:b w:val="0"/>
+        </w:rPr>
+        <w:t xml:space="preserve"> two. A later final test must remain outside both learning and </w:t>
+      </w:r>
+      <w:r>
+        <w:rPr>
+          <w:b/>
+        </w:rPr>
+        <w:t>checkpoint</w:t>
+      </w:r>
+      <w:r>
+        <w:rPr>
+          <w:b w:val="0"/>
+        </w:rPr>
+        <w:t xml:space="preserve"> selection.</w:t>
+      </w:r>
+    </w:p>
+    <w:p>
+      <w:pPr>
+        <w:pStyle w:val="Heading2"/>
+      </w:pPr>
+      <w:r>
+        <w:t>Predict the one changed validation value</w:t>
+      </w:r>
+    </w:p>
+    <w:p>
+      <w:pPr>
+        <w:pStyle w:val="ListBullet"/>
+      </w:pPr>
+      <w:r>
+        <w:t>Change one thing: Epoch 3 validation loss is instead 1.5. Predict the result before checking the explanation. What remains the same?</w:t>
+      </w:r>
+    </w:p>
+    <w:p>
+      <w:pPr>
+        <w:pStyle w:val="Heading2"/>
+      </w:pPr>
+      <w:r>
+        <w:t>Check after predicting · reference / check after trying</w:t>
+      </w:r>
+    </w:p>
+    <w:p>
+      <w:r>
+        <w:drawing>
+          <wp:inline xmlns:a="http://schemas.openxmlformats.org/drawingml/2006/main" xmlns:pic="http://schemas.openxmlformats.org/drawingml/2006/picture">
+            <wp:extent cx="5486400" cy="3179064"/>
+            <wp:docPr id="3" name="Picture 3" descr="Original case: Select epoch 2, not epoch 3, under the declared validation criterion. Changed condition: Epoch 3 validation loss is instead 1.5. Expected result: Select epoch 3 under the unchanged criterion. Reason: Its measured validation loss is now below epoch 2’s2; the training curve alone never settled selection."/>
+            <wp:cNvGraphicFramePr>
+              <a:graphicFrameLocks noChangeAspect="1"/>
+            </wp:cNvGraphicFramePr>
+            <a:graphic>
+              <a:graphicData uri="http://schemas.openxmlformats.org/drawingml/2006/picture">
+                <pic:pic>
+                  <pic:nvPicPr>
+                    <pic:cNvPr id="0" name="academy-story-ai-5-15-04.png"/>
+                    <pic:cNvPicPr/>
+                  </pic:nvPicPr>
+                  <pic:blipFill>
+                    <a:blip r:embed="rId11"/>
+                    <a:stretch>
+                      <a:fillRect/>
+                    </a:stretch>
+                  </pic:blipFill>
+                  <pic:spPr>
+                    <a:xfrm>
+                      <a:off x="0" y="0"/>
+                      <a:ext cx="5486400" cy="3179064"/>
+                    </a:xfrm>
+                    <a:prstGeom prst="rect"/>
+                  </pic:spPr>
+                </pic:pic>
+              </a:graphicData>
+            </a:graphic>
+          </wp:inline>
+        </w:drawing>
+      </w:r>
+    </w:p>
+    <w:p>
+      <w:pPr>
+        <w:pStyle w:val="Heading2"/>
+      </w:pPr>
+      <w:r>
+        <w:t>Explain development status and uncertainty</w:t>
+      </w:r>
+    </w:p>
+    <w:p>
+      <w:pPr>
+        <w:pStyle w:val="ListBullet"/>
+      </w:pPr>
+      <w:r>
+        <w:t>A single curve has sampling and run variability; validation-selected checkpoints still require untouched final evidence.</w:t>
+      </w:r>
+    </w:p>
+    <w:p>
+      <w:pPr>
+        <w:pStyle w:val="ListBullet"/>
+      </w:pPr>
+      <w:r>
+        <w:t>Read the labelled picture: Can the original epoch 3 training loss 1 justify claiming best generalisation? Point to the relevant step in the picture, then write the changed result and the rule or evidence that supports it.</w:t>
+      </w:r>
+    </w:p>
+    <w:p>
+      <w:pPr>
+        <w:pStyle w:val="Heading2"/>
+      </w:pPr>
+      <w:r>
+        <w:t>Try main checkpoint2to4loss changes</w:t>
       </w:r>
     </w:p>
     <w:p>
@@ -1628,6 +2381,14 @@
     </w:p>
     <w:p>
       <w:pPr>
+        <w:pStyle w:val="Heading2"/>
+      </w:pPr>
+      <w:r>
+        <w:t>Earlier wording, alternatives and picture transcripts · reference / check after trying</w:t>
+      </w:r>
+    </w:p>
+    <w:p>
+      <w:pPr>
         <w:pStyle w:val="Heading3"/>
       </w:pPr>
       <w:r>
@@ -1655,109 +2416,10 @@
     </w:p>
     <w:p>
       <w:pPr>
-        <w:spacing w:line="336" w:lineRule="auto" w:after="180"/>
-      </w:pPr>
-      <w:r>
-        <w:rPr>
-          <w:b w:val="0"/>
-        </w:rPr>
-        <w:t xml:space="preserve">Plot </w:t>
-      </w:r>
-      <w:r>
-        <w:rPr>
-          <w:b/>
-        </w:rPr>
-        <w:t>training</w:t>
-      </w:r>
-      <w:r>
-        <w:rPr>
-          <w:b w:val="0"/>
-        </w:rPr>
-        <w:t xml:space="preserve"> and validation loss for </w:t>
-      </w:r>
-      <w:r>
-        <w:rPr>
-          <w:b/>
-        </w:rPr>
-        <w:t>checkpoint</w:t>
-      </w:r>
-      <w:r>
-        <w:rPr>
-          <w:b w:val="0"/>
-        </w:rPr>
-        <w:t>s before opening final cases.</w:t>
-      </w:r>
-    </w:p>
-    <w:p>
-      <w:pPr>
         <w:pStyle w:val="Heading3"/>
       </w:pPr>
       <w:r>
         <w:t>The facts we will use</w:t>
-      </w:r>
-    </w:p>
-    <w:p>
-      <w:pPr>
-        <w:pStyle w:val="Heading3"/>
-      </w:pPr>
-      <w:r>
-        <w:t>Supplied facts</w:t>
-      </w:r>
-    </w:p>
-    <w:p>
-      <w:pPr>
-        <w:spacing w:line="336" w:lineRule="auto" w:after="180"/>
-        <w:shd w:fill="F1F6FC"/>
-      </w:pPr>
-      <w:r>
-        <w:rPr>
-          <w:b w:val="0"/>
-        </w:rPr>
-        <w:t xml:space="preserve">Supplied </w:t>
-      </w:r>
-      <w:r>
-        <w:rPr>
-          <w:b/>
-        </w:rPr>
-        <w:t>checkpoint</w:t>
-      </w:r>
-      <w:r>
-        <w:rPr>
-          <w:b w:val="0"/>
-        </w:rPr>
-        <w:t xml:space="preserve"> losses: epoch 1 train 4, val 3; epoch 2 train 2, val 2; epoch 3 train 1, val 2.5. Selection: smallest validation loss.</w:t>
-      </w:r>
-    </w:p>
-    <w:p>
-      <w:pPr>
-        <w:pStyle w:val="Heading3"/>
-      </w:pPr>
-      <w:r>
-        <w:t>Supplied facts</w:t>
-      </w:r>
-    </w:p>
-    <w:p>
-      <w:pPr>
-        <w:spacing w:line="336" w:lineRule="auto" w:after="180"/>
-        <w:shd w:fill="F1F6FC"/>
-      </w:pPr>
-      <w:r>
-        <w:rPr>
-          <w:b w:val="0"/>
-        </w:rPr>
-        <w:t xml:space="preserve">All </w:t>
-      </w:r>
-      <w:r>
-        <w:rPr>
-          <w:b/>
-        </w:rPr>
-        <w:t>input</w:t>
-      </w:r>
-      <w:r>
-        <w:rPr>
-          <w:b w:val="0"/>
-        </w:rPr>
-        <w:t>s and outcomes in this worked example are invented classroom data; no real model run is claimed.</w:t>
       </w:r>
     </w:p>
     <w:p>
@@ -1765,7 +2427,7 @@
         <w:drawing>
           <wp:inline xmlns:a="http://schemas.openxmlformats.org/drawingml/2006/main" xmlns:pic="http://schemas.openxmlformats.org/drawingml/2006/picture">
             <wp:extent cx="5486400" cy="3657600"/>
-            <wp:docPr id="1" name="Picture 1" descr="Checkpoint losses"/>
+            <wp:docPr id="4" name="Picture 4" descr="Checkpoint losses"/>
             <wp:cNvGraphicFramePr>
               <a:graphicFrameLocks noChangeAspect="1"/>
             </wp:cNvGraphicFramePr>
@@ -1777,7 +2439,7 @@
                     <pic:cNvPicPr/>
                   </pic:nvPicPr>
                   <pic:blipFill>
-                    <a:blip r:embed="rId9"/>
+                    <a:blip r:embed="rId12"/>
                     <a:stretch>
                       <a:fillRect/>
                     </a:stretch>
@@ -1801,7 +2463,7 @@
         <w:drawing>
           <wp:inline xmlns:a="http://schemas.openxmlformats.org/drawingml/2006/main" xmlns:pic="http://schemas.openxmlformats.org/drawingml/2006/picture">
             <wp:extent cx="5486400" cy="5185229"/>
-            <wp:docPr id="2" name="Picture 2" descr="Training and validation curves. Read training curve: Training loss falls 4→2→1.. Read validation curve: Validation loss falls 3→2 then rises to2.5.. Choose checkpoint: Select epoch 2, not epoch 3, under the declared validation criterion."/>
+            <wp:docPr id="5" name="Picture 5" descr="Training and validation curves. Read training curve: Training loss falls 4→2→1.. Read validation curve: Validation loss falls 3→2 then rises to2.5.. Choose checkpoint: Select epoch 2, not epoch 3, under the declared validation criterion."/>
             <wp:cNvGraphicFramePr>
               <a:graphicFrameLocks noChangeAspect="1"/>
             </wp:cNvGraphicFramePr>
@@ -1813,7 +2475,7 @@
                     <pic:cNvPicPr/>
                   </pic:nvPicPr>
                   <pic:blipFill>
-                    <a:blip r:embed="rId10"/>
+                    <a:blip r:embed="rId13"/>
                     <a:stretch>
                       <a:fillRect/>
                     </a:stretch>
@@ -1837,114 +2499,7 @@
         <w:pStyle w:val="Heading3"/>
       </w:pPr>
       <w:r>
-        <w:t>Read the picture one step at a time</w:t>
-      </w:r>
-    </w:p>
-    <w:tbl>
-      <w:tblPr>
-        <w:tblStyle w:val="LightShading-Accent1"/>
-        <w:tblW w:type="auto" w:w="0"/>
-        <w:tblLook w:firstColumn="1" w:firstRow="1" w:lastColumn="0" w:lastRow="0" w:noHBand="0" w:noVBand="1" w:val="04A0"/>
-      </w:tblPr>
-      <w:tblGrid>
-        <w:gridCol w:w="5112"/>
-        <w:gridCol w:w="5112"/>
-      </w:tblGrid>
-      <w:tr>
-        <w:trPr>
-          <w:tblHeader/>
-        </w:trPr>
-        <w:tc>
-          <w:tcPr>
-            <w:tcW w:type="dxa" w:w="5112"/>
-          </w:tcPr>
-          <w:p>
-            <w:r>
-              <w:t>Step</w:t>
-            </w:r>
-          </w:p>
-        </w:tc>
-        <w:tc>
-          <w:tcPr>
-            <w:tcW w:type="dxa" w:w="5112"/>
-          </w:tcPr>
-          <w:p>
-            <w:r>
-              <w:t>What happens and why</w:t>
-            </w:r>
-          </w:p>
-        </w:tc>
-      </w:tr>
-      <w:tr>
-        <w:tc>
-          <w:tcPr>
-            <w:tcW w:type="dxa" w:w="5112"/>
-          </w:tcPr>
-          <w:p>
-            <w:r>
-              <w:t>1. Read training curve</w:t>
-            </w:r>
-          </w:p>
-        </w:tc>
-        <w:tc>
-          <w:tcPr>
-            <w:tcW w:type="dxa" w:w="5112"/>
-          </w:tcPr>
-          <w:p>
-            <w:r>
-              <w:t>Training loss falls 4→2→1.</w:t>
-            </w:r>
-          </w:p>
-        </w:tc>
-      </w:tr>
-      <w:tr>
-        <w:tc>
-          <w:tcPr>
-            <w:tcW w:type="dxa" w:w="5112"/>
-          </w:tcPr>
-          <w:p>
-            <w:r>
-              <w:t>2. Read validation curve</w:t>
-            </w:r>
-          </w:p>
-        </w:tc>
-        <w:tc>
-          <w:tcPr>
-            <w:tcW w:type="dxa" w:w="5112"/>
-          </w:tcPr>
-          <w:p>
-            <w:r>
-              <w:t>Validation loss falls 3→2 then rises to2.5.</w:t>
-            </w:r>
-          </w:p>
-        </w:tc>
-      </w:tr>
-      <w:tr>
-        <w:tc>
-          <w:tcPr>
-            <w:tcW w:type="dxa" w:w="5112"/>
-          </w:tcPr>
-          <w:p>
-            <w:r>
-              <w:t>3. Choose checkpoint</w:t>
-            </w:r>
-          </w:p>
-        </w:tc>
-        <w:tc>
-          <w:tcPr>
-            <w:tcW w:type="dxa" w:w="5112"/>
-          </w:tcPr>
-          <w:p>
-            <w:r>
-              <w:t>Select epoch 2, not epoch 3, under the declared validation criterion.</w:t>
-            </w:r>
-          </w:p>
-        </w:tc>
-      </w:tr>
-    </w:tbl>
-    <w:p>
-      <w:r>
-        <w:t>Match each pictured step to the supplied facts. This is a worked teaching case, not an independent assessment.</w:t>
+        <w:t>Why this result follows</w:t>
       </w:r>
     </w:p>
     <w:p>
@@ -1952,7 +2507,172 @@
         <w:pStyle w:val="Heading3"/>
       </w:pPr>
       <w:r>
-        <w:t>Why this result follows</w:t>
+        <w:t>What this example does not establish</w:t>
+      </w:r>
+    </w:p>
+    <w:p>
+      <w:pPr>
+        <w:pStyle w:val="Heading1"/>
+      </w:pPr>
+      <w:r>
+        <w:t>07. Repair incompatible metrics and unsupported diagnoses</w:t>
+      </w:r>
+    </w:p>
+    <w:p>
+      <w:r>
+        <w:t>A gap alone does not isolate why the two splits behave differently.</w:t>
+      </w:r>
+    </w:p>
+    <w:p>
+      <w:pPr>
+        <w:pStyle w:val="Heading2"/>
+      </w:pPr>
+      <w:r>
+        <w:t>Known target-rule difference and valid comparison requirements</w:t>
+      </w:r>
+    </w:p>
+    <w:p>
+      <w:pPr>
+        <w:spacing w:line="336" w:lineRule="auto" w:after="180"/>
+      </w:pPr>
+      <w:r>
+        <w:rPr>
+          <w:b w:val="0"/>
+        </w:rPr>
+        <w:t xml:space="preserve">Falling </w:t>
+      </w:r>
+      <w:r>
+        <w:rPr>
+          <w:b/>
+        </w:rPr>
+        <w:t>training</w:t>
+      </w:r>
+      <w:r>
+        <w:rPr>
+          <w:b w:val="0"/>
+        </w:rPr>
+        <w:t xml:space="preserve"> loss with rising validation loss can be consistent with over</w:t>
+      </w:r>
+      <w:r>
+        <w:rPr>
+          <w:b/>
+        </w:rPr>
+        <w:t>fitting</w:t>
+      </w:r>
+      <w:r>
+        <w:rPr>
+          <w:b w:val="0"/>
+        </w:rPr>
+        <w:t>, but it is not a complete diagnosis. In this example the split-specific target rules are known to differ.</w:t>
+      </w:r>
+    </w:p>
+    <w:p>
+      <w:pPr>
+        <w:spacing w:line="336" w:lineRule="auto" w:after="180"/>
+      </w:pPr>
+      <w:r>
+        <w:rPr>
+          <w:b w:val="0"/>
+        </w:rPr>
+        <w:t>In another dataset, inspect representativeness, pre</w:t>
+      </w:r>
+      <w:r>
+        <w:rPr>
+          <w:b/>
+        </w:rPr>
+        <w:t>process</w:t>
+      </w:r>
+      <w:r>
+        <w:rPr>
+          <w:b w:val="0"/>
+        </w:rPr>
+        <w:t>ing, leakage, label quality and evaluation settings before attributing the pattern to model capacity alone.</w:t>
+      </w:r>
+    </w:p>
+    <w:p>
+      <w:pPr>
+        <w:spacing w:line="336" w:lineRule="auto" w:after="180"/>
+      </w:pPr>
+      <w:r>
+        <w:rPr>
+          <w:b w:val="0"/>
+        </w:rPr>
+        <w:t xml:space="preserve">Evaluate comparable quantities: do not compare a </w:t>
+      </w:r>
+      <w:r>
+        <w:rPr>
+          <w:b/>
+        </w:rPr>
+        <w:t>training</w:t>
+      </w:r>
+      <w:r>
+        <w:rPr>
+          <w:b w:val="0"/>
+        </w:rPr>
+        <w:t xml:space="preserve"> sum with a validation mean, or a </w:t>
+      </w:r>
+      <w:r>
+        <w:rPr>
+          <w:b/>
+        </w:rPr>
+        <w:t>training</w:t>
+      </w:r>
+      <w:r>
+        <w:rPr>
+          <w:b w:val="0"/>
+        </w:rPr>
+        <w:t xml:space="preserve"> objective containing a penalty with unpenalised validation MSE. Keep the row sets fixed across </w:t>
+      </w:r>
+      <w:r>
+        <w:rPr>
+          <w:b/>
+        </w:rPr>
+        <w:t>checkpoint</w:t>
+      </w:r>
+      <w:r>
+        <w:rPr>
+          <w:b w:val="0"/>
+        </w:rPr>
+        <w:t>s.</w:t>
+      </w:r>
+    </w:p>
+    <w:p>
+      <w:pPr>
+        <w:spacing w:line="336" w:lineRule="auto" w:after="180"/>
+      </w:pPr>
+      <w:r>
+        <w:rPr>
+          <w:b w:val="0"/>
+        </w:rPr>
+        <w:t xml:space="preserve">Do not mix losses recorded before each batch update with a full-split evaluation of the final </w:t>
+      </w:r>
+      <w:r>
+        <w:rPr>
+          <w:b/>
+        </w:rPr>
+        <w:t>checkpoint</w:t>
+      </w:r>
+      <w:r>
+        <w:rPr>
+          <w:b w:val="0"/>
+        </w:rPr>
+        <w:t>.</w:t>
+      </w:r>
+    </w:p>
+    <w:p>
+      <w:pPr>
+        <w:pStyle w:val="Heading2"/>
+      </w:pPr>
+      <w:r>
+        <w:t>Convert training sum to a comparable mean</w:t>
+      </w:r>
+    </w:p>
+    <w:p>
+      <w:pPr>
+        <w:pStyle w:val="ListBullet"/>
+      </w:pPr>
+      <w:r>
+        <w:t>A training report shows sum of squared errors 12 over six rows. Validation shows mean squared error 3 over two rows in the same target units. A learner says training error is four times larger. Repair the comparison.</w:t>
       </w:r>
     </w:p>
     <w:p>
@@ -1960,115 +2680,45 @@
         <w:pStyle w:val="Heading3"/>
       </w:pPr>
       <w:r>
-        <w:t>Why the result follows</w:t>
-      </w:r>
-    </w:p>
-    <w:p>
-      <w:pPr>
-        <w:spacing w:line="336" w:lineRule="auto" w:after="180"/>
-        <w:shd w:fill="F1F6FC"/>
-      </w:pPr>
-      <w:r>
-        <w:rPr>
-          <w:b w:val="0"/>
-        </w:rPr>
-        <w:t xml:space="preserve">The </w:t>
-      </w:r>
-      <w:r>
-        <w:rPr>
-          <w:b/>
-        </w:rPr>
-        <w:t>training curve</w:t>
-      </w:r>
-      <w:r>
-        <w:rPr>
-          <w:b w:val="0"/>
-        </w:rPr>
-        <w:t xml:space="preserve"> measures fit to examples used for learning. The </w:t>
-      </w:r>
-      <w:r>
-        <w:rPr>
-          <w:b/>
-        </w:rPr>
-        <w:t>validation curve</w:t>
-      </w:r>
-      <w:r>
-        <w:rPr>
-          <w:b w:val="0"/>
-        </w:rPr>
-        <w:t xml:space="preserve"> measures a separate set used to choose a </w:t>
-      </w:r>
-      <w:r>
-        <w:rPr>
-          <w:b/>
-        </w:rPr>
-        <w:t>checkpoint</w:t>
-      </w:r>
-      <w:r>
-        <w:rPr>
-          <w:b w:val="0"/>
-        </w:rPr>
-        <w:t xml:space="preserve">. The final </w:t>
-      </w:r>
-      <w:r>
-        <w:rPr>
-          <w:b/>
-        </w:rPr>
-        <w:t>training</w:t>
-      </w:r>
-      <w:r>
-        <w:rPr>
-          <w:b w:val="0"/>
-        </w:rPr>
-        <w:t xml:space="preserve"> loss is smallest here, but its validation loss has risen.</w:t>
-      </w:r>
-    </w:p>
-    <w:p>
-      <w:pPr>
-        <w:spacing w:line="336" w:lineRule="auto" w:after="180"/>
-        <w:shd w:fill="F1F6FC"/>
-      </w:pPr>
-      <w:r>
-        <w:rPr>
-          <w:b w:val="0"/>
-        </w:rPr>
-        <w:t xml:space="preserve">Under the supplied </w:t>
-      </w:r>
-      <w:r>
-        <w:rPr>
-          <w:b/>
-        </w:rPr>
-        <w:t>selection rule</w:t>
-      </w:r>
-      <w:r>
-        <w:rPr>
-          <w:b w:val="0"/>
-        </w:rPr>
-        <w:t xml:space="preserve">, keep </w:t>
-      </w:r>
-      <w:r>
-        <w:rPr>
-          <w:b/>
-        </w:rPr>
-        <w:t>checkpoint</w:t>
-      </w:r>
-      <w:r>
-        <w:rPr>
-          <w:b w:val="0"/>
-        </w:rPr>
-        <w:t xml:space="preserve"> two. A later final test must remain outside both learning and </w:t>
-      </w:r>
-      <w:r>
-        <w:rPr>
-          <w:b/>
-        </w:rPr>
-        <w:t>checkpoint</w:t>
-      </w:r>
-      <w:r>
-        <w:rPr>
-          <w:b w:val="0"/>
-        </w:rPr>
-        <w:t xml:space="preserve"> selection.</w:t>
+        <w:t>State one repair and the checks you would rerun.</w:t>
+      </w:r>
+    </w:p>
+    <w:p>
+      <w:r>
+        <w:t>________________________________________________________________</w:t>
+      </w:r>
+    </w:p>
+    <w:p>
+      <w:r>
+        <w:t>________________________________________________________________</w:t>
+      </w:r>
+    </w:p>
+    <w:p>
+      <w:r>
+        <w:t>________________________________________________________________</w:t>
+      </w:r>
+    </w:p>
+    <w:p>
+      <w:r>
+        <w:t>________________________________________________________________</w:t>
+      </w:r>
+    </w:p>
+    <w:p>
+      <w:r>
+        <w:t>________________________________________________________________</w:t>
+      </w:r>
+    </w:p>
+    <w:p>
+      <w:r>
+        <w:t>________________________________________________________________</w:t>
+      </w:r>
+    </w:p>
+    <w:p>
+      <w:pPr>
+        <w:pStyle w:val="Heading2"/>
+      </w:pPr>
+      <w:r>
+        <w:t>Earlier wording, alternatives and picture transcripts · reference / check after trying</w:t>
       </w:r>
     </w:p>
     <w:p>
@@ -2076,7 +2726,36 @@
         <w:pStyle w:val="Heading3"/>
       </w:pPr>
       <w:r>
-        <w:t>What this example does not establish</w:t>
+        <w:t>Locate the earliest unsupported step</w:t>
+      </w:r>
+    </w:p>
+    <w:p>
+      <w:pPr>
+        <w:pStyle w:val="Heading1"/>
+      </w:pPr>
+      <w:r>
+        <w:t>08. Practise checkpoint choice with less help</w:t>
+      </w:r>
+    </w:p>
+    <w:p>
+      <w:r>
+        <w:t>Retain the criterion,all observed losses and restored parameter value.</w:t>
+      </w:r>
+    </w:p>
+    <w:p>
+      <w:pPr>
+        <w:pStyle w:val="Heading2"/>
+      </w:pPr>
+      <w:r>
+        <w:t>Current task and response</w:t>
+      </w:r>
+    </w:p>
+    <w:p>
+      <w:pPr>
+        <w:pStyle w:val="ListBullet"/>
+      </w:pPr>
+      <w:r>
+        <w:t>At v = 1, compute both validation predictions, residuals and MSE on (3, 4.5) and (4, 6).</w:t>
       </w:r>
     </w:p>
     <w:p>
@@ -2084,43 +2763,27 @@
         <w:pStyle w:val="Heading3"/>
       </w:pPr>
       <w:r>
-        <w:t>Keep the stated limit</w:t>
-      </w:r>
-    </w:p>
-    <w:p>
-      <w:pPr>
-        <w:spacing w:line="336" w:lineRule="auto" w:after="180"/>
-        <w:shd w:fill="FFF5E6"/>
-      </w:pPr>
-      <w:r>
-        <w:rPr>
-          <w:b w:val="0"/>
-        </w:rPr>
-        <w:t xml:space="preserve">A single curve has sampling and run variability; validation-selected </w:t>
-      </w:r>
-      <w:r>
-        <w:rPr>
-          <w:b/>
-        </w:rPr>
-        <w:t>checkpoint</w:t>
-      </w:r>
-      <w:r>
-        <w:rPr>
-          <w:b w:val="0"/>
-        </w:rPr>
-        <w:t xml:space="preserve">s still require untouched final </w:t>
-      </w:r>
-      <w:r>
-        <w:rPr>
-          <w:b/>
-        </w:rPr>
-        <w:t>evidence</w:t>
-      </w:r>
-      <w:r>
-        <w:rPr>
-          <w:b w:val="0"/>
-        </w:rPr>
-        <w:t>.</w:t>
+        <w:t>Using the table, calculate the training and validation loss changes from checkpoint 2 to checkpoint 4. Which saved parameter does the selection rule choose?</w:t>
+      </w:r>
+    </w:p>
+    <w:p>
+      <w:r>
+        <w:t>________________________________________________________________</w:t>
+      </w:r>
+    </w:p>
+    <w:p>
+      <w:r>
+        <w:t>________________________________________________________________</w:t>
+      </w:r>
+    </w:p>
+    <w:p>
+      <w:r>
+        <w:t>________________________________________________________________</w:t>
+      </w:r>
+    </w:p>
+    <w:p>
+      <w:r>
+        <w:t>________________________________________________________________</w:t>
       </w:r>
     </w:p>
     <w:p>
@@ -2128,275 +2791,7 @@
         <w:pStyle w:val="Heading3"/>
       </w:pPr>
       <w:r>
-        <w:t>Keep the stated limit</w:t>
-      </w:r>
-    </w:p>
-    <w:p>
-      <w:pPr>
-        <w:spacing w:line="336" w:lineRule="auto" w:after="180"/>
-        <w:shd w:fill="FFF5E6"/>
-      </w:pPr>
-      <w:r>
-        <w:rPr>
-          <w:b w:val="0"/>
-        </w:rPr>
-        <w:t xml:space="preserve">Read the labelled picture: Can the original epoch 3 </w:t>
-      </w:r>
-      <w:r>
-        <w:rPr>
-          <w:b/>
-        </w:rPr>
-        <w:t>training</w:t>
-      </w:r>
-      <w:r>
-        <w:rPr>
-          <w:b w:val="0"/>
-        </w:rPr>
-        <w:t xml:space="preserve"> loss 1 justify claiming best generalisation? Point to the relevant step in the picture, then write the changed result and the rule or </w:t>
-      </w:r>
-      <w:r>
-        <w:rPr>
-          <w:b/>
-        </w:rPr>
-        <w:t>evidence</w:t>
-      </w:r>
-      <w:r>
-        <w:rPr>
-          <w:b w:val="0"/>
-        </w:rPr>
-        <w:t xml:space="preserve"> that supports it.</w:t>
-      </w:r>
-    </w:p>
-    <w:p>
-      <w:pPr>
-        <w:pStyle w:val="Heading3"/>
-      </w:pPr>
-      <w:r>
-        <w:t>Keep the stated limit</w:t>
-      </w:r>
-    </w:p>
-    <w:p>
-      <w:pPr>
-        <w:spacing w:line="336" w:lineRule="auto" w:after="180"/>
-        <w:shd w:fill="FFF5E6"/>
-      </w:pPr>
-      <w:r>
-        <w:rPr>
-          <w:b w:val="0"/>
-        </w:rPr>
-        <w:t>Change one thing: Epoch 3 validation loss is instead 1.5. Predict the result before checking the explanation. What remains the same?</w:t>
-      </w:r>
-    </w:p>
-    <w:p>
-      <w:pPr>
-        <w:pStyle w:val="Heading1"/>
-      </w:pPr>
-      <w:r>
-        <w:t>07. Find and repair a mistake</w:t>
-      </w:r>
-    </w:p>
-    <w:p>
-      <w:r>
-        <w:t>Find the unsupported step in the Training and validation curves claim and explain a repair using the supplied evidence.</w:t>
-      </w:r>
-    </w:p>
-    <w:p>
-      <w:pPr>
-        <w:pStyle w:val="Heading3"/>
-      </w:pPr>
-      <w:r>
-        <w:t>Check the claim against the facts</w:t>
-      </w:r>
-    </w:p>
-    <w:p>
-      <w:pPr>
-        <w:spacing w:line="336" w:lineRule="auto" w:after="180"/>
-        <w:shd w:fill="FFF5E6"/>
-      </w:pPr>
-      <w:r>
-        <w:rPr>
-          <w:b w:val="0"/>
-        </w:rPr>
-        <w:t xml:space="preserve">Falling </w:t>
-      </w:r>
-      <w:r>
-        <w:rPr>
-          <w:b/>
-        </w:rPr>
-        <w:t>training</w:t>
-      </w:r>
-      <w:r>
-        <w:rPr>
-          <w:b w:val="0"/>
-        </w:rPr>
-        <w:t xml:space="preserve"> loss with rising validation loss can be consistent with over</w:t>
-      </w:r>
-      <w:r>
-        <w:rPr>
-          <w:b/>
-        </w:rPr>
-        <w:t>fitting</w:t>
-      </w:r>
-      <w:r>
-        <w:rPr>
-          <w:b w:val="0"/>
-        </w:rPr>
-        <w:t>, but it is not a complete diagnosis. In this example the split-specific target rules are known to differ.</w:t>
-      </w:r>
-    </w:p>
-    <w:p>
-      <w:pPr>
-        <w:spacing w:line="336" w:lineRule="auto" w:after="180"/>
-        <w:shd w:fill="FFF5E6"/>
-      </w:pPr>
-      <w:r>
-        <w:rPr>
-          <w:b w:val="0"/>
-        </w:rPr>
-        <w:t>In another dataset, inspect representativeness, pre</w:t>
-      </w:r>
-      <w:r>
-        <w:rPr>
-          <w:b/>
-        </w:rPr>
-        <w:t>process</w:t>
-      </w:r>
-      <w:r>
-        <w:rPr>
-          <w:b w:val="0"/>
-        </w:rPr>
-        <w:t>ing, leakage, label quality and evaluation settings before attributing the pattern to model capacity alone.</w:t>
-      </w:r>
-    </w:p>
-    <w:p>
-      <w:pPr>
-        <w:pStyle w:val="Heading3"/>
-      </w:pPr>
-      <w:r>
-        <w:t>Check the claim against the facts</w:t>
-      </w:r>
-    </w:p>
-    <w:p>
-      <w:pPr>
-        <w:spacing w:line="336" w:lineRule="auto" w:after="180"/>
-        <w:shd w:fill="FFF5E6"/>
-      </w:pPr>
-      <w:r>
-        <w:rPr>
-          <w:b w:val="0"/>
-        </w:rPr>
-        <w:t xml:space="preserve">Evaluate comparable quantities: do not compare a </w:t>
-      </w:r>
-      <w:r>
-        <w:rPr>
-          <w:b/>
-        </w:rPr>
-        <w:t>training</w:t>
-      </w:r>
-      <w:r>
-        <w:rPr>
-          <w:b w:val="0"/>
-        </w:rPr>
-        <w:t xml:space="preserve"> sum with a validation mean, or a </w:t>
-      </w:r>
-      <w:r>
-        <w:rPr>
-          <w:b/>
-        </w:rPr>
-        <w:t>training</w:t>
-      </w:r>
-      <w:r>
-        <w:rPr>
-          <w:b w:val="0"/>
-        </w:rPr>
-        <w:t xml:space="preserve"> objective containing a penalty with unpenalised validation MSE. Keep the row sets fixed across </w:t>
-      </w:r>
-      <w:r>
-        <w:rPr>
-          <w:b/>
-        </w:rPr>
-        <w:t>checkpoint</w:t>
-      </w:r>
-      <w:r>
-        <w:rPr>
-          <w:b w:val="0"/>
-        </w:rPr>
-        <w:t>s.</w:t>
-      </w:r>
-    </w:p>
-    <w:p>
-      <w:pPr>
-        <w:spacing w:line="336" w:lineRule="auto" w:after="180"/>
-        <w:shd w:fill="FFF5E6"/>
-      </w:pPr>
-      <w:r>
-        <w:rPr>
-          <w:b w:val="0"/>
-        </w:rPr>
-        <w:t xml:space="preserve">Do not mix losses recorded before each batch update with a full-split evaluation of the final </w:t>
-      </w:r>
-      <w:r>
-        <w:rPr>
-          <w:b/>
-        </w:rPr>
-        <w:t>checkpoint</w:t>
-      </w:r>
-      <w:r>
-        <w:rPr>
-          <w:b w:val="0"/>
-        </w:rPr>
-        <w:t>.</w:t>
-      </w:r>
-    </w:p>
-    <w:p>
-      <w:pPr>
-        <w:pStyle w:val="Heading3"/>
-      </w:pPr>
-      <w:r>
-        <w:t>Locate the earliest unsupported step</w:t>
-      </w:r>
-    </w:p>
-    <w:p>
-      <w:pPr>
-        <w:spacing w:line="336" w:lineRule="auto" w:after="180"/>
-      </w:pPr>
-      <w:r>
-        <w:rPr>
-          <w:b w:val="0"/>
-        </w:rPr>
-        <w:t xml:space="preserve">A </w:t>
-      </w:r>
-      <w:r>
-        <w:rPr>
-          <w:b/>
-        </w:rPr>
-        <w:t>training</w:t>
-      </w:r>
-      <w:r>
-        <w:rPr>
-          <w:b w:val="0"/>
-        </w:rPr>
-        <w:t xml:space="preserve"> report shows sum of squared errors 12 over six rows. Validation shows mean squared error 3 over two rows in the same target units. A learner says </w:t>
-      </w:r>
-      <w:r>
-        <w:rPr>
-          <w:b/>
-        </w:rPr>
-        <w:t>training</w:t>
-      </w:r>
-      <w:r>
-        <w:rPr>
-          <w:b w:val="0"/>
-        </w:rPr>
-        <w:t xml:space="preserve"> error is four times larger. Repair the comparison.</w:t>
-      </w:r>
-    </w:p>
-    <w:p>
-      <w:pPr>
-        <w:pStyle w:val="Heading3"/>
-      </w:pPr>
-      <w:r>
-        <w:t>State one repair and the checks you would rerun.</w:t>
+        <w:t>Explain your prediction to a partner before comparing results.</w:t>
       </w:r>
     </w:p>
     <w:p>
@@ -2420,113 +2815,11 @@
       </w:r>
     </w:p>
     <w:p>
-      <w:r>
-        <w:t>________________________________________________________________</w:t>
-      </w:r>
-    </w:p>
-    <w:p>
-      <w:r>
-        <w:t>________________________________________________________________</w:t>
-      </w:r>
-    </w:p>
-    <w:p>
-      <w:pPr>
-        <w:pStyle w:val="Heading1"/>
-      </w:pPr>
-      <w:r>
-        <w:t>08. Practise together</w:t>
-      </w:r>
-    </w:p>
-    <w:p>
-      <w:r>
-        <w:t>Practise Training and validation curves with support, then explain the deciding step in your own words.</w:t>
-      </w:r>
-    </w:p>
-    <w:p>
-      <w:pPr>
-        <w:spacing w:line="336" w:lineRule="auto" w:after="180"/>
-      </w:pPr>
-      <w:r>
-        <w:rPr>
-          <w:b w:val="0"/>
-        </w:rPr>
-        <w:t xml:space="preserve">At v = 1, compute both validation </w:t>
-      </w:r>
-      <w:r>
-        <w:rPr>
-          <w:b/>
-        </w:rPr>
-        <w:t>prediction</w:t>
-      </w:r>
-      <w:r>
-        <w:rPr>
-          <w:b w:val="0"/>
-        </w:rPr>
-        <w:t>s, residuals and MSE on (3, 4.5) and (4, 6).</w:t>
-      </w:r>
-    </w:p>
-    <w:p>
-      <w:pPr>
-        <w:pStyle w:val="Heading3"/>
-      </w:pPr>
-      <w:r>
-        <w:t>Using the table, calculate the training and validation loss changes from checkpoint 2 to checkpoint 4. Which saved parameter does the selection rule choose?</w:t>
-      </w:r>
-    </w:p>
-    <w:p>
-      <w:r>
-        <w:t>________________________________________________________________</w:t>
-      </w:r>
-    </w:p>
-    <w:p>
-      <w:r>
-        <w:t>________________________________________________________________</w:t>
-      </w:r>
-    </w:p>
-    <w:p>
-      <w:r>
-        <w:t>________________________________________________________________</w:t>
-      </w:r>
-    </w:p>
-    <w:p>
-      <w:r>
-        <w:t>________________________________________________________________</w:t>
-      </w:r>
-    </w:p>
-    <w:p>
-      <w:pPr>
-        <w:pStyle w:val="Heading3"/>
-      </w:pPr>
-      <w:r>
-        <w:t>Explain your prediction to a partner before comparing results.</w:t>
-      </w:r>
-    </w:p>
-    <w:p>
-      <w:r>
-        <w:t>________________________________________________________________</w:t>
-      </w:r>
-    </w:p>
-    <w:p>
-      <w:r>
-        <w:t>________________________________________________________________</w:t>
-      </w:r>
-    </w:p>
-    <w:p>
-      <w:r>
-        <w:t>________________________________________________________________</w:t>
-      </w:r>
-    </w:p>
-    <w:p>
-      <w:r>
-        <w:t>________________________________________________________________</w:t>
-      </w:r>
-    </w:p>
-    <w:p>
-      <w:pPr>
-        <w:pStyle w:val="Heading3"/>
-      </w:pPr>
-      <w:r>
-        <w:t>Practise with less help: Use the declared rule</w:t>
+      <w:pPr>
+        <w:pStyle w:val="Heading2"/>
+      </w:pPr>
+      <w:r>
+        <w:t>Supported W2record</w:t>
       </w:r>
     </w:p>
     <w:p>
@@ -2668,188 +2961,147 @@
     </w:p>
     <w:p>
       <w:pPr>
+        <w:pStyle w:val="Heading2"/>
+      </w:pPr>
+      <w:r>
+        <w:t>Individual misconception check</w:t>
+      </w:r>
+    </w:p>
+    <w:p>
+      <w:pPr>
+        <w:pStyle w:val="ListBullet"/>
+      </w:pPr>
+      <w:r>
+        <w:t>Use the worked case for Training and validation curves. Proposed explanation: “The last checkpoint is always best”. Decide whether this explanation is supported. Point to the step or supplied fact that decides; explain your repair if needed.</w:t>
+      </w:r>
+    </w:p>
+    <w:p>
+      <w:pPr>
+        <w:pStyle w:val="ListBullet"/>
+      </w:pPr>
+      <w:r>
+        <w:t>Answer on your own before discussion. If you are unsure, say which step you need help with.</w:t>
+      </w:r>
+    </w:p>
+    <w:p>
+      <w:pPr>
+        <w:pStyle w:val="Heading2"/>
+      </w:pPr>
+      <w:r>
+        <w:t>Pictured curve interpretation</w:t>
+      </w:r>
+    </w:p>
+    <w:p>
+      <w:pPr>
+        <w:pStyle w:val="ListBullet"/>
+      </w:pPr>
+      <w:r>
+        <w:t>Can the original epoch 3 training loss 1 justify claiming best generalisation? Point to the relevant step in the picture, then write the changed result and the rule or evidence that supports it.</w:t>
+      </w:r>
+    </w:p>
+    <w:p>
+      <w:pPr>
         <w:pStyle w:val="Heading3"/>
       </w:pPr>
       <w:r>
+        <w:t>My explanation using a pictured step and the given facts</w:t>
+      </w:r>
+    </w:p>
+    <w:p>
+      <w:r>
+        <w:t>________________________________________________________________</w:t>
+      </w:r>
+    </w:p>
+    <w:p>
+      <w:r>
+        <w:t>________________________________________________________________</w:t>
+      </w:r>
+    </w:p>
+    <w:p>
+      <w:r>
+        <w:t>________________________________________________________________</w:t>
+      </w:r>
+    </w:p>
+    <w:p>
+      <w:r>
+        <w:t>________________________________________________________________</w:t>
+      </w:r>
+    </w:p>
+    <w:p>
+      <w:pPr>
+        <w:pStyle w:val="Heading2"/>
+      </w:pPr>
+      <w:r>
+        <w:t>Reserve the independent new validation pairs</w:t>
+      </w:r>
+    </w:p>
+    <w:p>
+      <w:pPr>
+        <w:spacing w:line="336" w:lineRule="auto" w:after="180"/>
+      </w:pPr>
+      <w:r>
+        <w:rPr>
+          <w:b w:val="0"/>
+        </w:rPr>
+        <w:t>This is supported practice. Keep the separately named independent case for an attempt before feedback.</w:t>
+      </w:r>
+    </w:p>
+    <w:p>
+      <w:pPr>
+        <w:pStyle w:val="Heading2"/>
+      </w:pPr>
+      <w:r>
+        <w:t>Earlier wording, alternatives and picture transcripts · reference / check after trying</w:t>
+      </w:r>
+    </w:p>
+    <w:p>
+      <w:pPr>
+        <w:pStyle w:val="Heading3"/>
+      </w:pPr>
+      <w:r>
+        <w:t>Practise with less help: Use the declared rule</w:t>
+      </w:r>
+    </w:p>
+    <w:p>
+      <w:pPr>
+        <w:pStyle w:val="Heading3"/>
+      </w:pPr>
+      <w:r>
         <w:t>Check your reasoning</w:t>
       </w:r>
     </w:p>
     <w:p>
       <w:pPr>
+        <w:pStyle w:val="Heading3"/>
+      </w:pPr>
+      <w:r>
+        <w:t>Explain the picture</w:t>
+      </w:r>
+    </w:p>
+    <w:p>
+      <w:pPr>
+        <w:pStyle w:val="Heading1"/>
+      </w:pPr>
+      <w:r>
+        <w:t>09. Run a complete same-state evaluation and selection audit</w:t>
+      </w:r>
+    </w:p>
+    <w:p>
+      <w:r>
+        <w:t>All data,checkpoints,metric definitions and selection rules are supplied.</w:t>
+      </w:r>
+    </w:p>
+    <w:p>
+      <w:pPr>
+        <w:pStyle w:val="Heading2"/>
+      </w:pPr>
+      <w:r>
+        <w:t>Current tie task and complete executable evaluator</w:t>
+      </w:r>
+    </w:p>
+    <w:p>
+      <w:pPr>
         <w:spacing w:line="336" w:lineRule="auto" w:after="180"/>
-      </w:pPr>
-      <w:r>
-        <w:rPr>
-          <w:b w:val="0"/>
-        </w:rPr>
-        <w:t xml:space="preserve">Use the worked case for </w:t>
-      </w:r>
-      <w:r>
-        <w:rPr>
-          <w:b/>
-        </w:rPr>
-        <w:t>Training</w:t>
-      </w:r>
-      <w:r>
-        <w:rPr>
-          <w:b w:val="0"/>
-        </w:rPr>
-        <w:t xml:space="preserve"> and </w:t>
-      </w:r>
-      <w:r>
-        <w:rPr>
-          <w:b/>
-        </w:rPr>
-        <w:t>validation curve</w:t>
-      </w:r>
-      <w:r>
-        <w:rPr>
-          <w:b w:val="0"/>
-        </w:rPr>
-        <w:t xml:space="preserve">s. Proposed explanation: “The last </w:t>
-      </w:r>
-      <w:r>
-        <w:rPr>
-          <w:b/>
-        </w:rPr>
-        <w:t>checkpoint</w:t>
-      </w:r>
-      <w:r>
-        <w:rPr>
-          <w:b w:val="0"/>
-        </w:rPr>
-        <w:t xml:space="preserve"> is always best”. Decide whether this explanation is supported.</w:t>
-      </w:r>
-    </w:p>
-    <w:p>
-      <w:pPr>
-        <w:spacing w:line="336" w:lineRule="auto" w:after="180"/>
-      </w:pPr>
-      <w:r>
-        <w:rPr>
-          <w:b w:val="0"/>
-        </w:rPr>
-        <w:t>Point to the step or supplied fact that decides; explain your repair if needed.</w:t>
-      </w:r>
-    </w:p>
-    <w:p>
-      <w:pPr>
-        <w:spacing w:line="336" w:lineRule="auto" w:after="180"/>
-      </w:pPr>
-      <w:r>
-        <w:rPr>
-          <w:b w:val="0"/>
-        </w:rPr>
-        <w:t>Answer on your own before discussion. If you are unsure, say which step you need help with.</w:t>
-      </w:r>
-    </w:p>
-    <w:p>
-      <w:pPr>
-        <w:pStyle w:val="Heading3"/>
-      </w:pPr>
-      <w:r>
-        <w:t>Explain the picture</w:t>
-      </w:r>
-    </w:p>
-    <w:p>
-      <w:pPr>
-        <w:spacing w:line="336" w:lineRule="auto" w:after="180"/>
-      </w:pPr>
-      <w:r>
-        <w:rPr>
-          <w:b w:val="0"/>
-        </w:rPr>
-        <w:t xml:space="preserve">Can the original epoch 3 </w:t>
-      </w:r>
-      <w:r>
-        <w:rPr>
-          <w:b/>
-        </w:rPr>
-        <w:t>training</w:t>
-      </w:r>
-      <w:r>
-        <w:rPr>
-          <w:b w:val="0"/>
-        </w:rPr>
-        <w:t xml:space="preserve"> loss 1 justify claiming best generalisation? Point to the relevant step in the picture, then write the changed result and the rule or </w:t>
-      </w:r>
-      <w:r>
-        <w:rPr>
-          <w:b/>
-        </w:rPr>
-        <w:t>evidence</w:t>
-      </w:r>
-      <w:r>
-        <w:rPr>
-          <w:b w:val="0"/>
-        </w:rPr>
-        <w:t xml:space="preserve"> that supports it.</w:t>
-      </w:r>
-    </w:p>
-    <w:p>
-      <w:pPr>
-        <w:pStyle w:val="Heading3"/>
-      </w:pPr>
-      <w:r>
-        <w:t>My explanation using a pictured step and the given facts</w:t>
-      </w:r>
-    </w:p>
-    <w:p>
-      <w:r>
-        <w:t>________________________________________________________________</w:t>
-      </w:r>
-    </w:p>
-    <w:p>
-      <w:r>
-        <w:t>________________________________________________________________</w:t>
-      </w:r>
-    </w:p>
-    <w:p>
-      <w:r>
-        <w:t>________________________________________________________________</w:t>
-      </w:r>
-    </w:p>
-    <w:p>
-      <w:r>
-        <w:t>________________________________________________________________</w:t>
-      </w:r>
-    </w:p>
-    <w:p>
-      <w:pPr>
-        <w:spacing w:line="336" w:lineRule="auto" w:after="180"/>
-      </w:pPr>
-      <w:r>
-        <w:rPr>
-          <w:b w:val="0"/>
-        </w:rPr>
-        <w:t>This is supported practice. Keep the separately named independent case for an attempt before feedback.</w:t>
-      </w:r>
-    </w:p>
-    <w:p>
-      <w:pPr>
-        <w:pStyle w:val="Heading1"/>
-      </w:pPr>
-      <w:r>
-        <w:t>09. Run the investigation</w:t>
-      </w:r>
-    </w:p>
-    <w:p>
-      <w:r>
-        <w:t>Investigate Training and validation curves. Record the prediction, actual observation or labelled paper trace, explanation and next test separately.</w:t>
-      </w:r>
-    </w:p>
-    <w:p>
-      <w:pPr>
-        <w:pStyle w:val="Heading3"/>
-      </w:pPr>
-      <w:r>
-        <w:t>Predict, investigate and preserve the evidence</w:t>
-      </w:r>
-    </w:p>
-    <w:p>
-      <w:pPr>
-        <w:spacing w:line="336" w:lineRule="auto" w:after="180"/>
-        <w:shd w:fill="F5F1FB"/>
       </w:pPr>
       <w:r>
         <w:rPr>
@@ -2942,6 +3194,258 @@
         <w:t xml:space="preserve">           key=lambda i: (validation_losses[i], i))</w:t>
         <w:br/>
         <w:t>print("Selected checkpoint", best)  # 2</w:t>
+      </w:r>
+    </w:p>
+    <w:p>
+      <w:pPr>
+        <w:pStyle w:val="Heading2"/>
+      </w:pPr>
+      <w:r>
+        <w:t>Complete normal,tie,missing,metric and evidence-status probes</w:t>
+      </w:r>
+    </w:p>
+    <w:tbl>
+      <w:tblPr>
+        <w:tblStyle w:val="LightShading-Accent1"/>
+        <w:tblW w:type="auto" w:w="0"/>
+        <w:tblLook w:firstColumn="1" w:firstRow="1" w:lastColumn="0" w:lastRow="0" w:noHBand="0" w:noVBand="1" w:val="04A0"/>
+      </w:tblPr>
+      <w:tblGrid>
+        <w:gridCol w:w="5112"/>
+        <w:gridCol w:w="5112"/>
+      </w:tblGrid>
+      <w:tr>
+        <w:trPr>
+          <w:tblHeader/>
+        </w:trPr>
+        <w:tc>
+          <w:tcPr>
+            <w:tcW w:type="dxa" w:w="5112"/>
+          </w:tcPr>
+          <w:p>
+            <w:r>
+              <w:t>Complete checkpoint-evaluation probe</w:t>
+            </w:r>
+          </w:p>
+        </w:tc>
+        <w:tc>
+          <w:tcPr>
+            <w:tcW w:type="dxa" w:w="5112"/>
+          </w:tcPr>
+          <w:p>
+            <w:r>
+              <w:t>Expected result / action</w:t>
+            </w:r>
+          </w:p>
+        </w:tc>
+      </w:tr>
+      <w:tr>
+        <w:tc>
+          <w:tcPr>
+            <w:tcW w:type="dxa" w:w="5112"/>
+          </w:tcPr>
+          <w:p>
+            <w:r>
+              <w:t>Normal main five states</w:t>
+            </w:r>
+          </w:p>
+        </w:tc>
+        <w:tc>
+          <w:tcPr>
+            <w:tcW w:type="dxa" w:w="5112"/>
+          </w:tcPr>
+          <w:p>
+            <w:r>
+              <w:t>Choose checkpoint 2, v1.5, validation 0, training.625</w:t>
+            </w:r>
+          </w:p>
+        </w:tc>
+      </w:tr>
+      <w:tr>
+        <w:tc>
+          <w:tcPr>
+            <w:tcW w:type="dxa" w:w="5112"/>
+          </w:tcPr>
+          <w:p>
+            <w:r>
+              <w:t>Exact-tie log[5, 2, 1, 1, 1.2]</w:t>
+            </w:r>
+          </w:p>
+        </w:tc>
+        <w:tc>
+          <w:tcPr>
+            <w:tcW w:type="dxa" w:w="5112"/>
+          </w:tcPr>
+          <w:p>
+            <w:r>
+              <w:t>Choose index 2 over3; training minimum at4 does not alter the rule</w:t>
+            </w:r>
+          </w:p>
+        </w:tc>
+      </w:tr>
+      <w:tr>
+        <w:tc>
+          <w:tcPr>
+            <w:tcW w:type="dxa" w:w="5112"/>
+          </w:tcPr>
+          <w:p>
+            <w:r>
+              <w:t>Evaluate checkpoint 3, v1.75</w:t>
+            </w:r>
+          </w:p>
+        </w:tc>
+        <w:tc>
+          <w:tcPr>
+            <w:tcW w:type="dxa" w:w="5112"/>
+          </w:tcPr>
+          <w:p>
+            <w:r>
+              <w:t>Training MSE.15625, validation.78125; all four predictions use v1.75</w:t>
+            </w:r>
+          </w:p>
+        </w:tc>
+      </w:tr>
+      <w:tr>
+        <w:tc>
+          <w:tcPr>
+            <w:tcW w:type="dxa" w:w="5112"/>
+          </w:tcPr>
+          <w:p>
+            <w:r>
+              <w:t>Missing/empty evaluation rows</w:t>
+            </w:r>
+          </w:p>
+        </w:tc>
+        <w:tc>
+          <w:tcPr>
+            <w:tcW w:type="dxa" w:w="5112"/>
+          </w:tcPr>
+          <w:p>
+            <w:r>
+              <w:t>Empty rows raise ValueError:Need evaluation rows; missing numeric references require review before calling</w:t>
+            </w:r>
+          </w:p>
+        </w:tc>
+      </w:tr>
+      <w:tr>
+        <w:tc>
+          <w:tcPr>
+            <w:tcW w:type="dxa" w:w="5112"/>
+          </w:tcPr>
+          <w:p>
+            <w:r>
+              <w:t>Training SSE 12on6 rows; validation MSE 3on2 rows</w:t>
+            </w:r>
+          </w:p>
+        </w:tc>
+        <w:tc>
+          <w:tcPr>
+            <w:tcW w:type="dxa" w:w="5112"/>
+          </w:tcPr>
+          <w:p>
+            <w:r>
+              <w:t>Comparable training MSE 2, validation MSE 3; do not compare 12 directly with 3</w:t>
+            </w:r>
+          </w:p>
+        </w:tc>
+      </w:tr>
+      <w:tr>
+        <w:tc>
+          <w:tcPr>
+            <w:tcW w:type="dxa" w:w="5112"/>
+          </w:tcPr>
+          <w:p>
+            <w:r>
+              <w:t>Mean loss plus penalty versus unpenalized validation MSE</w:t>
+            </w:r>
+          </w:p>
+        </w:tc>
+        <w:tc>
+          <w:tcPr>
+            <w:tcW w:type="dxa" w:w="5112"/>
+          </w:tcPr>
+          <w:p>
+            <w:r>
+              <w:t>Separate the penalty and compare the same predictive-loss definition</w:t>
+            </w:r>
+          </w:p>
+        </w:tc>
+      </w:tr>
+      <w:tr>
+        <w:tc>
+          <w:tcPr>
+            <w:tcW w:type="dxa" w:w="5112"/>
+          </w:tcPr>
+          <w:p>
+            <w:r>
+              <w:t>Choose a new checkpoint using final-test results</w:t>
+            </w:r>
+          </w:p>
+        </w:tc>
+        <w:tc>
+          <w:tcPr>
+            <w:tcW w:type="dxa" w:w="5112"/>
+          </w:tcPr>
+          <w:p>
+            <w:r>
+              <w:t>Those cases become selection evidence for the revision; reserve fresh final data</w:t>
+            </w:r>
+          </w:p>
+        </w:tc>
+      </w:tr>
+      <w:tr>
+        <w:tc>
+          <w:tcPr>
+            <w:tcW w:type="dxa" w:w="5112"/>
+          </w:tcPr>
+          <w:p>
+            <w:r>
+              <w:t>Zero selected validation loss</w:t>
+            </w:r>
+          </w:p>
+        </w:tc>
+        <w:tc>
+          <w:tcPr>
+            <w:tcW w:type="dxa" w:w="5112"/>
+          </w:tcPr>
+          <w:p>
+            <w:r>
+              <w:t>Exact fit on two constructed development rows; no universal or untouched-final claim</w:t>
+            </w:r>
+          </w:p>
+        </w:tc>
+      </w:tr>
+    </w:tbl>
+    <w:p>
+      <w:pPr>
+        <w:pStyle w:val="Heading2"/>
+      </w:pPr>
+      <w:r>
+        <w:t>Predict,evaluate,restore and bound the result</w:t>
+      </w:r>
+    </w:p>
+    <w:p>
+      <w:pPr>
+        <w:pStyle w:val="ListNumber"/>
+      </w:pPr>
+      <w:r>
+        <w:t>Predict all five training/validation loss pairs before running or tracing the evaluator. Keep rows fixed and model values frozen during each evaluation. Record the chosen index and restore its saved vvalue explicitly. Trace the separate exact-tie list and sum-to-mean repair. The helper checks nonempty rows but assumes finite numeric pairs; it does not validate missing values. Record the known synthetic target-rule difference and investigate other possible causes in an actual project rather than calling every widening gap a complexity diagnosis. Final labels remain outside checkpoint selection.</w:t>
+      </w:r>
+    </w:p>
+    <w:p>
+      <w:pPr>
+        <w:pStyle w:val="ListNumber"/>
+      </w:pPr>
+      <w:r>
+        <w:t>On paper, trace the supplied procedure. If code is provided, predict before running it in a local practice file. Never write an expected answer as though it were an observed run.</w:t>
+      </w:r>
+    </w:p>
+    <w:p>
+      <w:pPr>
+        <w:pStyle w:val="Heading2"/>
+      </w:pPr>
+      <w:r>
+        <w:t>Keep the evidence ledger</w:t>
       </w:r>
     </w:p>
     <w:tbl>
@@ -3088,7 +3592,15 @@
         <w:rPr>
           <w:b w:val="0"/>
         </w:rPr>
-        <w:t>On paper, trace the supplied procedure. If code is provided, predict before running it in a local practice file. Never write an expected answer as though it were an observed run.</w:t>
+        <w:t>Before trying: what do I expect, and why? While trying: which step could first go wrong? Afterwards: what did I actually observe, and what should change? Keep “not run” if you only traced the procedure.</w:t>
+      </w:r>
+    </w:p>
+    <w:p>
+      <w:pPr>
+        <w:pStyle w:val="Heading2"/>
+      </w:pPr>
+      <w:r>
+        <w:t>Earlier wording, alternatives and picture transcripts · reference / check after trying</w:t>
       </w:r>
     </w:p>
     <w:p>
@@ -3096,18 +3608,311 @@
         <w:pStyle w:val="Heading3"/>
       </w:pPr>
       <w:r>
+        <w:t>Predict, investigate and preserve the evidence</w:t>
+      </w:r>
+    </w:p>
+    <w:p>
+      <w:pPr>
+        <w:pStyle w:val="Heading3"/>
+      </w:pPr>
+      <w:r>
         <w:t>Plan → try → check</w:t>
       </w:r>
     </w:p>
     <w:p>
       <w:pPr>
+        <w:pStyle w:val="Heading1"/>
+      </w:pPr>
+      <w:r>
+        <w:t>14. Try alone: evaluate new split targets and candidate weights</w:t>
+      </w:r>
+    </w:p>
+    <w:p>
+      <w:r>
+        <w:t>Calculate both columns before applying the stated validation rule.</w:t>
+      </w:r>
+    </w:p>
+    <w:p>
+      <w:pPr>
+        <w:pStyle w:val="Heading2"/>
+      </w:pPr>
+      <w:r>
+        <w:t>Complete independent candidates and pairs</w:t>
+      </w:r>
+    </w:p>
+    <w:p>
+      <w:pPr>
         <w:spacing w:line="336" w:lineRule="auto" w:after="180"/>
       </w:pPr>
       <w:r>
         <w:rPr>
           <w:b w:val="0"/>
         </w:rPr>
-        <w:t>Before trying: what do I expect, and why? While trying: which step could first go wrong? Afterwards: what did I actually observe, and what should change? Keep “not run” if you only traced the procedure.</w:t>
+        <w:t xml:space="preserve">Use h = ReLU(x), y = vh, candidate v values 1, 1.5 and 2. </w:t>
+      </w:r>
+      <w:r>
+        <w:rPr>
+          <w:b/>
+        </w:rPr>
+        <w:t>Training</w:t>
+      </w:r>
+      <w:r>
+        <w:rPr>
+          <w:b w:val="0"/>
+        </w:rPr>
+        <w:t xml:space="preserve"> pairs are (1, 2), (2, 4); validation pairs are (1, 1), (2, 2). Calculate both MSE columns and select by minimum validation MSE.</w:t>
+      </w:r>
+    </w:p>
+    <w:p>
+      <w:pPr>
+        <w:spacing w:line="336" w:lineRule="auto" w:after="180"/>
+      </w:pPr>
+      <w:r>
+        <w:rPr>
+          <w:b w:val="0"/>
+        </w:rPr>
+        <w:t xml:space="preserve">Explain the disagreement with selection by </w:t>
+      </w:r>
+      <w:r>
+        <w:rPr>
+          <w:b/>
+        </w:rPr>
+        <w:t>training</w:t>
+      </w:r>
+      <w:r>
+        <w:rPr>
+          <w:b w:val="0"/>
+        </w:rPr>
+        <w:t xml:space="preserve"> loss.</w:t>
+      </w:r>
+    </w:p>
+    <w:p>
+      <w:pPr>
+        <w:pStyle w:val="Heading2"/>
+      </w:pPr>
+      <w:r>
+        <w:t>First attempt and support record</w:t>
+      </w:r>
+    </w:p>
+    <w:p>
+      <w:pPr>
+        <w:pStyle w:val="Heading3"/>
+      </w:pPr>
+      <w:r>
+        <w:t>My independent explanation, trace and limits</w:t>
+      </w:r>
+    </w:p>
+    <w:p>
+      <w:r>
+        <w:t>________________________________________________________________</w:t>
+      </w:r>
+    </w:p>
+    <w:p>
+      <w:r>
+        <w:t>________________________________________________________________</w:t>
+      </w:r>
+    </w:p>
+    <w:p>
+      <w:r>
+        <w:t>________________________________________________________________</w:t>
+      </w:r>
+    </w:p>
+    <w:p>
+      <w:r>
+        <w:t>________________________________________________________________</w:t>
+      </w:r>
+    </w:p>
+    <w:p>
+      <w:r>
+        <w:t>________________________________________________________________</w:t>
+      </w:r>
+    </w:p>
+    <w:p>
+      <w:r>
+        <w:t>________________________________________________________________</w:t>
+      </w:r>
+    </w:p>
+    <w:p>
+      <w:r>
+        <w:t>________________________________________________________________</w:t>
+      </w:r>
+    </w:p>
+    <w:p>
+      <w:pPr>
+        <w:spacing w:line="336" w:lineRule="auto" w:after="180"/>
+      </w:pPr>
+      <w:r>
+        <w:rPr>
+          <w:b w:val="0"/>
+        </w:rPr>
+        <w:t>Attempt this case before feedback. Record any help. Earlier examples below are further practice; a case already practised with feedback cannot establish fresh transfer.</w:t>
+      </w:r>
+    </w:p>
+    <w:p>
+      <w:pPr>
+        <w:pStyle w:val="Heading2"/>
+      </w:pPr>
+      <w:r>
+        <w:t>Use feedback after trying</w:t>
+      </w:r>
+    </w:p>
+    <w:p>
+      <w:pPr>
+        <w:spacing w:line="336" w:lineRule="auto" w:after="180"/>
+      </w:pPr>
+      <w:r>
+        <w:rPr>
+          <w:b w:val="0"/>
+        </w:rPr>
+        <w:t>Attempt the independent case before hints. Record whether you worked alone, used a hint or followed a model. After feedback, fix the first unsupported step and explain why it changed.</w:t>
+      </w:r>
+    </w:p>
+    <w:p>
+      <w:pPr>
+        <w:spacing w:line="336" w:lineRule="auto" w:after="180"/>
+      </w:pPr>
+      <w:r>
+        <w:rPr>
+          <w:b w:val="0"/>
+        </w:rPr>
+        <w:t>A later check uses a changed case, not a copied answer.</w:t>
+      </w:r>
+    </w:p>
+    <w:p>
+      <w:pPr>
+        <w:pStyle w:val="Heading2"/>
+      </w:pPr>
+      <w:r>
+        <w:t>Earlier wording, alternatives and picture transcripts · reference / check after trying</w:t>
+      </w:r>
+    </w:p>
+    <w:p>
+      <w:pPr>
+        <w:pStyle w:val="Heading3"/>
+      </w:pPr>
+      <w:r>
+        <w:t>Independent case: Evaluate new checkpoints independently</w:t>
+      </w:r>
+    </w:p>
+    <w:p>
+      <w:pPr>
+        <w:pStyle w:val="Heading3"/>
+      </w:pPr>
+      <w:r>
+        <w:t>Attempt this without hints</w:t>
+      </w:r>
+    </w:p>
+    <w:p>
+      <w:pPr>
+        <w:spacing w:line="336" w:lineRule="auto" w:after="180"/>
+      </w:pPr>
+      <w:r>
+        <w:rPr>
+          <w:b w:val="0"/>
+        </w:rPr>
+        <w:t xml:space="preserve">Use h = ReLU(x), y = vh, candidate v values 1, 1.5 and 2. </w:t>
+      </w:r>
+      <w:r>
+        <w:rPr>
+          <w:b/>
+        </w:rPr>
+        <w:t>Training</w:t>
+      </w:r>
+      <w:r>
+        <w:rPr>
+          <w:b w:val="0"/>
+        </w:rPr>
+        <w:t xml:space="preserve"> pairs are (1, 2), (2, 4); validation pairs are (1, 1), (2, 2). Calculate both MSE columns and select by minimum validation MSE.</w:t>
+      </w:r>
+    </w:p>
+    <w:p>
+      <w:pPr>
+        <w:spacing w:line="336" w:lineRule="auto" w:after="180"/>
+      </w:pPr>
+      <w:r>
+        <w:rPr>
+          <w:b w:val="0"/>
+        </w:rPr>
+        <w:t xml:space="preserve">Explain the disagreement with selection by </w:t>
+      </w:r>
+      <w:r>
+        <w:rPr>
+          <w:b/>
+        </w:rPr>
+        <w:t>training</w:t>
+      </w:r>
+      <w:r>
+        <w:rPr>
+          <w:b w:val="0"/>
+        </w:rPr>
+        <w:t xml:space="preserve"> loss.</w:t>
+      </w:r>
+    </w:p>
+    <w:p>
+      <w:pPr>
+        <w:pStyle w:val="Heading3"/>
+      </w:pPr>
+      <w:r>
+        <w:t>My independent procedure, result and limitation</w:t>
+      </w:r>
+    </w:p>
+    <w:p>
+      <w:r>
+        <w:t>________________________________________________________________</w:t>
+      </w:r>
+    </w:p>
+    <w:p>
+      <w:r>
+        <w:t>________________________________________________________________</w:t>
+      </w:r>
+    </w:p>
+    <w:p>
+      <w:r>
+        <w:t>________________________________________________________________</w:t>
+      </w:r>
+    </w:p>
+    <w:p>
+      <w:r>
+        <w:t>________________________________________________________________</w:t>
+      </w:r>
+    </w:p>
+    <w:p>
+      <w:r>
+        <w:t>________________________________________________________________</w:t>
+      </w:r>
+    </w:p>
+    <w:p>
+      <w:r>
+        <w:t>________________________________________________________________</w:t>
+      </w:r>
+    </w:p>
+    <w:p>
+      <w:r>
+        <w:t>________________________________________________________________</w:t>
+      </w:r>
+    </w:p>
+    <w:p>
+      <w:r>
+        <w:t>________________________________________________________________</w:t>
+      </w:r>
+    </w:p>
+    <w:p>
+      <w:pPr>
+        <w:spacing w:line="336" w:lineRule="auto" w:after="180"/>
+      </w:pPr>
+      <w:r>
+        <w:rPr>
+          <w:b w:val="0"/>
+        </w:rPr>
+        <w:t>Record support used: none, hint or teacher explanation. After feedback, a different case is needed to demonstrate independence.</w:t>
+      </w:r>
+    </w:p>
+    <w:p>
+      <w:pPr>
+        <w:pStyle w:val="Heading3"/>
+      </w:pPr>
+      <w:r>
+        <w:t>Use feedback to improve</w:t>
       </w:r>
     </w:p>
     <w:p>
@@ -3115,153 +3920,20 @@
         <w:pStyle w:val="Heading1"/>
       </w:pPr>
       <w:r>
-        <w:t>10. Build your understanding</w:t>
-      </w:r>
-    </w:p>
-    <w:p>
-      <w:r>
-        <w:t>Move from recall to tracing, diagnosis and transfer in Training and validation curves. Explain why each step is justified.</w:t>
-      </w:r>
-    </w:p>
-    <w:p>
-      <w:pPr>
-        <w:pStyle w:val="Heading3"/>
-      </w:pPr>
-      <w:r>
-        <w:t>Explain → apply → challenge</w:t>
-      </w:r>
-    </w:p>
-    <w:p>
-      <w:pPr>
-        <w:spacing w:line="336" w:lineRule="auto" w:after="180"/>
-      </w:pPr>
-      <w:r>
-        <w:rPr>
-          <w:b w:val="0"/>
-        </w:rPr>
-        <w:t xml:space="preserve">At v = 1, compute both validation </w:t>
-      </w:r>
-      <w:r>
-        <w:rPr>
-          <w:b/>
-        </w:rPr>
-        <w:t>prediction</w:t>
-      </w:r>
-      <w:r>
-        <w:rPr>
-          <w:b w:val="0"/>
-        </w:rPr>
-        <w:t>s, residuals and MSE on (3, 4.5) and (4, 6).</w:t>
-      </w:r>
-    </w:p>
-    <w:p>
-      <w:pPr>
-        <w:spacing w:line="336" w:lineRule="auto" w:after="180"/>
-      </w:pPr>
-      <w:r>
-        <w:rPr>
-          <w:b w:val="0"/>
-        </w:rPr>
-        <w:t xml:space="preserve">A </w:t>
-      </w:r>
-      <w:r>
-        <w:rPr>
-          <w:b/>
-        </w:rPr>
-        <w:t>training</w:t>
-      </w:r>
-      <w:r>
-        <w:rPr>
-          <w:b w:val="0"/>
-        </w:rPr>
-        <w:t xml:space="preserve"> report shows sum of squared errors 12 over six rows. Validation shows mean squared error 3 over two rows in the same target units. A learner says </w:t>
-      </w:r>
-      <w:r>
-        <w:rPr>
-          <w:b/>
-        </w:rPr>
-        <w:t>training</w:t>
-      </w:r>
-      <w:r>
-        <w:rPr>
-          <w:b w:val="0"/>
-        </w:rPr>
-        <w:t xml:space="preserve"> error is four times larger. Repair the comparison.</w:t>
-      </w:r>
-    </w:p>
-    <w:p>
-      <w:pPr>
-        <w:spacing w:line="336" w:lineRule="auto" w:after="180"/>
-      </w:pPr>
-      <w:r>
-        <w:rPr>
-          <w:b/>
-        </w:rPr>
-        <w:t>Training</w:t>
-      </w:r>
-      <w:r>
-        <w:rPr>
-          <w:b w:val="0"/>
-        </w:rPr>
-        <w:t xml:space="preserve"> loss falls while validation loss rises. Give two checks before declaring model complexity the cause, and explain why repeatedly selecting with validation makes it development </w:t>
-      </w:r>
-      <w:r>
-        <w:rPr>
-          <w:b/>
-        </w:rPr>
-        <w:t>evidence</w:t>
-      </w:r>
-      <w:r>
-        <w:rPr>
-          <w:b w:val="0"/>
-        </w:rPr>
-        <w:t>.</w:t>
-      </w:r>
-    </w:p>
-    <w:p>
-      <w:pPr>
-        <w:pStyle w:val="Heading3"/>
-      </w:pPr>
-      <w:r>
-        <w:t>Explain which evidence supports your conclusion and which claim remains unproved.</w:t>
-      </w:r>
-    </w:p>
-    <w:p>
-      <w:r>
-        <w:t>________________________________________________________________</w:t>
-      </w:r>
-    </w:p>
-    <w:p>
-      <w:r>
-        <w:t>________________________________________________________________</w:t>
-      </w:r>
-    </w:p>
-    <w:p>
-      <w:r>
-        <w:t>________________________________________________________________</w:t>
-      </w:r>
-    </w:p>
-    <w:p>
-      <w:r>
-        <w:t>________________________________________________________________</w:t>
-      </w:r>
-    </w:p>
-    <w:p>
-      <w:r>
-        <w:t>________________________________________________________________</w:t>
-      </w:r>
-    </w:p>
-    <w:p>
-      <w:pPr>
-        <w:pStyle w:val="Heading1"/>
-      </w:pPr>
-      <w:r>
-        <w:t>11. Connect your project</w:t>
-      </w:r>
-    </w:p>
-    <w:p>
-      <w:r>
-        <w:t>Apply this week’s idea to Image-pattern Network Investigation. Keep an annotated decision and the evidence supporting it.</w:t>
+        <w:t>11. Keep the selected checkpoint with its selection history</w:t>
+      </w:r>
+    </w:p>
+    <w:p>
+      <w:r>
+        <w:t>The project record should distinguish the saved final training state from the chosen model.</w:t>
+      </w:r>
+    </w:p>
+    <w:p>
+      <w:pPr>
+        <w:pStyle w:val="Heading2"/>
+      </w:pPr>
+      <w:r>
+        <w:t>Project artifact and evidence table</w:t>
       </w:r>
     </w:p>
     <w:p>
@@ -3488,6 +4160,56 @@
     </w:tbl>
     <w:p>
       <w:pPr>
+        <w:pStyle w:val="Heading2"/>
+      </w:pPr>
+      <w:r>
+        <w:t>Actual run/trace and limits</w:t>
+      </w:r>
+    </w:p>
+    <w:p>
+      <w:pPr>
+        <w:spacing w:line="336" w:lineRule="auto" w:after="180"/>
+      </w:pPr>
+      <w:r>
+        <w:rPr>
+          <w:b w:val="0"/>
+        </w:rPr>
+        <w:t xml:space="preserve">For your Image-pattern Network Investigation, save the </w:t>
+      </w:r>
+      <w:r>
+        <w:rPr>
+          <w:b/>
+        </w:rPr>
+        <w:t>input</w:t>
+      </w:r>
+      <w:r>
+        <w:rPr>
+          <w:b w:val="0"/>
+        </w:rPr>
+        <w:t>, procedure, observed result and limitation of this check.</w:t>
+      </w:r>
+    </w:p>
+    <w:p>
+      <w:pPr>
+        <w:spacing w:line="336" w:lineRule="auto" w:after="180"/>
+      </w:pPr>
+      <w:r>
+        <w:rPr>
+          <w:b w:val="0"/>
+        </w:rPr>
+        <w:t>Label this worked example as practice; use a different, previously unreviewed case when checking independent understanding.</w:t>
+      </w:r>
+    </w:p>
+    <w:p>
+      <w:pPr>
+        <w:pStyle w:val="Heading2"/>
+      </w:pPr>
+      <w:r>
+        <w:t>Earlier wording, alternatives and picture transcripts · reference / check after trying</w:t>
+      </w:r>
+    </w:p>
+    <w:p>
+      <w:pPr>
         <w:pStyle w:val="Heading3"/>
       </w:pPr>
       <w:r>
@@ -3496,13 +4218,83 @@
     </w:p>
     <w:p>
       <w:pPr>
+        <w:pStyle w:val="Heading1"/>
+      </w:pPr>
+      <w:r>
+        <w:t>16. Finish with a restored state and a bounded curve interpretation</w:t>
+      </w:r>
+    </w:p>
+    <w:p>
+      <w:r>
+        <w:t>Explain which cases informed the choice and which evidence is still needed.</w:t>
+      </w:r>
+    </w:p>
+    <w:p>
+      <w:pPr>
+        <w:pStyle w:val="Heading2"/>
+      </w:pPr>
+      <w:r>
+        <w:t>Retrieve and explain</w:t>
+      </w:r>
+    </w:p>
+    <w:p>
+      <w:pPr>
+        <w:pStyle w:val="ListBullet"/>
+      </w:pPr>
+      <w:r>
+        <w:t>Close your notes. Explain this goal in your own words: Compute comparable training and validation losses at saved checkpoints</w:t>
+      </w:r>
+    </w:p>
+    <w:p>
+      <w:pPr>
+        <w:pStyle w:val="Heading3"/>
+      </w:pPr>
+      <w:r>
+        <w:t>My deciding step, evidence and one remaining question</w:t>
+      </w:r>
+    </w:p>
+    <w:p>
+      <w:r>
+        <w:t>________________________________________________________________</w:t>
+      </w:r>
+    </w:p>
+    <w:p>
+      <w:r>
+        <w:t>________________________________________________________________</w:t>
+      </w:r>
+    </w:p>
+    <w:p>
+      <w:r>
+        <w:t>________________________________________________________________</w:t>
+      </w:r>
+    </w:p>
+    <w:p>
+      <w:r>
+        <w:t>________________________________________________________________</w:t>
+      </w:r>
+    </w:p>
+    <w:p>
+      <w:r>
+        <w:t>________________________________________________________________</w:t>
+      </w:r>
+    </w:p>
+    <w:p>
+      <w:pPr>
+        <w:pStyle w:val="Heading2"/>
+      </w:pPr>
+      <w:r>
+        <w:t>Plan a changed-case return</w:t>
+      </w:r>
+    </w:p>
+    <w:p>
+      <w:pPr>
         <w:spacing w:line="336" w:lineRule="auto" w:after="180"/>
       </w:pPr>
       <w:r>
         <w:rPr>
           <w:b w:val="0"/>
         </w:rPr>
-        <w:t xml:space="preserve">For your Image-pattern Network Investigation, save the </w:t>
+        <w:t xml:space="preserve">If you are unsure, return to the worked picture and explain one arrow. If you are ready, change an </w:t>
       </w:r>
       <w:r>
         <w:rPr>
@@ -3514,7 +4306,19 @@
         <w:rPr>
           <w:b w:val="0"/>
         </w:rPr>
-        <w:t>, procedure, observed result and limitation of this check.</w:t>
+        <w:t xml:space="preserve"> or assumption and justify your </w:t>
+      </w:r>
+      <w:r>
+        <w:rPr>
+          <w:b/>
+        </w:rPr>
+        <w:t>prediction</w:t>
+      </w:r>
+      <w:r>
+        <w:rPr>
+          <w:b w:val="0"/>
+        </w:rPr>
+        <w:t>.</w:t>
       </w:r>
     </w:p>
     <w:p>
@@ -3525,7 +4329,19 @@
         <w:rPr>
           <w:b w:val="0"/>
         </w:rPr>
-        <w:t>Label this worked example as practice; use a different, previously unreviewed case when checking independent understanding.</w:t>
+        <w:t xml:space="preserve">Save your workbook </w:t>
+      </w:r>
+      <w:r>
+        <w:rPr>
+          <w:b/>
+        </w:rPr>
+        <w:t>evidence</w:t>
+      </w:r>
+      <w:r>
+        <w:rPr>
+          <w:b w:val="0"/>
+        </w:rPr>
+        <w:t>. At the next review, try a different case before opening your old answer.</w:t>
       </w:r>
     </w:p>
     <w:p>
@@ -3533,77 +4349,297 @@
         <w:pStyle w:val="Heading1"/>
       </w:pPr>
       <w:r>
-        <w:t>12. Show what you know</w:t>
-      </w:r>
-    </w:p>
-    <w:p>
-      <w:r>
-        <w:t>Use a genuinely new case for independent evidence. Previously discussed examples remain practice; use the separately named independent case before feedback.</w:t>
-      </w:r>
-    </w:p>
-    <w:p>
-      <w:pPr>
-        <w:spacing w:line="336" w:lineRule="auto" w:after="180"/>
-      </w:pPr>
-      <w:r>
-        <w:rPr>
-          <w:b w:val="0"/>
-        </w:rPr>
-        <w:t xml:space="preserve">Restore </w:t>
-      </w:r>
-      <w:r>
-        <w:rPr>
-          <w:b/>
-        </w:rPr>
-        <w:t>checkpoint</w:t>
-      </w:r>
-      <w:r>
-        <w:rPr>
-          <w:b w:val="0"/>
-        </w:rPr>
-        <w:t xml:space="preserve"> 2, v = 1.5, if following the declared rule. Its zero validation MSE is a result on two constructed development examples. Choosing this </w:t>
-      </w:r>
-      <w:r>
-        <w:rPr>
-          <w:b/>
-        </w:rPr>
-        <w:t>checkpoint</w:t>
-      </w:r>
-      <w:r>
-        <w:rPr>
-          <w:b w:val="0"/>
-        </w:rPr>
-        <w:t xml:space="preserve"> using those examples makes them part of model selection.</w:t>
-      </w:r>
-    </w:p>
-    <w:p>
-      <w:pPr>
-        <w:spacing w:line="336" w:lineRule="auto" w:after="180"/>
-      </w:pPr>
-      <w:r>
-        <w:rPr>
-          <w:b w:val="0"/>
-        </w:rPr>
-        <w:t xml:space="preserve">After all choices are frozen, a separate untouched test set can provide final </w:t>
-      </w:r>
-      <w:r>
-        <w:rPr>
-          <w:b/>
-        </w:rPr>
-        <w:t>evidence</w:t>
-      </w:r>
-      <w:r>
-        <w:rPr>
-          <w:b w:val="0"/>
-        </w:rPr>
-        <w:t xml:space="preserve"> within its own coverage limits.</w:t>
-      </w:r>
-    </w:p>
+        <w:t>Reference bank and extra practice</w:t>
+      </w:r>
+    </w:p>
+    <w:p>
+      <w:pPr>
+        <w:pStyle w:val="Heading1"/>
+      </w:pPr>
+      <w:r>
+        <w:t>05. Reference · Use the mathematical words precisely</w:t>
+      </w:r>
+    </w:p>
+    <w:p>
+      <w:r>
+        <w:t>Connect each term to a value or step in the current example.</w:t>
+      </w:r>
+    </w:p>
+    <w:p>
+      <w:pPr>
+        <w:pStyle w:val="Heading2"/>
+      </w:pPr>
+      <w:r>
+        <w:t>Vocabulary and your explanation</w:t>
+      </w:r>
+    </w:p>
+    <w:tbl>
+      <w:tblPr>
+        <w:tblStyle w:val="LightShading-Accent1"/>
+        <w:tblW w:type="auto" w:w="0"/>
+        <w:tblLook w:firstColumn="1" w:firstRow="1" w:lastColumn="0" w:lastRow="0" w:noHBand="0" w:noVBand="1" w:val="04A0"/>
+      </w:tblPr>
+      <w:tblGrid>
+        <w:gridCol w:w="5112"/>
+        <w:gridCol w:w="5112"/>
+      </w:tblGrid>
+      <w:tr>
+        <w:trPr>
+          <w:tblHeader/>
+        </w:trPr>
+        <w:tc>
+          <w:tcPr>
+            <w:tcW w:type="dxa" w:w="5112"/>
+          </w:tcPr>
+          <w:p>
+            <w:r>
+              <w:t>Word</w:t>
+            </w:r>
+          </w:p>
+        </w:tc>
+        <w:tc>
+          <w:tcPr>
+            <w:tcW w:type="dxa" w:w="5112"/>
+          </w:tcPr>
+          <w:p>
+            <w:r>
+              <w:t>Meaning</w:t>
+            </w:r>
+          </w:p>
+        </w:tc>
+      </w:tr>
+      <w:tr>
+        <w:tc>
+          <w:tcPr>
+            <w:tcW w:type="dxa" w:w="5112"/>
+          </w:tcPr>
+          <w:p>
+            <w:r>
+              <w:t>Checkpoint</w:t>
+            </w:r>
+          </w:p>
+        </w:tc>
+        <w:tc>
+          <w:tcPr>
+            <w:tcW w:type="dxa" w:w="5112"/>
+          </w:tcPr>
+          <w:p>
+            <w:r>
+              <w:t>Saved model parameters and the information needed to identify a training state</w:t>
+            </w:r>
+          </w:p>
+        </w:tc>
+      </w:tr>
+      <w:tr>
+        <w:tc>
+          <w:tcPr>
+            <w:tcW w:type="dxa" w:w="5112"/>
+          </w:tcPr>
+          <w:p>
+            <w:r>
+              <w:t>Training curve</w:t>
+            </w:r>
+          </w:p>
+        </w:tc>
+        <w:tc>
+          <w:tcPr>
+            <w:tcW w:type="dxa" w:w="5112"/>
+          </w:tcPr>
+          <w:p>
+            <w:r>
+              <w:t>A record of a training measure at successive saved states</w:t>
+            </w:r>
+          </w:p>
+        </w:tc>
+      </w:tr>
+      <w:tr>
+        <w:tc>
+          <w:tcPr>
+            <w:tcW w:type="dxa" w:w="5112"/>
+          </w:tcPr>
+          <w:p>
+            <w:r>
+              <w:t>Validation curve</w:t>
+            </w:r>
+          </w:p>
+        </w:tc>
+        <w:tc>
+          <w:tcPr>
+            <w:tcW w:type="dxa" w:w="5112"/>
+          </w:tcPr>
+          <w:p>
+            <w:r>
+              <w:t>A record of a development measure on separate examples at those states</w:t>
+            </w:r>
+          </w:p>
+        </w:tc>
+      </w:tr>
+      <w:tr>
+        <w:tc>
+          <w:tcPr>
+            <w:tcW w:type="dxa" w:w="5112"/>
+          </w:tcPr>
+          <w:p>
+            <w:r>
+              <w:t>Selection rule</w:t>
+            </w:r>
+          </w:p>
+        </w:tc>
+        <w:tc>
+          <w:tcPr>
+            <w:tcW w:type="dxa" w:w="5112"/>
+          </w:tcPr>
+          <w:p>
+            <w:r>
+              <w:t>A declared procedure for choosing among candidate models or checkpoints</w:t>
+            </w:r>
+          </w:p>
+        </w:tc>
+      </w:tr>
+    </w:tbl>
     <w:p>
       <w:pPr>
         <w:pStyle w:val="Heading3"/>
       </w:pPr>
       <w:r>
+        <w:t>Use two terms to explain a step in this week’s example.</w:t>
+      </w:r>
+    </w:p>
+    <w:p>
+      <w:r>
+        <w:t>________________________________________________________________</w:t>
+      </w:r>
+    </w:p>
+    <w:p>
+      <w:r>
+        <w:t>________________________________________________________________</w:t>
+      </w:r>
+    </w:p>
+    <w:p>
+      <w:r>
+        <w:t>________________________________________________________________</w:t>
+      </w:r>
+    </w:p>
+    <w:p>
+      <w:pPr>
+        <w:pStyle w:val="Heading1"/>
+      </w:pPr>
+      <w:r>
+        <w:t>10. Extra challenge · Explain a stronger case</w:t>
+      </w:r>
+    </w:p>
+    <w:p>
+      <w:r>
+        <w:t>Choose the next challenge after the main route.</w:t>
+      </w:r>
+    </w:p>
+    <w:p>
+      <w:pPr>
+        <w:pStyle w:val="Heading2"/>
+      </w:pPr>
+      <w:r>
+        <w:t>Explain,repair and extend</w:t>
+      </w:r>
+    </w:p>
+    <w:p>
+      <w:pPr>
+        <w:pStyle w:val="Heading3"/>
+      </w:pPr>
+      <w:r>
+        <w:t>Explain → apply → challenge</w:t>
+      </w:r>
+    </w:p>
+    <w:p>
+      <w:pPr>
+        <w:pStyle w:val="ListBullet"/>
+      </w:pPr>
+      <w:r>
+        <w:t>At v = 1, compute both validation predictions, residuals and MSE on (3, 4.5) and (4, 6).</w:t>
+      </w:r>
+    </w:p>
+    <w:p>
+      <w:pPr>
+        <w:pStyle w:val="ListBullet"/>
+      </w:pPr>
+      <w:r>
+        <w:t>A training report shows sum of squared errors 12 over six rows. Validation shows mean squared error 3 over two rows in the same target units. A learner says training error is four times larger. Repair the comparison.</w:t>
+      </w:r>
+    </w:p>
+    <w:p>
+      <w:pPr>
+        <w:pStyle w:val="ListBullet"/>
+      </w:pPr>
+      <w:r>
+        <w:t>Training loss falls while validation loss rises. Give two checks before declaring model complexity the cause, and explain why repeatedly selecting with validation makes it development evidence.</w:t>
+      </w:r>
+    </w:p>
+    <w:p>
+      <w:pPr>
+        <w:pStyle w:val="Heading3"/>
+      </w:pPr>
+      <w:r>
+        <w:t>Explain which evidence supports your conclusion and which claim remains unproved.</w:t>
+      </w:r>
+    </w:p>
+    <w:p>
+      <w:r>
+        <w:t>________________________________________________________________</w:t>
+      </w:r>
+    </w:p>
+    <w:p>
+      <w:r>
+        <w:t>________________________________________________________________</w:t>
+      </w:r>
+    </w:p>
+    <w:p>
+      <w:r>
+        <w:t>________________________________________________________________</w:t>
+      </w:r>
+    </w:p>
+    <w:p>
+      <w:r>
+        <w:t>________________________________________________________________</w:t>
+      </w:r>
+    </w:p>
+    <w:p>
+      <w:r>
+        <w:t>________________________________________________________________</w:t>
+      </w:r>
+    </w:p>
+    <w:p>
+      <w:pPr>
+        <w:pStyle w:val="Heading1"/>
+      </w:pPr>
+      <w:r>
+        <w:t>12. Reference · Check the representation and its limits</w:t>
+      </w:r>
+    </w:p>
+    <w:p>
+      <w:r>
+        <w:t>Use after practice;reserve the new independent candidate weights and validation targets for the first individual attempt.</w:t>
+      </w:r>
+    </w:p>
+    <w:p>
+      <w:pPr>
+        <w:pStyle w:val="Heading2"/>
+      </w:pPr>
+      <w:r>
+        <w:t>Current explanation and response</w:t>
+      </w:r>
+    </w:p>
+    <w:p>
+      <w:pPr>
+        <w:pStyle w:val="ListBullet"/>
+      </w:pPr>
+      <w:r>
+        <w:t>Restore checkpoint 2, v = 1.5, if following the declared rule. Its zero validation MSE is a result on two constructed development examples. Choosing this checkpoint using those examples makes them part of model selection. After all choices are frozen, a separate untouched test set can provide final evidence within its own coverage limits.</w:t>
+      </w:r>
+    </w:p>
+    <w:p>
+      <w:pPr>
+        <w:pStyle w:val="Heading3"/>
+      </w:pPr>
+      <w:r>
         <w:t>A team calls checkpoint 2 independently proven because its validation MSE is zero, then uses the test results to choose another checkpoint. Identify both reporting problems and propose a clean procedure.</w:t>
       </w:r>
     </w:p>
@@ -3629,42 +4665,18 @@
     </w:p>
     <w:p>
       <w:pPr>
-        <w:spacing w:line="336" w:lineRule="auto" w:after="180"/>
-      </w:pPr>
-      <w:r>
-        <w:rPr>
-          <w:b w:val="0"/>
-        </w:rPr>
+        <w:pStyle w:val="ListBullet"/>
+      </w:pPr>
+      <w:r>
         <w:t>Next week adds a weight penalty and an early-stopping policy, keeping their roles distinct.</w:t>
       </w:r>
     </w:p>
     <w:p>
       <w:pPr>
-        <w:spacing w:line="336" w:lineRule="auto" w:after="180"/>
-      </w:pPr>
-      <w:r>
-        <w:rPr>
-          <w:b/>
-        </w:rPr>
-        <w:t>Training</w:t>
-      </w:r>
-      <w:r>
-        <w:rPr>
-          <w:b w:val="0"/>
-        </w:rPr>
-        <w:t xml:space="preserve"> loss falls while validation loss rises. Give two checks before declaring model complexity the cause, and explain why repeatedly selecting with validation makes it development </w:t>
-      </w:r>
-      <w:r>
-        <w:rPr>
-          <w:b/>
-        </w:rPr>
-        <w:t>evidence</w:t>
-      </w:r>
-      <w:r>
-        <w:rPr>
-          <w:b w:val="0"/>
-        </w:rPr>
-        <w:t>.</w:t>
+        <w:pStyle w:val="ListBullet"/>
+      </w:pPr>
+      <w:r>
+        <w:t>Training loss falls while validation loss rises. Give two checks before declaring model complexity the cause, and explain why repeatedly selecting with validation makes it development evidence.</w:t>
       </w:r>
     </w:p>
     <w:p>
@@ -3700,12 +4712,20 @@
         <w:pStyle w:val="Heading1"/>
       </w:pPr>
       <w:r>
-        <w:t>13. Study a complete case</w:t>
-      </w:r>
-    </w:p>
-    <w:p>
-      <w:r>
-        <w:t>Revisit the complete Training and validation curves case for supported practice. Repeated examples do not become fresh assessments.</w:t>
+        <w:t>13. Extra practice · Revisit the complete trace</w:t>
+      </w:r>
+    </w:p>
+    <w:p>
+      <w:r>
+        <w:t>Predict before reading the supplied steps.</w:t>
+      </w:r>
+    </w:p>
+    <w:p>
+      <w:pPr>
+        <w:pStyle w:val="Heading2"/>
+      </w:pPr>
+      <w:r>
+        <w:t>Complete trace and evidence</w:t>
       </w:r>
     </w:p>
     <w:p>
@@ -3937,276 +4957,20 @@
         <w:pStyle w:val="Heading1"/>
       </w:pPr>
       <w:r>
-        <w:t>14. Try a new case independently</w:t>
-      </w:r>
-    </w:p>
-    <w:p>
-      <w:r>
-        <w:t>Attempt the reserved new case before feedback. Record support; the earlier examples below remain additional practice.</w:t>
-      </w:r>
-    </w:p>
-    <w:p>
-      <w:pPr>
-        <w:pStyle w:val="Heading3"/>
-      </w:pPr>
-      <w:r>
-        <w:t>Independent case: Evaluate new checkpoints independently</w:t>
-      </w:r>
-    </w:p>
-    <w:p>
-      <w:pPr>
-        <w:spacing w:line="336" w:lineRule="auto" w:after="180"/>
-      </w:pPr>
-      <w:r>
-        <w:rPr>
-          <w:b w:val="0"/>
-        </w:rPr>
-        <w:t xml:space="preserve">Use h = ReLU(x), y = vh, candidate v values 1, 1.5 and 2. </w:t>
-      </w:r>
-      <w:r>
-        <w:rPr>
-          <w:b/>
-        </w:rPr>
-        <w:t>Training</w:t>
-      </w:r>
-      <w:r>
-        <w:rPr>
-          <w:b w:val="0"/>
-        </w:rPr>
-        <w:t xml:space="preserve"> pairs are (1, 2), (2, 4); validation pairs are (1, 1), (2, 2). Calculate both MSE columns and select by minimum validation MSE.</w:t>
-      </w:r>
-    </w:p>
-    <w:p>
-      <w:pPr>
-        <w:spacing w:line="336" w:lineRule="auto" w:after="180"/>
-      </w:pPr>
-      <w:r>
-        <w:rPr>
-          <w:b w:val="0"/>
-        </w:rPr>
-        <w:t xml:space="preserve">Explain the disagreement with selection by </w:t>
-      </w:r>
-      <w:r>
-        <w:rPr>
-          <w:b/>
-        </w:rPr>
-        <w:t>training</w:t>
-      </w:r>
-      <w:r>
-        <w:rPr>
-          <w:b w:val="0"/>
-        </w:rPr>
-        <w:t xml:space="preserve"> loss.</w:t>
-      </w:r>
-    </w:p>
-    <w:p>
-      <w:pPr>
-        <w:pStyle w:val="Heading3"/>
-      </w:pPr>
-      <w:r>
-        <w:t>My independent explanation, trace and limits</w:t>
-      </w:r>
-    </w:p>
-    <w:p>
-      <w:r>
-        <w:t>________________________________________________________________</w:t>
-      </w:r>
-    </w:p>
-    <w:p>
-      <w:r>
-        <w:t>________________________________________________________________</w:t>
-      </w:r>
-    </w:p>
-    <w:p>
-      <w:r>
-        <w:t>________________________________________________________________</w:t>
-      </w:r>
-    </w:p>
-    <w:p>
-      <w:r>
-        <w:t>________________________________________________________________</w:t>
-      </w:r>
-    </w:p>
-    <w:p>
-      <w:r>
-        <w:t>________________________________________________________________</w:t>
-      </w:r>
-    </w:p>
-    <w:p>
-      <w:r>
-        <w:t>________________________________________________________________</w:t>
-      </w:r>
-    </w:p>
-    <w:p>
-      <w:r>
-        <w:t>________________________________________________________________</w:t>
-      </w:r>
-    </w:p>
-    <w:p>
-      <w:pPr>
-        <w:spacing w:line="336" w:lineRule="auto" w:after="180"/>
-      </w:pPr>
-      <w:r>
-        <w:rPr>
-          <w:b w:val="0"/>
-        </w:rPr>
-        <w:t>Attempt this case before feedback. Record any help. Earlier examples below are further practice; a case already practised with feedback cannot establish fresh transfer.</w:t>
-      </w:r>
-    </w:p>
-    <w:p>
-      <w:pPr>
-        <w:pStyle w:val="Heading3"/>
-      </w:pPr>
-      <w:r>
-        <w:t>Attempt this without hints</w:t>
-      </w:r>
-    </w:p>
-    <w:p>
-      <w:pPr>
-        <w:spacing w:line="336" w:lineRule="auto" w:after="180"/>
-      </w:pPr>
-      <w:r>
-        <w:rPr>
-          <w:b w:val="0"/>
-        </w:rPr>
-        <w:t xml:space="preserve">Use h = ReLU(x), y = vh, candidate v values 1, 1.5 and 2. </w:t>
-      </w:r>
-      <w:r>
-        <w:rPr>
-          <w:b/>
-        </w:rPr>
-        <w:t>Training</w:t>
-      </w:r>
-      <w:r>
-        <w:rPr>
-          <w:b w:val="0"/>
-        </w:rPr>
-        <w:t xml:space="preserve"> pairs are (1, 2), (2, 4); validation pairs are (1, 1), (2, 2). Calculate both MSE columns and select by minimum validation MSE.</w:t>
-      </w:r>
-    </w:p>
-    <w:p>
-      <w:pPr>
-        <w:spacing w:line="336" w:lineRule="auto" w:after="180"/>
-      </w:pPr>
-      <w:r>
-        <w:rPr>
-          <w:b w:val="0"/>
-        </w:rPr>
-        <w:t xml:space="preserve">Explain the disagreement with selection by </w:t>
-      </w:r>
-      <w:r>
-        <w:rPr>
-          <w:b/>
-        </w:rPr>
-        <w:t>training</w:t>
-      </w:r>
-      <w:r>
-        <w:rPr>
-          <w:b w:val="0"/>
-        </w:rPr>
-        <w:t xml:space="preserve"> loss.</w:t>
-      </w:r>
-    </w:p>
-    <w:p>
-      <w:pPr>
-        <w:pStyle w:val="Heading3"/>
-      </w:pPr>
-      <w:r>
-        <w:t>My independent procedure, result and limitation</w:t>
-      </w:r>
-    </w:p>
-    <w:p>
-      <w:r>
-        <w:t>________________________________________________________________</w:t>
-      </w:r>
-    </w:p>
-    <w:p>
-      <w:r>
-        <w:t>________________________________________________________________</w:t>
-      </w:r>
-    </w:p>
-    <w:p>
-      <w:r>
-        <w:t>________________________________________________________________</w:t>
-      </w:r>
-    </w:p>
-    <w:p>
-      <w:r>
-        <w:t>________________________________________________________________</w:t>
-      </w:r>
-    </w:p>
-    <w:p>
-      <w:r>
-        <w:t>________________________________________________________________</w:t>
-      </w:r>
-    </w:p>
-    <w:p>
-      <w:r>
-        <w:t>________________________________________________________________</w:t>
-      </w:r>
-    </w:p>
-    <w:p>
-      <w:r>
-        <w:t>________________________________________________________________</w:t>
-      </w:r>
-    </w:p>
-    <w:p>
-      <w:r>
-        <w:t>________________________________________________________________</w:t>
-      </w:r>
-    </w:p>
-    <w:p>
-      <w:pPr>
-        <w:spacing w:line="336" w:lineRule="auto" w:after="180"/>
-      </w:pPr>
-      <w:r>
-        <w:rPr>
-          <w:b w:val="0"/>
-        </w:rPr>
-        <w:t>Record support used: none, hint or teacher explanation. After feedback, a different case is needed to demonstrate independence.</w:t>
-      </w:r>
-    </w:p>
-    <w:p>
-      <w:pPr>
-        <w:pStyle w:val="Heading3"/>
-      </w:pPr>
-      <w:r>
-        <w:t>Use feedback to improve</w:t>
-      </w:r>
-    </w:p>
-    <w:p>
-      <w:pPr>
-        <w:spacing w:line="336" w:lineRule="auto" w:after="180"/>
-      </w:pPr>
-      <w:r>
-        <w:rPr>
-          <w:b w:val="0"/>
-        </w:rPr>
-        <w:t>Attempt the independent case before hints. Record whether you worked alone, used a hint or followed a model. After feedback, fix the first unsupported step and explain why it changed.</w:t>
-      </w:r>
-    </w:p>
-    <w:p>
-      <w:pPr>
-        <w:spacing w:line="336" w:lineRule="auto" w:after="180"/>
-      </w:pPr>
-      <w:r>
-        <w:rPr>
-          <w:b w:val="0"/>
-        </w:rPr>
-        <w:t>A later check uses a changed case, not a copied answer.</w:t>
-      </w:r>
-    </w:p>
-    <w:p>
-      <w:pPr>
-        <w:pStyle w:val="Heading1"/>
-      </w:pPr>
-      <w:r>
-        <w:t>15. Your lesson route</w:t>
-      </w:r>
-    </w:p>
-    <w:p>
-      <w:r>
-        <w:t>Use this map to navigate Training and validation curves, connect the goals to tasks and keep one evidence record for each attempt.</w:t>
+        <w:t>15. Reference · The earlier route checklist</w:t>
+      </w:r>
+    </w:p>
+    <w:p>
+      <w:r>
+        <w:t>Use one main route rather than repeating the lesson.</w:t>
+      </w:r>
+    </w:p>
+    <w:p>
+      <w:pPr>
+        <w:pStyle w:val="Heading2"/>
+      </w:pPr>
+      <w:r>
+        <w:t>Targets,route and first prediction</w:t>
       </w:r>
     </w:p>
     <w:p>
@@ -4409,12 +5173,117 @@
         <w:pStyle w:val="Heading1"/>
       </w:pPr>
       <w:r>
-        <w:t>16. Finish and return</w:t>
-      </w:r>
-    </w:p>
-    <w:p>
-      <w:r>
-        <w:t>Explain Training and validation curves without notes, identify a remaining question and plan a later check with a changed case.</w:t>
+        <w:t>17. Extra practice · Predict,check and repair</w:t>
+      </w:r>
+    </w:p>
+    <w:p>
+      <w:r>
+        <w:t>Keep supported feedback separate from the independent case.</w:t>
+      </w:r>
+    </w:p>
+    <w:p>
+      <w:pPr>
+        <w:pStyle w:val="Heading2"/>
+      </w:pPr>
+      <w:r>
+        <w:t>First supported question and optional hint</w:t>
+      </w:r>
+    </w:p>
+    <w:p>
+      <w:pPr>
+        <w:pStyle w:val="ListBullet"/>
+      </w:pPr>
+      <w:r>
+        <w:t>Plot training and validation loss for checkpoints before opening final cases.</w:t>
+      </w:r>
+    </w:p>
+    <w:p>
+      <w:pPr>
+        <w:pStyle w:val="Heading3"/>
+      </w:pPr>
+      <w:r>
+        <w:t>Practice 1: explain the deciding evidence</w:t>
+      </w:r>
+    </w:p>
+    <w:p>
+      <w:pPr>
+        <w:pStyle w:val="ListBullet"/>
+      </w:pPr>
+      <w:r>
+        <w:t>Which labelled step matches this detail? Select epoch 2, not epoch 3, under the declared validation criterion.</w:t>
+      </w:r>
+    </w:p>
+    <w:p>
+      <w:pPr>
+        <w:pStyle w:val="ListBullet"/>
+      </w:pPr>
+      <w:r>
+        <w:t>1. Read training curve</w:t>
+      </w:r>
+    </w:p>
+    <w:p>
+      <w:pPr>
+        <w:pStyle w:val="ListBullet"/>
+      </w:pPr>
+      <w:r>
+        <w:t>2. Choose checkpoint</w:t>
+      </w:r>
+    </w:p>
+    <w:p>
+      <w:pPr>
+        <w:pStyle w:val="ListBullet"/>
+      </w:pPr>
+      <w:r>
+        <w:t>3. Read validation curve</w:t>
+      </w:r>
+    </w:p>
+    <w:p>
+      <w:pPr>
+        <w:pStyle w:val="Heading3"/>
+      </w:pPr>
+      <w:r>
+        <w:t>My selected conclusion, deciding fact and explanation</w:t>
+      </w:r>
+    </w:p>
+    <w:p>
+      <w:r>
+        <w:t>________________________________________________________________</w:t>
+      </w:r>
+    </w:p>
+    <w:p>
+      <w:r>
+        <w:t>________________________________________________________________</w:t>
+      </w:r>
+    </w:p>
+    <w:p>
+      <w:r>
+        <w:t>________________________________________________________________</w:t>
+      </w:r>
+    </w:p>
+    <w:p>
+      <w:r>
+        <w:t>________________________________________________________________</w:t>
+      </w:r>
+    </w:p>
+    <w:p>
+      <w:r>
+        <w:t>________________________________________________________________</w:t>
+      </w:r>
+    </w:p>
+    <w:p>
+      <w:pPr>
+        <w:pStyle w:val="ListBullet"/>
+      </w:pPr>
+      <w:r>
+        <w:t>Hint if needed: Read the steps in the pictorial case. Match the supplied detail to the stage that performs or records it.</w:t>
+      </w:r>
+    </w:p>
+    <w:p>
+      <w:pPr>
+        <w:pStyle w:val="Heading2"/>
+      </w:pPr>
+      <w:r>
+        <w:t>Check after the first attempt · reference / check after trying</w:t>
       </w:r>
     </w:p>
     <w:p>
@@ -4425,31 +5294,133 @@
         <w:rPr>
           <w:b w:val="0"/>
         </w:rPr>
-        <w:t xml:space="preserve">Close your notes. Explain this goal in your own words: Compute comparable </w:t>
+        <w:t xml:space="preserve">After your attempt, compare with the supported explanation: Choose </w:t>
       </w:r>
       <w:r>
         <w:rPr>
           <w:b/>
         </w:rPr>
+        <w:t>checkpoint</w:t>
+      </w:r>
+      <w:r>
+        <w:rPr>
+          <w:b w:val="0"/>
+        </w:rPr>
+        <w:t xml:space="preserve"> Select epoch 2, not epoch 3, under the declared validation criterion. The </w:t>
+      </w:r>
+      <w:r>
+        <w:rPr>
+          <w:b/>
+        </w:rPr>
+        <w:t>training curve</w:t>
+      </w:r>
+      <w:r>
+        <w:rPr>
+          <w:b w:val="0"/>
+        </w:rPr>
+        <w:t xml:space="preserve"> measures fit to examples used for learning.</w:t>
+      </w:r>
+    </w:p>
+    <w:p>
+      <w:pPr>
+        <w:spacing w:line="336" w:lineRule="auto" w:after="180"/>
+      </w:pPr>
+      <w:r>
+        <w:rPr>
+          <w:b w:val="0"/>
+        </w:rPr>
+        <w:t xml:space="preserve">The </w:t>
+      </w:r>
+      <w:r>
+        <w:rPr>
+          <w:b/>
+        </w:rPr>
+        <w:t>validation curve</w:t>
+      </w:r>
+      <w:r>
+        <w:rPr>
+          <w:b w:val="0"/>
+        </w:rPr>
+        <w:t xml:space="preserve"> measures a separate set used to choose a </w:t>
+      </w:r>
+      <w:r>
+        <w:rPr>
+          <w:b/>
+        </w:rPr>
+        <w:t>checkpoint</w:t>
+      </w:r>
+      <w:r>
+        <w:rPr>
+          <w:b w:val="0"/>
+        </w:rPr>
+        <w:t xml:space="preserve">. The final </w:t>
+      </w:r>
+      <w:r>
+        <w:rPr>
+          <w:b/>
+        </w:rPr>
         <w:t>training</w:t>
       </w:r>
       <w:r>
         <w:rPr>
           <w:b w:val="0"/>
         </w:rPr>
-        <w:t xml:space="preserve"> and validation losses at saved </w:t>
+        <w:t xml:space="preserve"> loss is smallest here, but its validation loss has risen. Under the supplied </w:t>
       </w:r>
       <w:r>
         <w:rPr>
           <w:b/>
         </w:rPr>
+        <w:t>selection rule</w:t>
+      </w:r>
+      <w:r>
+        <w:rPr>
+          <w:b w:val="0"/>
+        </w:rPr>
+        <w:t xml:space="preserve">, keep </w:t>
+      </w:r>
+      <w:r>
+        <w:rPr>
+          <w:b/>
+        </w:rPr>
         <w:t>checkpoint</w:t>
       </w:r>
       <w:r>
         <w:rPr>
           <w:b w:val="0"/>
         </w:rPr>
-        <w:t>s</w:t>
+        <w:t xml:space="preserve"> two.</w:t>
+      </w:r>
+    </w:p>
+    <w:p>
+      <w:pPr>
+        <w:spacing w:line="336" w:lineRule="auto" w:after="180"/>
+      </w:pPr>
+      <w:r>
+        <w:rPr>
+          <w:b w:val="0"/>
+        </w:rPr>
+        <w:t xml:space="preserve">A later final test must remain outside both learning and </w:t>
+      </w:r>
+      <w:r>
+        <w:rPr>
+          <w:b/>
+        </w:rPr>
+        <w:t>checkpoint</w:t>
+      </w:r>
+      <w:r>
+        <w:rPr>
+          <w:b w:val="0"/>
+        </w:rPr>
+        <w:t xml:space="preserve"> selection.</w:t>
+      </w:r>
+    </w:p>
+    <w:p>
+      <w:pPr>
+        <w:pStyle w:val="Heading2"/>
+      </w:pPr>
+      <w:r>
+        <w:t>Changed-case question and optional hint</w:t>
       </w:r>
     </w:p>
     <w:p>
@@ -4457,7 +5428,47 @@
         <w:pStyle w:val="Heading3"/>
       </w:pPr>
       <w:r>
-        <w:t>My deciding step, evidence and one remaining question</w:t>
+        <w:t>Practice 2: explain the deciding evidence</w:t>
+      </w:r>
+    </w:p>
+    <w:p>
+      <w:pPr>
+        <w:pStyle w:val="ListBullet"/>
+      </w:pPr>
+      <w:r>
+        <w:t>Changed-case practice: Epoch 3 validation loss is instead 1.5. Which conclusion is supported by the supplied facts?</w:t>
+      </w:r>
+    </w:p>
+    <w:p>
+      <w:pPr>
+        <w:pStyle w:val="ListBullet"/>
+      </w:pPr>
+      <w:r>
+        <w:t>1. Select epoch 3 under the unchanged criterion.</w:t>
+      </w:r>
+    </w:p>
+    <w:p>
+      <w:pPr>
+        <w:pStyle w:val="ListBullet"/>
+      </w:pPr>
+      <w:r>
+        <w:t>2. This one example guarantees correct results for every future input.</w:t>
+      </w:r>
+    </w:p>
+    <w:p>
+      <w:pPr>
+        <w:pStyle w:val="ListBullet"/>
+      </w:pPr>
+      <w:r>
+        <w:t>3. We can decide the result without examining the changed input or the procedure.</w:t>
+      </w:r>
+    </w:p>
+    <w:p>
+      <w:pPr>
+        <w:pStyle w:val="Heading3"/>
+      </w:pPr>
+      <w:r>
+        <w:t>My selected conclusion, deciding fact and explanation</w:t>
       </w:r>
     </w:p>
     <w:p>
@@ -4487,25 +5498,209 @@
     </w:p>
     <w:p>
       <w:pPr>
+        <w:pStyle w:val="ListBullet"/>
+      </w:pPr>
+      <w:r>
+        <w:t>Hint if needed: Use the changed condition and the deciding step in the pictorial trace. The answer must say what follows from those facts.</w:t>
+      </w:r>
+    </w:p>
+    <w:p>
+      <w:pPr>
+        <w:pStyle w:val="Heading2"/>
+      </w:pPr>
+      <w:r>
+        <w:t>Check after the changed attempt · reference / check after trying</w:t>
+      </w:r>
+    </w:p>
+    <w:p>
+      <w:pPr>
         <w:spacing w:line="336" w:lineRule="auto" w:after="180"/>
       </w:pPr>
       <w:r>
         <w:rPr>
           <w:b w:val="0"/>
         </w:rPr>
-        <w:t xml:space="preserve">If you are unsure, return to the worked picture and explain one arrow. If you are ready, change an </w:t>
+        <w:t xml:space="preserve">After your attempt, compare with the supported explanation: Select epoch 3 under the unchanged criterion. Its measured validation loss is now below epoch 2’s2; the </w:t>
       </w:r>
       <w:r>
         <w:rPr>
           <w:b/>
         </w:rPr>
+        <w:t>training curve</w:t>
+      </w:r>
+      <w:r>
+        <w:rPr>
+          <w:b w:val="0"/>
+        </w:rPr>
+        <w:t xml:space="preserve"> alone never settled selection.</w:t>
+      </w:r>
+    </w:p>
+    <w:p>
+      <w:pPr>
+        <w:pStyle w:val="Heading2"/>
+      </w:pPr>
+      <w:r>
+        <w:t>Repair and retain the record</w:t>
+      </w:r>
+    </w:p>
+    <w:p>
+      <w:pPr>
+        <w:spacing w:line="336" w:lineRule="auto" w:after="180"/>
+      </w:pPr>
+      <w:r>
+        <w:rPr>
+          <w:b w:val="0"/>
+        </w:rPr>
+        <w:t>Review Learning rate experiments (ai-5/14). Goal: Run a controlled comparison of learning rates. Short practice: What should a fair rate comparison hold fixed?</w:t>
+      </w:r>
+    </w:p>
+    <w:p>
+      <w:pPr>
+        <w:spacing w:line="336" w:lineRule="auto" w:after="180"/>
+      </w:pPr>
+      <w:r>
+        <w:rPr>
+          <w:b w:val="0"/>
+        </w:rPr>
+        <w:t xml:space="preserve">Point to the relevant step in the picture, then write the changed result and the rule or </w:t>
+      </w:r>
+      <w:r>
+        <w:rPr>
+          <w:b/>
+        </w:rPr>
+        <w:t>evidence</w:t>
+      </w:r>
+      <w:r>
+        <w:rPr>
+          <w:b w:val="0"/>
+        </w:rPr>
+        <w:t xml:space="preserve"> that supports it.. Return to this week and explain what you changed.</w:t>
+      </w:r>
+    </w:p>
+    <w:p>
+      <w:pPr>
+        <w:spacing w:line="336" w:lineRule="auto" w:after="180"/>
+      </w:pPr>
+      <w:r>
+        <w:rPr>
+          <w:b w:val="0"/>
+        </w:rPr>
+        <w:t xml:space="preserve">Review </w:t>
+      </w:r>
+      <w:r>
+        <w:rPr>
+          <w:b/>
+        </w:rPr>
+        <w:t>Training</w:t>
+      </w:r>
+      <w:r>
+        <w:rPr>
+          <w:b w:val="0"/>
+        </w:rPr>
+        <w:t xml:space="preserve"> a small network (ai-5/12). Goal: Trace repeated forward loss gradient and update steps. Short practice: Which parameter changed, and which part was not trained?</w:t>
+      </w:r>
+    </w:p>
+    <w:p>
+      <w:pPr>
+        <w:spacing w:line="336" w:lineRule="auto" w:after="180"/>
+      </w:pPr>
+      <w:r>
+        <w:rPr>
+          <w:b w:val="0"/>
+        </w:rPr>
+        <w:t xml:space="preserve">Point to the relevant step in the picture, then write the changed result and the rule or </w:t>
+      </w:r>
+      <w:r>
+        <w:rPr>
+          <w:b/>
+        </w:rPr>
+        <w:t>evidence</w:t>
+      </w:r>
+      <w:r>
+        <w:rPr>
+          <w:b w:val="0"/>
+        </w:rPr>
+        <w:t xml:space="preserve"> that supports it.. Return to this week and explain what you changed.</w:t>
+      </w:r>
+    </w:p>
+    <w:p>
+      <w:pPr>
+        <w:spacing w:line="336" w:lineRule="auto" w:after="180"/>
+      </w:pPr>
+      <w:r>
+        <w:rPr>
+          <w:b w:val="0"/>
+        </w:rPr>
+        <w:t>Review Slopes and local change (ai-5/9). Goal: Calculate an average rate of change over a stated interval. Short practice: Which calculation disproves “any increase helps”?</w:t>
+      </w:r>
+    </w:p>
+    <w:p>
+      <w:pPr>
+        <w:spacing w:line="336" w:lineRule="auto" w:after="180"/>
+      </w:pPr>
+      <w:r>
+        <w:rPr>
+          <w:b w:val="0"/>
+        </w:rPr>
+        <w:t xml:space="preserve">Point to the relevant step in the picture, then write the changed result and the rule or </w:t>
+      </w:r>
+      <w:r>
+        <w:rPr>
+          <w:b/>
+        </w:rPr>
+        <w:t>evidence</w:t>
+      </w:r>
+      <w:r>
+        <w:rPr>
+          <w:b w:val="0"/>
+        </w:rPr>
+        <w:t xml:space="preserve"> that supports it.. Return to this week and explain what you changed.</w:t>
+      </w:r>
+    </w:p>
+    <w:p>
+      <w:pPr>
+        <w:spacing w:line="336" w:lineRule="auto" w:after="180"/>
+      </w:pPr>
+      <w:r>
+        <w:rPr>
+          <w:b w:val="0"/>
+        </w:rPr>
+        <w:t xml:space="preserve">The browser lab lets you edit the supported Python examples already included in this lesson. Predict first, run, inspect the actual </w:t>
+      </w:r>
+      <w:r>
+        <w:rPr>
+          <w:b/>
+        </w:rPr>
+        <w:t>output</w:t>
+      </w:r>
+      <w:r>
+        <w:rPr>
+          <w:b w:val="0"/>
+        </w:rPr>
+        <w:t xml:space="preserve"> or error, change one </w:t>
+      </w:r>
+      <w:r>
+        <w:rPr>
+          <w:b/>
+        </w:rPr>
         <w:t>input</w:t>
       </w:r>
       <w:r>
         <w:rPr>
           <w:b w:val="0"/>
         </w:rPr>
-        <w:t xml:space="preserve"> or assumption and justify your </w:t>
+        <w:t>, then run again.</w:t>
+      </w:r>
+    </w:p>
+    <w:p>
+      <w:pPr>
+        <w:spacing w:line="336" w:lineRule="auto" w:after="180"/>
+      </w:pPr>
+      <w:r>
+        <w:rPr>
+          <w:b w:val="0"/>
+        </w:rPr>
+        <w:t xml:space="preserve">Keep code, </w:t>
       </w:r>
       <w:r>
         <w:rPr>
@@ -4517,7 +5712,7 @@
         <w:rPr>
           <w:b w:val="0"/>
         </w:rPr>
-        <w:t>.</w:t>
+        <w:t>s, actual results and a reasoned revision together. On paper, label your result as a trace rather than an execution.</w:t>
       </w:r>
     </w:p>
     <w:p>
@@ -4528,7 +5723,7 @@
         <w:rPr>
           <w:b w:val="0"/>
         </w:rPr>
-        <w:t xml:space="preserve">Save your workbook </w:t>
+        <w:t xml:space="preserve">Use Download completed work in the hosted lesson to export your answers, reflections, practice feedback and code-run </w:t>
       </w:r>
       <w:r>
         <w:rPr>
@@ -4540,7 +5735,61 @@
         <w:rPr>
           <w:b w:val="0"/>
         </w:rPr>
-        <w:t>. At the next review, try a different case before opening your old answer.</w:t>
+        <w:t>. Open the HTML copy to read or print it.</w:t>
+      </w:r>
+    </w:p>
+    <w:p>
+      <w:pPr>
+        <w:spacing w:line="336" w:lineRule="auto" w:after="180"/>
+      </w:pPr>
+      <w:r>
+        <w:rPr>
+          <w:b w:val="0"/>
+        </w:rPr>
+        <w:t>Drafts stay in this browser when storage is available; clear drafts on a shared device.</w:t>
+      </w:r>
+    </w:p>
+    <w:p>
+      <w:pPr>
+        <w:pStyle w:val="Heading2"/>
+      </w:pPr>
+      <w:r>
+        <w:t>Earlier wording, alternatives and picture transcripts · reference / check after trying</w:t>
+      </w:r>
+    </w:p>
+    <w:p>
+      <w:pPr>
+        <w:spacing w:line="336" w:lineRule="auto" w:after="180"/>
+      </w:pPr>
+      <w:r>
+        <w:rPr>
+          <w:b w:val="0"/>
+        </w:rPr>
+        <w:t>Use this supported practice once, in the browser or on paper. Keep the reserved independent assessment for a separate first attempt before teacher feedback.</w:t>
+      </w:r>
+    </w:p>
+    <w:p>
+      <w:pPr>
+        <w:pStyle w:val="Heading3"/>
+      </w:pPr>
+      <w:r>
+        <w:t>Repair a missing building block</w:t>
+      </w:r>
+    </w:p>
+    <w:p>
+      <w:pPr>
+        <w:pStyle w:val="Heading3"/>
+      </w:pPr>
+      <w:r>
+        <w:t>Predict, run and debug</w:t>
+      </w:r>
+    </w:p>
+    <w:p>
+      <w:pPr>
+        <w:pStyle w:val="Heading3"/>
+      </w:pPr>
+      <w:r>
+        <w:t>Keep your completed work</w:t>
       </w:r>
     </w:p>
     <w:p>
@@ -4548,745 +5797,17 @@
         <w:pStyle w:val="Heading1"/>
       </w:pPr>
       <w:r>
-        <w:t>17. Supported practice, repair and portfolio</w:t>
-      </w:r>
-    </w:p>
-    <w:p>
-      <w:r>
-        <w:t>Attempt supported questions before using hints or feedback. Review a missing building block, then keep the completed work.</w:t>
-      </w:r>
-    </w:p>
-    <w:p>
-      <w:pPr>
-        <w:spacing w:line="336" w:lineRule="auto" w:after="180"/>
-      </w:pPr>
-      <w:r>
-        <w:rPr>
-          <w:b w:val="0"/>
-        </w:rPr>
-        <w:t>Use this supported practice once, in the browser or on paper. Keep the reserved independent assessment for a separate first attempt before teacher feedback.</w:t>
-      </w:r>
-    </w:p>
-    <w:p>
-      <w:pPr>
-        <w:spacing w:line="336" w:lineRule="auto" w:after="180"/>
-      </w:pPr>
-      <w:r>
-        <w:rPr>
-          <w:b w:val="0"/>
-        </w:rPr>
-        <w:t xml:space="preserve">Plot </w:t>
-      </w:r>
-      <w:r>
-        <w:rPr>
-          <w:b/>
-        </w:rPr>
-        <w:t>training</w:t>
-      </w:r>
-      <w:r>
-        <w:rPr>
-          <w:b w:val="0"/>
-        </w:rPr>
-        <w:t xml:space="preserve"> and validation loss for </w:t>
-      </w:r>
-      <w:r>
-        <w:rPr>
-          <w:b/>
-        </w:rPr>
-        <w:t>checkpoint</w:t>
-      </w:r>
-      <w:r>
-        <w:rPr>
-          <w:b w:val="0"/>
-        </w:rPr>
-        <w:t>s before opening final cases.</w:t>
-      </w:r>
-    </w:p>
-    <w:p>
-      <w:pPr>
-        <w:pStyle w:val="Heading3"/>
-      </w:pPr>
-      <w:r>
-        <w:t>Practice 1: explain the deciding evidence</w:t>
-      </w:r>
-    </w:p>
-    <w:p>
-      <w:pPr>
-        <w:spacing w:line="336" w:lineRule="auto" w:after="180"/>
-      </w:pPr>
-      <w:r>
-        <w:rPr>
-          <w:b w:val="0"/>
-        </w:rPr>
-        <w:t>Which labelled step matches this detail? Select epoch 2, not epoch 3, under the declared validation criterion.</w:t>
-      </w:r>
-    </w:p>
-    <w:p>
-      <w:pPr>
-        <w:spacing w:line="336" w:lineRule="auto" w:after="180"/>
-        <w:shd w:fill="F4F9FC"/>
-      </w:pPr>
-      <w:r>
-        <w:rPr>
-          <w:b w:val="0"/>
-        </w:rPr>
-        <w:t xml:space="preserve">1. Read </w:t>
-      </w:r>
-      <w:r>
-        <w:rPr>
-          <w:b/>
-        </w:rPr>
-        <w:t>training curve</w:t>
-      </w:r>
-    </w:p>
-    <w:p>
-      <w:pPr>
-        <w:spacing w:line="336" w:lineRule="auto" w:after="180"/>
-        <w:shd w:fill="F4F9FC"/>
-      </w:pPr>
-      <w:r>
-        <w:rPr>
-          <w:b w:val="0"/>
-        </w:rPr>
-        <w:t xml:space="preserve">2. Choose </w:t>
-      </w:r>
-      <w:r>
-        <w:rPr>
-          <w:b/>
-        </w:rPr>
-        <w:t>checkpoint</w:t>
-      </w:r>
-    </w:p>
-    <w:p>
-      <w:pPr>
-        <w:spacing w:line="336" w:lineRule="auto" w:after="180"/>
-        <w:shd w:fill="F4F9FC"/>
-      </w:pPr>
-      <w:r>
-        <w:rPr>
-          <w:b w:val="0"/>
-        </w:rPr>
-        <w:t xml:space="preserve">3. Read </w:t>
-      </w:r>
-      <w:r>
-        <w:rPr>
-          <w:b/>
-        </w:rPr>
-        <w:t>validation curve</w:t>
-      </w:r>
-    </w:p>
-    <w:p>
-      <w:pPr>
-        <w:pStyle w:val="Heading3"/>
-      </w:pPr>
-      <w:r>
-        <w:t>My selected conclusion, deciding fact and explanation</w:t>
-      </w:r>
-    </w:p>
-    <w:p>
-      <w:r>
-        <w:t>________________________________________________________________</w:t>
-      </w:r>
-    </w:p>
-    <w:p>
-      <w:r>
-        <w:t>________________________________________________________________</w:t>
-      </w:r>
-    </w:p>
-    <w:p>
-      <w:r>
-        <w:t>________________________________________________________________</w:t>
-      </w:r>
-    </w:p>
-    <w:p>
-      <w:r>
-        <w:t>________________________________________________________________</w:t>
-      </w:r>
-    </w:p>
-    <w:p>
-      <w:r>
-        <w:t>________________________________________________________________</w:t>
-      </w:r>
-    </w:p>
-    <w:p>
-      <w:pPr>
-        <w:pStyle w:val="Heading3"/>
-      </w:pPr>
-      <w:r>
-        <w:t>Hint · try first</w:t>
-      </w:r>
-    </w:p>
-    <w:p>
-      <w:pPr>
-        <w:spacing w:line="336" w:lineRule="auto" w:after="180"/>
-        <w:shd w:fill="F1F6F8"/>
-      </w:pPr>
-      <w:r>
-        <w:rPr>
-          <w:b w:val="0"/>
-        </w:rPr>
-        <w:t>Hint if needed: Read the steps in the pictorial case. Match the supplied detail to the stage that performs or records it.</w:t>
-      </w:r>
-    </w:p>
-    <w:p>
-      <w:pPr>
-        <w:pStyle w:val="Heading3"/>
-      </w:pPr>
-      <w:r>
-        <w:t>Feedback · compare after trying</w:t>
-      </w:r>
-    </w:p>
-    <w:p>
-      <w:pPr>
-        <w:spacing w:line="336" w:lineRule="auto" w:after="180"/>
-        <w:shd w:fill="F1F6FC"/>
-      </w:pPr>
-      <w:r>
-        <w:rPr>
-          <w:b w:val="0"/>
-        </w:rPr>
-        <w:t xml:space="preserve">After your attempt, compare with the supported explanation: Choose </w:t>
-      </w:r>
-      <w:r>
-        <w:rPr>
-          <w:b/>
-        </w:rPr>
-        <w:t>checkpoint</w:t>
-      </w:r>
-      <w:r>
-        <w:rPr>
-          <w:b w:val="0"/>
-        </w:rPr>
-        <w:t xml:space="preserve"> Select epoch 2, not epoch 3, under the declared validation criterion. The </w:t>
-      </w:r>
-      <w:r>
-        <w:rPr>
-          <w:b/>
-        </w:rPr>
-        <w:t>training curve</w:t>
-      </w:r>
-      <w:r>
-        <w:rPr>
-          <w:b w:val="0"/>
-        </w:rPr>
-        <w:t xml:space="preserve"> measures fit to examples used for learning.</w:t>
-      </w:r>
-    </w:p>
-    <w:p>
-      <w:pPr>
-        <w:spacing w:line="336" w:lineRule="auto" w:after="180"/>
-        <w:shd w:fill="F1F6FC"/>
-      </w:pPr>
-      <w:r>
-        <w:rPr>
-          <w:b w:val="0"/>
-        </w:rPr>
-        <w:t xml:space="preserve">The </w:t>
-      </w:r>
-      <w:r>
-        <w:rPr>
-          <w:b/>
-        </w:rPr>
-        <w:t>validation curve</w:t>
-      </w:r>
-      <w:r>
-        <w:rPr>
-          <w:b w:val="0"/>
-        </w:rPr>
-        <w:t xml:space="preserve"> measures a separate set used to choose a </w:t>
-      </w:r>
-      <w:r>
-        <w:rPr>
-          <w:b/>
-        </w:rPr>
-        <w:t>checkpoint</w:t>
-      </w:r>
-      <w:r>
-        <w:rPr>
-          <w:b w:val="0"/>
-        </w:rPr>
-        <w:t xml:space="preserve">. The final </w:t>
-      </w:r>
-      <w:r>
-        <w:rPr>
-          <w:b/>
-        </w:rPr>
-        <w:t>training</w:t>
-      </w:r>
-      <w:r>
-        <w:rPr>
-          <w:b w:val="0"/>
-        </w:rPr>
-        <w:t xml:space="preserve"> loss is smallest here, but its validation loss has risen. Under the supplied </w:t>
-      </w:r>
-      <w:r>
-        <w:rPr>
-          <w:b/>
-        </w:rPr>
-        <w:t>selection rule</w:t>
-      </w:r>
-      <w:r>
-        <w:rPr>
-          <w:b w:val="0"/>
-        </w:rPr>
-        <w:t xml:space="preserve">, keep </w:t>
-      </w:r>
-      <w:r>
-        <w:rPr>
-          <w:b/>
-        </w:rPr>
-        <w:t>checkpoint</w:t>
-      </w:r>
-      <w:r>
-        <w:rPr>
-          <w:b w:val="0"/>
-        </w:rPr>
-        <w:t xml:space="preserve"> two.</w:t>
-      </w:r>
-    </w:p>
-    <w:p>
-      <w:pPr>
-        <w:spacing w:line="336" w:lineRule="auto" w:after="180"/>
-        <w:shd w:fill="F1F6FC"/>
-      </w:pPr>
-      <w:r>
-        <w:rPr>
-          <w:b w:val="0"/>
-        </w:rPr>
-        <w:t xml:space="preserve">A later final test must remain outside both learning and </w:t>
-      </w:r>
-      <w:r>
-        <w:rPr>
-          <w:b/>
-        </w:rPr>
-        <w:t>checkpoint</w:t>
-      </w:r>
-      <w:r>
-        <w:rPr>
-          <w:b w:val="0"/>
-        </w:rPr>
-        <w:t xml:space="preserve"> selection.</w:t>
-      </w:r>
-    </w:p>
-    <w:p>
-      <w:pPr>
-        <w:pStyle w:val="Heading3"/>
-      </w:pPr>
-      <w:r>
-        <w:t>Practice 2: explain the deciding evidence</w:t>
-      </w:r>
-    </w:p>
-    <w:p>
-      <w:pPr>
-        <w:pStyle w:val="Heading3"/>
-      </w:pPr>
-      <w:r>
-        <w:t>Changed case · predict first</w:t>
-      </w:r>
-    </w:p>
-    <w:p>
-      <w:pPr>
-        <w:spacing w:line="336" w:lineRule="auto" w:after="180"/>
-        <w:shd w:fill="F5F1FB"/>
-      </w:pPr>
-      <w:r>
-        <w:rPr>
-          <w:b w:val="0"/>
-        </w:rPr>
-        <w:t>Changed-case practice: Epoch 3 validation loss is instead 1.5. Which conclusion is supported by the supplied facts?</w:t>
-      </w:r>
-    </w:p>
-    <w:p>
-      <w:pPr>
-        <w:spacing w:line="336" w:lineRule="auto" w:after="180"/>
-        <w:shd w:fill="F4F9FC"/>
-      </w:pPr>
-      <w:r>
-        <w:rPr>
-          <w:b w:val="0"/>
-        </w:rPr>
-        <w:t>1. Select epoch 3 under the unchanged criterion.</w:t>
-      </w:r>
-    </w:p>
-    <w:p>
-      <w:pPr>
-        <w:spacing w:line="336" w:lineRule="auto" w:after="180"/>
-        <w:shd w:fill="F4F9FC"/>
-      </w:pPr>
-      <w:r>
-        <w:rPr>
-          <w:b w:val="0"/>
-        </w:rPr>
-        <w:t xml:space="preserve">2. This one example guarantees correct results for every future </w:t>
-      </w:r>
-      <w:r>
-        <w:rPr>
-          <w:b/>
-        </w:rPr>
-        <w:t>input</w:t>
-      </w:r>
-      <w:r>
-        <w:rPr>
-          <w:b w:val="0"/>
-        </w:rPr>
-        <w:t>.</w:t>
-      </w:r>
-    </w:p>
-    <w:p>
-      <w:pPr>
-        <w:spacing w:line="336" w:lineRule="auto" w:after="180"/>
-        <w:shd w:fill="F4F9FC"/>
-      </w:pPr>
-      <w:r>
-        <w:rPr>
-          <w:b w:val="0"/>
-        </w:rPr>
-        <w:t xml:space="preserve">3. We can decide the result without examining the changed </w:t>
-      </w:r>
-      <w:r>
-        <w:rPr>
-          <w:b/>
-        </w:rPr>
-        <w:t>input</w:t>
-      </w:r>
-      <w:r>
-        <w:rPr>
-          <w:b w:val="0"/>
-        </w:rPr>
-        <w:t xml:space="preserve"> or the procedure.</w:t>
-      </w:r>
-    </w:p>
-    <w:p>
-      <w:pPr>
-        <w:pStyle w:val="Heading3"/>
-      </w:pPr>
-      <w:r>
-        <w:t>My selected conclusion, deciding fact and explanation</w:t>
-      </w:r>
-    </w:p>
-    <w:p>
-      <w:r>
-        <w:t>________________________________________________________________</w:t>
-      </w:r>
-    </w:p>
-    <w:p>
-      <w:r>
-        <w:t>________________________________________________________________</w:t>
-      </w:r>
-    </w:p>
-    <w:p>
-      <w:r>
-        <w:t>________________________________________________________________</w:t>
-      </w:r>
-    </w:p>
-    <w:p>
-      <w:r>
-        <w:t>________________________________________________________________</w:t>
-      </w:r>
-    </w:p>
-    <w:p>
-      <w:r>
-        <w:t>________________________________________________________________</w:t>
-      </w:r>
-    </w:p>
-    <w:p>
-      <w:pPr>
-        <w:pStyle w:val="Heading3"/>
-      </w:pPr>
-      <w:r>
-        <w:t>Hint · try first</w:t>
-      </w:r>
-    </w:p>
-    <w:p>
-      <w:pPr>
-        <w:spacing w:line="336" w:lineRule="auto" w:after="180"/>
-        <w:shd w:fill="F1F6F8"/>
-      </w:pPr>
-      <w:r>
-        <w:rPr>
-          <w:b w:val="0"/>
-        </w:rPr>
-        <w:t>Hint if needed: Use the changed condition and the deciding step in the pictorial trace. The answer must say what follows from those facts.</w:t>
-      </w:r>
-    </w:p>
-    <w:p>
-      <w:pPr>
-        <w:pStyle w:val="Heading3"/>
-      </w:pPr>
-      <w:r>
-        <w:t>Feedback · compare after trying</w:t>
-      </w:r>
-    </w:p>
-    <w:p>
-      <w:pPr>
-        <w:spacing w:line="336" w:lineRule="auto" w:after="180"/>
-        <w:shd w:fill="F1F6FC"/>
-      </w:pPr>
-      <w:r>
-        <w:rPr>
-          <w:b w:val="0"/>
-        </w:rPr>
-        <w:t xml:space="preserve">After your attempt, compare with the supported explanation: Select epoch 3 under the unchanged criterion. Its measured validation loss is now below epoch 2’s2; the </w:t>
-      </w:r>
-      <w:r>
-        <w:rPr>
-          <w:b/>
-        </w:rPr>
-        <w:t>training curve</w:t>
-      </w:r>
-      <w:r>
-        <w:rPr>
-          <w:b w:val="0"/>
-        </w:rPr>
-        <w:t xml:space="preserve"> alone never settled selection.</w:t>
-      </w:r>
-    </w:p>
-    <w:p>
-      <w:pPr>
-        <w:pStyle w:val="Heading3"/>
-      </w:pPr>
-      <w:r>
-        <w:t>Repair a missing building block</w:t>
-      </w:r>
-    </w:p>
-    <w:p>
-      <w:pPr>
-        <w:spacing w:line="336" w:lineRule="auto" w:after="180"/>
-      </w:pPr>
-      <w:r>
-        <w:rPr>
-          <w:b w:val="0"/>
-        </w:rPr>
-        <w:t>Review Learning rate experiments (ai-5/14). Goal: Run a controlled comparison of learning rates. Short practice: What should a fair rate comparison hold fixed?</w:t>
-      </w:r>
-    </w:p>
-    <w:p>
-      <w:pPr>
-        <w:spacing w:line="336" w:lineRule="auto" w:after="180"/>
-      </w:pPr>
-      <w:r>
-        <w:rPr>
-          <w:b w:val="0"/>
-        </w:rPr>
-        <w:t xml:space="preserve">Point to the relevant step in the picture, then write the changed result and the rule or </w:t>
-      </w:r>
-      <w:r>
-        <w:rPr>
-          <w:b/>
-        </w:rPr>
-        <w:t>evidence</w:t>
-      </w:r>
-      <w:r>
-        <w:rPr>
-          <w:b w:val="0"/>
-        </w:rPr>
-        <w:t xml:space="preserve"> that supports it.. Return to this week and explain what you changed.</w:t>
-      </w:r>
-    </w:p>
-    <w:p>
-      <w:pPr>
-        <w:spacing w:line="336" w:lineRule="auto" w:after="180"/>
-      </w:pPr>
-      <w:r>
-        <w:rPr>
-          <w:b w:val="0"/>
-        </w:rPr>
-        <w:t xml:space="preserve">Review </w:t>
-      </w:r>
-      <w:r>
-        <w:rPr>
-          <w:b/>
-        </w:rPr>
-        <w:t>Training</w:t>
-      </w:r>
-      <w:r>
-        <w:rPr>
-          <w:b w:val="0"/>
-        </w:rPr>
-        <w:t xml:space="preserve"> a small network (ai-5/12). Goal: Trace repeated forward loss gradient and update steps. Short practice: Which parameter changed, and which part was not trained?</w:t>
-      </w:r>
-    </w:p>
-    <w:p>
-      <w:pPr>
-        <w:spacing w:line="336" w:lineRule="auto" w:after="180"/>
-      </w:pPr>
-      <w:r>
-        <w:rPr>
-          <w:b w:val="0"/>
-        </w:rPr>
-        <w:t xml:space="preserve">Point to the relevant step in the picture, then write the changed result and the rule or </w:t>
-      </w:r>
-      <w:r>
-        <w:rPr>
-          <w:b/>
-        </w:rPr>
-        <w:t>evidence</w:t>
-      </w:r>
-      <w:r>
-        <w:rPr>
-          <w:b w:val="0"/>
-        </w:rPr>
-        <w:t xml:space="preserve"> that supports it.. Return to this week and explain what you changed.</w:t>
-      </w:r>
-    </w:p>
-    <w:p>
-      <w:pPr>
-        <w:spacing w:line="336" w:lineRule="auto" w:after="180"/>
-      </w:pPr>
-      <w:r>
-        <w:rPr>
-          <w:b w:val="0"/>
-        </w:rPr>
-        <w:t>Review Slopes and local change (ai-5/9). Goal: Calculate an average rate of change over a stated interval. Short practice: Which calculation disproves “any increase helps”?</w:t>
-      </w:r>
-    </w:p>
-    <w:p>
-      <w:pPr>
-        <w:spacing w:line="336" w:lineRule="auto" w:after="180"/>
-      </w:pPr>
-      <w:r>
-        <w:rPr>
-          <w:b w:val="0"/>
-        </w:rPr>
-        <w:t xml:space="preserve">Point to the relevant step in the picture, then write the changed result and the rule or </w:t>
-      </w:r>
-      <w:r>
-        <w:rPr>
-          <w:b/>
-        </w:rPr>
-        <w:t>evidence</w:t>
-      </w:r>
-      <w:r>
-        <w:rPr>
-          <w:b w:val="0"/>
-        </w:rPr>
-        <w:t xml:space="preserve"> that supports it.. Return to this week and explain what you changed.</w:t>
-      </w:r>
-    </w:p>
-    <w:p>
-      <w:pPr>
-        <w:pStyle w:val="Heading3"/>
-      </w:pPr>
-      <w:r>
-        <w:t>Predict, run and debug</w:t>
-      </w:r>
-    </w:p>
-    <w:p>
-      <w:pPr>
-        <w:spacing w:line="336" w:lineRule="auto" w:after="180"/>
-      </w:pPr>
-      <w:r>
-        <w:rPr>
-          <w:b w:val="0"/>
-        </w:rPr>
-        <w:t xml:space="preserve">The browser lab lets you edit the supported Python examples already included in this lesson. Predict first, run, inspect the actual </w:t>
-      </w:r>
-      <w:r>
-        <w:rPr>
-          <w:b/>
-        </w:rPr>
-        <w:t>output</w:t>
-      </w:r>
-      <w:r>
-        <w:rPr>
-          <w:b w:val="0"/>
-        </w:rPr>
-        <w:t xml:space="preserve"> or error, change one </w:t>
-      </w:r>
-      <w:r>
-        <w:rPr>
-          <w:b/>
-        </w:rPr>
-        <w:t>input</w:t>
-      </w:r>
-      <w:r>
-        <w:rPr>
-          <w:b w:val="0"/>
-        </w:rPr>
-        <w:t>, then run again.</w:t>
-      </w:r>
-    </w:p>
-    <w:p>
-      <w:pPr>
-        <w:spacing w:line="336" w:lineRule="auto" w:after="180"/>
-      </w:pPr>
-      <w:r>
-        <w:rPr>
-          <w:b w:val="0"/>
-        </w:rPr>
-        <w:t xml:space="preserve">Keep code, </w:t>
-      </w:r>
-      <w:r>
-        <w:rPr>
-          <w:b/>
-        </w:rPr>
-        <w:t>prediction</w:t>
-      </w:r>
-      <w:r>
-        <w:rPr>
-          <w:b w:val="0"/>
-        </w:rPr>
-        <w:t>s, actual results and a reasoned revision together. On paper, label your result as a trace rather than an execution.</w:t>
-      </w:r>
-    </w:p>
-    <w:p>
-      <w:pPr>
-        <w:pStyle w:val="Heading3"/>
-      </w:pPr>
-      <w:r>
-        <w:t>Keep your completed work</w:t>
-      </w:r>
-    </w:p>
-    <w:p>
-      <w:pPr>
-        <w:spacing w:line="336" w:lineRule="auto" w:after="180"/>
-      </w:pPr>
-      <w:r>
-        <w:rPr>
-          <w:b w:val="0"/>
-        </w:rPr>
-        <w:t xml:space="preserve">Use Download completed work in the hosted lesson to export your answers, reflections, practice feedback and code-run </w:t>
-      </w:r>
-      <w:r>
-        <w:rPr>
-          <w:b/>
-        </w:rPr>
-        <w:t>evidence</w:t>
-      </w:r>
-      <w:r>
-        <w:rPr>
-          <w:b w:val="0"/>
-        </w:rPr>
-        <w:t>. Open the HTML copy to read or print it.</w:t>
-      </w:r>
-    </w:p>
-    <w:p>
-      <w:pPr>
-        <w:spacing w:line="336" w:lineRule="auto" w:after="180"/>
-      </w:pPr>
-      <w:r>
-        <w:rPr>
-          <w:b w:val="0"/>
-        </w:rPr>
-        <w:t>Drafts stay in this browser when storage is available; clear drafts on a shared device.</w:t>
-      </w:r>
-    </w:p>
-    <w:p>
-      <w:pPr>
-        <w:pStyle w:val="Heading1"/>
-      </w:pPr>
-      <w:r>
-        <w:t>18. Visual concept journey</w:t>
-      </w:r>
-    </w:p>
-    <w:p>
-      <w:r>
-        <w:t>Explain each Training and validation curves graphic using its labels, deciding evidence and relevant limitation.</w:t>
-      </w:r>
-    </w:p>
-    <w:p>
-      <w:pPr>
-        <w:pStyle w:val="Heading3"/>
+        <w:t>18. Reference · Six-picture concept journey</w:t>
+      </w:r>
+    </w:p>
+    <w:p>
+      <w:r>
+        <w:t>Choose the picture that supports the current explanation.</w:t>
+      </w:r>
+    </w:p>
+    <w:p>
+      <w:pPr>
+        <w:pStyle w:val="Heading2"/>
       </w:pPr>
       <w:r>
         <w:t>01. Training and validation curves: the case</w:t>
@@ -5297,7 +5818,7 @@
         <w:drawing>
           <wp:inline xmlns:a="http://schemas.openxmlformats.org/drawingml/2006/main" xmlns:pic="http://schemas.openxmlformats.org/drawingml/2006/picture">
             <wp:extent cx="5486400" cy="3142488"/>
-            <wp:docPr id="3" name="Picture 3" descr="Plot training and validation loss for checkpoints before opening final cases. Supplied facts: Supplied checkpoint losses: epoch 1 train 4, val 3; epoch 2 train 2, val 2; epoch 3 train 1, val 2.5. Selection: smallest validation loss. All inputs and outcomes in this worked example are invented classroom data; no real model run is claimed."/>
+            <wp:docPr id="6" name="Picture 6" descr="Plot training and validation loss for checkpoints before opening final cases. Supplied facts: Supplied checkpoint losses: epoch 1 train 4, val 3; epoch 2 train 2, val 2; epoch 3 train 1, val 2.5. Selection: smallest validation loss. All inputs and outcomes in this worked example are invented classroom data; no real model run is claimed."/>
             <wp:cNvGraphicFramePr>
               <a:graphicFrameLocks noChangeAspect="1"/>
             </wp:cNvGraphicFramePr>
@@ -5309,7 +5830,7 @@
                     <pic:cNvPicPr/>
                   </pic:nvPicPr>
                   <pic:blipFill>
-                    <a:blip r:embed="rId11"/>
+                    <a:blip r:embed="rId14"/>
                     <a:stretch>
                       <a:fillRect/>
                     </a:stretch>
@@ -5401,7 +5922,6 @@
     <w:p>
       <w:pPr>
         <w:spacing w:line="336" w:lineRule="auto" w:after="180"/>
-        <w:shd w:fill="F5F1FB"/>
       </w:pPr>
       <w:r>
         <w:rPr>
@@ -5412,7 +5932,7 @@
     </w:p>
     <w:p>
       <w:pPr>
-        <w:pStyle w:val="Heading3"/>
+        <w:pStyle w:val="Heading2"/>
       </w:pPr>
       <w:r>
         <w:t>02. Follow the deciding steps</w:t>
@@ -5423,7 +5943,7 @@
         <w:drawing>
           <wp:inline xmlns:a="http://schemas.openxmlformats.org/drawingml/2006/main" xmlns:pic="http://schemas.openxmlformats.org/drawingml/2006/picture">
             <wp:extent cx="5486400" cy="3182112"/>
-            <wp:docPr id="4" name="Picture 4" descr="Read training curve: Training loss falls 4→2→1. → Read validation curve: Validation loss falls 3→2 then rises to2.5. → Choose checkpoint: Select epoch 2, not epoch 3, under the declared validation criterion."/>
+            <wp:docPr id="7" name="Picture 7" descr="Read training curve: Training loss falls 4→2→1. → Read validation curve: Validation loss falls 3→2 then rises to2.5. → Choose checkpoint: Select epoch 2, not epoch 3, under the declared validation criterion."/>
             <wp:cNvGraphicFramePr>
               <a:graphicFrameLocks noChangeAspect="1"/>
             </wp:cNvGraphicFramePr>
@@ -5435,7 +5955,7 @@
                     <pic:cNvPicPr/>
                   </pic:nvPicPr>
                   <pic:blipFill>
-                    <a:blip r:embed="rId12"/>
+                    <a:blip r:embed="rId10"/>
                     <a:stretch>
                       <a:fillRect/>
                     </a:stretch>
@@ -5516,7 +6036,6 @@
     <w:p>
       <w:pPr>
         <w:spacing w:line="336" w:lineRule="auto" w:after="180"/>
-        <w:shd w:fill="F5F1FB"/>
       </w:pPr>
       <w:r>
         <w:rPr>
@@ -5539,7 +6058,7 @@
     </w:p>
     <w:p>
       <w:pPr>
-        <w:pStyle w:val="Heading3"/>
+        <w:pStyle w:val="Heading2"/>
       </w:pPr>
       <w:r>
         <w:t>03. Checkpoint losses</w:t>
@@ -5550,7 +6069,7 @@
         <w:drawing>
           <wp:inline xmlns:a="http://schemas.openxmlformats.org/drawingml/2006/main" xmlns:pic="http://schemas.openxmlformats.org/drawingml/2006/picture">
             <wp:extent cx="5486400" cy="3617976"/>
-            <wp:docPr id="5" name="Picture 5" descr="Checkpoint losses. epoch 1: training = 4, validation = 3. epoch 2: training = 2, validation = 2. epoch 3: training = 1, validation = 2.5."/>
+            <wp:docPr id="8" name="Picture 8" descr="Checkpoint losses. epoch 1: training = 4, validation = 3. epoch 2: training = 2, validation = 2. epoch 3: training = 1, validation = 2.5."/>
             <wp:cNvGraphicFramePr>
               <a:graphicFrameLocks noChangeAspect="1"/>
             </wp:cNvGraphicFramePr>
@@ -5562,7 +6081,7 @@
                     <pic:cNvPicPr/>
                   </pic:nvPicPr>
                   <pic:blipFill>
-                    <a:blip r:embed="rId13"/>
+                    <a:blip r:embed="rId15"/>
                     <a:stretch>
                       <a:fillRect/>
                     </a:stretch>
@@ -5637,7 +6156,6 @@
     <w:p>
       <w:pPr>
         <w:spacing w:line="336" w:lineRule="auto" w:after="180"/>
-        <w:shd w:fill="F5F1FB"/>
       </w:pPr>
       <w:r>
         <w:rPr>
@@ -5648,7 +6166,7 @@
     </w:p>
     <w:p>
       <w:pPr>
-        <w:pStyle w:val="Heading3"/>
+        <w:pStyle w:val="Heading2"/>
       </w:pPr>
       <w:r>
         <w:t>04. Change one thing. Trace what follows.</w:t>
@@ -5659,7 +6177,7 @@
         <w:drawing>
           <wp:inline xmlns:a="http://schemas.openxmlformats.org/drawingml/2006/main" xmlns:pic="http://schemas.openxmlformats.org/drawingml/2006/picture">
             <wp:extent cx="5486400" cy="3179064"/>
-            <wp:docPr id="6" name="Picture 6" descr="Original case: Select epoch 2, not epoch 3, under the declared validation criterion. Changed condition: Epoch 3 validation loss is instead 1.5. Expected result: Select epoch 3 under the unchanged criterion. Reason: Its measured validation loss is now below epoch 2’s2; the training curve alone never settled selection."/>
+            <wp:docPr id="9" name="Picture 9" descr="Original case: Select epoch 2, not epoch 3, under the declared validation criterion. Changed condition: Epoch 3 validation loss is instead 1.5. Expected result: Select epoch 3 under the unchanged criterion. Reason: Its measured validation loss is now below epoch 2’s2; the training curve alone never settled selection."/>
             <wp:cNvGraphicFramePr>
               <a:graphicFrameLocks noChangeAspect="1"/>
             </wp:cNvGraphicFramePr>
@@ -5671,7 +6189,7 @@
                     <pic:cNvPicPr/>
                   </pic:nvPicPr>
                   <pic:blipFill>
-                    <a:blip r:embed="rId14"/>
+                    <a:blip r:embed="rId11"/>
                     <a:stretch>
                       <a:fillRect/>
                     </a:stretch>
@@ -5727,7 +6245,6 @@
     <w:p>
       <w:pPr>
         <w:spacing w:line="336" w:lineRule="auto" w:after="180"/>
-        <w:shd w:fill="F5F1FB"/>
       </w:pPr>
       <w:r>
         <w:rPr>
@@ -5738,7 +6255,7 @@
     </w:p>
     <w:p>
       <w:pPr>
-        <w:pStyle w:val="Heading3"/>
+        <w:pStyle w:val="Heading2"/>
       </w:pPr>
       <w:r>
         <w:t>05. Connect the explanation to its limit</w:t>
@@ -5749,7 +6266,7 @@
         <w:drawing>
           <wp:inline xmlns:a="http://schemas.openxmlformats.org/drawingml/2006/main" xmlns:pic="http://schemas.openxmlformats.org/drawingml/2006/picture">
             <wp:extent cx="5486400" cy="2834640"/>
-            <wp:docPr id="7" name="Picture 7" descr="The training curve measures fit to examples used for learning. The validation curve measures a separate set used to choose a checkpoint. The final training loss is smallest here, but its validation loss has risen. Under the supplied selection rule, keep checkpoint two. A later final test must remain outside both learning and checkpoint selection. Limit: A single curve has sampling and run variability; validation-selected checkpoints still require untouched final evidence."/>
+            <wp:docPr id="10" name="Picture 10" descr="The training curve measures fit to examples used for learning. The validation curve measures a separate set used to choose a checkpoint. The final training loss is smallest here, but its validation loss has risen. Under the supplied selection rule, keep checkpoint two. A later final test must remain outside both learning and checkpoint selection. Limit: A single curve has sampling and run variability; validation-selected checkpoints still require untouched final evidence."/>
             <wp:cNvGraphicFramePr>
               <a:graphicFrameLocks noChangeAspect="1"/>
             </wp:cNvGraphicFramePr>
@@ -5761,7 +6278,7 @@
                     <pic:cNvPicPr/>
                   </pic:nvPicPr>
                   <pic:blipFill>
-                    <a:blip r:embed="rId15"/>
+                    <a:blip r:embed="rId16"/>
                     <a:stretch>
                       <a:fillRect/>
                     </a:stretch>
@@ -5924,7 +6441,6 @@
     <w:p>
       <w:pPr>
         <w:spacing w:line="336" w:lineRule="auto" w:after="180"/>
-        <w:shd w:fill="F5F1FB"/>
       </w:pPr>
       <w:r>
         <w:rPr>
@@ -5935,7 +6451,7 @@
     </w:p>
     <w:p>
       <w:pPr>
-        <w:pStyle w:val="Heading3"/>
+        <w:pStyle w:val="Heading2"/>
       </w:pPr>
       <w:r>
         <w:t>06. Make the idea visible in your project</w:t>
@@ -5946,7 +6462,7 @@
         <w:drawing>
           <wp:inline xmlns:a="http://schemas.openxmlformats.org/drawingml/2006/main" xmlns:pic="http://schemas.openxmlformats.org/drawingml/2006/picture">
             <wp:extent cx="5486400" cy="3681984"/>
-            <wp:docPr id="8" name="Picture 8" descr="For your Image-pattern Network Investigation, save the input, procedure, observed result and limitation of this check. Label this worked example as practice; use a different, previously unreviewed case when checking independent understanding. Draw your input, deciding step, result and limit. Supported question: Can the original epoch 3 training loss 1 justify claiming best generalisation? Point to the relevant step in the picture, then write the changed result and the rule or evidence that supports it."/>
+            <wp:docPr id="11" name="Picture 11" descr="For your Image-pattern Network Investigation, save the input, procedure, observed result and limitation of this check. Label this worked example as practice; use a different, previously unreviewed case when checking independent understanding. Draw your input, deciding step, result and limit. Supported question: Can the original epoch 3 training loss 1 justify claiming best generalisation? Point to the relevant step in the picture, then write the changed result and the rule or evidence that supports it."/>
             <wp:cNvGraphicFramePr>
               <a:graphicFrameLocks noChangeAspect="1"/>
             </wp:cNvGraphicFramePr>
@@ -5958,7 +6474,7 @@
                     <pic:cNvPicPr/>
                   </pic:nvPicPr>
                   <pic:blipFill>
-                    <a:blip r:embed="rId16"/>
+                    <a:blip r:embed="rId17"/>
                     <a:stretch>
                       <a:fillRect/>
                     </a:stretch>
@@ -6061,7 +6577,6 @@
     <w:p>
       <w:pPr>
         <w:spacing w:line="336" w:lineRule="auto" w:after="180"/>
-        <w:shd w:fill="F5F1FB"/>
       </w:pPr>
       <w:r>
         <w:rPr>
@@ -6080,6 +6595,62 @@
           <w:b w:val="0"/>
         </w:rPr>
         <w:t>.</w:t>
+      </w:r>
+    </w:p>
+    <w:p>
+      <w:pPr>
+        <w:pStyle w:val="Heading2"/>
+      </w:pPr>
+      <w:r>
+        <w:t>Earlier wording, alternatives and picture transcripts · reference / check after trying</w:t>
+      </w:r>
+    </w:p>
+    <w:p>
+      <w:pPr>
+        <w:pStyle w:val="Heading3"/>
+      </w:pPr>
+      <w:r>
+        <w:t>01. Training and validation curves: the case</w:t>
+      </w:r>
+    </w:p>
+    <w:p>
+      <w:pPr>
+        <w:pStyle w:val="Heading3"/>
+      </w:pPr>
+      <w:r>
+        <w:t>02. Follow the deciding steps</w:t>
+      </w:r>
+    </w:p>
+    <w:p>
+      <w:pPr>
+        <w:pStyle w:val="Heading3"/>
+      </w:pPr>
+      <w:r>
+        <w:t>03. Checkpoint losses</w:t>
+      </w:r>
+    </w:p>
+    <w:p>
+      <w:pPr>
+        <w:pStyle w:val="Heading3"/>
+      </w:pPr>
+      <w:r>
+        <w:t>04. Change one thing. Trace what follows.</w:t>
+      </w:r>
+    </w:p>
+    <w:p>
+      <w:pPr>
+        <w:pStyle w:val="Heading3"/>
+      </w:pPr>
+      <w:r>
+        <w:t>05. Connect the explanation to its limit</w:t>
+      </w:r>
+    </w:p>
+    <w:p>
+      <w:pPr>
+        <w:pStyle w:val="Heading3"/>
+      </w:pPr>
+      <w:r>
+        <w:t>06. Make the idea visible in your project</w:t>
       </w:r>
     </w:p>
     <w:sectPr>
